--- a/Proyecto/docs/ADS_Tarea1Proyecto_JoshuaOsorio_AndresFabara.docx
+++ b/Proyecto/docs/ADS_Tarea1Proyecto_JoshuaOsorio_AndresFabara.docx
@@ -1,6 +1,6 @@
 
 <file path=word/document.xml><?xml version="1.0" encoding="utf-8"?>
-<w:document xmlns:wpc="http://schemas.microsoft.com/office/word/2010/wordprocessingCanvas" xmlns:cx="http://schemas.microsoft.com/office/drawing/2014/chartex" xmlns:cx1="http://schemas.microsoft.com/office/drawing/2015/9/8/chartex" xmlns:cx2="http://schemas.microsoft.com/office/drawing/2015/10/21/chartex" xmlns:cx3="http://schemas.microsoft.com/office/drawing/2016/5/9/chartex" xmlns:cx4="http://schemas.microsoft.com/office/drawing/2016/5/10/chartex" xmlns:cx5="http://schemas.microsoft.com/office/drawing/2016/5/11/chartex" xmlns:cx6="http://schemas.microsoft.com/office/drawing/2016/5/12/chartex" xmlns:cx7="http://schemas.microsoft.com/office/drawing/2016/5/13/chartex" xmlns:cx8="http://schemas.microsoft.com/office/drawing/2016/5/14/chartex" xmlns:mc="http://schemas.openxmlformats.org/markup-compatibility/2006" xmlns:aink="http://schemas.microsoft.com/office/drawing/2016/ink" xmlns:am3d="http://schemas.microsoft.com/office/drawing/2017/model3d" xmlns:o="urn:schemas-microsoft-com:office:office" xmlns:r="http://schemas.openxmlformats.org/officeDocument/2006/relationships" xmlns:m="http://schemas.openxmlformats.org/officeDocument/2006/math" xmlns:v="urn:schemas-microsoft-com:vml" xmlns:wp14="http://schemas.microsoft.com/office/word/2010/wordprocessingDrawing" xmlns:wp="http://schemas.openxmlformats.org/drawingml/2006/wordprocessingDrawing" xmlns:w10="urn:schemas-microsoft-com:office:word" xmlns:w="http://schemas.openxmlformats.org/wordprocessingml/2006/main" xmlns:w14="http://schemas.microsoft.com/office/word/2010/wordml" xmlns:w15="http://schemas.microsoft.com/office/word/2012/wordml" xmlns:w16cex="http://schemas.microsoft.com/office/word/2018/wordml/cex" xmlns:w16cid="http://schemas.microsoft.com/office/word/2016/wordml/cid" xmlns:w16="http://schemas.microsoft.com/office/word/2018/wordml" xmlns:w16sdtdh="http://schemas.microsoft.com/office/word/2020/wordml/sdtdatahash" xmlns:w16se="http://schemas.microsoft.com/office/word/2015/wordml/symex" xmlns:wpg="http://schemas.microsoft.com/office/word/2010/wordprocessingGroup" xmlns:wpi="http://schemas.microsoft.com/office/word/2010/wordprocessingInk" xmlns:wne="http://schemas.microsoft.com/office/word/2006/wordml" xmlns:wps="http://schemas.microsoft.com/office/word/2010/wordprocessingShape" mc:Ignorable="w14 w15 w16se w16cid w16 w16cex w16sdtdh wp14">
+<w:document xmlns:wpc="http://schemas.microsoft.com/office/word/2010/wordprocessingCanvas" xmlns:cx="http://schemas.microsoft.com/office/drawing/2014/chartex" xmlns:cx1="http://schemas.microsoft.com/office/drawing/2015/9/8/chartex" xmlns:cx2="http://schemas.microsoft.com/office/drawing/2015/10/21/chartex" xmlns:cx3="http://schemas.microsoft.com/office/drawing/2016/5/9/chartex" xmlns:cx4="http://schemas.microsoft.com/office/drawing/2016/5/10/chartex" xmlns:cx5="http://schemas.microsoft.com/office/drawing/2016/5/11/chartex" xmlns:cx6="http://schemas.microsoft.com/office/drawing/2016/5/12/chartex" xmlns:cx7="http://schemas.microsoft.com/office/drawing/2016/5/13/chartex" xmlns:cx8="http://schemas.microsoft.com/office/drawing/2016/5/14/chartex" xmlns:mc="http://schemas.openxmlformats.org/markup-compatibility/2006" xmlns:aink="http://schemas.microsoft.com/office/drawing/2016/ink" xmlns:am3d="http://schemas.microsoft.com/office/drawing/2017/model3d" xmlns:o="urn:schemas-microsoft-com:office:office" xmlns:oel="http://schemas.microsoft.com/office/2019/extlst" xmlns:r="http://schemas.openxmlformats.org/officeDocument/2006/relationships" xmlns:m="http://schemas.openxmlformats.org/officeDocument/2006/math" xmlns:v="urn:schemas-microsoft-com:vml" xmlns:wp14="http://schemas.microsoft.com/office/word/2010/wordprocessingDrawing" xmlns:wp="http://schemas.openxmlformats.org/drawingml/2006/wordprocessingDrawing" xmlns:w10="urn:schemas-microsoft-com:office:word" xmlns:w="http://schemas.openxmlformats.org/wordprocessingml/2006/main" xmlns:w14="http://schemas.microsoft.com/office/word/2010/wordml" xmlns:w15="http://schemas.microsoft.com/office/word/2012/wordml" xmlns:w16cex="http://schemas.microsoft.com/office/word/2018/wordml/cex" xmlns:w16cid="http://schemas.microsoft.com/office/word/2016/wordml/cid" xmlns:w16="http://schemas.microsoft.com/office/word/2018/wordml" xmlns:w16du="http://schemas.microsoft.com/office/word/2023/wordml/word16du" xmlns:w16sdtdh="http://schemas.microsoft.com/office/word/2020/wordml/sdtdatahash" xmlns:w16sdtfl="http://schemas.microsoft.com/office/word/2024/wordml/sdtformatlock" xmlns:w16se="http://schemas.microsoft.com/office/word/2015/wordml/symex" xmlns:wpg="http://schemas.microsoft.com/office/word/2010/wordprocessingGroup" xmlns:wpi="http://schemas.microsoft.com/office/word/2010/wordprocessingInk" xmlns:wne="http://schemas.microsoft.com/office/word/2006/wordml" xmlns:wps="http://schemas.microsoft.com/office/word/2010/wordprocessingShape" mc:Ignorable="w14 w15 w16se w16cid w16 w16cex w16sdtdh w16sdtfl w16du wp14">
   <w:body>
     <w:p>
       <w:pPr>
@@ -460,7 +460,7 @@
         </w:p>
         <w:p>
           <w:pPr>
-            <w:pStyle w:val="TDC2"/>
+            <w:pStyle w:val="TDC1"/>
             <w:tabs>
               <w:tab w:val="right" w:leader="dot" w:pos="9350"/>
             </w:tabs>
@@ -470,7 +470,7 @@
               <w:kern w:val="2"/>
               <w:sz w:val="24"/>
               <w:szCs w:val="24"/>
-              <w:lang w:val="en-US"/>
+              <w:lang w:val="es-MX" w:eastAsia="es-MX"/>
               <w14:ligatures w14:val="standardContextual"/>
             </w:rPr>
           </w:pPr>
@@ -483,14 +483,17 @@
           <w:r>
             <w:fldChar w:fldCharType="separate"/>
           </w:r>
-          <w:hyperlink w:anchor="_Toc222087911" w:history="1">
+          <w:hyperlink w:anchor="_Toc222859650" w:history="1">
             <w:r>
               <w:rPr>
                 <w:rStyle w:val="Hipervnculo"/>
+                <w:rFonts w:ascii="Proxima Nova" w:hAnsi="Proxima Nova"/>
+                <w:b/>
+                <w:bCs/>
                 <w:noProof/>
-                <w:lang w:val="es-ES"/>
+                <w:lang w:val="es-MX"/>
               </w:rPr>
-              <w:t>Descripción general del sistema</w:t>
+              <w:t>Funcionalidades principales del sistema</w:t>
             </w:r>
             <w:r>
               <w:rPr>
@@ -511,7 +514,7 @@
                 <w:noProof/>
                 <w:webHidden/>
               </w:rPr>
-              <w:instrText xml:space="preserve"> PAGEREF _Toc222087911 \h </w:instrText>
+              <w:instrText xml:space="preserve"> PAGEREF _Toc222859650 \h </w:instrText>
             </w:r>
             <w:r>
               <w:rPr>
@@ -544,7 +547,7 @@
         </w:p>
         <w:p>
           <w:pPr>
-            <w:pStyle w:val="TDC2"/>
+            <w:pStyle w:val="TDC1"/>
             <w:tabs>
               <w:tab w:val="right" w:leader="dot" w:pos="9350"/>
             </w:tabs>
@@ -554,18 +557,21 @@
               <w:kern w:val="2"/>
               <w:sz w:val="24"/>
               <w:szCs w:val="24"/>
-              <w:lang w:val="en-US"/>
+              <w:lang w:val="es-MX" w:eastAsia="es-MX"/>
               <w14:ligatures w14:val="standardContextual"/>
             </w:rPr>
           </w:pPr>
-          <w:hyperlink w:anchor="_Toc222087912" w:history="1">
+          <w:hyperlink w:anchor="_Toc222859651" w:history="1">
             <w:r>
               <w:rPr>
                 <w:rStyle w:val="Hipervnculo"/>
+                <w:rFonts w:ascii="Proxima Nova" w:hAnsi="Proxima Nova"/>
+                <w:b/>
+                <w:bCs/>
                 <w:noProof/>
-                <w:lang w:val="es-ES"/>
+                <w:lang w:val="es-MX"/>
               </w:rPr>
-              <w:t>Objetivo del sistema</w:t>
+              <w:t>Acciones que podrán ejecutar los diferentes tipos de usuarios</w:t>
             </w:r>
             <w:r>
               <w:rPr>
@@ -586,157 +592,7 @@
                 <w:noProof/>
                 <w:webHidden/>
               </w:rPr>
-              <w:instrText xml:space="preserve"> PAGEREF _Toc222087912 \h </w:instrText>
-            </w:r>
-            <w:r>
-              <w:rPr>
-                <w:noProof/>
-                <w:webHidden/>
-              </w:rPr>
-            </w:r>
-            <w:r>
-              <w:rPr>
-                <w:noProof/>
-                <w:webHidden/>
-              </w:rPr>
-              <w:fldChar w:fldCharType="separate"/>
-            </w:r>
-            <w:r>
-              <w:rPr>
-                <w:noProof/>
-                <w:webHidden/>
-              </w:rPr>
-              <w:t>2</w:t>
-            </w:r>
-            <w:r>
-              <w:rPr>
-                <w:noProof/>
-                <w:webHidden/>
-              </w:rPr>
-              <w:fldChar w:fldCharType="end"/>
-            </w:r>
-          </w:hyperlink>
-        </w:p>
-        <w:p>
-          <w:pPr>
-            <w:pStyle w:val="TDC2"/>
-            <w:tabs>
-              <w:tab w:val="right" w:leader="dot" w:pos="9350"/>
-            </w:tabs>
-            <w:rPr>
-              <w:rFonts w:asciiTheme="minorHAnsi" w:eastAsiaTheme="minorEastAsia" w:hAnsiTheme="minorHAnsi" w:cstheme="minorBidi"/>
-              <w:noProof/>
-              <w:kern w:val="2"/>
-              <w:sz w:val="24"/>
-              <w:szCs w:val="24"/>
-              <w:lang w:val="en-US"/>
-              <w14:ligatures w14:val="standardContextual"/>
-            </w:rPr>
-          </w:pPr>
-          <w:hyperlink w:anchor="_Toc222087913" w:history="1">
-            <w:r>
-              <w:rPr>
-                <w:rStyle w:val="Hipervnculo"/>
-                <w:noProof/>
-                <w:lang w:val="es-ES"/>
-              </w:rPr>
-              <w:t>Principales usuarios o actores involucrados</w:t>
-            </w:r>
-            <w:r>
-              <w:rPr>
-                <w:noProof/>
-                <w:webHidden/>
-              </w:rPr>
-              <w:tab/>
-            </w:r>
-            <w:r>
-              <w:rPr>
-                <w:noProof/>
-                <w:webHidden/>
-              </w:rPr>
-              <w:fldChar w:fldCharType="begin"/>
-            </w:r>
-            <w:r>
-              <w:rPr>
-                <w:noProof/>
-                <w:webHidden/>
-              </w:rPr>
-              <w:instrText xml:space="preserve"> PAGEREF _Toc222087913 \h </w:instrText>
-            </w:r>
-            <w:r>
-              <w:rPr>
-                <w:noProof/>
-                <w:webHidden/>
-              </w:rPr>
-            </w:r>
-            <w:r>
-              <w:rPr>
-                <w:noProof/>
-                <w:webHidden/>
-              </w:rPr>
-              <w:fldChar w:fldCharType="separate"/>
-            </w:r>
-            <w:r>
-              <w:rPr>
-                <w:noProof/>
-                <w:webHidden/>
-              </w:rPr>
-              <w:t>2</w:t>
-            </w:r>
-            <w:r>
-              <w:rPr>
-                <w:noProof/>
-                <w:webHidden/>
-              </w:rPr>
-              <w:fldChar w:fldCharType="end"/>
-            </w:r>
-          </w:hyperlink>
-        </w:p>
-        <w:p>
-          <w:pPr>
-            <w:pStyle w:val="TDC2"/>
-            <w:tabs>
-              <w:tab w:val="right" w:leader="dot" w:pos="9350"/>
-            </w:tabs>
-            <w:rPr>
-              <w:rFonts w:asciiTheme="minorHAnsi" w:eastAsiaTheme="minorEastAsia" w:hAnsiTheme="minorHAnsi" w:cstheme="minorBidi"/>
-              <w:noProof/>
-              <w:kern w:val="2"/>
-              <w:sz w:val="24"/>
-              <w:szCs w:val="24"/>
-              <w:lang w:val="en-US"/>
-              <w14:ligatures w14:val="standardContextual"/>
-            </w:rPr>
-          </w:pPr>
-          <w:hyperlink w:anchor="_Toc222087914" w:history="1">
-            <w:r>
-              <w:rPr>
-                <w:rStyle w:val="Hipervnculo"/>
-                <w:noProof/>
-                <w:lang w:val="es-ES"/>
-              </w:rPr>
-              <w:t>Principales funciones del sistema</w:t>
-            </w:r>
-            <w:r>
-              <w:rPr>
-                <w:noProof/>
-                <w:webHidden/>
-              </w:rPr>
-              <w:tab/>
-            </w:r>
-            <w:r>
-              <w:rPr>
-                <w:noProof/>
-                <w:webHidden/>
-              </w:rPr>
-              <w:fldChar w:fldCharType="begin"/>
-            </w:r>
-            <w:r>
-              <w:rPr>
-                <w:noProof/>
-                <w:webHidden/>
-              </w:rPr>
-              <w:instrText xml:space="preserve"> PAGEREF _Toc222087914 \h </w:instrText>
+              <w:instrText xml:space="preserve"> PAGEREF _Toc222859651 \h </w:instrText>
             </w:r>
             <w:r>
               <w:rPr>
@@ -779,18 +635,21 @@
               <w:kern w:val="2"/>
               <w:sz w:val="24"/>
               <w:szCs w:val="24"/>
-              <w:lang w:val="en-US"/>
+              <w:lang w:val="es-MX" w:eastAsia="es-MX"/>
               <w14:ligatures w14:val="standardContextual"/>
             </w:rPr>
           </w:pPr>
-          <w:hyperlink w:anchor="_Toc222087915" w:history="1">
+          <w:hyperlink w:anchor="_Toc222859652" w:history="1">
             <w:r>
               <w:rPr>
                 <w:rStyle w:val="Hipervnculo"/>
+                <w:rFonts w:ascii="Proxima Nova" w:hAnsi="Proxima Nova"/>
+                <w:b/>
+                <w:bCs/>
                 <w:noProof/>
-                <w:lang w:val="es-ES"/>
+                <w:lang w:val="es-MX"/>
               </w:rPr>
-              <w:t>Entorno de operación</w:t>
+              <w:t>Cajero</w:t>
             </w:r>
             <w:r>
               <w:rPr>
@@ -811,7 +670,7 @@
                 <w:noProof/>
                 <w:webHidden/>
               </w:rPr>
-              <w:instrText xml:space="preserve"> PAGEREF _Toc222087915 \h </w:instrText>
+              <w:instrText xml:space="preserve"> PAGEREF _Toc222859652 \h </w:instrText>
             </w:r>
             <w:r>
               <w:rPr>
@@ -854,18 +713,21 @@
               <w:kern w:val="2"/>
               <w:sz w:val="24"/>
               <w:szCs w:val="24"/>
-              <w:lang w:val="en-US"/>
+              <w:lang w:val="es-MX" w:eastAsia="es-MX"/>
               <w14:ligatures w14:val="standardContextual"/>
             </w:rPr>
           </w:pPr>
-          <w:hyperlink w:anchor="_Toc222087916" w:history="1">
+          <w:hyperlink w:anchor="_Toc222859653" w:history="1">
             <w:r>
               <w:rPr>
                 <w:rStyle w:val="Hipervnculo"/>
+                <w:rFonts w:ascii="Proxima Nova" w:hAnsi="Proxima Nova"/>
+                <w:b/>
+                <w:bCs/>
                 <w:noProof/>
-                <w:lang w:val="es-ES"/>
+                <w:lang w:val="es-MX"/>
               </w:rPr>
-              <w:t>Posibles herramientas de desarrollo</w:t>
+              <w:t>Administrador</w:t>
             </w:r>
             <w:r>
               <w:rPr>
@@ -886,7 +748,7 @@
                 <w:noProof/>
                 <w:webHidden/>
               </w:rPr>
-              <w:instrText xml:space="preserve"> PAGEREF _Toc222087916 \h </w:instrText>
+              <w:instrText xml:space="preserve"> PAGEREF _Toc222859653 \h </w:instrText>
             </w:r>
             <w:r>
               <w:rPr>
@@ -919,7 +781,7 @@
         </w:p>
         <w:p>
           <w:pPr>
-            <w:pStyle w:val="TDC1"/>
+            <w:pStyle w:val="TDC2"/>
             <w:tabs>
               <w:tab w:val="right" w:leader="dot" w:pos="9350"/>
             </w:tabs>
@@ -929,18 +791,21 @@
               <w:kern w:val="2"/>
               <w:sz w:val="24"/>
               <w:szCs w:val="24"/>
-              <w:lang w:val="en-US"/>
+              <w:lang w:val="es-MX" w:eastAsia="es-MX"/>
               <w14:ligatures w14:val="standardContextual"/>
             </w:rPr>
           </w:pPr>
-          <w:hyperlink w:anchor="_Toc222087917" w:history="1">
+          <w:hyperlink w:anchor="_Toc222859654" w:history="1">
             <w:r>
               <w:rPr>
                 <w:rStyle w:val="Hipervnculo"/>
-                <w:rFonts w:ascii="Proxima Nova" w:eastAsia="Proxima Nova" w:hAnsi="Proxima Nova" w:cs="Proxima Nova"/>
+                <w:rFonts w:ascii="Proxima Nova" w:hAnsi="Proxima Nova"/>
+                <w:b/>
+                <w:bCs/>
                 <w:noProof/>
+                <w:lang w:val="es-MX"/>
               </w:rPr>
-              <w:t>Conclusiones</w:t>
+              <w:t>Sistema de Base de Datos</w:t>
             </w:r>
             <w:r>
               <w:rPr>
@@ -961,7 +826,7 @@
                 <w:noProof/>
                 <w:webHidden/>
               </w:rPr>
-              <w:instrText xml:space="preserve"> PAGEREF _Toc222087917 \h </w:instrText>
+              <w:instrText xml:space="preserve"> PAGEREF _Toc222859654 \h </w:instrText>
             </w:r>
             <w:r>
               <w:rPr>
@@ -978,13 +843,10 @@
             </w:r>
             <w:r>
               <w:rPr>
-                <w:b/>
-                <w:bCs/>
                 <w:noProof/>
                 <w:webHidden/>
-                <w:lang w:val="es-ES"/>
               </w:rPr>
-              <w:t>¡Error! Marcador no definido.</w:t>
+              <w:t>4</w:t>
             </w:r>
             <w:r>
               <w:rPr>
@@ -997,12 +859,233 @@
         </w:p>
         <w:p>
           <w:pPr>
+            <w:pStyle w:val="TDC1"/>
+            <w:tabs>
+              <w:tab w:val="right" w:leader="dot" w:pos="9350"/>
+            </w:tabs>
             <w:rPr>
-              <w:b/>
-              <w:bCs/>
-              <w:lang w:val="es-ES"/>
+              <w:rFonts w:asciiTheme="minorHAnsi" w:eastAsiaTheme="minorEastAsia" w:hAnsiTheme="minorHAnsi" w:cstheme="minorBidi"/>
+              <w:noProof/>
+              <w:kern w:val="2"/>
+              <w:sz w:val="24"/>
+              <w:szCs w:val="24"/>
+              <w:lang w:val="es-MX" w:eastAsia="es-MX"/>
+              <w14:ligatures w14:val="standardContextual"/>
             </w:rPr>
           </w:pPr>
+          <w:hyperlink w:anchor="_Toc222859661" w:history="1">
+            <w:r>
+              <w:rPr>
+                <w:rStyle w:val="Hipervnculo"/>
+                <w:rFonts w:ascii="Proxima Nova" w:hAnsi="Proxima Nova"/>
+                <w:b/>
+                <w:bCs/>
+                <w:noProof/>
+                <w:lang w:val="es-MX"/>
+              </w:rPr>
+              <w:t>Diferencia entre actividades funcionales y restricciones del sistema</w:t>
+            </w:r>
+            <w:r>
+              <w:rPr>
+                <w:noProof/>
+                <w:webHidden/>
+              </w:rPr>
+              <w:tab/>
+            </w:r>
+            <w:r>
+              <w:rPr>
+                <w:noProof/>
+                <w:webHidden/>
+              </w:rPr>
+              <w:fldChar w:fldCharType="begin"/>
+            </w:r>
+            <w:r>
+              <w:rPr>
+                <w:noProof/>
+                <w:webHidden/>
+              </w:rPr>
+              <w:instrText xml:space="preserve"> PAGEREF _Toc222859661 \h </w:instrText>
+            </w:r>
+            <w:r>
+              <w:rPr>
+                <w:noProof/>
+                <w:webHidden/>
+              </w:rPr>
+            </w:r>
+            <w:r>
+              <w:rPr>
+                <w:noProof/>
+                <w:webHidden/>
+              </w:rPr>
+              <w:fldChar w:fldCharType="separate"/>
+            </w:r>
+            <w:r>
+              <w:rPr>
+                <w:noProof/>
+                <w:webHidden/>
+              </w:rPr>
+              <w:t>5</w:t>
+            </w:r>
+            <w:r>
+              <w:rPr>
+                <w:noProof/>
+                <w:webHidden/>
+              </w:rPr>
+              <w:fldChar w:fldCharType="end"/>
+            </w:r>
+          </w:hyperlink>
+        </w:p>
+        <w:p>
+          <w:pPr>
+            <w:pStyle w:val="TDC2"/>
+            <w:tabs>
+              <w:tab w:val="right" w:leader="dot" w:pos="9350"/>
+            </w:tabs>
+            <w:rPr>
+              <w:rFonts w:asciiTheme="minorHAnsi" w:eastAsiaTheme="minorEastAsia" w:hAnsiTheme="minorHAnsi" w:cstheme="minorBidi"/>
+              <w:noProof/>
+              <w:kern w:val="2"/>
+              <w:sz w:val="24"/>
+              <w:szCs w:val="24"/>
+              <w:lang w:val="es-MX" w:eastAsia="es-MX"/>
+              <w14:ligatures w14:val="standardContextual"/>
+            </w:rPr>
+          </w:pPr>
+          <w:hyperlink w:anchor="_Toc222859662" w:history="1">
+            <w:r>
+              <w:rPr>
+                <w:rStyle w:val="Hipervnculo"/>
+                <w:rFonts w:ascii="Proxima Nova" w:hAnsi="Proxima Nova"/>
+                <w:noProof/>
+                <w:lang w:val="es-MX"/>
+              </w:rPr>
+              <w:t>Actividades funcionales (lo que el sistema hace)</w:t>
+            </w:r>
+            <w:r>
+              <w:rPr>
+                <w:noProof/>
+                <w:webHidden/>
+              </w:rPr>
+              <w:tab/>
+            </w:r>
+            <w:r>
+              <w:rPr>
+                <w:noProof/>
+                <w:webHidden/>
+              </w:rPr>
+              <w:fldChar w:fldCharType="begin"/>
+            </w:r>
+            <w:r>
+              <w:rPr>
+                <w:noProof/>
+                <w:webHidden/>
+              </w:rPr>
+              <w:instrText xml:space="preserve"> PAGEREF _Toc222859662 \h </w:instrText>
+            </w:r>
+            <w:r>
+              <w:rPr>
+                <w:noProof/>
+                <w:webHidden/>
+              </w:rPr>
+            </w:r>
+            <w:r>
+              <w:rPr>
+                <w:noProof/>
+                <w:webHidden/>
+              </w:rPr>
+              <w:fldChar w:fldCharType="separate"/>
+            </w:r>
+            <w:r>
+              <w:rPr>
+                <w:noProof/>
+                <w:webHidden/>
+              </w:rPr>
+              <w:t>5</w:t>
+            </w:r>
+            <w:r>
+              <w:rPr>
+                <w:noProof/>
+                <w:webHidden/>
+              </w:rPr>
+              <w:fldChar w:fldCharType="end"/>
+            </w:r>
+          </w:hyperlink>
+        </w:p>
+        <w:p>
+          <w:pPr>
+            <w:pStyle w:val="TDC2"/>
+            <w:tabs>
+              <w:tab w:val="right" w:leader="dot" w:pos="9350"/>
+            </w:tabs>
+            <w:rPr>
+              <w:rFonts w:asciiTheme="minorHAnsi" w:eastAsiaTheme="minorEastAsia" w:hAnsiTheme="minorHAnsi" w:cstheme="minorBidi"/>
+              <w:noProof/>
+              <w:kern w:val="2"/>
+              <w:sz w:val="24"/>
+              <w:szCs w:val="24"/>
+              <w:lang w:val="es-MX" w:eastAsia="es-MX"/>
+              <w14:ligatures w14:val="standardContextual"/>
+            </w:rPr>
+          </w:pPr>
+          <w:hyperlink w:anchor="_Toc222859663" w:history="1">
+            <w:r>
+              <w:rPr>
+                <w:rStyle w:val="Hipervnculo"/>
+                <w:rFonts w:ascii="Proxima Nova" w:hAnsi="Proxima Nova"/>
+                <w:noProof/>
+                <w:lang w:val="es-MX"/>
+              </w:rPr>
+              <w:t>Restricciones o reglas del sistema (condiciones que deben cumplirse)</w:t>
+            </w:r>
+            <w:r>
+              <w:rPr>
+                <w:noProof/>
+                <w:webHidden/>
+              </w:rPr>
+              <w:tab/>
+            </w:r>
+            <w:r>
+              <w:rPr>
+                <w:noProof/>
+                <w:webHidden/>
+              </w:rPr>
+              <w:fldChar w:fldCharType="begin"/>
+            </w:r>
+            <w:r>
+              <w:rPr>
+                <w:noProof/>
+                <w:webHidden/>
+              </w:rPr>
+              <w:instrText xml:space="preserve"> PAGEREF _Toc222859663 \h </w:instrText>
+            </w:r>
+            <w:r>
+              <w:rPr>
+                <w:noProof/>
+                <w:webHidden/>
+              </w:rPr>
+            </w:r>
+            <w:r>
+              <w:rPr>
+                <w:noProof/>
+                <w:webHidden/>
+              </w:rPr>
+              <w:fldChar w:fldCharType="separate"/>
+            </w:r>
+            <w:r>
+              <w:rPr>
+                <w:noProof/>
+                <w:webHidden/>
+              </w:rPr>
+              <w:t>6</w:t>
+            </w:r>
+            <w:r>
+              <w:rPr>
+                <w:noProof/>
+                <w:webHidden/>
+              </w:rPr>
+              <w:fldChar w:fldCharType="end"/>
+            </w:r>
+          </w:hyperlink>
           <w:r>
             <w:rPr>
               <w:b/>
@@ -1044,6 +1127,7 @@
           <w:lang w:val="es-MX"/>
         </w:rPr>
       </w:pPr>
+      <w:bookmarkStart w:id="9" w:name="_Toc222859650"/>
       <w:r>
         <w:rPr>
           <w:rFonts w:ascii="Proxima Nova" w:hAnsi="Proxima Nova"/>
@@ -1055,6 +1139,7 @@
         </w:rPr>
         <w:t>Funcionalidades principales del sistema</w:t>
       </w:r>
+      <w:bookmarkEnd w:id="9"/>
     </w:p>
     <w:p>
       <w:pPr>
@@ -1086,7 +1171,7 @@
       </w:pPr>
       <w:r>
         <w:rPr>
-          <w:rStyle w:val="Textoennegrita"/>
+          <w:rStyle w:val="Fuerte"/>
           <w:rFonts w:ascii="Proxima Nova" w:hAnsi="Proxima Nova" w:cs="Arial"/>
           <w:lang w:val="es-MX"/>
         </w:rPr>
@@ -1147,7 +1232,7 @@
       </w:pPr>
       <w:r>
         <w:rPr>
-          <w:rStyle w:val="Textoennegrita"/>
+          <w:rStyle w:val="Fuerte"/>
           <w:rFonts w:ascii="Proxima Nova" w:hAnsi="Proxima Nova" w:cs="Arial"/>
           <w:lang w:val="es-MX"/>
         </w:rPr>
@@ -1208,7 +1293,7 @@
       </w:pPr>
       <w:r>
         <w:rPr>
-          <w:rStyle w:val="Textoennegrita"/>
+          <w:rStyle w:val="Fuerte"/>
           <w:rFonts w:ascii="Proxima Nova" w:hAnsi="Proxima Nova" w:cs="Arial"/>
           <w:lang w:val="es-MX"/>
         </w:rPr>
@@ -1289,7 +1374,7 @@
       </w:pPr>
       <w:r>
         <w:rPr>
-          <w:rStyle w:val="Textoennegrita"/>
+          <w:rStyle w:val="Fuerte"/>
           <w:rFonts w:ascii="Proxima Nova" w:hAnsi="Proxima Nova" w:cs="Arial"/>
           <w:lang w:val="es-MX"/>
         </w:rPr>
@@ -1350,7 +1435,7 @@
       </w:pPr>
       <w:r>
         <w:rPr>
-          <w:rStyle w:val="Textoennegrita"/>
+          <w:rStyle w:val="Fuerte"/>
           <w:rFonts w:ascii="Proxima Nova" w:hAnsi="Proxima Nova" w:cs="Arial"/>
           <w:lang w:val="es-MX"/>
         </w:rPr>
@@ -1411,7 +1496,7 @@
       </w:pPr>
       <w:r>
         <w:rPr>
-          <w:rStyle w:val="Textoennegrita"/>
+          <w:rStyle w:val="Fuerte"/>
           <w:rFonts w:ascii="Proxima Nova" w:hAnsi="Proxima Nova" w:cs="Arial"/>
           <w:lang w:val="es-MX"/>
         </w:rPr>
@@ -1472,7 +1557,7 @@
       </w:pPr>
       <w:r>
         <w:rPr>
-          <w:rStyle w:val="Textoennegrita"/>
+          <w:rStyle w:val="Fuerte"/>
           <w:rFonts w:ascii="Proxima Nova" w:hAnsi="Proxima Nova" w:cs="Arial"/>
           <w:lang w:val="es-MX"/>
         </w:rPr>
@@ -1531,6 +1616,7 @@
           <w:lang w:val="es-MX"/>
         </w:rPr>
       </w:pPr>
+      <w:bookmarkStart w:id="10" w:name="_Toc222859651"/>
       <w:r>
         <w:rPr>
           <w:rFonts w:ascii="Proxima Nova" w:hAnsi="Proxima Nova"/>
@@ -1543,6 +1629,7 @@
         <w:lastRenderedPageBreak/>
         <w:t>Acciones que podrán ejecutar los diferentes tipos de usuarios</w:t>
       </w:r>
+      <w:bookmarkEnd w:id="10"/>
     </w:p>
     <w:p>
       <w:pPr>
@@ -1556,6 +1643,7 @@
           <w:lang w:val="es-MX"/>
         </w:rPr>
       </w:pPr>
+      <w:bookmarkStart w:id="11" w:name="_Toc222859652"/>
       <w:r>
         <w:rPr>
           <w:rFonts w:ascii="Proxima Nova" w:hAnsi="Proxima Nova"/>
@@ -1567,6 +1655,7 @@
         </w:rPr>
         <w:t>Cajero</w:t>
       </w:r>
+      <w:bookmarkEnd w:id="11"/>
     </w:p>
     <w:p>
       <w:pPr>
@@ -1768,6 +1857,7 @@
           <w:lang w:val="es-MX"/>
         </w:rPr>
       </w:pPr>
+      <w:bookmarkStart w:id="12" w:name="_Toc222859653"/>
       <w:r>
         <w:rPr>
           <w:rFonts w:ascii="Proxima Nova" w:hAnsi="Proxima Nova"/>
@@ -1779,6 +1869,7 @@
         </w:rPr>
         <w:t>Administrador</w:t>
       </w:r>
+      <w:bookmarkEnd w:id="12"/>
     </w:p>
     <w:p>
       <w:pPr>
@@ -2111,6 +2202,7 @@
           <w:lang w:val="es-MX"/>
         </w:rPr>
       </w:pPr>
+      <w:bookmarkStart w:id="13" w:name="_Toc222859654"/>
       <w:r>
         <w:rPr>
           <w:rFonts w:ascii="Proxima Nova" w:hAnsi="Proxima Nova"/>
@@ -2122,6 +2214,7 @@
         </w:rPr>
         <w:t>Sistema de Base de Datos</w:t>
       </w:r>
+      <w:bookmarkEnd w:id="13"/>
     </w:p>
     <w:p>
       <w:pPr>
@@ -2254,16 +2347,6 @@
         </w:rPr>
         <w:t>Proporcionar datos al sistema cuando se soliciten.</w:t>
       </w:r>
-    </w:p>
-    <w:p>
-      <w:pPr>
-        <w:rPr>
-          <w:rFonts w:ascii="Proxima Nova" w:hAnsi="Proxima Nova"/>
-          <w:sz w:val="24"/>
-          <w:szCs w:val="24"/>
-          <w:lang w:val="es-MX"/>
-        </w:rPr>
-      </w:pPr>
     </w:p>
     <w:p>
       <w:pPr>
@@ -2285,23 +2368,18 @@
           <w:szCs w:val="28"/>
           <w:lang w:val="es-MX"/>
         </w:rPr>
-        <w:t>Procesos internos que el sistema debe llevar a cabo</w:t>
-      </w:r>
-    </w:p>
-    <w:p>
-      <w:pPr>
-        <w:pStyle w:val="NormalWeb"/>
-        <w:rPr>
-          <w:rFonts w:ascii="Proxima Nova" w:hAnsi="Proxima Nova" w:cs="Arial"/>
-          <w:lang w:val="es-MX"/>
-        </w:rPr>
-      </w:pPr>
-      <w:r>
-        <w:rPr>
-          <w:rFonts w:ascii="Proxima Nova" w:hAnsi="Proxima Nova" w:cs="Arial"/>
-          <w:lang w:val="es-MX"/>
-        </w:rPr>
-        <w:t>Los procesos internos son operaciones que el sistema realiza automáticamente.</w:t>
+        <w:t xml:space="preserve">Procesos internos </w:t>
+      </w:r>
+      <w:r>
+        <w:rPr>
+          <w:rFonts w:ascii="Proxima Nova" w:hAnsi="Proxima Nova"/>
+          <w:b/>
+          <w:bCs/>
+          <w:sz w:val="28"/>
+          <w:szCs w:val="28"/>
+          <w:lang w:val="es-MX"/>
+        </w:rPr>
+        <w:t>del sistema</w:t>
       </w:r>
     </w:p>
     <w:p>
@@ -2314,6 +2392,7 @@
           <w:lang w:val="es-MX"/>
         </w:rPr>
       </w:pPr>
+      <w:bookmarkStart w:id="14" w:name="_Toc222859655"/>
       <w:r>
         <w:rPr>
           <w:rFonts w:ascii="Proxima Nova" w:hAnsi="Proxima Nova"/>
@@ -2323,6 +2402,7 @@
         </w:rPr>
         <w:t>Proceso de autenticación</w:t>
       </w:r>
+      <w:bookmarkEnd w:id="14"/>
     </w:p>
     <w:p>
       <w:pPr>
@@ -2394,6 +2474,7 @@
           <w:lang w:val="es-MX"/>
         </w:rPr>
       </w:pPr>
+      <w:bookmarkStart w:id="15" w:name="_Toc222859656"/>
       <w:r>
         <w:rPr>
           <w:rFonts w:ascii="Proxima Nova" w:hAnsi="Proxima Nova"/>
@@ -2403,6 +2484,7 @@
         </w:rPr>
         <w:t>Proceso de registro de venta</w:t>
       </w:r>
+      <w:bookmarkEnd w:id="15"/>
     </w:p>
     <w:p>
       <w:pPr>
@@ -2514,6 +2596,7 @@
           <w:lang w:val="es-MX"/>
         </w:rPr>
       </w:pPr>
+      <w:bookmarkStart w:id="16" w:name="_Toc222859657"/>
       <w:r>
         <w:rPr>
           <w:rFonts w:ascii="Proxima Nova" w:hAnsi="Proxima Nova"/>
@@ -2523,6 +2606,7 @@
         </w:rPr>
         <w:t>Proceso de actualización de inventario</w:t>
       </w:r>
+      <w:bookmarkEnd w:id="16"/>
     </w:p>
     <w:p>
       <w:pPr>
@@ -2574,6 +2658,7 @@
           <w:lang w:val="es-MX"/>
         </w:rPr>
       </w:pPr>
+      <w:bookmarkStart w:id="17" w:name="_Toc222859658"/>
       <w:r>
         <w:rPr>
           <w:rFonts w:ascii="Proxima Nova" w:hAnsi="Proxima Nova"/>
@@ -2583,6 +2668,7 @@
         </w:rPr>
         <w:t>Proceso de generación de ticket</w:t>
       </w:r>
+      <w:bookmarkEnd w:id="17"/>
     </w:p>
     <w:p>
       <w:pPr>
@@ -2641,7 +2727,6 @@
           <w:rFonts w:ascii="Proxima Nova" w:hAnsi="Proxima Nova" w:cs="Arial"/>
           <w:lang w:val="es-MX"/>
         </w:rPr>
-        <w:lastRenderedPageBreak/>
         <w:t>Mostrar o imprimir ticket.</w:t>
       </w:r>
     </w:p>
@@ -2655,6 +2740,7 @@
           <w:lang w:val="es-MX"/>
         </w:rPr>
       </w:pPr>
+      <w:bookmarkStart w:id="18" w:name="_Toc222859659"/>
       <w:r>
         <w:rPr>
           <w:rFonts w:ascii="Proxima Nova" w:hAnsi="Proxima Nova"/>
@@ -2662,8 +2748,10 @@
           <w:szCs w:val="24"/>
           <w:lang w:val="es-MX"/>
         </w:rPr>
+        <w:lastRenderedPageBreak/>
         <w:t>Proceso de gestión de productos</w:t>
       </w:r>
+      <w:bookmarkEnd w:id="18"/>
     </w:p>
     <w:p>
       <w:pPr>
@@ -2735,6 +2823,7 @@
           <w:lang w:val="es-MX"/>
         </w:rPr>
       </w:pPr>
+      <w:bookmarkStart w:id="19" w:name="_Toc222859660"/>
       <w:r>
         <w:rPr>
           <w:rFonts w:ascii="Proxima Nova" w:hAnsi="Proxima Nova"/>
@@ -2744,6 +2833,7 @@
         </w:rPr>
         <w:t>Proceso de generación de reportes</w:t>
       </w:r>
+      <w:bookmarkEnd w:id="19"/>
     </w:p>
     <w:p>
       <w:pPr>
@@ -2817,6 +2907,7 @@
           <w:lang w:val="es-MX"/>
         </w:rPr>
       </w:pPr>
+      <w:bookmarkStart w:id="20" w:name="_Toc222859661"/>
       <w:r>
         <w:rPr>
           <w:rFonts w:ascii="Proxima Nova" w:hAnsi="Proxima Nova"/>
@@ -2828,6 +2919,7 @@
         </w:rPr>
         <w:t>Diferencia entre actividades funcionales y restricciones del sistema</w:t>
       </w:r>
+      <w:bookmarkEnd w:id="20"/>
     </w:p>
     <w:p>
       <w:pPr>
@@ -2839,6 +2931,7 @@
           <w:lang w:val="es-MX"/>
         </w:rPr>
       </w:pPr>
+      <w:bookmarkStart w:id="21" w:name="_Toc222859662"/>
       <w:r>
         <w:rPr>
           <w:rFonts w:ascii="Proxima Nova" w:hAnsi="Proxima Nova"/>
@@ -2846,24 +2939,9 @@
           <w:szCs w:val="24"/>
           <w:lang w:val="es-MX"/>
         </w:rPr>
-        <w:t>Actividades funcionales (lo que el sistema hace)</w:t>
-      </w:r>
-    </w:p>
-    <w:p>
-      <w:pPr>
-        <w:pStyle w:val="NormalWeb"/>
-        <w:rPr>
-          <w:rFonts w:ascii="Proxima Nova" w:hAnsi="Proxima Nova" w:cs="Arial"/>
-          <w:lang w:val="es-MX"/>
-        </w:rPr>
-      </w:pPr>
-      <w:r>
-        <w:rPr>
-          <w:rFonts w:ascii="Proxima Nova" w:hAnsi="Proxima Nova" w:cs="Arial"/>
-          <w:lang w:val="es-MX"/>
-        </w:rPr>
-        <w:t>Son las funciones principales.</w:t>
-      </w:r>
+        <w:t xml:space="preserve">Actividades funcionales </w:t>
+      </w:r>
+      <w:bookmarkEnd w:id="21"/>
     </w:p>
     <w:p>
       <w:pPr>
@@ -3023,22 +3101,7 @@
     </w:p>
     <w:p>
       <w:pPr>
-        <w:pStyle w:val="NormalWeb"/>
-        <w:rPr>
-          <w:rFonts w:ascii="Proxima Nova" w:hAnsi="Proxima Nova" w:cs="Arial"/>
-          <w:lang w:val="es-MX"/>
-        </w:rPr>
-      </w:pPr>
-      <w:r>
-        <w:rPr>
-          <w:rFonts w:ascii="Proxima Nova" w:hAnsi="Proxima Nova" w:cs="Arial"/>
-          <w:lang w:val="es-MX"/>
-        </w:rPr>
-        <w:t>Estas representan el comportamiento del sistema.</w:t>
-      </w:r>
-    </w:p>
-    <w:p>
-      <w:pPr>
+        <w:pStyle w:val="Ttulo2"/>
         <w:rPr>
           <w:rFonts w:ascii="Proxima Nova" w:hAnsi="Proxima Nova"/>
           <w:sz w:val="24"/>
@@ -3046,6 +3109,7 @@
           <w:lang w:val="es-MX"/>
         </w:rPr>
       </w:pPr>
+      <w:bookmarkStart w:id="22" w:name="_Toc222859663"/>
       <w:r>
         <w:rPr>
           <w:rFonts w:ascii="Proxima Nova" w:hAnsi="Proxima Nova"/>
@@ -3053,46 +3117,9 @@
           <w:szCs w:val="24"/>
           <w:lang w:val="es-MX"/>
         </w:rPr>
-        <w:pict w14:anchorId="292F408D">
-          <v:rect id="_x0000_i1031" style="width:0;height:1.5pt" o:hralign="center" o:hrstd="t" o:hr="t" fillcolor="#a0a0a0" stroked="f"/>
-        </w:pict>
-      </w:r>
-    </w:p>
-    <w:p>
-      <w:pPr>
-        <w:pStyle w:val="Ttulo2"/>
-        <w:rPr>
-          <w:rFonts w:ascii="Proxima Nova" w:hAnsi="Proxima Nova"/>
-          <w:sz w:val="24"/>
-          <w:szCs w:val="24"/>
-          <w:lang w:val="es-MX"/>
-        </w:rPr>
-      </w:pPr>
-      <w:r>
-        <w:rPr>
-          <w:rFonts w:ascii="Proxima Nova" w:hAnsi="Proxima Nova"/>
-          <w:sz w:val="24"/>
-          <w:szCs w:val="24"/>
-          <w:lang w:val="es-MX"/>
-        </w:rPr>
-        <w:t>Restricciones o reglas del sistema (condiciones que deben cumplirse)</w:t>
-      </w:r>
-    </w:p>
-    <w:p>
-      <w:pPr>
-        <w:pStyle w:val="NormalWeb"/>
-        <w:rPr>
-          <w:rFonts w:ascii="Proxima Nova" w:hAnsi="Proxima Nova" w:cs="Arial"/>
-          <w:lang w:val="es-MX"/>
-        </w:rPr>
-      </w:pPr>
-      <w:r>
-        <w:rPr>
-          <w:rFonts w:ascii="Proxima Nova" w:hAnsi="Proxima Nova" w:cs="Arial"/>
-          <w:lang w:val="es-MX"/>
-        </w:rPr>
-        <w:t>Son limitaciones o normas que el sistema debe respetar.</w:t>
-      </w:r>
+        <w:t>Restricciones o reglas del sistema</w:t>
+      </w:r>
+      <w:bookmarkEnd w:id="22"/>
     </w:p>
     <w:p>
       <w:pPr>
@@ -3167,7 +3194,6 @@
           <w:rFonts w:ascii="Proxima Nova" w:hAnsi="Proxima Nova" w:cs="Arial"/>
           <w:lang w:val="es-MX"/>
         </w:rPr>
-        <w:lastRenderedPageBreak/>
         <w:t>El inventario no puede ser negativo.</w:t>
       </w:r>
     </w:p>
@@ -3277,6 +3303,7 @@
           <w:lang w:val="es-MX"/>
         </w:rPr>
       </w:pPr>
+      <w:bookmarkStart w:id="23" w:name="_Toc222859664"/>
       <w:r>
         <w:rPr>
           <w:rFonts w:ascii="Proxima Nova" w:hAnsi="Proxima Nova"/>
@@ -3284,8 +3311,10 @@
           <w:szCs w:val="24"/>
           <w:lang w:val="es-MX"/>
         </w:rPr>
+        <w:lastRenderedPageBreak/>
         <w:t>Restricciones técnicas</w:t>
       </w:r>
+      <w:bookmarkEnd w:id="23"/>
     </w:p>
     <w:p>
       <w:pPr>
@@ -3357,6 +3386,7 @@
           <w:lang w:val="es-MX"/>
         </w:rPr>
       </w:pPr>
+      <w:bookmarkStart w:id="24" w:name="_Toc222859665"/>
       <w:r>
         <w:rPr>
           <w:rFonts w:ascii="Proxima Nova" w:hAnsi="Proxima Nova"/>
@@ -3366,6 +3396,7 @@
         </w:rPr>
         <w:t>Restricciones de seguridad</w:t>
       </w:r>
+      <w:bookmarkEnd w:id="24"/>
     </w:p>
     <w:p>
       <w:pPr>
@@ -3411,17 +3442,6 @@
       <w:pPr>
         <w:pStyle w:val="NormalWeb"/>
         <w:rPr>
-          <w:rFonts w:ascii="Arial" w:hAnsi="Arial" w:cs="Arial"/>
-          <w:b/>
-          <w:bCs/>
-          <w:lang w:val="es-MX"/>
-        </w:rPr>
-      </w:pPr>
-    </w:p>
-    <w:p>
-      <w:pPr>
-        <w:pStyle w:val="NormalWeb"/>
-        <w:rPr>
           <w:rFonts w:ascii="Proxima Nova" w:hAnsi="Proxima Nova" w:cs="Arial"/>
           <w:b/>
           <w:bCs/>
@@ -3493,40 +3513,21 @@
     </w:p>
     <w:p>
       <w:pPr>
-        <w:pStyle w:val="NormalWeb"/>
-        <w:rPr>
-          <w:rFonts w:ascii="Arial" w:hAnsi="Arial" w:cs="Arial"/>
-          <w:lang w:val="es-MX"/>
-        </w:rPr>
-      </w:pPr>
-    </w:p>
-    <w:p>
-      <w:pPr>
-        <w:pStyle w:val="NormalWeb"/>
-        <w:rPr>
-          <w:rFonts w:ascii="Arial" w:hAnsi="Arial" w:cs="Arial"/>
-          <w:lang w:val="es-MX"/>
-        </w:rPr>
-      </w:pPr>
-    </w:p>
-    <w:p>
-      <w:pPr>
         <w:spacing w:line="480" w:lineRule="auto"/>
         <w:rPr>
           <w:rFonts w:ascii="Proxima Nova" w:eastAsia="Proxima Nova" w:hAnsi="Proxima Nova" w:cs="Proxima Nova"/>
-          <w:sz w:val="52"/>
-          <w:szCs w:val="52"/>
+          <w:sz w:val="40"/>
+          <w:szCs w:val="40"/>
           <w:lang w:val="es-MX"/>
         </w:rPr>
       </w:pPr>
       <w:r>
         <w:rPr>
           <w:rFonts w:ascii="Proxima Nova" w:eastAsia="Proxima Nova" w:hAnsi="Proxima Nova" w:cs="Proxima Nova"/>
-          <w:sz w:val="52"/>
-          <w:szCs w:val="52"/>
-          <w:lang w:val="es-MX"/>
-        </w:rPr>
-        <w:lastRenderedPageBreak/>
+          <w:sz w:val="40"/>
+          <w:szCs w:val="40"/>
+          <w:lang w:val="es-MX"/>
+        </w:rPr>
         <w:t>Bibliografía</w:t>
       </w:r>
     </w:p>
@@ -3579,35 +3580,7 @@
         <w:rPr>
           <w:lang w:val="es-MX"/>
         </w:rPr>
-        <w:t xml:space="preserve">P. J. </w:t>
-      </w:r>
-      <w:proofErr w:type="spellStart"/>
-      <w:r>
-        <w:rPr>
-          <w:lang w:val="es-MX"/>
-        </w:rPr>
-        <w:t>Deitel</w:t>
-      </w:r>
-      <w:proofErr w:type="spellEnd"/>
-      <w:r>
-        <w:rPr>
-          <w:lang w:val="es-MX"/>
-        </w:rPr>
-        <w:t xml:space="preserve"> and H. M. </w:t>
-      </w:r>
-      <w:proofErr w:type="spellStart"/>
-      <w:r>
-        <w:rPr>
-          <w:lang w:val="es-MX"/>
-        </w:rPr>
-        <w:t>Deitel</w:t>
-      </w:r>
-      <w:proofErr w:type="spellEnd"/>
-      <w:r>
-        <w:rPr>
-          <w:lang w:val="es-MX"/>
-        </w:rPr>
-        <w:t xml:space="preserve">, </w:t>
+        <w:t xml:space="preserve">P. J. Deitel and H. M. Deitel, </w:t>
       </w:r>
       <w:r>
         <w:rPr>
@@ -3615,7 +3588,7 @@
           <w:iCs/>
           <w:lang w:val="es-MX"/>
         </w:rPr>
-        <w:t xml:space="preserve">Java: </w:t>
+        <w:t xml:space="preserve">Java: How </w:t>
       </w:r>
       <w:proofErr w:type="spellStart"/>
       <w:r>
@@ -3624,7 +3597,7 @@
           <w:iCs/>
           <w:lang w:val="es-MX"/>
         </w:rPr>
-        <w:t>How</w:t>
+        <w:t>to</w:t>
       </w:r>
       <w:proofErr w:type="spellEnd"/>
       <w:r>
@@ -3642,46 +3615,14 @@
           <w:iCs/>
           <w:lang w:val="es-MX"/>
         </w:rPr>
-        <w:t>to</w:t>
+        <w:t>Program</w:t>
       </w:r>
       <w:proofErr w:type="spellEnd"/>
       <w:r>
         <w:rPr>
-          <w:i/>
-          <w:iCs/>
-          <w:lang w:val="es-MX"/>
-        </w:rPr>
-        <w:t xml:space="preserve"> </w:t>
-      </w:r>
-      <w:proofErr w:type="spellStart"/>
-      <w:r>
-        <w:rPr>
-          <w:i/>
-          <w:iCs/>
-          <w:lang w:val="es-MX"/>
-        </w:rPr>
-        <w:t>Program</w:t>
-      </w:r>
-      <w:proofErr w:type="spellEnd"/>
-      <w:r>
-        <w:rPr>
-          <w:lang w:val="es-MX"/>
-        </w:rPr>
-        <w:t xml:space="preserve">. Pearson </w:t>
-      </w:r>
-      <w:proofErr w:type="spellStart"/>
-      <w:r>
-        <w:rPr>
-          <w:lang w:val="es-MX"/>
-        </w:rPr>
-        <w:t>College</w:t>
-      </w:r>
-      <w:proofErr w:type="spellEnd"/>
-      <w:r>
-        <w:rPr>
-          <w:lang w:val="es-MX"/>
-        </w:rPr>
-        <w:t xml:space="preserve"> </w:t>
+          <w:lang w:val="es-MX"/>
+        </w:rPr>
+        <w:t xml:space="preserve">. Pearson College </w:t>
       </w:r>
       <w:proofErr w:type="spellStart"/>
       <w:r>
@@ -3764,45 +3705,13 @@
           <w:iCs/>
           <w:lang w:val="es-MX"/>
         </w:rPr>
-        <w:t xml:space="preserve">Oracle </w:t>
-      </w:r>
-      <w:proofErr w:type="spellStart"/>
-      <w:r>
-        <w:rPr>
-          <w:i/>
-          <w:iCs/>
-          <w:lang w:val="es-MX"/>
-        </w:rPr>
-        <w:t>Help</w:t>
-      </w:r>
-      <w:proofErr w:type="spellEnd"/>
-      <w:r>
-        <w:rPr>
-          <w:i/>
-          <w:iCs/>
-          <w:lang w:val="es-MX"/>
-        </w:rPr>
-        <w:t xml:space="preserve"> Center</w:t>
-      </w:r>
-      <w:r>
-        <w:rPr>
-          <w:lang w:val="es-MX"/>
-        </w:rPr>
-        <w:t xml:space="preserve">, Jan. 31, 2023. </w:t>
-      </w:r>
-      <w:proofErr w:type="spellStart"/>
-      <w:r>
-        <w:rPr>
-          <w:lang w:val="es-MX"/>
-        </w:rPr>
-        <w:t>Available</w:t>
-      </w:r>
-      <w:proofErr w:type="spellEnd"/>
-      <w:r>
-        <w:rPr>
-          <w:lang w:val="es-MX"/>
-        </w:rPr>
-        <w:t xml:space="preserve">: </w:t>
+        <w:t>Oracle Help Center</w:t>
+      </w:r>
+      <w:r>
+        <w:rPr>
+          <w:lang w:val="es-MX"/>
+        </w:rPr>
+        <w:t xml:space="preserve">, Jan. 31, 2023. Available: </w:t>
       </w:r>
       <w:r>
         <w:rPr>
@@ -3831,7 +3740,7 @@
 </file>
 
 <file path=word/endnotes.xml><?xml version="1.0" encoding="utf-8"?>
-<w:endnotes xmlns:wpc="http://schemas.microsoft.com/office/word/2010/wordprocessingCanvas" xmlns:cx="http://schemas.microsoft.com/office/drawing/2014/chartex" xmlns:cx1="http://schemas.microsoft.com/office/drawing/2015/9/8/chartex" xmlns:cx2="http://schemas.microsoft.com/office/drawing/2015/10/21/chartex" xmlns:cx3="http://schemas.microsoft.com/office/drawing/2016/5/9/chartex" xmlns:cx4="http://schemas.microsoft.com/office/drawing/2016/5/10/chartex" xmlns:cx5="http://schemas.microsoft.com/office/drawing/2016/5/11/chartex" xmlns:cx6="http://schemas.microsoft.com/office/drawing/2016/5/12/chartex" xmlns:cx7="http://schemas.microsoft.com/office/drawing/2016/5/13/chartex" xmlns:cx8="http://schemas.microsoft.com/office/drawing/2016/5/14/chartex" xmlns:mc="http://schemas.openxmlformats.org/markup-compatibility/2006" xmlns:aink="http://schemas.microsoft.com/office/drawing/2016/ink" xmlns:am3d="http://schemas.microsoft.com/office/drawing/2017/model3d" xmlns:o="urn:schemas-microsoft-com:office:office" xmlns:r="http://schemas.openxmlformats.org/officeDocument/2006/relationships" xmlns:m="http://schemas.openxmlformats.org/officeDocument/2006/math" xmlns:v="urn:schemas-microsoft-com:vml" xmlns:wp14="http://schemas.microsoft.com/office/word/2010/wordprocessingDrawing" xmlns:wp="http://schemas.openxmlformats.org/drawingml/2006/wordprocessingDrawing" xmlns:w10="urn:schemas-microsoft-com:office:word" xmlns:w="http://schemas.openxmlformats.org/wordprocessingml/2006/main" xmlns:w14="http://schemas.microsoft.com/office/word/2010/wordml" xmlns:w15="http://schemas.microsoft.com/office/word/2012/wordml" xmlns:w16cex="http://schemas.microsoft.com/office/word/2018/wordml/cex" xmlns:w16cid="http://schemas.microsoft.com/office/word/2016/wordml/cid" xmlns:w16="http://schemas.microsoft.com/office/word/2018/wordml" xmlns:w16sdtdh="http://schemas.microsoft.com/office/word/2020/wordml/sdtdatahash" xmlns:w16se="http://schemas.microsoft.com/office/word/2015/wordml/symex" xmlns:wpg="http://schemas.microsoft.com/office/word/2010/wordprocessingGroup" xmlns:wpi="http://schemas.microsoft.com/office/word/2010/wordprocessingInk" xmlns:wne="http://schemas.microsoft.com/office/word/2006/wordml" xmlns:wps="http://schemas.microsoft.com/office/word/2010/wordprocessingShape" mc:Ignorable="w14 w15 w16se w16cid w16 w16cex w16sdtdh wp14">
+<w:endnotes xmlns:wpc="http://schemas.microsoft.com/office/word/2010/wordprocessingCanvas" xmlns:cx="http://schemas.microsoft.com/office/drawing/2014/chartex" xmlns:cx1="http://schemas.microsoft.com/office/drawing/2015/9/8/chartex" xmlns:cx2="http://schemas.microsoft.com/office/drawing/2015/10/21/chartex" xmlns:cx3="http://schemas.microsoft.com/office/drawing/2016/5/9/chartex" xmlns:cx4="http://schemas.microsoft.com/office/drawing/2016/5/10/chartex" xmlns:cx5="http://schemas.microsoft.com/office/drawing/2016/5/11/chartex" xmlns:cx6="http://schemas.microsoft.com/office/drawing/2016/5/12/chartex" xmlns:cx7="http://schemas.microsoft.com/office/drawing/2016/5/13/chartex" xmlns:cx8="http://schemas.microsoft.com/office/drawing/2016/5/14/chartex" xmlns:mc="http://schemas.openxmlformats.org/markup-compatibility/2006" xmlns:aink="http://schemas.microsoft.com/office/drawing/2016/ink" xmlns:am3d="http://schemas.microsoft.com/office/drawing/2017/model3d" xmlns:o="urn:schemas-microsoft-com:office:office" xmlns:oel="http://schemas.microsoft.com/office/2019/extlst" xmlns:r="http://schemas.openxmlformats.org/officeDocument/2006/relationships" xmlns:m="http://schemas.openxmlformats.org/officeDocument/2006/math" xmlns:v="urn:schemas-microsoft-com:vml" xmlns:wp14="http://schemas.microsoft.com/office/word/2010/wordprocessingDrawing" xmlns:wp="http://schemas.openxmlformats.org/drawingml/2006/wordprocessingDrawing" xmlns:w10="urn:schemas-microsoft-com:office:word" xmlns:w="http://schemas.openxmlformats.org/wordprocessingml/2006/main" xmlns:w14="http://schemas.microsoft.com/office/word/2010/wordml" xmlns:w15="http://schemas.microsoft.com/office/word/2012/wordml" xmlns:w16cex="http://schemas.microsoft.com/office/word/2018/wordml/cex" xmlns:w16cid="http://schemas.microsoft.com/office/word/2016/wordml/cid" xmlns:w16="http://schemas.microsoft.com/office/word/2018/wordml" xmlns:w16du="http://schemas.microsoft.com/office/word/2023/wordml/word16du" xmlns:w16sdtdh="http://schemas.microsoft.com/office/word/2020/wordml/sdtdatahash" xmlns:w16sdtfl="http://schemas.microsoft.com/office/word/2024/wordml/sdtformatlock" xmlns:w16se="http://schemas.microsoft.com/office/word/2015/wordml/symex" xmlns:wpg="http://schemas.microsoft.com/office/word/2010/wordprocessingGroup" xmlns:wpi="http://schemas.microsoft.com/office/word/2010/wordprocessingInk" xmlns:wne="http://schemas.microsoft.com/office/word/2006/wordml" xmlns:wps="http://schemas.microsoft.com/office/word/2010/wordprocessingShape" mc:Ignorable="w14 w15 w16se w16cid w16 w16cex w16sdtdh w16sdtfl w16du wp14">
   <w:endnote w:type="separator" w:id="-1">
     <w:p>
       <w:pPr>
@@ -3856,7 +3765,7 @@
 </file>
 
 <file path=word/footer1.xml><?xml version="1.0" encoding="utf-8"?>
-<w:ftr xmlns:wpc="http://schemas.microsoft.com/office/word/2010/wordprocessingCanvas" xmlns:cx="http://schemas.microsoft.com/office/drawing/2014/chartex" xmlns:cx1="http://schemas.microsoft.com/office/drawing/2015/9/8/chartex" xmlns:cx2="http://schemas.microsoft.com/office/drawing/2015/10/21/chartex" xmlns:cx3="http://schemas.microsoft.com/office/drawing/2016/5/9/chartex" xmlns:cx4="http://schemas.microsoft.com/office/drawing/2016/5/10/chartex" xmlns:cx5="http://schemas.microsoft.com/office/drawing/2016/5/11/chartex" xmlns:cx6="http://schemas.microsoft.com/office/drawing/2016/5/12/chartex" xmlns:cx7="http://schemas.microsoft.com/office/drawing/2016/5/13/chartex" xmlns:cx8="http://schemas.microsoft.com/office/drawing/2016/5/14/chartex" xmlns:mc="http://schemas.openxmlformats.org/markup-compatibility/2006" xmlns:aink="http://schemas.microsoft.com/office/drawing/2016/ink" xmlns:am3d="http://schemas.microsoft.com/office/drawing/2017/model3d" xmlns:o="urn:schemas-microsoft-com:office:office" xmlns:r="http://schemas.openxmlformats.org/officeDocument/2006/relationships" xmlns:m="http://schemas.openxmlformats.org/officeDocument/2006/math" xmlns:v="urn:schemas-microsoft-com:vml" xmlns:wp14="http://schemas.microsoft.com/office/word/2010/wordprocessingDrawing" xmlns:wp="http://schemas.openxmlformats.org/drawingml/2006/wordprocessingDrawing" xmlns:w10="urn:schemas-microsoft-com:office:word" xmlns:w="http://schemas.openxmlformats.org/wordprocessingml/2006/main" xmlns:w14="http://schemas.microsoft.com/office/word/2010/wordml" xmlns:w15="http://schemas.microsoft.com/office/word/2012/wordml" xmlns:w16cex="http://schemas.microsoft.com/office/word/2018/wordml/cex" xmlns:w16cid="http://schemas.microsoft.com/office/word/2016/wordml/cid" xmlns:w16="http://schemas.microsoft.com/office/word/2018/wordml" xmlns:w16sdtdh="http://schemas.microsoft.com/office/word/2020/wordml/sdtdatahash" xmlns:w16se="http://schemas.microsoft.com/office/word/2015/wordml/symex" xmlns:wpg="http://schemas.microsoft.com/office/word/2010/wordprocessingGroup" xmlns:wpi="http://schemas.microsoft.com/office/word/2010/wordprocessingInk" xmlns:wne="http://schemas.microsoft.com/office/word/2006/wordml" xmlns:wps="http://schemas.microsoft.com/office/word/2010/wordprocessingShape" mc:Ignorable="w14 w15 w16se w16cid w16 w16cex w16sdtdh wp14">
+<w:ftr xmlns:wpc="http://schemas.microsoft.com/office/word/2010/wordprocessingCanvas" xmlns:cx="http://schemas.microsoft.com/office/drawing/2014/chartex" xmlns:cx1="http://schemas.microsoft.com/office/drawing/2015/9/8/chartex" xmlns:cx2="http://schemas.microsoft.com/office/drawing/2015/10/21/chartex" xmlns:cx3="http://schemas.microsoft.com/office/drawing/2016/5/9/chartex" xmlns:cx4="http://schemas.microsoft.com/office/drawing/2016/5/10/chartex" xmlns:cx5="http://schemas.microsoft.com/office/drawing/2016/5/11/chartex" xmlns:cx6="http://schemas.microsoft.com/office/drawing/2016/5/12/chartex" xmlns:cx7="http://schemas.microsoft.com/office/drawing/2016/5/13/chartex" xmlns:cx8="http://schemas.microsoft.com/office/drawing/2016/5/14/chartex" xmlns:mc="http://schemas.openxmlformats.org/markup-compatibility/2006" xmlns:aink="http://schemas.microsoft.com/office/drawing/2016/ink" xmlns:am3d="http://schemas.microsoft.com/office/drawing/2017/model3d" xmlns:o="urn:schemas-microsoft-com:office:office" xmlns:oel="http://schemas.microsoft.com/office/2019/extlst" xmlns:r="http://schemas.openxmlformats.org/officeDocument/2006/relationships" xmlns:m="http://schemas.openxmlformats.org/officeDocument/2006/math" xmlns:v="urn:schemas-microsoft-com:vml" xmlns:wp14="http://schemas.microsoft.com/office/word/2010/wordprocessingDrawing" xmlns:wp="http://schemas.openxmlformats.org/drawingml/2006/wordprocessingDrawing" xmlns:w10="urn:schemas-microsoft-com:office:word" xmlns:w="http://schemas.openxmlformats.org/wordprocessingml/2006/main" xmlns:w14="http://schemas.microsoft.com/office/word/2010/wordml" xmlns:w15="http://schemas.microsoft.com/office/word/2012/wordml" xmlns:w16cex="http://schemas.microsoft.com/office/word/2018/wordml/cex" xmlns:w16cid="http://schemas.microsoft.com/office/word/2016/wordml/cid" xmlns:w16="http://schemas.microsoft.com/office/word/2018/wordml" xmlns:w16du="http://schemas.microsoft.com/office/word/2023/wordml/word16du" xmlns:w16sdtdh="http://schemas.microsoft.com/office/word/2020/wordml/sdtdatahash" xmlns:w16sdtfl="http://schemas.microsoft.com/office/word/2024/wordml/sdtformatlock" xmlns:w16se="http://schemas.microsoft.com/office/word/2015/wordml/symex" xmlns:wpg="http://schemas.microsoft.com/office/word/2010/wordprocessingGroup" xmlns:wpi="http://schemas.microsoft.com/office/word/2010/wordprocessingInk" xmlns:wne="http://schemas.microsoft.com/office/word/2006/wordml" xmlns:wps="http://schemas.microsoft.com/office/word/2010/wordprocessingShape" mc:Ignorable="w14 w15 w16se w16cid w16 w16cex w16sdtdh w16sdtfl w16du wp14">
   <w:p>
     <w:pPr>
       <w:jc w:val="right"/>
@@ -3902,7 +3811,7 @@
 </file>
 
 <file path=word/footer2.xml><?xml version="1.0" encoding="utf-8"?>
-<w:ftr xmlns:wpc="http://schemas.microsoft.com/office/word/2010/wordprocessingCanvas" xmlns:cx="http://schemas.microsoft.com/office/drawing/2014/chartex" xmlns:cx1="http://schemas.microsoft.com/office/drawing/2015/9/8/chartex" xmlns:cx2="http://schemas.microsoft.com/office/drawing/2015/10/21/chartex" xmlns:cx3="http://schemas.microsoft.com/office/drawing/2016/5/9/chartex" xmlns:cx4="http://schemas.microsoft.com/office/drawing/2016/5/10/chartex" xmlns:cx5="http://schemas.microsoft.com/office/drawing/2016/5/11/chartex" xmlns:cx6="http://schemas.microsoft.com/office/drawing/2016/5/12/chartex" xmlns:cx7="http://schemas.microsoft.com/office/drawing/2016/5/13/chartex" xmlns:cx8="http://schemas.microsoft.com/office/drawing/2016/5/14/chartex" xmlns:mc="http://schemas.openxmlformats.org/markup-compatibility/2006" xmlns:aink="http://schemas.microsoft.com/office/drawing/2016/ink" xmlns:am3d="http://schemas.microsoft.com/office/drawing/2017/model3d" xmlns:o="urn:schemas-microsoft-com:office:office" xmlns:r="http://schemas.openxmlformats.org/officeDocument/2006/relationships" xmlns:m="http://schemas.openxmlformats.org/officeDocument/2006/math" xmlns:v="urn:schemas-microsoft-com:vml" xmlns:wp14="http://schemas.microsoft.com/office/word/2010/wordprocessingDrawing" xmlns:wp="http://schemas.openxmlformats.org/drawingml/2006/wordprocessingDrawing" xmlns:w10="urn:schemas-microsoft-com:office:word" xmlns:w="http://schemas.openxmlformats.org/wordprocessingml/2006/main" xmlns:w14="http://schemas.microsoft.com/office/word/2010/wordml" xmlns:w15="http://schemas.microsoft.com/office/word/2012/wordml" xmlns:w16cex="http://schemas.microsoft.com/office/word/2018/wordml/cex" xmlns:w16cid="http://schemas.microsoft.com/office/word/2016/wordml/cid" xmlns:w16="http://schemas.microsoft.com/office/word/2018/wordml" xmlns:w16sdtdh="http://schemas.microsoft.com/office/word/2020/wordml/sdtdatahash" xmlns:w16se="http://schemas.microsoft.com/office/word/2015/wordml/symex" xmlns:wpg="http://schemas.microsoft.com/office/word/2010/wordprocessingGroup" xmlns:wpi="http://schemas.microsoft.com/office/word/2010/wordprocessingInk" xmlns:wne="http://schemas.microsoft.com/office/word/2006/wordml" xmlns:wps="http://schemas.microsoft.com/office/word/2010/wordprocessingShape" mc:Ignorable="w14 w15 w16se w16cid w16 w16cex w16sdtdh wp14">
+<w:ftr xmlns:wpc="http://schemas.microsoft.com/office/word/2010/wordprocessingCanvas" xmlns:cx="http://schemas.microsoft.com/office/drawing/2014/chartex" xmlns:cx1="http://schemas.microsoft.com/office/drawing/2015/9/8/chartex" xmlns:cx2="http://schemas.microsoft.com/office/drawing/2015/10/21/chartex" xmlns:cx3="http://schemas.microsoft.com/office/drawing/2016/5/9/chartex" xmlns:cx4="http://schemas.microsoft.com/office/drawing/2016/5/10/chartex" xmlns:cx5="http://schemas.microsoft.com/office/drawing/2016/5/11/chartex" xmlns:cx6="http://schemas.microsoft.com/office/drawing/2016/5/12/chartex" xmlns:cx7="http://schemas.microsoft.com/office/drawing/2016/5/13/chartex" xmlns:cx8="http://schemas.microsoft.com/office/drawing/2016/5/14/chartex" xmlns:mc="http://schemas.openxmlformats.org/markup-compatibility/2006" xmlns:aink="http://schemas.microsoft.com/office/drawing/2016/ink" xmlns:am3d="http://schemas.microsoft.com/office/drawing/2017/model3d" xmlns:o="urn:schemas-microsoft-com:office:office" xmlns:oel="http://schemas.microsoft.com/office/2019/extlst" xmlns:r="http://schemas.openxmlformats.org/officeDocument/2006/relationships" xmlns:m="http://schemas.openxmlformats.org/officeDocument/2006/math" xmlns:v="urn:schemas-microsoft-com:vml" xmlns:wp14="http://schemas.microsoft.com/office/word/2010/wordprocessingDrawing" xmlns:wp="http://schemas.openxmlformats.org/drawingml/2006/wordprocessingDrawing" xmlns:w10="urn:schemas-microsoft-com:office:word" xmlns:w="http://schemas.openxmlformats.org/wordprocessingml/2006/main" xmlns:w14="http://schemas.microsoft.com/office/word/2010/wordml" xmlns:w15="http://schemas.microsoft.com/office/word/2012/wordml" xmlns:w16cex="http://schemas.microsoft.com/office/word/2018/wordml/cex" xmlns:w16cid="http://schemas.microsoft.com/office/word/2016/wordml/cid" xmlns:w16="http://schemas.microsoft.com/office/word/2018/wordml" xmlns:w16du="http://schemas.microsoft.com/office/word/2023/wordml/word16du" xmlns:w16sdtdh="http://schemas.microsoft.com/office/word/2020/wordml/sdtdatahash" xmlns:w16sdtfl="http://schemas.microsoft.com/office/word/2024/wordml/sdtformatlock" xmlns:w16se="http://schemas.microsoft.com/office/word/2015/wordml/symex" xmlns:wpg="http://schemas.microsoft.com/office/word/2010/wordprocessingGroup" xmlns:wpi="http://schemas.microsoft.com/office/word/2010/wordprocessingInk" xmlns:wne="http://schemas.microsoft.com/office/word/2006/wordml" xmlns:wps="http://schemas.microsoft.com/office/word/2010/wordprocessingShape" mc:Ignorable="w14 w15 w16se w16cid w16 w16cex w16sdtdh w16sdtfl w16du wp14">
   <w:p>
     <w:pPr>
       <w:jc w:val="right"/>
@@ -3956,7 +3865,7 @@
 </file>
 
 <file path=word/footnotes.xml><?xml version="1.0" encoding="utf-8"?>
-<w:footnotes xmlns:wpc="http://schemas.microsoft.com/office/word/2010/wordprocessingCanvas" xmlns:cx="http://schemas.microsoft.com/office/drawing/2014/chartex" xmlns:cx1="http://schemas.microsoft.com/office/drawing/2015/9/8/chartex" xmlns:cx2="http://schemas.microsoft.com/office/drawing/2015/10/21/chartex" xmlns:cx3="http://schemas.microsoft.com/office/drawing/2016/5/9/chartex" xmlns:cx4="http://schemas.microsoft.com/office/drawing/2016/5/10/chartex" xmlns:cx5="http://schemas.microsoft.com/office/drawing/2016/5/11/chartex" xmlns:cx6="http://schemas.microsoft.com/office/drawing/2016/5/12/chartex" xmlns:cx7="http://schemas.microsoft.com/office/drawing/2016/5/13/chartex" xmlns:cx8="http://schemas.microsoft.com/office/drawing/2016/5/14/chartex" xmlns:mc="http://schemas.openxmlformats.org/markup-compatibility/2006" xmlns:aink="http://schemas.microsoft.com/office/drawing/2016/ink" xmlns:am3d="http://schemas.microsoft.com/office/drawing/2017/model3d" xmlns:o="urn:schemas-microsoft-com:office:office" xmlns:r="http://schemas.openxmlformats.org/officeDocument/2006/relationships" xmlns:m="http://schemas.openxmlformats.org/officeDocument/2006/math" xmlns:v="urn:schemas-microsoft-com:vml" xmlns:wp14="http://schemas.microsoft.com/office/word/2010/wordprocessingDrawing" xmlns:wp="http://schemas.openxmlformats.org/drawingml/2006/wordprocessingDrawing" xmlns:w10="urn:schemas-microsoft-com:office:word" xmlns:w="http://schemas.openxmlformats.org/wordprocessingml/2006/main" xmlns:w14="http://schemas.microsoft.com/office/word/2010/wordml" xmlns:w15="http://schemas.microsoft.com/office/word/2012/wordml" xmlns:w16cex="http://schemas.microsoft.com/office/word/2018/wordml/cex" xmlns:w16cid="http://schemas.microsoft.com/office/word/2016/wordml/cid" xmlns:w16="http://schemas.microsoft.com/office/word/2018/wordml" xmlns:w16sdtdh="http://schemas.microsoft.com/office/word/2020/wordml/sdtdatahash" xmlns:w16se="http://schemas.microsoft.com/office/word/2015/wordml/symex" xmlns:wpg="http://schemas.microsoft.com/office/word/2010/wordprocessingGroup" xmlns:wpi="http://schemas.microsoft.com/office/word/2010/wordprocessingInk" xmlns:wne="http://schemas.microsoft.com/office/word/2006/wordml" xmlns:wps="http://schemas.microsoft.com/office/word/2010/wordprocessingShape" mc:Ignorable="w14 w15 w16se w16cid w16 w16cex w16sdtdh wp14">
+<w:footnotes xmlns:wpc="http://schemas.microsoft.com/office/word/2010/wordprocessingCanvas" xmlns:cx="http://schemas.microsoft.com/office/drawing/2014/chartex" xmlns:cx1="http://schemas.microsoft.com/office/drawing/2015/9/8/chartex" xmlns:cx2="http://schemas.microsoft.com/office/drawing/2015/10/21/chartex" xmlns:cx3="http://schemas.microsoft.com/office/drawing/2016/5/9/chartex" xmlns:cx4="http://schemas.microsoft.com/office/drawing/2016/5/10/chartex" xmlns:cx5="http://schemas.microsoft.com/office/drawing/2016/5/11/chartex" xmlns:cx6="http://schemas.microsoft.com/office/drawing/2016/5/12/chartex" xmlns:cx7="http://schemas.microsoft.com/office/drawing/2016/5/13/chartex" xmlns:cx8="http://schemas.microsoft.com/office/drawing/2016/5/14/chartex" xmlns:mc="http://schemas.openxmlformats.org/markup-compatibility/2006" xmlns:aink="http://schemas.microsoft.com/office/drawing/2016/ink" xmlns:am3d="http://schemas.microsoft.com/office/drawing/2017/model3d" xmlns:o="urn:schemas-microsoft-com:office:office" xmlns:oel="http://schemas.microsoft.com/office/2019/extlst" xmlns:r="http://schemas.openxmlformats.org/officeDocument/2006/relationships" xmlns:m="http://schemas.openxmlformats.org/officeDocument/2006/math" xmlns:v="urn:schemas-microsoft-com:vml" xmlns:wp14="http://schemas.microsoft.com/office/word/2010/wordprocessingDrawing" xmlns:wp="http://schemas.openxmlformats.org/drawingml/2006/wordprocessingDrawing" xmlns:w10="urn:schemas-microsoft-com:office:word" xmlns:w="http://schemas.openxmlformats.org/wordprocessingml/2006/main" xmlns:w14="http://schemas.microsoft.com/office/word/2010/wordml" xmlns:w15="http://schemas.microsoft.com/office/word/2012/wordml" xmlns:w16cex="http://schemas.microsoft.com/office/word/2018/wordml/cex" xmlns:w16cid="http://schemas.microsoft.com/office/word/2016/wordml/cid" xmlns:w16="http://schemas.microsoft.com/office/word/2018/wordml" xmlns:w16du="http://schemas.microsoft.com/office/word/2023/wordml/word16du" xmlns:w16sdtdh="http://schemas.microsoft.com/office/word/2020/wordml/sdtdatahash" xmlns:w16sdtfl="http://schemas.microsoft.com/office/word/2024/wordml/sdtformatlock" xmlns:w16se="http://schemas.microsoft.com/office/word/2015/wordml/symex" xmlns:wpg="http://schemas.microsoft.com/office/word/2010/wordprocessingGroup" xmlns:wpi="http://schemas.microsoft.com/office/word/2010/wordprocessingInk" xmlns:wne="http://schemas.microsoft.com/office/word/2006/wordml" xmlns:wps="http://schemas.microsoft.com/office/word/2010/wordprocessingShape" mc:Ignorable="w14 w15 w16se w16cid w16 w16cex w16sdtdh w16sdtfl w16du wp14">
   <w:footnote w:type="separator" w:id="-1">
     <w:p>
       <w:pPr>
@@ -3981,7 +3890,7 @@
 </file>
 
 <file path=word/header1.xml><?xml version="1.0" encoding="utf-8"?>
-<w:hdr xmlns:wpc="http://schemas.microsoft.com/office/word/2010/wordprocessingCanvas" xmlns:cx="http://schemas.microsoft.com/office/drawing/2014/chartex" xmlns:cx1="http://schemas.microsoft.com/office/drawing/2015/9/8/chartex" xmlns:cx2="http://schemas.microsoft.com/office/drawing/2015/10/21/chartex" xmlns:cx3="http://schemas.microsoft.com/office/drawing/2016/5/9/chartex" xmlns:cx4="http://schemas.microsoft.com/office/drawing/2016/5/10/chartex" xmlns:cx5="http://schemas.microsoft.com/office/drawing/2016/5/11/chartex" xmlns:cx6="http://schemas.microsoft.com/office/drawing/2016/5/12/chartex" xmlns:cx7="http://schemas.microsoft.com/office/drawing/2016/5/13/chartex" xmlns:cx8="http://schemas.microsoft.com/office/drawing/2016/5/14/chartex" xmlns:mc="http://schemas.openxmlformats.org/markup-compatibility/2006" xmlns:aink="http://schemas.microsoft.com/office/drawing/2016/ink" xmlns:am3d="http://schemas.microsoft.com/office/drawing/2017/model3d" xmlns:o="urn:schemas-microsoft-com:office:office" xmlns:r="http://schemas.openxmlformats.org/officeDocument/2006/relationships" xmlns:m="http://schemas.openxmlformats.org/officeDocument/2006/math" xmlns:v="urn:schemas-microsoft-com:vml" xmlns:wp14="http://schemas.microsoft.com/office/word/2010/wordprocessingDrawing" xmlns:wp="http://schemas.openxmlformats.org/drawingml/2006/wordprocessingDrawing" xmlns:w10="urn:schemas-microsoft-com:office:word" xmlns:w="http://schemas.openxmlformats.org/wordprocessingml/2006/main" xmlns:w14="http://schemas.microsoft.com/office/word/2010/wordml" xmlns:w15="http://schemas.microsoft.com/office/word/2012/wordml" xmlns:w16cex="http://schemas.microsoft.com/office/word/2018/wordml/cex" xmlns:w16cid="http://schemas.microsoft.com/office/word/2016/wordml/cid" xmlns:w16="http://schemas.microsoft.com/office/word/2018/wordml" xmlns:w16sdtdh="http://schemas.microsoft.com/office/word/2020/wordml/sdtdatahash" xmlns:w16se="http://schemas.microsoft.com/office/word/2015/wordml/symex" xmlns:wpg="http://schemas.microsoft.com/office/word/2010/wordprocessingGroup" xmlns:wpi="http://schemas.microsoft.com/office/word/2010/wordprocessingInk" xmlns:wne="http://schemas.microsoft.com/office/word/2006/wordml" xmlns:wps="http://schemas.microsoft.com/office/word/2010/wordprocessingShape" mc:Ignorable="w14 w15 w16se w16cid w16 w16cex w16sdtdh wp14">
+<w:hdr xmlns:wpc="http://schemas.microsoft.com/office/word/2010/wordprocessingCanvas" xmlns:cx="http://schemas.microsoft.com/office/drawing/2014/chartex" xmlns:cx1="http://schemas.microsoft.com/office/drawing/2015/9/8/chartex" xmlns:cx2="http://schemas.microsoft.com/office/drawing/2015/10/21/chartex" xmlns:cx3="http://schemas.microsoft.com/office/drawing/2016/5/9/chartex" xmlns:cx4="http://schemas.microsoft.com/office/drawing/2016/5/10/chartex" xmlns:cx5="http://schemas.microsoft.com/office/drawing/2016/5/11/chartex" xmlns:cx6="http://schemas.microsoft.com/office/drawing/2016/5/12/chartex" xmlns:cx7="http://schemas.microsoft.com/office/drawing/2016/5/13/chartex" xmlns:cx8="http://schemas.microsoft.com/office/drawing/2016/5/14/chartex" xmlns:mc="http://schemas.openxmlformats.org/markup-compatibility/2006" xmlns:aink="http://schemas.microsoft.com/office/drawing/2016/ink" xmlns:am3d="http://schemas.microsoft.com/office/drawing/2017/model3d" xmlns:o="urn:schemas-microsoft-com:office:office" xmlns:oel="http://schemas.microsoft.com/office/2019/extlst" xmlns:r="http://schemas.openxmlformats.org/officeDocument/2006/relationships" xmlns:m="http://schemas.openxmlformats.org/officeDocument/2006/math" xmlns:v="urn:schemas-microsoft-com:vml" xmlns:wp14="http://schemas.microsoft.com/office/word/2010/wordprocessingDrawing" xmlns:wp="http://schemas.openxmlformats.org/drawingml/2006/wordprocessingDrawing" xmlns:w10="urn:schemas-microsoft-com:office:word" xmlns:w="http://schemas.openxmlformats.org/wordprocessingml/2006/main" xmlns:w14="http://schemas.microsoft.com/office/word/2010/wordml" xmlns:w15="http://schemas.microsoft.com/office/word/2012/wordml" xmlns:w16cex="http://schemas.microsoft.com/office/word/2018/wordml/cex" xmlns:w16cid="http://schemas.microsoft.com/office/word/2016/wordml/cid" xmlns:w16="http://schemas.microsoft.com/office/word/2018/wordml" xmlns:w16du="http://schemas.microsoft.com/office/word/2023/wordml/word16du" xmlns:w16sdtdh="http://schemas.microsoft.com/office/word/2020/wordml/sdtdatahash" xmlns:w16sdtfl="http://schemas.microsoft.com/office/word/2024/wordml/sdtformatlock" xmlns:w16se="http://schemas.microsoft.com/office/word/2015/wordml/symex" xmlns:wpg="http://schemas.microsoft.com/office/word/2010/wordprocessingGroup" xmlns:wpi="http://schemas.microsoft.com/office/word/2010/wordprocessingInk" xmlns:wne="http://schemas.microsoft.com/office/word/2006/wordml" xmlns:wps="http://schemas.microsoft.com/office/word/2010/wordprocessingShape" mc:Ignorable="w14 w15 w16se w16cid w16 w16cex w16sdtdh w16sdtfl w16du wp14">
   <w:p>
     <w:pPr>
       <w:spacing w:before="240" w:after="240"/>
@@ -4046,7 +3955,7 @@
 </file>
 
 <file path=word/header2.xml><?xml version="1.0" encoding="utf-8"?>
-<w:hdr xmlns:wpc="http://schemas.microsoft.com/office/word/2010/wordprocessingCanvas" xmlns:cx="http://schemas.microsoft.com/office/drawing/2014/chartex" xmlns:cx1="http://schemas.microsoft.com/office/drawing/2015/9/8/chartex" xmlns:cx2="http://schemas.microsoft.com/office/drawing/2015/10/21/chartex" xmlns:cx3="http://schemas.microsoft.com/office/drawing/2016/5/9/chartex" xmlns:cx4="http://schemas.microsoft.com/office/drawing/2016/5/10/chartex" xmlns:cx5="http://schemas.microsoft.com/office/drawing/2016/5/11/chartex" xmlns:cx6="http://schemas.microsoft.com/office/drawing/2016/5/12/chartex" xmlns:cx7="http://schemas.microsoft.com/office/drawing/2016/5/13/chartex" xmlns:cx8="http://schemas.microsoft.com/office/drawing/2016/5/14/chartex" xmlns:mc="http://schemas.openxmlformats.org/markup-compatibility/2006" xmlns:aink="http://schemas.microsoft.com/office/drawing/2016/ink" xmlns:am3d="http://schemas.microsoft.com/office/drawing/2017/model3d" xmlns:o="urn:schemas-microsoft-com:office:office" xmlns:r="http://schemas.openxmlformats.org/officeDocument/2006/relationships" xmlns:m="http://schemas.openxmlformats.org/officeDocument/2006/math" xmlns:v="urn:schemas-microsoft-com:vml" xmlns:wp14="http://schemas.microsoft.com/office/word/2010/wordprocessingDrawing" xmlns:wp="http://schemas.openxmlformats.org/drawingml/2006/wordprocessingDrawing" xmlns:w10="urn:schemas-microsoft-com:office:word" xmlns:w="http://schemas.openxmlformats.org/wordprocessingml/2006/main" xmlns:w14="http://schemas.microsoft.com/office/word/2010/wordml" xmlns:w15="http://schemas.microsoft.com/office/word/2012/wordml" xmlns:w16cex="http://schemas.microsoft.com/office/word/2018/wordml/cex" xmlns:w16cid="http://schemas.microsoft.com/office/word/2016/wordml/cid" xmlns:w16="http://schemas.microsoft.com/office/word/2018/wordml" xmlns:w16sdtdh="http://schemas.microsoft.com/office/word/2020/wordml/sdtdatahash" xmlns:w16se="http://schemas.microsoft.com/office/word/2015/wordml/symex" xmlns:wpg="http://schemas.microsoft.com/office/word/2010/wordprocessingGroup" xmlns:wpi="http://schemas.microsoft.com/office/word/2010/wordprocessingInk" xmlns:wne="http://schemas.microsoft.com/office/word/2006/wordml" xmlns:wps="http://schemas.microsoft.com/office/word/2010/wordprocessingShape" mc:Ignorable="w14 w15 w16se w16cid w16 w16cex w16sdtdh wp14">
+<w:hdr xmlns:wpc="http://schemas.microsoft.com/office/word/2010/wordprocessingCanvas" xmlns:cx="http://schemas.microsoft.com/office/drawing/2014/chartex" xmlns:cx1="http://schemas.microsoft.com/office/drawing/2015/9/8/chartex" xmlns:cx2="http://schemas.microsoft.com/office/drawing/2015/10/21/chartex" xmlns:cx3="http://schemas.microsoft.com/office/drawing/2016/5/9/chartex" xmlns:cx4="http://schemas.microsoft.com/office/drawing/2016/5/10/chartex" xmlns:cx5="http://schemas.microsoft.com/office/drawing/2016/5/11/chartex" xmlns:cx6="http://schemas.microsoft.com/office/drawing/2016/5/12/chartex" xmlns:cx7="http://schemas.microsoft.com/office/drawing/2016/5/13/chartex" xmlns:cx8="http://schemas.microsoft.com/office/drawing/2016/5/14/chartex" xmlns:mc="http://schemas.openxmlformats.org/markup-compatibility/2006" xmlns:aink="http://schemas.microsoft.com/office/drawing/2016/ink" xmlns:am3d="http://schemas.microsoft.com/office/drawing/2017/model3d" xmlns:o="urn:schemas-microsoft-com:office:office" xmlns:oel="http://schemas.microsoft.com/office/2019/extlst" xmlns:r="http://schemas.openxmlformats.org/officeDocument/2006/relationships" xmlns:m="http://schemas.openxmlformats.org/officeDocument/2006/math" xmlns:v="urn:schemas-microsoft-com:vml" xmlns:wp14="http://schemas.microsoft.com/office/word/2010/wordprocessingDrawing" xmlns:wp="http://schemas.openxmlformats.org/drawingml/2006/wordprocessingDrawing" xmlns:w10="urn:schemas-microsoft-com:office:word" xmlns:w="http://schemas.openxmlformats.org/wordprocessingml/2006/main" xmlns:w14="http://schemas.microsoft.com/office/word/2010/wordml" xmlns:w15="http://schemas.microsoft.com/office/word/2012/wordml" xmlns:w16cex="http://schemas.microsoft.com/office/word/2018/wordml/cex" xmlns:w16cid="http://schemas.microsoft.com/office/word/2016/wordml/cid" xmlns:w16="http://schemas.microsoft.com/office/word/2018/wordml" xmlns:w16du="http://schemas.microsoft.com/office/word/2023/wordml/word16du" xmlns:w16sdtdh="http://schemas.microsoft.com/office/word/2020/wordml/sdtdatahash" xmlns:w16sdtfl="http://schemas.microsoft.com/office/word/2024/wordml/sdtformatlock" xmlns:w16se="http://schemas.microsoft.com/office/word/2015/wordml/symex" xmlns:wpg="http://schemas.microsoft.com/office/word/2010/wordprocessingGroup" xmlns:wpi="http://schemas.microsoft.com/office/word/2010/wordprocessingInk" xmlns:wne="http://schemas.microsoft.com/office/word/2006/wordml" xmlns:wps="http://schemas.microsoft.com/office/word/2010/wordprocessingShape" mc:Ignorable="w14 w15 w16se w16cid w16 w16cex w16sdtdh w16sdtfl w16du wp14">
   <w:p>
     <w:pPr>
       <w:jc w:val="center"/>
@@ -4182,7 +4091,7 @@
 </file>
 
 <file path=word/numbering.xml><?xml version="1.0" encoding="utf-8"?>
-<w:numbering xmlns:wpc="http://schemas.microsoft.com/office/word/2010/wordprocessingCanvas" xmlns:cx="http://schemas.microsoft.com/office/drawing/2014/chartex" xmlns:cx1="http://schemas.microsoft.com/office/drawing/2015/9/8/chartex" xmlns:cx2="http://schemas.microsoft.com/office/drawing/2015/10/21/chartex" xmlns:cx3="http://schemas.microsoft.com/office/drawing/2016/5/9/chartex" xmlns:cx4="http://schemas.microsoft.com/office/drawing/2016/5/10/chartex" xmlns:cx5="http://schemas.microsoft.com/office/drawing/2016/5/11/chartex" xmlns:cx6="http://schemas.microsoft.com/office/drawing/2016/5/12/chartex" xmlns:cx7="http://schemas.microsoft.com/office/drawing/2016/5/13/chartex" xmlns:cx8="http://schemas.microsoft.com/office/drawing/2016/5/14/chartex" xmlns:mc="http://schemas.openxmlformats.org/markup-compatibility/2006" xmlns:aink="http://schemas.microsoft.com/office/drawing/2016/ink" xmlns:am3d="http://schemas.microsoft.com/office/drawing/2017/model3d" xmlns:o="urn:schemas-microsoft-com:office:office" xmlns:r="http://schemas.openxmlformats.org/officeDocument/2006/relationships" xmlns:m="http://schemas.openxmlformats.org/officeDocument/2006/math" xmlns:v="urn:schemas-microsoft-com:vml" xmlns:wp14="http://schemas.microsoft.com/office/word/2010/wordprocessingDrawing" xmlns:wp="http://schemas.openxmlformats.org/drawingml/2006/wordprocessingDrawing" xmlns:w10="urn:schemas-microsoft-com:office:word" xmlns:w="http://schemas.openxmlformats.org/wordprocessingml/2006/main" xmlns:w14="http://schemas.microsoft.com/office/word/2010/wordml" xmlns:w15="http://schemas.microsoft.com/office/word/2012/wordml" xmlns:w16cex="http://schemas.microsoft.com/office/word/2018/wordml/cex" xmlns:w16cid="http://schemas.microsoft.com/office/word/2016/wordml/cid" xmlns:w16="http://schemas.microsoft.com/office/word/2018/wordml" xmlns:w16sdtdh="http://schemas.microsoft.com/office/word/2020/wordml/sdtdatahash" xmlns:w16se="http://schemas.microsoft.com/office/word/2015/wordml/symex" xmlns:wpg="http://schemas.microsoft.com/office/word/2010/wordprocessingGroup" xmlns:wpi="http://schemas.microsoft.com/office/word/2010/wordprocessingInk" xmlns:wne="http://schemas.microsoft.com/office/word/2006/wordml" xmlns:wps="http://schemas.microsoft.com/office/word/2010/wordprocessingShape" mc:Ignorable="w14 w15 w16se w16cid w16 w16cex w16sdtdh wp14">
+<w:numbering xmlns:wpc="http://schemas.microsoft.com/office/word/2010/wordprocessingCanvas" xmlns:cx="http://schemas.microsoft.com/office/drawing/2014/chartex" xmlns:cx1="http://schemas.microsoft.com/office/drawing/2015/9/8/chartex" xmlns:cx2="http://schemas.microsoft.com/office/drawing/2015/10/21/chartex" xmlns:cx3="http://schemas.microsoft.com/office/drawing/2016/5/9/chartex" xmlns:cx4="http://schemas.microsoft.com/office/drawing/2016/5/10/chartex" xmlns:cx5="http://schemas.microsoft.com/office/drawing/2016/5/11/chartex" xmlns:cx6="http://schemas.microsoft.com/office/drawing/2016/5/12/chartex" xmlns:cx7="http://schemas.microsoft.com/office/drawing/2016/5/13/chartex" xmlns:cx8="http://schemas.microsoft.com/office/drawing/2016/5/14/chartex" xmlns:mc="http://schemas.openxmlformats.org/markup-compatibility/2006" xmlns:aink="http://schemas.microsoft.com/office/drawing/2016/ink" xmlns:am3d="http://schemas.microsoft.com/office/drawing/2017/model3d" xmlns:o="urn:schemas-microsoft-com:office:office" xmlns:oel="http://schemas.microsoft.com/office/2019/extlst" xmlns:r="http://schemas.openxmlformats.org/officeDocument/2006/relationships" xmlns:m="http://schemas.openxmlformats.org/officeDocument/2006/math" xmlns:v="urn:schemas-microsoft-com:vml" xmlns:wp14="http://schemas.microsoft.com/office/word/2010/wordprocessingDrawing" xmlns:wp="http://schemas.openxmlformats.org/drawingml/2006/wordprocessingDrawing" xmlns:w10="urn:schemas-microsoft-com:office:word" xmlns:w="http://schemas.openxmlformats.org/wordprocessingml/2006/main" xmlns:w14="http://schemas.microsoft.com/office/word/2010/wordml" xmlns:w15="http://schemas.microsoft.com/office/word/2012/wordml" xmlns:w16cex="http://schemas.microsoft.com/office/word/2018/wordml/cex" xmlns:w16cid="http://schemas.microsoft.com/office/word/2016/wordml/cid" xmlns:w16="http://schemas.microsoft.com/office/word/2018/wordml" xmlns:w16du="http://schemas.microsoft.com/office/word/2023/wordml/word16du" xmlns:w16sdtdh="http://schemas.microsoft.com/office/word/2020/wordml/sdtdatahash" xmlns:w16sdtfl="http://schemas.microsoft.com/office/word/2024/wordml/sdtformatlock" xmlns:w16se="http://schemas.microsoft.com/office/word/2015/wordml/symex" xmlns:wpg="http://schemas.microsoft.com/office/word/2010/wordprocessingGroup" xmlns:wpi="http://schemas.microsoft.com/office/word/2010/wordprocessingInk" xmlns:wne="http://schemas.microsoft.com/office/word/2006/wordml" xmlns:wps="http://schemas.microsoft.com/office/word/2010/wordprocessingShape" mc:Ignorable="w14 w15 w16se w16cid w16 w16cex w16sdtdh w16sdtfl w16du wp14">
   <w:abstractNum w:abstractNumId="0" w15:restartNumberingAfterBreak="0">
     <w:nsid w:val="00EC0E99"/>
     <w:multiLevelType w:val="multilevel"/>
@@ -7839,95 +7748,95 @@
       </w:rPr>
     </w:lvl>
   </w:abstractNum>
-  <w:num w:numId="1">
+  <w:num w:numId="1" w16cid:durableId="663239765">
     <w:abstractNumId w:val="25"/>
   </w:num>
-  <w:num w:numId="2">
+  <w:num w:numId="2" w16cid:durableId="1441677443">
     <w:abstractNumId w:val="10"/>
   </w:num>
-  <w:num w:numId="3">
+  <w:num w:numId="3" w16cid:durableId="1985424797">
     <w:abstractNumId w:val="20"/>
   </w:num>
-  <w:num w:numId="4">
+  <w:num w:numId="4" w16cid:durableId="1675721017">
     <w:abstractNumId w:val="3"/>
   </w:num>
-  <w:num w:numId="5">
+  <w:num w:numId="5" w16cid:durableId="1135416958">
     <w:abstractNumId w:val="12"/>
   </w:num>
-  <w:num w:numId="6">
+  <w:num w:numId="6" w16cid:durableId="1466578746">
     <w:abstractNumId w:val="8"/>
   </w:num>
-  <w:num w:numId="7">
+  <w:num w:numId="7" w16cid:durableId="722682578">
     <w:abstractNumId w:val="6"/>
   </w:num>
-  <w:num w:numId="8">
+  <w:num w:numId="8" w16cid:durableId="1852135835">
     <w:abstractNumId w:val="14"/>
   </w:num>
-  <w:num w:numId="9">
+  <w:num w:numId="9" w16cid:durableId="172112256">
     <w:abstractNumId w:val="16"/>
   </w:num>
-  <w:num w:numId="10">
+  <w:num w:numId="10" w16cid:durableId="837161724">
     <w:abstractNumId w:val="5"/>
   </w:num>
-  <w:num w:numId="11">
+  <w:num w:numId="11" w16cid:durableId="1375811216">
     <w:abstractNumId w:val="17"/>
   </w:num>
-  <w:num w:numId="12">
+  <w:num w:numId="12" w16cid:durableId="604071572">
     <w:abstractNumId w:val="15"/>
   </w:num>
-  <w:num w:numId="13">
+  <w:num w:numId="13" w16cid:durableId="1685789416">
     <w:abstractNumId w:val="23"/>
   </w:num>
-  <w:num w:numId="14">
+  <w:num w:numId="14" w16cid:durableId="1630748004">
     <w:abstractNumId w:val="21"/>
   </w:num>
-  <w:num w:numId="15">
+  <w:num w:numId="15" w16cid:durableId="1731465916">
     <w:abstractNumId w:val="19"/>
   </w:num>
-  <w:num w:numId="16">
+  <w:num w:numId="16" w16cid:durableId="374935230">
     <w:abstractNumId w:val="2"/>
   </w:num>
-  <w:num w:numId="17">
+  <w:num w:numId="17" w16cid:durableId="890070228">
     <w:abstractNumId w:val="1"/>
   </w:num>
-  <w:num w:numId="18">
+  <w:num w:numId="18" w16cid:durableId="458837355">
     <w:abstractNumId w:val="11"/>
   </w:num>
-  <w:num w:numId="19">
+  <w:num w:numId="19" w16cid:durableId="1183276431">
     <w:abstractNumId w:val="13"/>
   </w:num>
-  <w:num w:numId="20">
+  <w:num w:numId="20" w16cid:durableId="1854176499">
     <w:abstractNumId w:val="4"/>
   </w:num>
-  <w:num w:numId="21">
+  <w:num w:numId="21" w16cid:durableId="1901751326">
     <w:abstractNumId w:val="24"/>
   </w:num>
-  <w:num w:numId="22">
+  <w:num w:numId="22" w16cid:durableId="1276324558">
     <w:abstractNumId w:val="18"/>
   </w:num>
-  <w:num w:numId="23">
+  <w:num w:numId="23" w16cid:durableId="457145433">
     <w:abstractNumId w:val="9"/>
   </w:num>
-  <w:num w:numId="24">
+  <w:num w:numId="24" w16cid:durableId="2054380092">
     <w:abstractNumId w:val="0"/>
   </w:num>
-  <w:num w:numId="25">
+  <w:num w:numId="25" w16cid:durableId="900487079">
     <w:abstractNumId w:val="22"/>
   </w:num>
-  <w:num w:numId="26">
+  <w:num w:numId="26" w16cid:durableId="230042505">
     <w:abstractNumId w:val="26"/>
   </w:num>
-  <w:num w:numId="27">
+  <w:num w:numId="27" w16cid:durableId="1955482355">
     <w:abstractNumId w:val="27"/>
   </w:num>
-  <w:num w:numId="28">
+  <w:num w:numId="28" w16cid:durableId="1407919635">
     <w:abstractNumId w:val="7"/>
   </w:num>
 </w:numbering>
 </file>
 
 <file path=word/styles.xml><?xml version="1.0" encoding="utf-8"?>
-<w:styles xmlns:mc="http://schemas.openxmlformats.org/markup-compatibility/2006" xmlns:r="http://schemas.openxmlformats.org/officeDocument/2006/relationships" xmlns:w="http://schemas.openxmlformats.org/wordprocessingml/2006/main" xmlns:w14="http://schemas.microsoft.com/office/word/2010/wordml" xmlns:w15="http://schemas.microsoft.com/office/word/2012/wordml" xmlns:w16cex="http://schemas.microsoft.com/office/word/2018/wordml/cex" xmlns:w16cid="http://schemas.microsoft.com/office/word/2016/wordml/cid" xmlns:w16="http://schemas.microsoft.com/office/word/2018/wordml" xmlns:w16sdtdh="http://schemas.microsoft.com/office/word/2020/wordml/sdtdatahash" xmlns:w16se="http://schemas.microsoft.com/office/word/2015/wordml/symex" mc:Ignorable="w14 w15 w16se w16cid w16 w16cex w16sdtdh">
+<w:styles xmlns:mc="http://schemas.openxmlformats.org/markup-compatibility/2006" xmlns:r="http://schemas.openxmlformats.org/officeDocument/2006/relationships" xmlns:w="http://schemas.openxmlformats.org/wordprocessingml/2006/main" xmlns:w14="http://schemas.microsoft.com/office/word/2010/wordml" xmlns:w15="http://schemas.microsoft.com/office/word/2012/wordml" xmlns:w16cex="http://schemas.microsoft.com/office/word/2018/wordml/cex" xmlns:w16cid="http://schemas.microsoft.com/office/word/2016/wordml/cid" xmlns:w16="http://schemas.microsoft.com/office/word/2018/wordml" xmlns:w16du="http://schemas.microsoft.com/office/word/2023/wordml/word16du" xmlns:w16sdtdh="http://schemas.microsoft.com/office/word/2020/wordml/sdtdatahash" xmlns:w16sdtfl="http://schemas.microsoft.com/office/word/2024/wordml/sdtformatlock" xmlns:w16se="http://schemas.microsoft.com/office/word/2015/wordml/symex" mc:Ignorable="w14 w15 w16se w16cid w16 w16cex w16sdtdh w16sdtfl w16du">
   <w:docDefaults>
     <w:rPrDefault>
       <w:rPr>
@@ -8822,7 +8731,7 @@
       </w:tblCellMar>
     </w:tblPr>
   </w:style>
-  <w:style w:type="character" w:styleId="Textoennegrita">
+  <w:style w:type="character" w:styleId="Fuerte">
     <w:name w:val="Strong"/>
     <w:basedOn w:val="Fuentedeprrafopredeter"/>
     <w:uiPriority w:val="22"/>

--- a/Proyecto/docs/ADS_Tarea1Proyecto_JoshuaOsorio_AndresFabara.docx
+++ b/Proyecto/docs/ADS_Tarea1Proyecto_JoshuaOsorio_AndresFabara.docx
@@ -1726,6 +1726,26 @@
           <w:rFonts w:ascii="Proxima Nova" w:hAnsi="Proxima Nova" w:cs="Arial"/>
           <w:lang w:val="es-MX"/>
         </w:rPr>
+        <w:t>Cerrar sesión.</w:t>
+      </w:r>
+    </w:p>
+    <w:p>
+      <w:pPr>
+        <w:pStyle w:val="NormalWeb"/>
+        <w:numPr>
+          <w:ilvl w:val="0"/>
+          <w:numId w:val="15"/>
+        </w:numPr>
+        <w:rPr>
+          <w:rFonts w:ascii="Proxima Nova" w:hAnsi="Proxima Nova" w:cs="Arial"/>
+          <w:lang w:val="es-MX"/>
+        </w:rPr>
+      </w:pPr>
+      <w:r>
+        <w:rPr>
+          <w:rFonts w:ascii="Proxima Nova" w:hAnsi="Proxima Nova" w:cs="Arial"/>
+          <w:lang w:val="es-MX"/>
+        </w:rPr>
         <w:t>Registrar nuevas ventas.</w:t>
       </w:r>
     </w:p>
@@ -1940,7 +1960,7 @@
           <w:rFonts w:ascii="Proxima Nova" w:hAnsi="Proxima Nova" w:cs="Arial"/>
           <w:lang w:val="es-MX"/>
         </w:rPr>
-        <w:t>Registrar ventas.</w:t>
+        <w:t>Cerrar sesión.</w:t>
       </w:r>
     </w:p>
     <w:p>
@@ -1960,7 +1980,14 @@
           <w:rFonts w:ascii="Proxima Nova" w:hAnsi="Proxima Nova" w:cs="Arial"/>
           <w:lang w:val="es-MX"/>
         </w:rPr>
-        <w:t>Agregar productos.</w:t>
+        <w:t>Administrar productos</w:t>
+      </w:r>
+      <w:r>
+        <w:rPr>
+          <w:rFonts w:ascii="Proxima Nova" w:hAnsi="Proxima Nova" w:cs="Arial"/>
+          <w:lang w:val="es-MX"/>
+        </w:rPr>
+        <w:t xml:space="preserve"> (A, M, C)</w:t>
       </w:r>
     </w:p>
     <w:p>
@@ -1980,7 +2007,28 @@
           <w:rFonts w:ascii="Proxima Nova" w:hAnsi="Proxima Nova" w:cs="Arial"/>
           <w:lang w:val="es-MX"/>
         </w:rPr>
-        <w:t>Modificar productos.</w:t>
+        <w:t>Administrar</w:t>
+      </w:r>
+      <w:r>
+        <w:rPr>
+          <w:rFonts w:ascii="Proxima Nova" w:hAnsi="Proxima Nova" w:cs="Arial"/>
+          <w:lang w:val="es-MX"/>
+        </w:rPr>
+        <w:t xml:space="preserve"> </w:t>
+      </w:r>
+      <w:r>
+        <w:rPr>
+          <w:rFonts w:ascii="Proxima Nova" w:hAnsi="Proxima Nova" w:cs="Arial"/>
+          <w:lang w:val="es-MX"/>
+        </w:rPr>
+        <w:t>usuarios</w:t>
+      </w:r>
+      <w:r>
+        <w:rPr>
+          <w:rFonts w:ascii="Proxima Nova" w:hAnsi="Proxima Nova" w:cs="Arial"/>
+          <w:lang w:val="es-MX"/>
+        </w:rPr>
+        <w:t xml:space="preserve"> (A, B, M, C)</w:t>
       </w:r>
     </w:p>
     <w:p>
@@ -2000,7 +2048,28 @@
           <w:rFonts w:ascii="Proxima Nova" w:hAnsi="Proxima Nova" w:cs="Arial"/>
           <w:lang w:val="es-MX"/>
         </w:rPr>
-        <w:t>Eliminar productos.</w:t>
+        <w:t>Administrar inventario</w:t>
+      </w:r>
+      <w:r>
+        <w:rPr>
+          <w:rFonts w:ascii="Proxima Nova" w:hAnsi="Proxima Nova" w:cs="Arial"/>
+          <w:lang w:val="es-MX"/>
+        </w:rPr>
+        <w:t xml:space="preserve"> (A,</w:t>
+      </w:r>
+      <w:r>
+        <w:rPr>
+          <w:rFonts w:ascii="Proxima Nova" w:hAnsi="Proxima Nova" w:cs="Arial"/>
+          <w:lang w:val="es-MX"/>
+        </w:rPr>
+        <w:t xml:space="preserve"> M, C</w:t>
+      </w:r>
+      <w:r>
+        <w:rPr>
+          <w:rFonts w:ascii="Proxima Nova" w:hAnsi="Proxima Nova" w:cs="Arial"/>
+          <w:lang w:val="es-MX"/>
+        </w:rPr>
+        <w:t>)</w:t>
       </w:r>
     </w:p>
     <w:p>
@@ -2020,7 +2089,28 @@
           <w:rFonts w:ascii="Proxima Nova" w:hAnsi="Proxima Nova" w:cs="Arial"/>
           <w:lang w:val="es-MX"/>
         </w:rPr>
-        <w:t>Consultar reportes de ventas.</w:t>
+        <w:t>Administrar</w:t>
+      </w:r>
+      <w:r>
+        <w:rPr>
+          <w:rFonts w:ascii="Proxima Nova" w:hAnsi="Proxima Nova" w:cs="Arial"/>
+          <w:lang w:val="es-MX"/>
+        </w:rPr>
+        <w:t xml:space="preserve"> cliente</w:t>
+      </w:r>
+      <w:r>
+        <w:rPr>
+          <w:rFonts w:ascii="Proxima Nova" w:hAnsi="Proxima Nova" w:cs="Arial"/>
+          <w:lang w:val="es-MX"/>
+        </w:rPr>
+        <w:t xml:space="preserve"> (A, M, C)</w:t>
+      </w:r>
+      <w:r>
+        <w:rPr>
+          <w:rFonts w:ascii="Proxima Nova" w:hAnsi="Proxima Nova" w:cs="Arial"/>
+          <w:lang w:val="es-MX"/>
+        </w:rPr>
+        <w:t>.</w:t>
       </w:r>
     </w:p>
     <w:p>
@@ -2040,7 +2130,7 @@
           <w:rFonts w:ascii="Proxima Nova" w:hAnsi="Proxima Nova" w:cs="Arial"/>
           <w:lang w:val="es-MX"/>
         </w:rPr>
-        <w:t>Administrar inventario.</w:t>
+        <w:t>Consultar reportes de ventas.</w:t>
       </w:r>
     </w:p>
     <w:p>
@@ -2066,6 +2156,30 @@
     <w:p>
       <w:pPr>
         <w:pStyle w:val="NormalWeb"/>
+        <w:ind w:left="720"/>
+        <w:rPr>
+          <w:rFonts w:ascii="Proxima Nova" w:hAnsi="Proxima Nova" w:cs="Arial"/>
+          <w:lang w:val="es-MX"/>
+        </w:rPr>
+      </w:pPr>
+      <w:r>
+        <w:rPr>
+          <w:rFonts w:ascii="Proxima Nova" w:hAnsi="Proxima Nova" w:cs="Arial"/>
+          <w:lang w:val="es"/>
+        </w:rPr>
+        <w:t xml:space="preserve">Nomenclatura: </w:t>
+      </w:r>
+      <w:r>
+        <w:rPr>
+          <w:rFonts w:ascii="Proxima Nova" w:hAnsi="Proxima Nova" w:cs="Arial"/>
+          <w:lang w:val="es"/>
+        </w:rPr>
+        <w:t>A: Altas B: Bajas M: Modificaciones C: Consultas</w:t>
+      </w:r>
+    </w:p>
+    <w:p>
+      <w:pPr>
+        <w:pStyle w:val="NormalWeb"/>
         <w:rPr>
           <w:rFonts w:ascii="Proxima Nova" w:hAnsi="Proxima Nova" w:cs="Arial"/>
           <w:lang w:val="es-MX"/>
@@ -2130,7 +2244,7 @@
           <w:rFonts w:ascii="Proxima Nova" w:hAnsi="Proxima Nova" w:cs="Arial"/>
           <w:lang w:val="es-MX"/>
         </w:rPr>
-        <w:t>Solicitar la compra de productos.</w:t>
+        <w:t>Registrar su compra</w:t>
       </w:r>
     </w:p>
     <w:p>
@@ -2150,7 +2264,8 @@
           <w:rFonts w:ascii="Proxima Nova" w:hAnsi="Proxima Nova" w:cs="Arial"/>
           <w:lang w:val="es-MX"/>
         </w:rPr>
-        <w:t>Recibir ticket de compra.</w:t>
+        <w:lastRenderedPageBreak/>
+        <w:t>Solicitar la compra de productos.</w:t>
       </w:r>
     </w:p>
     <w:p>
@@ -2170,29 +2285,78 @@
           <w:rFonts w:ascii="Proxima Nova" w:hAnsi="Proxima Nova" w:cs="Arial"/>
           <w:lang w:val="es-MX"/>
         </w:rPr>
+        <w:t>Recibir ticket de compra.</w:t>
+      </w:r>
+    </w:p>
+    <w:p>
+      <w:pPr>
+        <w:pStyle w:val="NormalWeb"/>
+        <w:numPr>
+          <w:ilvl w:val="0"/>
+          <w:numId w:val="17"/>
+        </w:numPr>
+        <w:rPr>
+          <w:rFonts w:ascii="Proxima Nova" w:hAnsi="Proxima Nova" w:cs="Arial"/>
+          <w:lang w:val="es-MX"/>
+        </w:rPr>
+      </w:pPr>
+      <w:r>
+        <w:rPr>
+          <w:rFonts w:ascii="Proxima Nova" w:hAnsi="Proxima Nova" w:cs="Arial"/>
+          <w:lang w:val="es-MX"/>
+        </w:rPr>
         <w:t>Realizar el pago.</w:t>
       </w:r>
     </w:p>
     <w:p>
       <w:pPr>
         <w:pStyle w:val="NormalWeb"/>
-        <w:rPr>
-          <w:rFonts w:ascii="Proxima Nova" w:hAnsi="Proxima Nova" w:cs="Arial"/>
-          <w:lang w:val="es-MX"/>
-        </w:rPr>
-      </w:pPr>
-      <w:r>
-        <w:rPr>
-          <w:rFonts w:ascii="Proxima Nova" w:hAnsi="Proxima Nova" w:cs="Arial"/>
-          <w:lang w:val="es-MX"/>
-        </w:rPr>
-        <w:lastRenderedPageBreak/>
-        <w:t>El cliente no interactúa directamente con el software.</w:t>
-      </w:r>
-    </w:p>
-    <w:p>
-      <w:pPr>
-        <w:pStyle w:val="Ttulo2"/>
+        <w:numPr>
+          <w:ilvl w:val="0"/>
+          <w:numId w:val="17"/>
+        </w:numPr>
+        <w:rPr>
+          <w:rFonts w:ascii="Proxima Nova" w:hAnsi="Proxima Nova" w:cs="Arial"/>
+          <w:lang w:val="es-MX"/>
+        </w:rPr>
+      </w:pPr>
+      <w:r>
+        <w:rPr>
+          <w:rFonts w:ascii="Proxima Nova" w:hAnsi="Proxima Nova" w:cs="Arial"/>
+          <w:lang w:val="es-MX"/>
+        </w:rPr>
+        <w:t>Añadir producto al carrito</w:t>
+      </w:r>
+    </w:p>
+    <w:p>
+      <w:pPr>
+        <w:pStyle w:val="NormalWeb"/>
+        <w:numPr>
+          <w:ilvl w:val="0"/>
+          <w:numId w:val="17"/>
+        </w:numPr>
+        <w:rPr>
+          <w:rFonts w:ascii="Proxima Nova" w:hAnsi="Proxima Nova" w:cs="Arial"/>
+          <w:lang w:val="es-MX"/>
+        </w:rPr>
+      </w:pPr>
+      <w:r>
+        <w:rPr>
+          <w:rFonts w:ascii="Proxima Nova" w:hAnsi="Proxima Nova" w:cs="Arial"/>
+          <w:lang w:val="es-MX"/>
+        </w:rPr>
+        <w:t xml:space="preserve">Añadir </w:t>
+      </w:r>
+      <w:r>
+        <w:rPr>
+          <w:rFonts w:ascii="Proxima Nova" w:hAnsi="Proxima Nova" w:cs="Arial"/>
+          <w:lang w:val="es-MX"/>
+        </w:rPr>
+        <w:t>propinas.</w:t>
+      </w:r>
+    </w:p>
+    <w:p>
+      <w:pPr>
         <w:rPr>
           <w:rFonts w:ascii="Proxima Nova" w:hAnsi="Proxima Nova"/>
           <w:b/>
@@ -2202,8 +2366,545 @@
           <w:lang w:val="es-MX"/>
         </w:rPr>
       </w:pPr>
-      <w:bookmarkStart w:id="13" w:name="_Toc222859654"/>
-      <w:r>
+      <w:r>
+        <w:rPr>
+          <w:rFonts w:ascii="Proxima Nova" w:hAnsi="Proxima Nova"/>
+          <w:b/>
+          <w:bCs/>
+          <w:sz w:val="28"/>
+          <w:szCs w:val="28"/>
+          <w:lang w:val="es-MX"/>
+        </w:rPr>
+        <w:t xml:space="preserve">Procesos internos </w:t>
+      </w:r>
+      <w:r>
+        <w:rPr>
+          <w:rFonts w:ascii="Proxima Nova" w:hAnsi="Proxima Nova"/>
+          <w:b/>
+          <w:bCs/>
+          <w:sz w:val="28"/>
+          <w:szCs w:val="28"/>
+          <w:lang w:val="es-MX"/>
+        </w:rPr>
+        <w:t>del sistema</w:t>
+      </w:r>
+    </w:p>
+    <w:p>
+      <w:pPr>
+        <w:pStyle w:val="Ttulo2"/>
+        <w:rPr>
+          <w:rFonts w:ascii="Proxima Nova" w:hAnsi="Proxima Nova"/>
+          <w:sz w:val="24"/>
+          <w:szCs w:val="24"/>
+          <w:lang w:val="es-MX"/>
+        </w:rPr>
+      </w:pPr>
+      <w:bookmarkStart w:id="13" w:name="_Toc222859655"/>
+      <w:r>
+        <w:rPr>
+          <w:rFonts w:ascii="Proxima Nova" w:hAnsi="Proxima Nova"/>
+          <w:sz w:val="24"/>
+          <w:szCs w:val="24"/>
+          <w:lang w:val="es-MX"/>
+        </w:rPr>
+        <w:t>Proceso de autenticación</w:t>
+      </w:r>
+      <w:bookmarkEnd w:id="13"/>
+    </w:p>
+    <w:p>
+      <w:pPr>
+        <w:pStyle w:val="NormalWeb"/>
+        <w:numPr>
+          <w:ilvl w:val="0"/>
+          <w:numId w:val="19"/>
+        </w:numPr>
+        <w:rPr>
+          <w:rFonts w:ascii="Proxima Nova" w:hAnsi="Proxima Nova" w:cs="Arial"/>
+          <w:lang w:val="es-MX"/>
+        </w:rPr>
+      </w:pPr>
+      <w:r>
+        <w:rPr>
+          <w:rFonts w:ascii="Proxima Nova" w:hAnsi="Proxima Nova" w:cs="Arial"/>
+          <w:lang w:val="es-MX"/>
+        </w:rPr>
+        <w:t>Recibir usuario y contraseña.</w:t>
+      </w:r>
+    </w:p>
+    <w:p>
+      <w:pPr>
+        <w:pStyle w:val="NormalWeb"/>
+        <w:numPr>
+          <w:ilvl w:val="0"/>
+          <w:numId w:val="19"/>
+        </w:numPr>
+        <w:rPr>
+          <w:rFonts w:ascii="Proxima Nova" w:hAnsi="Proxima Nova" w:cs="Arial"/>
+          <w:lang w:val="es-MX"/>
+        </w:rPr>
+      </w:pPr>
+      <w:r>
+        <w:rPr>
+          <w:rFonts w:ascii="Proxima Nova" w:hAnsi="Proxima Nova" w:cs="Arial"/>
+          <w:lang w:val="es-MX"/>
+        </w:rPr>
+        <w:t>Verificar datos en la base de datos.</w:t>
+      </w:r>
+    </w:p>
+    <w:p>
+      <w:pPr>
+        <w:pStyle w:val="NormalWeb"/>
+        <w:numPr>
+          <w:ilvl w:val="0"/>
+          <w:numId w:val="19"/>
+        </w:numPr>
+        <w:rPr>
+          <w:rFonts w:ascii="Proxima Nova" w:hAnsi="Proxima Nova" w:cs="Arial"/>
+          <w:lang w:val="es-MX"/>
+        </w:rPr>
+      </w:pPr>
+      <w:r>
+        <w:rPr>
+          <w:rFonts w:ascii="Proxima Nova" w:hAnsi="Proxima Nova" w:cs="Arial"/>
+          <w:lang w:val="es-MX"/>
+        </w:rPr>
+        <w:t>Permitir o negar acceso.</w:t>
+      </w:r>
+    </w:p>
+    <w:p>
+      <w:pPr>
+        <w:pStyle w:val="Ttulo2"/>
+        <w:rPr>
+          <w:rFonts w:ascii="Proxima Nova" w:hAnsi="Proxima Nova"/>
+          <w:sz w:val="24"/>
+          <w:szCs w:val="24"/>
+          <w:lang w:val="es-MX"/>
+        </w:rPr>
+      </w:pPr>
+      <w:bookmarkStart w:id="14" w:name="_Toc222859656"/>
+      <w:r>
+        <w:rPr>
+          <w:rFonts w:ascii="Proxima Nova" w:hAnsi="Proxima Nova"/>
+          <w:sz w:val="24"/>
+          <w:szCs w:val="24"/>
+          <w:lang w:val="es-MX"/>
+        </w:rPr>
+        <w:t>Proceso de registro de venta</w:t>
+      </w:r>
+      <w:bookmarkEnd w:id="14"/>
+    </w:p>
+    <w:p>
+      <w:pPr>
+        <w:pStyle w:val="NormalWeb"/>
+        <w:numPr>
+          <w:ilvl w:val="0"/>
+          <w:numId w:val="20"/>
+        </w:numPr>
+        <w:rPr>
+          <w:rFonts w:ascii="Proxima Nova" w:hAnsi="Proxima Nova" w:cs="Arial"/>
+          <w:lang w:val="es-MX"/>
+        </w:rPr>
+      </w:pPr>
+      <w:r>
+        <w:rPr>
+          <w:rFonts w:ascii="Proxima Nova" w:hAnsi="Proxima Nova" w:cs="Arial"/>
+          <w:lang w:val="es-MX"/>
+        </w:rPr>
+        <w:t>Recibir productos seleccionados.</w:t>
+      </w:r>
+    </w:p>
+    <w:p>
+      <w:pPr>
+        <w:pStyle w:val="NormalWeb"/>
+        <w:numPr>
+          <w:ilvl w:val="0"/>
+          <w:numId w:val="20"/>
+        </w:numPr>
+        <w:rPr>
+          <w:rFonts w:ascii="Proxima Nova" w:hAnsi="Proxima Nova" w:cs="Arial"/>
+          <w:lang w:val="es-MX"/>
+        </w:rPr>
+      </w:pPr>
+      <w:r>
+        <w:rPr>
+          <w:rFonts w:ascii="Proxima Nova" w:hAnsi="Proxima Nova" w:cs="Arial"/>
+          <w:lang w:val="es-MX"/>
+        </w:rPr>
+        <w:t>Obtener precios desde la base de datos.</w:t>
+      </w:r>
+    </w:p>
+    <w:p>
+      <w:pPr>
+        <w:pStyle w:val="NormalWeb"/>
+        <w:numPr>
+          <w:ilvl w:val="0"/>
+          <w:numId w:val="20"/>
+        </w:numPr>
+        <w:rPr>
+          <w:rFonts w:ascii="Proxima Nova" w:hAnsi="Proxima Nova" w:cs="Arial"/>
+          <w:lang w:val="es-MX"/>
+        </w:rPr>
+      </w:pPr>
+      <w:r>
+        <w:rPr>
+          <w:rFonts w:ascii="Proxima Nova" w:hAnsi="Proxima Nova" w:cs="Arial"/>
+          <w:lang w:val="es-MX"/>
+        </w:rPr>
+        <w:t>Calcular el total.</w:t>
+      </w:r>
+    </w:p>
+    <w:p>
+      <w:pPr>
+        <w:pStyle w:val="NormalWeb"/>
+        <w:numPr>
+          <w:ilvl w:val="0"/>
+          <w:numId w:val="20"/>
+        </w:numPr>
+        <w:rPr>
+          <w:rFonts w:ascii="Proxima Nova" w:hAnsi="Proxima Nova" w:cs="Arial"/>
+          <w:lang w:val="es-MX"/>
+        </w:rPr>
+      </w:pPr>
+      <w:r>
+        <w:rPr>
+          <w:rFonts w:ascii="Proxima Nova" w:hAnsi="Proxima Nova" w:cs="Arial"/>
+          <w:lang w:val="es-MX"/>
+        </w:rPr>
+        <w:t>Registrar la venta.</w:t>
+      </w:r>
+    </w:p>
+    <w:p>
+      <w:pPr>
+        <w:pStyle w:val="NormalWeb"/>
+        <w:numPr>
+          <w:ilvl w:val="0"/>
+          <w:numId w:val="20"/>
+        </w:numPr>
+        <w:rPr>
+          <w:rFonts w:ascii="Proxima Nova" w:hAnsi="Proxima Nova" w:cs="Arial"/>
+          <w:lang w:val="es-MX"/>
+        </w:rPr>
+      </w:pPr>
+      <w:r>
+        <w:rPr>
+          <w:rFonts w:ascii="Proxima Nova" w:hAnsi="Proxima Nova" w:cs="Arial"/>
+          <w:lang w:val="es-MX"/>
+        </w:rPr>
+        <w:t>Actualizar inventario.</w:t>
+      </w:r>
+    </w:p>
+    <w:p>
+      <w:pPr>
+        <w:pStyle w:val="Ttulo2"/>
+        <w:rPr>
+          <w:rFonts w:ascii="Proxima Nova" w:hAnsi="Proxima Nova"/>
+          <w:sz w:val="24"/>
+          <w:szCs w:val="24"/>
+          <w:lang w:val="es-MX"/>
+        </w:rPr>
+      </w:pPr>
+      <w:bookmarkStart w:id="15" w:name="_Toc222859657"/>
+      <w:r>
+        <w:rPr>
+          <w:rFonts w:ascii="Proxima Nova" w:hAnsi="Proxima Nova"/>
+          <w:sz w:val="24"/>
+          <w:szCs w:val="24"/>
+          <w:lang w:val="es-MX"/>
+        </w:rPr>
+        <w:t>Proceso de actualización de inventario</w:t>
+      </w:r>
+      <w:bookmarkEnd w:id="15"/>
+    </w:p>
+    <w:p>
+      <w:pPr>
+        <w:pStyle w:val="NormalWeb"/>
+        <w:numPr>
+          <w:ilvl w:val="0"/>
+          <w:numId w:val="21"/>
+        </w:numPr>
+        <w:rPr>
+          <w:rFonts w:ascii="Proxima Nova" w:hAnsi="Proxima Nova" w:cs="Arial"/>
+          <w:lang w:val="es-MX"/>
+        </w:rPr>
+      </w:pPr>
+      <w:r>
+        <w:rPr>
+          <w:rFonts w:ascii="Proxima Nova" w:hAnsi="Proxima Nova" w:cs="Arial"/>
+          <w:lang w:val="es-MX"/>
+        </w:rPr>
+        <w:t>Restar la cantidad vendida.</w:t>
+      </w:r>
+    </w:p>
+    <w:p>
+      <w:pPr>
+        <w:pStyle w:val="NormalWeb"/>
+        <w:numPr>
+          <w:ilvl w:val="0"/>
+          <w:numId w:val="21"/>
+        </w:numPr>
+        <w:rPr>
+          <w:rFonts w:ascii="Proxima Nova" w:hAnsi="Proxima Nova" w:cs="Arial"/>
+          <w:lang w:val="es-MX"/>
+        </w:rPr>
+      </w:pPr>
+      <w:r>
+        <w:rPr>
+          <w:rFonts w:ascii="Proxima Nova" w:hAnsi="Proxima Nova" w:cs="Arial"/>
+          <w:lang w:val="es-MX"/>
+        </w:rPr>
+        <w:t>Guardar el nuevo stock.</w:t>
+      </w:r>
+    </w:p>
+    <w:p>
+      <w:pPr>
+        <w:pStyle w:val="Ttulo2"/>
+        <w:rPr>
+          <w:rFonts w:ascii="Proxima Nova" w:hAnsi="Proxima Nova"/>
+          <w:sz w:val="24"/>
+          <w:szCs w:val="24"/>
+          <w:lang w:val="es-MX"/>
+        </w:rPr>
+      </w:pPr>
+      <w:bookmarkStart w:id="16" w:name="_Toc222859658"/>
+      <w:r>
+        <w:rPr>
+          <w:rFonts w:ascii="Proxima Nova" w:hAnsi="Proxima Nova"/>
+          <w:sz w:val="24"/>
+          <w:szCs w:val="24"/>
+          <w:lang w:val="es-MX"/>
+        </w:rPr>
+        <w:t>Proceso de generación de ticket</w:t>
+      </w:r>
+      <w:bookmarkEnd w:id="16"/>
+    </w:p>
+    <w:p>
+      <w:pPr>
+        <w:pStyle w:val="NormalWeb"/>
+        <w:numPr>
+          <w:ilvl w:val="0"/>
+          <w:numId w:val="22"/>
+        </w:numPr>
+        <w:rPr>
+          <w:rFonts w:ascii="Proxima Nova" w:hAnsi="Proxima Nova" w:cs="Arial"/>
+          <w:lang w:val="es-MX"/>
+        </w:rPr>
+      </w:pPr>
+      <w:r>
+        <w:rPr>
+          <w:rFonts w:ascii="Proxima Nova" w:hAnsi="Proxima Nova" w:cs="Arial"/>
+          <w:lang w:val="es-MX"/>
+        </w:rPr>
+        <w:t>Recopilar datos de la venta.</w:t>
+      </w:r>
+    </w:p>
+    <w:p>
+      <w:pPr>
+        <w:pStyle w:val="NormalWeb"/>
+        <w:numPr>
+          <w:ilvl w:val="0"/>
+          <w:numId w:val="22"/>
+        </w:numPr>
+        <w:rPr>
+          <w:rFonts w:ascii="Proxima Nova" w:hAnsi="Proxima Nova" w:cs="Arial"/>
+          <w:lang w:val="es-MX"/>
+        </w:rPr>
+      </w:pPr>
+      <w:r>
+        <w:rPr>
+          <w:rFonts w:ascii="Proxima Nova" w:hAnsi="Proxima Nova" w:cs="Arial"/>
+          <w:lang w:val="es-MX"/>
+        </w:rPr>
+        <w:t>Generar comprobante.</w:t>
+      </w:r>
+    </w:p>
+    <w:p>
+      <w:pPr>
+        <w:pStyle w:val="NormalWeb"/>
+        <w:numPr>
+          <w:ilvl w:val="0"/>
+          <w:numId w:val="22"/>
+        </w:numPr>
+        <w:rPr>
+          <w:rFonts w:ascii="Proxima Nova" w:hAnsi="Proxima Nova" w:cs="Arial"/>
+          <w:lang w:val="es-MX"/>
+        </w:rPr>
+      </w:pPr>
+      <w:r>
+        <w:rPr>
+          <w:rFonts w:ascii="Proxima Nova" w:hAnsi="Proxima Nova" w:cs="Arial"/>
+          <w:lang w:val="es-MX"/>
+        </w:rPr>
+        <w:t>Mostrar o imprimir ticket.</w:t>
+      </w:r>
+    </w:p>
+    <w:p>
+      <w:pPr>
+        <w:pStyle w:val="Ttulo2"/>
+        <w:rPr>
+          <w:rFonts w:ascii="Proxima Nova" w:hAnsi="Proxima Nova"/>
+          <w:sz w:val="24"/>
+          <w:szCs w:val="24"/>
+          <w:lang w:val="es-MX"/>
+        </w:rPr>
+      </w:pPr>
+      <w:bookmarkStart w:id="17" w:name="_Toc222859659"/>
+      <w:r>
+        <w:rPr>
+          <w:rFonts w:ascii="Proxima Nova" w:hAnsi="Proxima Nova"/>
+          <w:sz w:val="24"/>
+          <w:szCs w:val="24"/>
+          <w:lang w:val="es-MX"/>
+        </w:rPr>
+        <w:t>Proceso de gestión de productos</w:t>
+      </w:r>
+      <w:bookmarkEnd w:id="17"/>
+    </w:p>
+    <w:p>
+      <w:pPr>
+        <w:pStyle w:val="NormalWeb"/>
+        <w:numPr>
+          <w:ilvl w:val="0"/>
+          <w:numId w:val="23"/>
+        </w:numPr>
+        <w:rPr>
+          <w:rFonts w:ascii="Proxima Nova" w:hAnsi="Proxima Nova" w:cs="Arial"/>
+          <w:lang w:val="es-MX"/>
+        </w:rPr>
+      </w:pPr>
+      <w:r>
+        <w:rPr>
+          <w:rFonts w:ascii="Proxima Nova" w:hAnsi="Proxima Nova" w:cs="Arial"/>
+          <w:lang w:val="es-MX"/>
+        </w:rPr>
+        <w:t>Guardar nuevos productos.</w:t>
+      </w:r>
+    </w:p>
+    <w:p>
+      <w:pPr>
+        <w:pStyle w:val="NormalWeb"/>
+        <w:numPr>
+          <w:ilvl w:val="0"/>
+          <w:numId w:val="23"/>
+        </w:numPr>
+        <w:rPr>
+          <w:rFonts w:ascii="Proxima Nova" w:hAnsi="Proxima Nova" w:cs="Arial"/>
+          <w:lang w:val="es-MX"/>
+        </w:rPr>
+      </w:pPr>
+      <w:r>
+        <w:rPr>
+          <w:rFonts w:ascii="Proxima Nova" w:hAnsi="Proxima Nova" w:cs="Arial"/>
+          <w:lang w:val="es-MX"/>
+        </w:rPr>
+        <w:t>Actualizar información.</w:t>
+      </w:r>
+    </w:p>
+    <w:p>
+      <w:pPr>
+        <w:pStyle w:val="NormalWeb"/>
+        <w:numPr>
+          <w:ilvl w:val="0"/>
+          <w:numId w:val="23"/>
+        </w:numPr>
+        <w:rPr>
+          <w:rFonts w:ascii="Proxima Nova" w:hAnsi="Proxima Nova" w:cs="Arial"/>
+          <w:lang w:val="es-MX"/>
+        </w:rPr>
+      </w:pPr>
+      <w:r>
+        <w:rPr>
+          <w:rFonts w:ascii="Proxima Nova" w:hAnsi="Proxima Nova" w:cs="Arial"/>
+          <w:lang w:val="es-MX"/>
+        </w:rPr>
+        <w:t>Eliminar productos.</w:t>
+      </w:r>
+    </w:p>
+    <w:p>
+      <w:pPr>
+        <w:pStyle w:val="Ttulo2"/>
+        <w:rPr>
+          <w:rFonts w:ascii="Proxima Nova" w:hAnsi="Proxima Nova"/>
+          <w:sz w:val="24"/>
+          <w:szCs w:val="24"/>
+          <w:lang w:val="es-MX"/>
+        </w:rPr>
+      </w:pPr>
+      <w:bookmarkStart w:id="18" w:name="_Toc222859660"/>
+      <w:r>
+        <w:rPr>
+          <w:rFonts w:ascii="Proxima Nova" w:hAnsi="Proxima Nova"/>
+          <w:sz w:val="24"/>
+          <w:szCs w:val="24"/>
+          <w:lang w:val="es-MX"/>
+        </w:rPr>
+        <w:lastRenderedPageBreak/>
+        <w:t>Proceso de generación de reportes</w:t>
+      </w:r>
+      <w:bookmarkEnd w:id="18"/>
+    </w:p>
+    <w:p>
+      <w:pPr>
+        <w:pStyle w:val="NormalWeb"/>
+        <w:numPr>
+          <w:ilvl w:val="0"/>
+          <w:numId w:val="24"/>
+        </w:numPr>
+        <w:rPr>
+          <w:rFonts w:ascii="Proxima Nova" w:hAnsi="Proxima Nova" w:cs="Arial"/>
+          <w:lang w:val="es-MX"/>
+        </w:rPr>
+      </w:pPr>
+      <w:r>
+        <w:rPr>
+          <w:rFonts w:ascii="Proxima Nova" w:hAnsi="Proxima Nova" w:cs="Arial"/>
+          <w:lang w:val="es-MX"/>
+        </w:rPr>
+        <w:t>Consultar ventas registradas.</w:t>
+      </w:r>
+    </w:p>
+    <w:p>
+      <w:pPr>
+        <w:pStyle w:val="NormalWeb"/>
+        <w:numPr>
+          <w:ilvl w:val="0"/>
+          <w:numId w:val="24"/>
+        </w:numPr>
+        <w:rPr>
+          <w:rFonts w:ascii="Proxima Nova" w:hAnsi="Proxima Nova" w:cs="Arial"/>
+          <w:lang w:val="es-MX"/>
+        </w:rPr>
+      </w:pPr>
+      <w:r>
+        <w:rPr>
+          <w:rFonts w:ascii="Proxima Nova" w:hAnsi="Proxima Nova" w:cs="Arial"/>
+          <w:lang w:val="es-MX"/>
+        </w:rPr>
+        <w:t>Organizar información.</w:t>
+      </w:r>
+    </w:p>
+    <w:p>
+      <w:pPr>
+        <w:pStyle w:val="NormalWeb"/>
+        <w:numPr>
+          <w:ilvl w:val="0"/>
+          <w:numId w:val="24"/>
+        </w:numPr>
+        <w:rPr>
+          <w:rFonts w:ascii="Proxima Nova" w:hAnsi="Proxima Nova" w:cs="Arial"/>
+          <w:lang w:val="es-MX"/>
+        </w:rPr>
+      </w:pPr>
+      <w:r>
+        <w:rPr>
+          <w:rFonts w:ascii="Proxima Nova" w:hAnsi="Proxima Nova" w:cs="Arial"/>
+          <w:lang w:val="es-MX"/>
+        </w:rPr>
+        <w:t>Mostrar resultados al administrador.</w:t>
+      </w:r>
+    </w:p>
+    <w:p>
+      <w:pPr>
+        <w:pStyle w:val="Ttulo1"/>
         <w:rPr>
           <w:rFonts w:ascii="Proxima Nova" w:hAnsi="Proxima Nova"/>
           <w:b/>
@@ -2212,153 +2913,8 @@
           <w:szCs w:val="24"/>
           <w:lang w:val="es-MX"/>
         </w:rPr>
-        <w:t>Sistema de Base de Datos</w:t>
-      </w:r>
-      <w:bookmarkEnd w:id="13"/>
-    </w:p>
-    <w:p>
-      <w:pPr>
-        <w:pStyle w:val="NormalWeb"/>
-        <w:rPr>
-          <w:rFonts w:ascii="Proxima Nova" w:hAnsi="Proxima Nova" w:cs="Arial"/>
-          <w:lang w:val="es-MX"/>
-        </w:rPr>
-      </w:pPr>
-      <w:r>
-        <w:rPr>
-          <w:rFonts w:ascii="Proxima Nova" w:hAnsi="Proxima Nova" w:cs="Arial"/>
-          <w:lang w:val="es-MX"/>
-        </w:rPr>
-        <w:t>Es un actor interno.</w:t>
-      </w:r>
-    </w:p>
-    <w:p>
-      <w:pPr>
-        <w:pStyle w:val="NormalWeb"/>
-        <w:rPr>
-          <w:rFonts w:ascii="Proxima Nova" w:hAnsi="Proxima Nova" w:cs="Arial"/>
-          <w:lang w:val="es-MX"/>
-        </w:rPr>
-      </w:pPr>
-      <w:r>
-        <w:rPr>
-          <w:rFonts w:ascii="Proxima Nova" w:hAnsi="Proxima Nova" w:cs="Arial"/>
-          <w:lang w:val="es-MX"/>
-        </w:rPr>
-        <w:t>Acciones que realiza:</w:t>
-      </w:r>
-    </w:p>
-    <w:p>
-      <w:pPr>
-        <w:pStyle w:val="NormalWeb"/>
-        <w:numPr>
-          <w:ilvl w:val="0"/>
-          <w:numId w:val="18"/>
-        </w:numPr>
-        <w:rPr>
-          <w:rFonts w:ascii="Proxima Nova" w:hAnsi="Proxima Nova" w:cs="Arial"/>
-          <w:lang w:val="es-MX"/>
-        </w:rPr>
-      </w:pPr>
-      <w:r>
-        <w:rPr>
-          <w:rFonts w:ascii="Proxima Nova" w:hAnsi="Proxima Nova" w:cs="Arial"/>
-          <w:lang w:val="es-MX"/>
-        </w:rPr>
-        <w:t>Almacenar productos.</w:t>
-      </w:r>
-    </w:p>
-    <w:p>
-      <w:pPr>
-        <w:pStyle w:val="NormalWeb"/>
-        <w:numPr>
-          <w:ilvl w:val="0"/>
-          <w:numId w:val="18"/>
-        </w:numPr>
-        <w:rPr>
-          <w:rFonts w:ascii="Proxima Nova" w:hAnsi="Proxima Nova" w:cs="Arial"/>
-          <w:lang w:val="es-MX"/>
-        </w:rPr>
-      </w:pPr>
-      <w:r>
-        <w:rPr>
-          <w:rFonts w:ascii="Proxima Nova" w:hAnsi="Proxima Nova" w:cs="Arial"/>
-          <w:lang w:val="es-MX"/>
-        </w:rPr>
-        <w:t>Guardar ventas.</w:t>
-      </w:r>
-    </w:p>
-    <w:p>
-      <w:pPr>
-        <w:pStyle w:val="NormalWeb"/>
-        <w:numPr>
-          <w:ilvl w:val="0"/>
-          <w:numId w:val="18"/>
-        </w:numPr>
-        <w:rPr>
-          <w:rFonts w:ascii="Proxima Nova" w:hAnsi="Proxima Nova" w:cs="Arial"/>
-          <w:lang w:val="es-MX"/>
-        </w:rPr>
-      </w:pPr>
-      <w:r>
-        <w:rPr>
-          <w:rFonts w:ascii="Proxima Nova" w:hAnsi="Proxima Nova" w:cs="Arial"/>
-          <w:lang w:val="es-MX"/>
-        </w:rPr>
-        <w:t>Guardar usuarios.</w:t>
-      </w:r>
-    </w:p>
-    <w:p>
-      <w:pPr>
-        <w:pStyle w:val="NormalWeb"/>
-        <w:numPr>
-          <w:ilvl w:val="0"/>
-          <w:numId w:val="18"/>
-        </w:numPr>
-        <w:rPr>
-          <w:rFonts w:ascii="Proxima Nova" w:hAnsi="Proxima Nova" w:cs="Arial"/>
-          <w:lang w:val="es-MX"/>
-        </w:rPr>
-      </w:pPr>
-      <w:r>
-        <w:rPr>
-          <w:rFonts w:ascii="Proxima Nova" w:hAnsi="Proxima Nova" w:cs="Arial"/>
-          <w:lang w:val="es-MX"/>
-        </w:rPr>
-        <w:t>Actualizar inventario.</w:t>
-      </w:r>
-    </w:p>
-    <w:p>
-      <w:pPr>
-        <w:pStyle w:val="NormalWeb"/>
-        <w:numPr>
-          <w:ilvl w:val="0"/>
-          <w:numId w:val="18"/>
-        </w:numPr>
-        <w:rPr>
-          <w:rFonts w:ascii="Proxima Nova" w:hAnsi="Proxima Nova" w:cs="Arial"/>
-          <w:lang w:val="es-MX"/>
-        </w:rPr>
-      </w:pPr>
-      <w:r>
-        <w:rPr>
-          <w:rFonts w:ascii="Proxima Nova" w:hAnsi="Proxima Nova" w:cs="Arial"/>
-          <w:lang w:val="es-MX"/>
-        </w:rPr>
-        <w:t>Proporcionar datos al sistema cuando se soliciten.</w:t>
-      </w:r>
-    </w:p>
-    <w:p>
-      <w:pPr>
-        <w:rPr>
-          <w:rFonts w:ascii="Proxima Nova" w:hAnsi="Proxima Nova"/>
-          <w:b/>
-          <w:bCs/>
-          <w:sz w:val="24"/>
-          <w:szCs w:val="24"/>
-          <w:lang w:val="es-MX"/>
-        </w:rPr>
-      </w:pPr>
+      </w:pPr>
+      <w:bookmarkStart w:id="19" w:name="_Toc222859661"/>
       <w:r>
         <w:rPr>
           <w:rFonts w:ascii="Proxima Nova" w:hAnsi="Proxima Nova"/>
@@ -2368,19 +2924,9 @@
           <w:szCs w:val="28"/>
           <w:lang w:val="es-MX"/>
         </w:rPr>
-        <w:t xml:space="preserve">Procesos internos </w:t>
-      </w:r>
-      <w:r>
-        <w:rPr>
-          <w:rFonts w:ascii="Proxima Nova" w:hAnsi="Proxima Nova"/>
-          <w:b/>
-          <w:bCs/>
-          <w:sz w:val="28"/>
-          <w:szCs w:val="28"/>
-          <w:lang w:val="es-MX"/>
-        </w:rPr>
-        <w:t>del sistema</w:t>
-      </w:r>
+        <w:t>Diferencia entre actividades funcionales y restricciones del sistema</w:t>
+      </w:r>
+      <w:bookmarkEnd w:id="19"/>
     </w:p>
     <w:p>
       <w:pPr>
@@ -2392,7 +2938,7 @@
           <w:lang w:val="es-MX"/>
         </w:rPr>
       </w:pPr>
-      <w:bookmarkStart w:id="14" w:name="_Toc222859655"/>
+      <w:bookmarkStart w:id="20" w:name="_Toc222859662"/>
       <w:r>
         <w:rPr>
           <w:rFonts w:ascii="Proxima Nova" w:hAnsi="Proxima Nova"/>
@@ -2400,548 +2946,9 @@
           <w:szCs w:val="24"/>
           <w:lang w:val="es-MX"/>
         </w:rPr>
-        <w:t>Proceso de autenticación</w:t>
-      </w:r>
-      <w:bookmarkEnd w:id="14"/>
-    </w:p>
-    <w:p>
-      <w:pPr>
-        <w:pStyle w:val="NormalWeb"/>
-        <w:numPr>
-          <w:ilvl w:val="0"/>
-          <w:numId w:val="19"/>
-        </w:numPr>
-        <w:rPr>
-          <w:rFonts w:ascii="Proxima Nova" w:hAnsi="Proxima Nova" w:cs="Arial"/>
-          <w:lang w:val="es-MX"/>
-        </w:rPr>
-      </w:pPr>
-      <w:r>
-        <w:rPr>
-          <w:rFonts w:ascii="Proxima Nova" w:hAnsi="Proxima Nova" w:cs="Arial"/>
-          <w:lang w:val="es-MX"/>
-        </w:rPr>
-        <w:t>Recibir usuario y contraseña.</w:t>
-      </w:r>
-    </w:p>
-    <w:p>
-      <w:pPr>
-        <w:pStyle w:val="NormalWeb"/>
-        <w:numPr>
-          <w:ilvl w:val="0"/>
-          <w:numId w:val="19"/>
-        </w:numPr>
-        <w:rPr>
-          <w:rFonts w:ascii="Proxima Nova" w:hAnsi="Proxima Nova" w:cs="Arial"/>
-          <w:lang w:val="es-MX"/>
-        </w:rPr>
-      </w:pPr>
-      <w:r>
-        <w:rPr>
-          <w:rFonts w:ascii="Proxima Nova" w:hAnsi="Proxima Nova" w:cs="Arial"/>
-          <w:lang w:val="es-MX"/>
-        </w:rPr>
-        <w:t>Verificar datos en la base de datos.</w:t>
-      </w:r>
-    </w:p>
-    <w:p>
-      <w:pPr>
-        <w:pStyle w:val="NormalWeb"/>
-        <w:numPr>
-          <w:ilvl w:val="0"/>
-          <w:numId w:val="19"/>
-        </w:numPr>
-        <w:rPr>
-          <w:rFonts w:ascii="Proxima Nova" w:hAnsi="Proxima Nova" w:cs="Arial"/>
-          <w:lang w:val="es-MX"/>
-        </w:rPr>
-      </w:pPr>
-      <w:r>
-        <w:rPr>
-          <w:rFonts w:ascii="Proxima Nova" w:hAnsi="Proxima Nova" w:cs="Arial"/>
-          <w:lang w:val="es-MX"/>
-        </w:rPr>
-        <w:t>Permitir o negar acceso.</w:t>
-      </w:r>
-    </w:p>
-    <w:p>
-      <w:pPr>
-        <w:pStyle w:val="Ttulo2"/>
-        <w:rPr>
-          <w:rFonts w:ascii="Proxima Nova" w:hAnsi="Proxima Nova"/>
-          <w:sz w:val="24"/>
-          <w:szCs w:val="24"/>
-          <w:lang w:val="es-MX"/>
-        </w:rPr>
-      </w:pPr>
-      <w:bookmarkStart w:id="15" w:name="_Toc222859656"/>
-      <w:r>
-        <w:rPr>
-          <w:rFonts w:ascii="Proxima Nova" w:hAnsi="Proxima Nova"/>
-          <w:sz w:val="24"/>
-          <w:szCs w:val="24"/>
-          <w:lang w:val="es-MX"/>
-        </w:rPr>
-        <w:t>Proceso de registro de venta</w:t>
-      </w:r>
-      <w:bookmarkEnd w:id="15"/>
-    </w:p>
-    <w:p>
-      <w:pPr>
-        <w:pStyle w:val="NormalWeb"/>
-        <w:numPr>
-          <w:ilvl w:val="0"/>
-          <w:numId w:val="20"/>
-        </w:numPr>
-        <w:rPr>
-          <w:rFonts w:ascii="Proxima Nova" w:hAnsi="Proxima Nova" w:cs="Arial"/>
-          <w:lang w:val="es-MX"/>
-        </w:rPr>
-      </w:pPr>
-      <w:r>
-        <w:rPr>
-          <w:rFonts w:ascii="Proxima Nova" w:hAnsi="Proxima Nova" w:cs="Arial"/>
-          <w:lang w:val="es-MX"/>
-        </w:rPr>
-        <w:t>Recibir productos seleccionados.</w:t>
-      </w:r>
-    </w:p>
-    <w:p>
-      <w:pPr>
-        <w:pStyle w:val="NormalWeb"/>
-        <w:numPr>
-          <w:ilvl w:val="0"/>
-          <w:numId w:val="20"/>
-        </w:numPr>
-        <w:rPr>
-          <w:rFonts w:ascii="Proxima Nova" w:hAnsi="Proxima Nova" w:cs="Arial"/>
-          <w:lang w:val="es-MX"/>
-        </w:rPr>
-      </w:pPr>
-      <w:r>
-        <w:rPr>
-          <w:rFonts w:ascii="Proxima Nova" w:hAnsi="Proxima Nova" w:cs="Arial"/>
-          <w:lang w:val="es-MX"/>
-        </w:rPr>
-        <w:t>Obtener precios desde la base de datos.</w:t>
-      </w:r>
-    </w:p>
-    <w:p>
-      <w:pPr>
-        <w:pStyle w:val="NormalWeb"/>
-        <w:numPr>
-          <w:ilvl w:val="0"/>
-          <w:numId w:val="20"/>
-        </w:numPr>
-        <w:rPr>
-          <w:rFonts w:ascii="Proxima Nova" w:hAnsi="Proxima Nova" w:cs="Arial"/>
-          <w:lang w:val="es-MX"/>
-        </w:rPr>
-      </w:pPr>
-      <w:r>
-        <w:rPr>
-          <w:rFonts w:ascii="Proxima Nova" w:hAnsi="Proxima Nova" w:cs="Arial"/>
-          <w:lang w:val="es-MX"/>
-        </w:rPr>
-        <w:t>Calcular el total.</w:t>
-      </w:r>
-    </w:p>
-    <w:p>
-      <w:pPr>
-        <w:pStyle w:val="NormalWeb"/>
-        <w:numPr>
-          <w:ilvl w:val="0"/>
-          <w:numId w:val="20"/>
-        </w:numPr>
-        <w:rPr>
-          <w:rFonts w:ascii="Proxima Nova" w:hAnsi="Proxima Nova" w:cs="Arial"/>
-          <w:lang w:val="es-MX"/>
-        </w:rPr>
-      </w:pPr>
-      <w:r>
-        <w:rPr>
-          <w:rFonts w:ascii="Proxima Nova" w:hAnsi="Proxima Nova" w:cs="Arial"/>
-          <w:lang w:val="es-MX"/>
-        </w:rPr>
-        <w:t>Registrar la venta.</w:t>
-      </w:r>
-    </w:p>
-    <w:p>
-      <w:pPr>
-        <w:pStyle w:val="NormalWeb"/>
-        <w:numPr>
-          <w:ilvl w:val="0"/>
-          <w:numId w:val="20"/>
-        </w:numPr>
-        <w:rPr>
-          <w:rFonts w:ascii="Proxima Nova" w:hAnsi="Proxima Nova" w:cs="Arial"/>
-          <w:lang w:val="es-MX"/>
-        </w:rPr>
-      </w:pPr>
-      <w:r>
-        <w:rPr>
-          <w:rFonts w:ascii="Proxima Nova" w:hAnsi="Proxima Nova" w:cs="Arial"/>
-          <w:lang w:val="es-MX"/>
-        </w:rPr>
-        <w:t>Actualizar inventario.</w:t>
-      </w:r>
-    </w:p>
-    <w:p>
-      <w:pPr>
-        <w:pStyle w:val="Ttulo2"/>
-        <w:rPr>
-          <w:rFonts w:ascii="Proxima Nova" w:hAnsi="Proxima Nova"/>
-          <w:sz w:val="24"/>
-          <w:szCs w:val="24"/>
-          <w:lang w:val="es-MX"/>
-        </w:rPr>
-      </w:pPr>
-      <w:bookmarkStart w:id="16" w:name="_Toc222859657"/>
-      <w:r>
-        <w:rPr>
-          <w:rFonts w:ascii="Proxima Nova" w:hAnsi="Proxima Nova"/>
-          <w:sz w:val="24"/>
-          <w:szCs w:val="24"/>
-          <w:lang w:val="es-MX"/>
-        </w:rPr>
-        <w:t>Proceso de actualización de inventario</w:t>
-      </w:r>
-      <w:bookmarkEnd w:id="16"/>
-    </w:p>
-    <w:p>
-      <w:pPr>
-        <w:pStyle w:val="NormalWeb"/>
-        <w:numPr>
-          <w:ilvl w:val="0"/>
-          <w:numId w:val="21"/>
-        </w:numPr>
-        <w:rPr>
-          <w:rFonts w:ascii="Proxima Nova" w:hAnsi="Proxima Nova" w:cs="Arial"/>
-          <w:lang w:val="es-MX"/>
-        </w:rPr>
-      </w:pPr>
-      <w:r>
-        <w:rPr>
-          <w:rFonts w:ascii="Proxima Nova" w:hAnsi="Proxima Nova" w:cs="Arial"/>
-          <w:lang w:val="es-MX"/>
-        </w:rPr>
-        <w:t>Restar la cantidad vendida.</w:t>
-      </w:r>
-    </w:p>
-    <w:p>
-      <w:pPr>
-        <w:pStyle w:val="NormalWeb"/>
-        <w:numPr>
-          <w:ilvl w:val="0"/>
-          <w:numId w:val="21"/>
-        </w:numPr>
-        <w:rPr>
-          <w:rFonts w:ascii="Proxima Nova" w:hAnsi="Proxima Nova" w:cs="Arial"/>
-          <w:lang w:val="es-MX"/>
-        </w:rPr>
-      </w:pPr>
-      <w:r>
-        <w:rPr>
-          <w:rFonts w:ascii="Proxima Nova" w:hAnsi="Proxima Nova" w:cs="Arial"/>
-          <w:lang w:val="es-MX"/>
-        </w:rPr>
-        <w:t>Guardar el nuevo stock.</w:t>
-      </w:r>
-    </w:p>
-    <w:p>
-      <w:pPr>
-        <w:pStyle w:val="Ttulo2"/>
-        <w:rPr>
-          <w:rFonts w:ascii="Proxima Nova" w:hAnsi="Proxima Nova"/>
-          <w:sz w:val="24"/>
-          <w:szCs w:val="24"/>
-          <w:lang w:val="es-MX"/>
-        </w:rPr>
-      </w:pPr>
-      <w:bookmarkStart w:id="17" w:name="_Toc222859658"/>
-      <w:r>
-        <w:rPr>
-          <w:rFonts w:ascii="Proxima Nova" w:hAnsi="Proxima Nova"/>
-          <w:sz w:val="24"/>
-          <w:szCs w:val="24"/>
-          <w:lang w:val="es-MX"/>
-        </w:rPr>
-        <w:t>Proceso de generación de ticket</w:t>
-      </w:r>
-      <w:bookmarkEnd w:id="17"/>
-    </w:p>
-    <w:p>
-      <w:pPr>
-        <w:pStyle w:val="NormalWeb"/>
-        <w:numPr>
-          <w:ilvl w:val="0"/>
-          <w:numId w:val="22"/>
-        </w:numPr>
-        <w:rPr>
-          <w:rFonts w:ascii="Proxima Nova" w:hAnsi="Proxima Nova" w:cs="Arial"/>
-          <w:lang w:val="es-MX"/>
-        </w:rPr>
-      </w:pPr>
-      <w:r>
-        <w:rPr>
-          <w:rFonts w:ascii="Proxima Nova" w:hAnsi="Proxima Nova" w:cs="Arial"/>
-          <w:lang w:val="es-MX"/>
-        </w:rPr>
-        <w:t>Recopilar datos de la venta.</w:t>
-      </w:r>
-    </w:p>
-    <w:p>
-      <w:pPr>
-        <w:pStyle w:val="NormalWeb"/>
-        <w:numPr>
-          <w:ilvl w:val="0"/>
-          <w:numId w:val="22"/>
-        </w:numPr>
-        <w:rPr>
-          <w:rFonts w:ascii="Proxima Nova" w:hAnsi="Proxima Nova" w:cs="Arial"/>
-          <w:lang w:val="es-MX"/>
-        </w:rPr>
-      </w:pPr>
-      <w:r>
-        <w:rPr>
-          <w:rFonts w:ascii="Proxima Nova" w:hAnsi="Proxima Nova" w:cs="Arial"/>
-          <w:lang w:val="es-MX"/>
-        </w:rPr>
-        <w:t>Generar comprobante.</w:t>
-      </w:r>
-    </w:p>
-    <w:p>
-      <w:pPr>
-        <w:pStyle w:val="NormalWeb"/>
-        <w:numPr>
-          <w:ilvl w:val="0"/>
-          <w:numId w:val="22"/>
-        </w:numPr>
-        <w:rPr>
-          <w:rFonts w:ascii="Proxima Nova" w:hAnsi="Proxima Nova" w:cs="Arial"/>
-          <w:lang w:val="es-MX"/>
-        </w:rPr>
-      </w:pPr>
-      <w:r>
-        <w:rPr>
-          <w:rFonts w:ascii="Proxima Nova" w:hAnsi="Proxima Nova" w:cs="Arial"/>
-          <w:lang w:val="es-MX"/>
-        </w:rPr>
-        <w:t>Mostrar o imprimir ticket.</w:t>
-      </w:r>
-    </w:p>
-    <w:p>
-      <w:pPr>
-        <w:pStyle w:val="Ttulo2"/>
-        <w:rPr>
-          <w:rFonts w:ascii="Proxima Nova" w:hAnsi="Proxima Nova"/>
-          <w:sz w:val="24"/>
-          <w:szCs w:val="24"/>
-          <w:lang w:val="es-MX"/>
-        </w:rPr>
-      </w:pPr>
-      <w:bookmarkStart w:id="18" w:name="_Toc222859659"/>
-      <w:r>
-        <w:rPr>
-          <w:rFonts w:ascii="Proxima Nova" w:hAnsi="Proxima Nova"/>
-          <w:sz w:val="24"/>
-          <w:szCs w:val="24"/>
-          <w:lang w:val="es-MX"/>
-        </w:rPr>
-        <w:lastRenderedPageBreak/>
-        <w:t>Proceso de gestión de productos</w:t>
-      </w:r>
-      <w:bookmarkEnd w:id="18"/>
-    </w:p>
-    <w:p>
-      <w:pPr>
-        <w:pStyle w:val="NormalWeb"/>
-        <w:numPr>
-          <w:ilvl w:val="0"/>
-          <w:numId w:val="23"/>
-        </w:numPr>
-        <w:rPr>
-          <w:rFonts w:ascii="Proxima Nova" w:hAnsi="Proxima Nova" w:cs="Arial"/>
-          <w:lang w:val="es-MX"/>
-        </w:rPr>
-      </w:pPr>
-      <w:r>
-        <w:rPr>
-          <w:rFonts w:ascii="Proxima Nova" w:hAnsi="Proxima Nova" w:cs="Arial"/>
-          <w:lang w:val="es-MX"/>
-        </w:rPr>
-        <w:t>Guardar nuevos productos.</w:t>
-      </w:r>
-    </w:p>
-    <w:p>
-      <w:pPr>
-        <w:pStyle w:val="NormalWeb"/>
-        <w:numPr>
-          <w:ilvl w:val="0"/>
-          <w:numId w:val="23"/>
-        </w:numPr>
-        <w:rPr>
-          <w:rFonts w:ascii="Proxima Nova" w:hAnsi="Proxima Nova" w:cs="Arial"/>
-          <w:lang w:val="es-MX"/>
-        </w:rPr>
-      </w:pPr>
-      <w:r>
-        <w:rPr>
-          <w:rFonts w:ascii="Proxima Nova" w:hAnsi="Proxima Nova" w:cs="Arial"/>
-          <w:lang w:val="es-MX"/>
-        </w:rPr>
-        <w:t>Actualizar información.</w:t>
-      </w:r>
-    </w:p>
-    <w:p>
-      <w:pPr>
-        <w:pStyle w:val="NormalWeb"/>
-        <w:numPr>
-          <w:ilvl w:val="0"/>
-          <w:numId w:val="23"/>
-        </w:numPr>
-        <w:rPr>
-          <w:rFonts w:ascii="Proxima Nova" w:hAnsi="Proxima Nova" w:cs="Arial"/>
-          <w:lang w:val="es-MX"/>
-        </w:rPr>
-      </w:pPr>
-      <w:r>
-        <w:rPr>
-          <w:rFonts w:ascii="Proxima Nova" w:hAnsi="Proxima Nova" w:cs="Arial"/>
-          <w:lang w:val="es-MX"/>
-        </w:rPr>
-        <w:t>Eliminar productos.</w:t>
-      </w:r>
-    </w:p>
-    <w:p>
-      <w:pPr>
-        <w:pStyle w:val="Ttulo2"/>
-        <w:rPr>
-          <w:rFonts w:ascii="Proxima Nova" w:hAnsi="Proxima Nova"/>
-          <w:sz w:val="24"/>
-          <w:szCs w:val="24"/>
-          <w:lang w:val="es-MX"/>
-        </w:rPr>
-      </w:pPr>
-      <w:bookmarkStart w:id="19" w:name="_Toc222859660"/>
-      <w:r>
-        <w:rPr>
-          <w:rFonts w:ascii="Proxima Nova" w:hAnsi="Proxima Nova"/>
-          <w:sz w:val="24"/>
-          <w:szCs w:val="24"/>
-          <w:lang w:val="es-MX"/>
-        </w:rPr>
-        <w:t>Proceso de generación de reportes</w:t>
-      </w:r>
-      <w:bookmarkEnd w:id="19"/>
-    </w:p>
-    <w:p>
-      <w:pPr>
-        <w:pStyle w:val="NormalWeb"/>
-        <w:numPr>
-          <w:ilvl w:val="0"/>
-          <w:numId w:val="24"/>
-        </w:numPr>
-        <w:rPr>
-          <w:rFonts w:ascii="Proxima Nova" w:hAnsi="Proxima Nova" w:cs="Arial"/>
-          <w:lang w:val="es-MX"/>
-        </w:rPr>
-      </w:pPr>
-      <w:r>
-        <w:rPr>
-          <w:rFonts w:ascii="Proxima Nova" w:hAnsi="Proxima Nova" w:cs="Arial"/>
-          <w:lang w:val="es-MX"/>
-        </w:rPr>
-        <w:t>Consultar ventas registradas.</w:t>
-      </w:r>
-    </w:p>
-    <w:p>
-      <w:pPr>
-        <w:pStyle w:val="NormalWeb"/>
-        <w:numPr>
-          <w:ilvl w:val="0"/>
-          <w:numId w:val="24"/>
-        </w:numPr>
-        <w:rPr>
-          <w:rFonts w:ascii="Proxima Nova" w:hAnsi="Proxima Nova" w:cs="Arial"/>
-          <w:lang w:val="es-MX"/>
-        </w:rPr>
-      </w:pPr>
-      <w:r>
-        <w:rPr>
-          <w:rFonts w:ascii="Proxima Nova" w:hAnsi="Proxima Nova" w:cs="Arial"/>
-          <w:lang w:val="es-MX"/>
-        </w:rPr>
-        <w:t>Organizar información.</w:t>
-      </w:r>
-    </w:p>
-    <w:p>
-      <w:pPr>
-        <w:pStyle w:val="NormalWeb"/>
-        <w:numPr>
-          <w:ilvl w:val="0"/>
-          <w:numId w:val="24"/>
-        </w:numPr>
-        <w:rPr>
-          <w:rFonts w:ascii="Proxima Nova" w:hAnsi="Proxima Nova" w:cs="Arial"/>
-          <w:lang w:val="es-MX"/>
-        </w:rPr>
-      </w:pPr>
-      <w:r>
-        <w:rPr>
-          <w:rFonts w:ascii="Proxima Nova" w:hAnsi="Proxima Nova" w:cs="Arial"/>
-          <w:lang w:val="es-MX"/>
-        </w:rPr>
-        <w:t>Mostrar resultados al administrador.</w:t>
-      </w:r>
-    </w:p>
-    <w:p>
-      <w:pPr>
-        <w:pStyle w:val="Ttulo1"/>
-        <w:rPr>
-          <w:rFonts w:ascii="Proxima Nova" w:hAnsi="Proxima Nova"/>
-          <w:b/>
-          <w:bCs/>
-          <w:sz w:val="24"/>
-          <w:szCs w:val="24"/>
-          <w:lang w:val="es-MX"/>
-        </w:rPr>
-      </w:pPr>
-      <w:bookmarkStart w:id="20" w:name="_Toc222859661"/>
-      <w:r>
-        <w:rPr>
-          <w:rFonts w:ascii="Proxima Nova" w:hAnsi="Proxima Nova"/>
-          <w:b/>
-          <w:bCs/>
-          <w:sz w:val="28"/>
-          <w:szCs w:val="28"/>
-          <w:lang w:val="es-MX"/>
-        </w:rPr>
-        <w:t>Diferencia entre actividades funcionales y restricciones del sistema</w:t>
+        <w:t xml:space="preserve">Actividades funcionales </w:t>
       </w:r>
       <w:bookmarkEnd w:id="20"/>
-    </w:p>
-    <w:p>
-      <w:pPr>
-        <w:pStyle w:val="Ttulo2"/>
-        <w:rPr>
-          <w:rFonts w:ascii="Proxima Nova" w:hAnsi="Proxima Nova"/>
-          <w:sz w:val="24"/>
-          <w:szCs w:val="24"/>
-          <w:lang w:val="es-MX"/>
-        </w:rPr>
-      </w:pPr>
-      <w:bookmarkStart w:id="21" w:name="_Toc222859662"/>
-      <w:r>
-        <w:rPr>
-          <w:rFonts w:ascii="Proxima Nova" w:hAnsi="Proxima Nova"/>
-          <w:sz w:val="24"/>
-          <w:szCs w:val="24"/>
-          <w:lang w:val="es-MX"/>
-        </w:rPr>
-        <w:t xml:space="preserve">Actividades funcionales </w:t>
-      </w:r>
-      <w:bookmarkEnd w:id="21"/>
     </w:p>
     <w:p>
       <w:pPr>
@@ -3109,7 +3116,7 @@
           <w:lang w:val="es-MX"/>
         </w:rPr>
       </w:pPr>
-      <w:bookmarkStart w:id="22" w:name="_Toc222859663"/>
+      <w:bookmarkStart w:id="21" w:name="_Toc222859663"/>
       <w:r>
         <w:rPr>
           <w:rFonts w:ascii="Proxima Nova" w:hAnsi="Proxima Nova"/>
@@ -3119,7 +3126,7 @@
         </w:rPr>
         <w:t>Restricciones o reglas del sistema</w:t>
       </w:r>
-      <w:bookmarkEnd w:id="22"/>
+      <w:bookmarkEnd w:id="21"/>
     </w:p>
     <w:p>
       <w:pPr>
@@ -3303,7 +3310,7 @@
           <w:lang w:val="es-MX"/>
         </w:rPr>
       </w:pPr>
-      <w:bookmarkStart w:id="23" w:name="_Toc222859664"/>
+      <w:bookmarkStart w:id="22" w:name="_Toc222859664"/>
       <w:r>
         <w:rPr>
           <w:rFonts w:ascii="Proxima Nova" w:hAnsi="Proxima Nova"/>
@@ -3311,10 +3318,9 @@
           <w:szCs w:val="24"/>
           <w:lang w:val="es-MX"/>
         </w:rPr>
-        <w:lastRenderedPageBreak/>
         <w:t>Restricciones técnicas</w:t>
       </w:r>
-      <w:bookmarkEnd w:id="23"/>
+      <w:bookmarkEnd w:id="22"/>
     </w:p>
     <w:p>
       <w:pPr>
@@ -3386,7 +3392,7 @@
           <w:lang w:val="es-MX"/>
         </w:rPr>
       </w:pPr>
-      <w:bookmarkStart w:id="24" w:name="_Toc222859665"/>
+      <w:bookmarkStart w:id="23" w:name="_Toc222859665"/>
       <w:r>
         <w:rPr>
           <w:rFonts w:ascii="Proxima Nova" w:hAnsi="Proxima Nova"/>
@@ -3394,9 +3400,10 @@
           <w:szCs w:val="24"/>
           <w:lang w:val="es-MX"/>
         </w:rPr>
+        <w:lastRenderedPageBreak/>
         <w:t>Restricciones de seguridad</w:t>
       </w:r>
-      <w:bookmarkEnd w:id="24"/>
+      <w:bookmarkEnd w:id="23"/>
     </w:p>
     <w:p>
       <w:pPr>
@@ -3577,66 +3584,23 @@
         </w:rPr>
       </w:pPr>
       <w:r>
-        <w:rPr>
-          <w:lang w:val="es-MX"/>
-        </w:rPr>
         <w:t xml:space="preserve">P. J. Deitel and H. M. Deitel, </w:t>
       </w:r>
       <w:r>
         <w:rPr>
           <w:i/>
           <w:iCs/>
-          <w:lang w:val="es-MX"/>
-        </w:rPr>
-        <w:t xml:space="preserve">Java: How </w:t>
-      </w:r>
-      <w:proofErr w:type="spellStart"/>
-      <w:r>
-        <w:rPr>
-          <w:i/>
-          <w:iCs/>
-          <w:lang w:val="es-MX"/>
-        </w:rPr>
-        <w:t>to</w:t>
-      </w:r>
-      <w:proofErr w:type="spellEnd"/>
-      <w:r>
-        <w:rPr>
-          <w:i/>
-          <w:iCs/>
-          <w:lang w:val="es-MX"/>
-        </w:rPr>
-        <w:t xml:space="preserve"> </w:t>
-      </w:r>
-      <w:proofErr w:type="spellStart"/>
-      <w:r>
-        <w:rPr>
-          <w:i/>
-          <w:iCs/>
-          <w:lang w:val="es-MX"/>
-        </w:rPr>
-        <w:t>Program</w:t>
-      </w:r>
-      <w:proofErr w:type="spellEnd"/>
-      <w:r>
-        <w:rPr>
-          <w:lang w:val="es-MX"/>
-        </w:rPr>
-        <w:t xml:space="preserve">. Pearson College </w:t>
-      </w:r>
-      <w:proofErr w:type="spellStart"/>
-      <w:r>
-        <w:rPr>
-          <w:lang w:val="es-MX"/>
-        </w:rPr>
-        <w:t>Division</w:t>
-      </w:r>
-      <w:proofErr w:type="spellEnd"/>
-      <w:r>
-        <w:rPr>
-          <w:lang w:val="es-MX"/>
-        </w:rPr>
-        <w:t>, 2012.</w:t>
+        </w:rPr>
+        <w:t>Java: How to Program</w:t>
+      </w:r>
+      <w:r>
+        <w:t xml:space="preserve">. </w:t>
+      </w:r>
+      <w:r>
+        <w:rPr>
+          <w:lang w:val="es-MX"/>
+        </w:rPr>
+        <w:t>Pearson College Division, 2012.</w:t>
       </w:r>
     </w:p>
     <w:p>
@@ -3652,66 +3616,23 @@
         </w:rPr>
       </w:pPr>
       <w:r>
-        <w:rPr>
-          <w:lang w:val="es-MX"/>
-        </w:rPr>
-        <w:t xml:space="preserve">“Java </w:t>
-      </w:r>
-      <w:proofErr w:type="spellStart"/>
-      <w:r>
-        <w:rPr>
-          <w:lang w:val="es-MX"/>
-        </w:rPr>
-        <w:t>Documentation</w:t>
-      </w:r>
-      <w:proofErr w:type="spellEnd"/>
-      <w:r>
-        <w:rPr>
-          <w:lang w:val="es-MX"/>
-        </w:rPr>
-        <w:t xml:space="preserve"> - </w:t>
-      </w:r>
-      <w:proofErr w:type="spellStart"/>
-      <w:r>
-        <w:rPr>
-          <w:lang w:val="es-MX"/>
-        </w:rPr>
-        <w:t>Get</w:t>
-      </w:r>
-      <w:proofErr w:type="spellEnd"/>
-      <w:r>
-        <w:rPr>
-          <w:lang w:val="es-MX"/>
-        </w:rPr>
-        <w:t xml:space="preserve"> </w:t>
-      </w:r>
-      <w:proofErr w:type="spellStart"/>
-      <w:r>
-        <w:rPr>
-          <w:lang w:val="es-MX"/>
-        </w:rPr>
-        <w:t>Started</w:t>
-      </w:r>
-      <w:proofErr w:type="spellEnd"/>
-      <w:r>
-        <w:rPr>
-          <w:lang w:val="es-MX"/>
-        </w:rPr>
-        <w:t xml:space="preserve">,” </w:t>
+        <w:t xml:space="preserve">“Java Documentation - Get Started,” </w:t>
       </w:r>
       <w:r>
         <w:rPr>
           <w:i/>
           <w:iCs/>
-          <w:lang w:val="es-MX"/>
         </w:rPr>
         <w:t>Oracle Help Center</w:t>
       </w:r>
       <w:r>
-        <w:rPr>
-          <w:lang w:val="es-MX"/>
-        </w:rPr>
-        <w:t xml:space="preserve">, Jan. 31, 2023. Available: </w:t>
+        <w:t xml:space="preserve">, Jan. 31, 2023. </w:t>
+      </w:r>
+      <w:r>
+        <w:rPr>
+          <w:lang w:val="es-MX"/>
+        </w:rPr>
+        <w:t xml:space="preserve">Available: </w:t>
       </w:r>
       <w:r>
         <w:rPr>
@@ -8350,7 +8271,6 @@
   <w:style w:type="character" w:default="1" w:styleId="Fuentedeprrafopredeter">
     <w:name w:val="Default Paragraph Font"/>
     <w:uiPriority w:val="1"/>
-    <w:semiHidden/>
     <w:unhideWhenUsed/>
   </w:style>
   <w:style w:type="table" w:default="1" w:styleId="Tablanormal">

--- a/Proyecto/docs/ADS_Tarea1Proyecto_JoshuaOsorio_AndresFabara.docx
+++ b/Proyecto/docs/ADS_Tarea1Proyecto_JoshuaOsorio_AndresFabara.docx
@@ -88,7 +88,25 @@
           <w:sz w:val="52"/>
           <w:szCs w:val="52"/>
         </w:rPr>
-        <w:t>Sistema POS (Point of Sale)</w:t>
+        <w:t xml:space="preserve">Sistema POS (Point </w:t>
+      </w:r>
+      <w:proofErr w:type="spellStart"/>
+      <w:r>
+        <w:rPr>
+          <w:rFonts w:ascii="Proxima Nova" w:eastAsia="Proxima Nova" w:hAnsi="Proxima Nova" w:cs="Proxima Nova"/>
+          <w:sz w:val="52"/>
+          <w:szCs w:val="52"/>
+        </w:rPr>
+        <w:t>of</w:t>
+      </w:r>
+      <w:proofErr w:type="spellEnd"/>
+      <w:r>
+        <w:rPr>
+          <w:rFonts w:ascii="Proxima Nova" w:eastAsia="Proxima Nova" w:hAnsi="Proxima Nova" w:cs="Proxima Nova"/>
+          <w:sz w:val="52"/>
+          <w:szCs w:val="52"/>
+        </w:rPr>
+        <w:t xml:space="preserve"> Sale)</w:t>
       </w:r>
     </w:p>
     <w:p>
@@ -1439,8 +1457,18 @@
           <w:rFonts w:ascii="Proxima Nova" w:hAnsi="Proxima Nova" w:cs="Arial"/>
           <w:lang w:val="es-MX"/>
         </w:rPr>
-        <w:t>Generación de tickets</w:t>
-      </w:r>
+        <w:t xml:space="preserve">Generación de </w:t>
+      </w:r>
+      <w:proofErr w:type="gramStart"/>
+      <w:r>
+        <w:rPr>
+          <w:rStyle w:val="Fuerte"/>
+          <w:rFonts w:ascii="Proxima Nova" w:hAnsi="Proxima Nova" w:cs="Arial"/>
+          <w:lang w:val="es-MX"/>
+        </w:rPr>
+        <w:t>tickets</w:t>
+      </w:r>
+      <w:proofErr w:type="gramEnd"/>
     </w:p>
     <w:p>
       <w:pPr>
@@ -1806,7 +1834,23 @@
           <w:rFonts w:ascii="Proxima Nova" w:hAnsi="Proxima Nova" w:cs="Arial"/>
           <w:lang w:val="es-MX"/>
         </w:rPr>
-        <w:t>Generar tickets de compra.</w:t>
+        <w:t xml:space="preserve">Generar </w:t>
+      </w:r>
+      <w:proofErr w:type="gramStart"/>
+      <w:r>
+        <w:rPr>
+          <w:rFonts w:ascii="Proxima Nova" w:hAnsi="Proxima Nova" w:cs="Arial"/>
+          <w:lang w:val="es-MX"/>
+        </w:rPr>
+        <w:t>tickets</w:t>
+      </w:r>
+      <w:proofErr w:type="gramEnd"/>
+      <w:r>
+        <w:rPr>
+          <w:rFonts w:ascii="Proxima Nova" w:hAnsi="Proxima Nova" w:cs="Arial"/>
+          <w:lang w:val="es-MX"/>
+        </w:rPr>
+        <w:t xml:space="preserve"> de compra.</w:t>
       </w:r>
     </w:p>
     <w:p>
@@ -2007,14 +2051,7 @@
           <w:rFonts w:ascii="Proxima Nova" w:hAnsi="Proxima Nova" w:cs="Arial"/>
           <w:lang w:val="es-MX"/>
         </w:rPr>
-        <w:t>Administrar</w:t>
-      </w:r>
-      <w:r>
-        <w:rPr>
-          <w:rFonts w:ascii="Proxima Nova" w:hAnsi="Proxima Nova" w:cs="Arial"/>
-          <w:lang w:val="es-MX"/>
-        </w:rPr>
-        <w:t xml:space="preserve"> </w:t>
+        <w:t xml:space="preserve">Administrar </w:t>
       </w:r>
       <w:r>
         <w:rPr>
@@ -2096,14 +2133,7 @@
           <w:rFonts w:ascii="Proxima Nova" w:hAnsi="Proxima Nova" w:cs="Arial"/>
           <w:lang w:val="es-MX"/>
         </w:rPr>
-        <w:t xml:space="preserve"> cliente</w:t>
-      </w:r>
-      <w:r>
-        <w:rPr>
-          <w:rFonts w:ascii="Proxima Nova" w:hAnsi="Proxima Nova" w:cs="Arial"/>
-          <w:lang w:val="es-MX"/>
-        </w:rPr>
-        <w:t xml:space="preserve"> (A, M, C)</w:t>
+        <w:t xml:space="preserve"> cliente (A, M, C)</w:t>
       </w:r>
       <w:r>
         <w:rPr>
@@ -2285,7 +2315,23 @@
           <w:rFonts w:ascii="Proxima Nova" w:hAnsi="Proxima Nova" w:cs="Arial"/>
           <w:lang w:val="es-MX"/>
         </w:rPr>
-        <w:t>Recibir ticket de compra.</w:t>
+        <w:t xml:space="preserve">Recibir </w:t>
+      </w:r>
+      <w:proofErr w:type="gramStart"/>
+      <w:r>
+        <w:rPr>
+          <w:rFonts w:ascii="Proxima Nova" w:hAnsi="Proxima Nova" w:cs="Arial"/>
+          <w:lang w:val="es-MX"/>
+        </w:rPr>
+        <w:t>ticket</w:t>
+      </w:r>
+      <w:proofErr w:type="gramEnd"/>
+      <w:r>
+        <w:rPr>
+          <w:rFonts w:ascii="Proxima Nova" w:hAnsi="Proxima Nova" w:cs="Arial"/>
+          <w:lang w:val="es-MX"/>
+        </w:rPr>
+        <w:t xml:space="preserve"> de compra.</w:t>
       </w:r>
     </w:p>
     <w:p>
@@ -2673,9 +2719,20 @@
           <w:szCs w:val="24"/>
           <w:lang w:val="es-MX"/>
         </w:rPr>
-        <w:t>Proceso de generación de ticket</w:t>
+        <w:t xml:space="preserve">Proceso de generación de </w:t>
+      </w:r>
+      <w:proofErr w:type="gramStart"/>
+      <w:r>
+        <w:rPr>
+          <w:rFonts w:ascii="Proxima Nova" w:hAnsi="Proxima Nova"/>
+          <w:sz w:val="24"/>
+          <w:szCs w:val="24"/>
+          <w:lang w:val="es-MX"/>
+        </w:rPr>
+        <w:t>ticket</w:t>
       </w:r>
       <w:bookmarkEnd w:id="16"/>
+      <w:proofErr w:type="gramEnd"/>
     </w:p>
     <w:p>
       <w:pPr>
@@ -2734,7 +2791,23 @@
           <w:rFonts w:ascii="Proxima Nova" w:hAnsi="Proxima Nova" w:cs="Arial"/>
           <w:lang w:val="es-MX"/>
         </w:rPr>
-        <w:t>Mostrar o imprimir ticket.</w:t>
+        <w:t xml:space="preserve">Mostrar o imprimir </w:t>
+      </w:r>
+      <w:proofErr w:type="gramStart"/>
+      <w:r>
+        <w:rPr>
+          <w:rFonts w:ascii="Proxima Nova" w:hAnsi="Proxima Nova" w:cs="Arial"/>
+          <w:lang w:val="es-MX"/>
+        </w:rPr>
+        <w:t>ticket</w:t>
+      </w:r>
+      <w:proofErr w:type="gramEnd"/>
+      <w:r>
+        <w:rPr>
+          <w:rFonts w:ascii="Proxima Nova" w:hAnsi="Proxima Nova" w:cs="Arial"/>
+          <w:lang w:val="es-MX"/>
+        </w:rPr>
+        <w:t>.</w:t>
       </w:r>
     </w:p>
     <w:p>
@@ -3003,7 +3076,23 @@
           <w:rFonts w:ascii="Proxima Nova" w:hAnsi="Proxima Nova" w:cs="Arial"/>
           <w:lang w:val="es-MX"/>
         </w:rPr>
-        <w:t>Generar tickets.</w:t>
+        <w:t xml:space="preserve">Generar </w:t>
+      </w:r>
+      <w:proofErr w:type="gramStart"/>
+      <w:r>
+        <w:rPr>
+          <w:rFonts w:ascii="Proxima Nova" w:hAnsi="Proxima Nova" w:cs="Arial"/>
+          <w:lang w:val="es-MX"/>
+        </w:rPr>
+        <w:t>tickets</w:t>
+      </w:r>
+      <w:proofErr w:type="gramEnd"/>
+      <w:r>
+        <w:rPr>
+          <w:rFonts w:ascii="Proxima Nova" w:hAnsi="Proxima Nova" w:cs="Arial"/>
+          <w:lang w:val="es-MX"/>
+        </w:rPr>
+        <w:t>.</w:t>
       </w:r>
     </w:p>
     <w:p>
@@ -3486,19 +3575,19 @@
           <w:szCs w:val="24"/>
           <w:lang w:val="es-MX"/>
         </w:rPr>
-        <w:t>El sistema POS tendrá como funcionalidades principales el registro de ventas, gestión de productos, generación de tickets, control de inventario, consulta de reportes y autenticación de usuarios. Los usuarios del sistema son el cajero, que registra ventas; el administrador, que gestiona productos y reportes; el cliente, que recibe el comprobante; y la base de datos, que almacena la información.</w:t>
-      </w:r>
-    </w:p>
-    <w:p>
-      <w:pPr>
-        <w:jc w:val="both"/>
+        <w:t xml:space="preserve">El sistema POS tendrá como funcionalidades principales el registro de ventas, gestión de productos, generación de </w:t>
+      </w:r>
+      <w:proofErr w:type="gramStart"/>
+      <w:r>
         <w:rPr>
           <w:rFonts w:ascii="Proxima Nova" w:hAnsi="Proxima Nova"/>
           <w:sz w:val="24"/>
           <w:szCs w:val="24"/>
           <w:lang w:val="es-MX"/>
         </w:rPr>
-      </w:pPr>
+        <w:t>tickets</w:t>
+      </w:r>
+      <w:proofErr w:type="gramEnd"/>
       <w:r>
         <w:rPr>
           <w:rFonts w:ascii="Proxima Nova" w:hAnsi="Proxima Nova"/>
@@ -3506,33 +3595,556 @@
           <w:szCs w:val="24"/>
           <w:lang w:val="es-MX"/>
         </w:rPr>
+        <w:t>, control de inventario, consulta de reportes y autenticación de usuarios. Los usuarios del sistema son el cajero, que registra ventas; el administrador, que gestiona productos y reportes; el cliente, que recibe el comprobante; y la base de datos, que almacena la información.</w:t>
+      </w:r>
+    </w:p>
+    <w:p>
+      <w:pPr>
+        <w:jc w:val="both"/>
+        <w:rPr>
+          <w:rFonts w:ascii="Proxima Nova" w:hAnsi="Proxima Nova"/>
+          <w:sz w:val="24"/>
+          <w:szCs w:val="24"/>
+          <w:lang w:val="es-MX"/>
+        </w:rPr>
+      </w:pPr>
+      <w:r>
+        <w:rPr>
+          <w:rFonts w:ascii="Proxima Nova" w:hAnsi="Proxima Nova"/>
+          <w:sz w:val="24"/>
+          <w:szCs w:val="24"/>
+          <w:lang w:val="es-MX"/>
+        </w:rPr>
         <w:t>El sistema realiza procesos internos como autenticación, cálculo automático de ventas, actualización del inventario, almacenamiento de datos y generación de reportes. Las actividades funcionales corresponden a las operaciones que el sistema ejecuta, mientras que las restricciones son las reglas y limitaciones que garantizan el correcto funcionamiento, como el uso de credenciales, el control de acceso y el uso obligatorio de una base de datos.</w:t>
       </w:r>
     </w:p>
     <w:p>
       <w:pPr>
-        <w:pStyle w:val="NormalWeb"/>
-        <w:rPr>
-          <w:rFonts w:ascii="Arial" w:hAnsi="Arial" w:cs="Arial"/>
-          <w:lang w:val="es-MX"/>
-        </w:rPr>
-      </w:pPr>
-    </w:p>
-    <w:p>
-      <w:pPr>
-        <w:spacing w:line="480" w:lineRule="auto"/>
-        <w:rPr>
-          <w:rFonts w:ascii="Proxima Nova" w:eastAsia="Proxima Nova" w:hAnsi="Proxima Nova" w:cs="Proxima Nova"/>
-          <w:sz w:val="40"/>
-          <w:szCs w:val="40"/>
-          <w:lang w:val="es-MX"/>
-        </w:rPr>
-      </w:pPr>
-      <w:r>
-        <w:rPr>
-          <w:rFonts w:ascii="Proxima Nova" w:eastAsia="Proxima Nova" w:hAnsi="Proxima Nova" w:cs="Proxima Nova"/>
-          <w:sz w:val="40"/>
-          <w:szCs w:val="40"/>
+        <w:pStyle w:val="Ttulo1"/>
+        <w:rPr>
+          <w:lang w:val="es-MX"/>
+        </w:rPr>
+      </w:pPr>
+      <w:r>
+        <w:rPr>
+          <w:lang w:val="es-MX"/>
+        </w:rPr>
+        <w:t>Diagrama De Secuencia.</w:t>
+      </w:r>
+    </w:p>
+    <w:p>
+      <w:pPr>
+        <w:rPr>
+          <w:lang w:val="es-MX"/>
+        </w:rPr>
+      </w:pPr>
+    </w:p>
+    <w:p>
+      <w:pPr>
+        <w:pStyle w:val="Ttulo2"/>
+        <w:rPr>
+          <w:lang w:val="en-US"/>
+        </w:rPr>
+      </w:pPr>
+      <w:r>
+        <w:rPr>
+          <w:lang w:val="es-MX"/>
+        </w:rPr>
+        <w:lastRenderedPageBreak/>
+        <w:t>Administrador</w:t>
+      </w:r>
+      <w:r>
+        <w:rPr>
+          <w:lang w:val="en-US"/>
+        </w:rPr>
+        <w:t>:</w:t>
+      </w:r>
+    </w:p>
+    <w:p>
+      <w:pPr>
+        <w:pStyle w:val="Ttulo3"/>
+        <w:rPr>
+          <w:lang w:val="en-US"/>
+        </w:rPr>
+      </w:pPr>
+      <w:proofErr w:type="spellStart"/>
+      <w:r>
+        <w:rPr>
+          <w:lang w:val="en-US"/>
+        </w:rPr>
+        <w:t>Inicio</w:t>
+      </w:r>
+      <w:proofErr w:type="spellEnd"/>
+      <w:r>
+        <w:rPr>
+          <w:lang w:val="en-US"/>
+        </w:rPr>
+        <w:t xml:space="preserve"> de session</w:t>
+      </w:r>
+    </w:p>
+    <w:p>
+      <w:pPr>
+        <w:rPr>
+          <w:u w:val="single"/>
+          <w:lang w:val="en-US"/>
+        </w:rPr>
+      </w:pPr>
+      <w:r>
+        <w:rPr>
+          <w:u w:val="single"/>
+          <w:lang w:val="en-US"/>
+        </w:rPr>
+        <w:drawing>
+          <wp:inline distT="0" distB="0" distL="0" distR="0" wp14:anchorId="27AF6C4B" wp14:editId="2185F92E">
+            <wp:extent cx="5943600" cy="3032760"/>
+            <wp:effectExtent l="0" t="0" r="0" b="0"/>
+            <wp:docPr id="109797123" name="Imagen 1"/>
+            <wp:cNvGraphicFramePr>
+              <a:graphicFrameLocks xmlns:a="http://schemas.openxmlformats.org/drawingml/2006/main" noChangeAspect="1"/>
+            </wp:cNvGraphicFramePr>
+            <a:graphic xmlns:a="http://schemas.openxmlformats.org/drawingml/2006/main">
+              <a:graphicData uri="http://schemas.openxmlformats.org/drawingml/2006/picture">
+                <pic:pic xmlns:pic="http://schemas.openxmlformats.org/drawingml/2006/picture">
+                  <pic:nvPicPr>
+                    <pic:cNvPr id="109797123" name=""/>
+                    <pic:cNvPicPr/>
+                  </pic:nvPicPr>
+                  <pic:blipFill>
+                    <a:blip r:embed="rId13"/>
+                    <a:stretch>
+                      <a:fillRect/>
+                    </a:stretch>
+                  </pic:blipFill>
+                  <pic:spPr>
+                    <a:xfrm>
+                      <a:off x="0" y="0"/>
+                      <a:ext cx="5943600" cy="3032760"/>
+                    </a:xfrm>
+                    <a:prstGeom prst="rect">
+                      <a:avLst/>
+                    </a:prstGeom>
+                  </pic:spPr>
+                </pic:pic>
+              </a:graphicData>
+            </a:graphic>
+          </wp:inline>
+        </w:drawing>
+      </w:r>
+    </w:p>
+    <w:p>
+      <w:pPr>
+        <w:pStyle w:val="Ttulo3"/>
+        <w:rPr>
+          <w:lang w:val="es-MX"/>
+        </w:rPr>
+      </w:pPr>
+      <w:proofErr w:type="spellStart"/>
+      <w:r>
+        <w:rPr>
+          <w:lang w:val="en-US"/>
+        </w:rPr>
+        <w:lastRenderedPageBreak/>
+        <w:t>Cerrar</w:t>
+      </w:r>
+      <w:proofErr w:type="spellEnd"/>
+      <w:r>
+        <w:rPr>
+          <w:lang w:val="en-US"/>
+        </w:rPr>
+        <w:t xml:space="preserve"> </w:t>
+      </w:r>
+      <w:proofErr w:type="spellStart"/>
+      <w:r>
+        <w:rPr>
+          <w:lang w:val="en-US"/>
+        </w:rPr>
+        <w:t>sesi</w:t>
+      </w:r>
+      <w:r>
+        <w:rPr>
+          <w:lang w:val="es-MX"/>
+        </w:rPr>
+        <w:t>ón</w:t>
+      </w:r>
+      <w:proofErr w:type="spellEnd"/>
+    </w:p>
+    <w:p>
+      <w:pPr>
+        <w:rPr>
+          <w:lang w:val="es-MX"/>
+        </w:rPr>
+      </w:pPr>
+      <w:r>
+        <w:rPr>
+          <w:lang w:val="es-MX"/>
+        </w:rPr>
+        <w:drawing>
+          <wp:inline distT="0" distB="0" distL="0" distR="0" wp14:anchorId="31890E49" wp14:editId="4F5977F4">
+            <wp:extent cx="5943600" cy="4804410"/>
+            <wp:effectExtent l="0" t="0" r="0" b="0"/>
+            <wp:docPr id="1868006482" name="Imagen 1"/>
+            <wp:cNvGraphicFramePr>
+              <a:graphicFrameLocks xmlns:a="http://schemas.openxmlformats.org/drawingml/2006/main" noChangeAspect="1"/>
+            </wp:cNvGraphicFramePr>
+            <a:graphic xmlns:a="http://schemas.openxmlformats.org/drawingml/2006/main">
+              <a:graphicData uri="http://schemas.openxmlformats.org/drawingml/2006/picture">
+                <pic:pic xmlns:pic="http://schemas.openxmlformats.org/drawingml/2006/picture">
+                  <pic:nvPicPr>
+                    <pic:cNvPr id="1868006482" name=""/>
+                    <pic:cNvPicPr/>
+                  </pic:nvPicPr>
+                  <pic:blipFill>
+                    <a:blip r:embed="rId14"/>
+                    <a:stretch>
+                      <a:fillRect/>
+                    </a:stretch>
+                  </pic:blipFill>
+                  <pic:spPr>
+                    <a:xfrm>
+                      <a:off x="0" y="0"/>
+                      <a:ext cx="5943600" cy="4804410"/>
+                    </a:xfrm>
+                    <a:prstGeom prst="rect">
+                      <a:avLst/>
+                    </a:prstGeom>
+                  </pic:spPr>
+                </pic:pic>
+              </a:graphicData>
+            </a:graphic>
+          </wp:inline>
+        </w:drawing>
+      </w:r>
+    </w:p>
+    <w:p>
+      <w:pPr>
+        <w:pStyle w:val="Ttulo3"/>
+        <w:rPr>
+          <w:lang w:val="es-MX"/>
+        </w:rPr>
+      </w:pPr>
+      <w:r>
+        <w:rPr>
+          <w:lang w:val="es-MX"/>
+        </w:rPr>
+        <w:lastRenderedPageBreak/>
+        <w:t>Administrar Productos (Altas, Modificar, Consulta)</w:t>
+      </w:r>
+    </w:p>
+    <w:p>
+      <w:pPr>
+        <w:rPr>
+          <w:lang w:val="es-MX"/>
+        </w:rPr>
+      </w:pPr>
+      <w:r>
+        <w:rPr>
+          <w:lang w:val="es-MX"/>
+        </w:rPr>
+        <w:drawing>
+          <wp:inline distT="0" distB="0" distL="0" distR="0" wp14:anchorId="46D38FEA" wp14:editId="59414EAC">
+            <wp:extent cx="5943600" cy="3675380"/>
+            <wp:effectExtent l="0" t="0" r="0" b="1270"/>
+            <wp:docPr id="1734376130" name="Imagen 1"/>
+            <wp:cNvGraphicFramePr>
+              <a:graphicFrameLocks xmlns:a="http://schemas.openxmlformats.org/drawingml/2006/main" noChangeAspect="1"/>
+            </wp:cNvGraphicFramePr>
+            <a:graphic xmlns:a="http://schemas.openxmlformats.org/drawingml/2006/main">
+              <a:graphicData uri="http://schemas.openxmlformats.org/drawingml/2006/picture">
+                <pic:pic xmlns:pic="http://schemas.openxmlformats.org/drawingml/2006/picture">
+                  <pic:nvPicPr>
+                    <pic:cNvPr id="1734376130" name=""/>
+                    <pic:cNvPicPr/>
+                  </pic:nvPicPr>
+                  <pic:blipFill>
+                    <a:blip r:embed="rId15"/>
+                    <a:stretch>
+                      <a:fillRect/>
+                    </a:stretch>
+                  </pic:blipFill>
+                  <pic:spPr>
+                    <a:xfrm>
+                      <a:off x="0" y="0"/>
+                      <a:ext cx="5943600" cy="3675380"/>
+                    </a:xfrm>
+                    <a:prstGeom prst="rect">
+                      <a:avLst/>
+                    </a:prstGeom>
+                  </pic:spPr>
+                </pic:pic>
+              </a:graphicData>
+            </a:graphic>
+          </wp:inline>
+        </w:drawing>
+      </w:r>
+    </w:p>
+    <w:p>
+      <w:pPr>
+        <w:pStyle w:val="Ttulo3"/>
+        <w:rPr>
+          <w:lang w:val="es-MX"/>
+        </w:rPr>
+      </w:pPr>
+      <w:r>
+        <w:rPr>
+          <w:lang w:val="es-MX"/>
+        </w:rPr>
+        <w:t>Administrar Usuarios (Altas, Modificar, Consulta)</w:t>
+      </w:r>
+    </w:p>
+    <w:p>
+      <w:pPr>
+        <w:rPr>
+          <w:lang w:val="es-MX"/>
+        </w:rPr>
+      </w:pPr>
+      <w:r>
+        <w:rPr>
+          <w:lang w:val="es-MX"/>
+        </w:rPr>
+        <w:drawing>
+          <wp:inline distT="0" distB="0" distL="0" distR="0" wp14:anchorId="03E0BEAC" wp14:editId="76DB29F9">
+            <wp:extent cx="5943600" cy="3515995"/>
+            <wp:effectExtent l="0" t="0" r="0" b="8255"/>
+            <wp:docPr id="69363615" name="Imagen 1"/>
+            <wp:cNvGraphicFramePr>
+              <a:graphicFrameLocks xmlns:a="http://schemas.openxmlformats.org/drawingml/2006/main" noChangeAspect="1"/>
+            </wp:cNvGraphicFramePr>
+            <a:graphic xmlns:a="http://schemas.openxmlformats.org/drawingml/2006/main">
+              <a:graphicData uri="http://schemas.openxmlformats.org/drawingml/2006/picture">
+                <pic:pic xmlns:pic="http://schemas.openxmlformats.org/drawingml/2006/picture">
+                  <pic:nvPicPr>
+                    <pic:cNvPr id="69363615" name=""/>
+                    <pic:cNvPicPr/>
+                  </pic:nvPicPr>
+                  <pic:blipFill>
+                    <a:blip r:embed="rId16"/>
+                    <a:stretch>
+                      <a:fillRect/>
+                    </a:stretch>
+                  </pic:blipFill>
+                  <pic:spPr>
+                    <a:xfrm>
+                      <a:off x="0" y="0"/>
+                      <a:ext cx="5943600" cy="3515995"/>
+                    </a:xfrm>
+                    <a:prstGeom prst="rect">
+                      <a:avLst/>
+                    </a:prstGeom>
+                  </pic:spPr>
+                </pic:pic>
+              </a:graphicData>
+            </a:graphic>
+          </wp:inline>
+        </w:drawing>
+      </w:r>
+    </w:p>
+    <w:p>
+      <w:pPr>
+        <w:pStyle w:val="Ttulo3"/>
+        <w:rPr>
+          <w:lang w:val="es-MX"/>
+        </w:rPr>
+      </w:pPr>
+      <w:r>
+        <w:rPr>
+          <w:lang w:val="es-MX"/>
+        </w:rPr>
+        <w:lastRenderedPageBreak/>
+        <w:t>Consulta de reportes</w:t>
+      </w:r>
+    </w:p>
+    <w:p>
+      <w:pPr>
+        <w:rPr>
+          <w:lang w:val="es-MX"/>
+        </w:rPr>
+      </w:pPr>
+      <w:r>
+        <w:rPr>
+          <w:lang w:val="es-MX"/>
+        </w:rPr>
+        <w:drawing>
+          <wp:inline distT="0" distB="0" distL="0" distR="0" wp14:anchorId="1FDBE22B" wp14:editId="3784B5B9">
+            <wp:extent cx="5943600" cy="3644265"/>
+            <wp:effectExtent l="0" t="0" r="0" b="0"/>
+            <wp:docPr id="1901553587" name="Imagen 1"/>
+            <wp:cNvGraphicFramePr>
+              <a:graphicFrameLocks xmlns:a="http://schemas.openxmlformats.org/drawingml/2006/main" noChangeAspect="1"/>
+            </wp:cNvGraphicFramePr>
+            <a:graphic xmlns:a="http://schemas.openxmlformats.org/drawingml/2006/main">
+              <a:graphicData uri="http://schemas.openxmlformats.org/drawingml/2006/picture">
+                <pic:pic xmlns:pic="http://schemas.openxmlformats.org/drawingml/2006/picture">
+                  <pic:nvPicPr>
+                    <pic:cNvPr id="1901553587" name=""/>
+                    <pic:cNvPicPr/>
+                  </pic:nvPicPr>
+                  <pic:blipFill>
+                    <a:blip r:embed="rId17"/>
+                    <a:stretch>
+                      <a:fillRect/>
+                    </a:stretch>
+                  </pic:blipFill>
+                  <pic:spPr>
+                    <a:xfrm>
+                      <a:off x="0" y="0"/>
+                      <a:ext cx="5943600" cy="3644265"/>
+                    </a:xfrm>
+                    <a:prstGeom prst="rect">
+                      <a:avLst/>
+                    </a:prstGeom>
+                  </pic:spPr>
+                </pic:pic>
+              </a:graphicData>
+            </a:graphic>
+          </wp:inline>
+        </w:drawing>
+      </w:r>
+    </w:p>
+    <w:p>
+      <w:pPr>
+        <w:pStyle w:val="Ttulo3"/>
+        <w:rPr>
+          <w:lang w:val="es-MX"/>
+        </w:rPr>
+      </w:pPr>
+      <w:r>
+        <w:rPr>
+          <w:lang w:val="es-MX"/>
+        </w:rPr>
+        <w:t>Administrar Inventario (Altas, Modificar, Consultar)</w:t>
+      </w:r>
+    </w:p>
+    <w:p>
+      <w:pPr>
+        <w:rPr>
+          <w:lang w:val="es-MX"/>
+        </w:rPr>
+      </w:pPr>
+      <w:r>
+        <w:rPr>
+          <w:lang w:val="es-MX"/>
+        </w:rPr>
+        <w:drawing>
+          <wp:inline distT="0" distB="0" distL="0" distR="0" wp14:anchorId="1E17DE51" wp14:editId="433E082C">
+            <wp:extent cx="5943600" cy="3203575"/>
+            <wp:effectExtent l="0" t="0" r="0" b="0"/>
+            <wp:docPr id="858530394" name="Imagen 1"/>
+            <wp:cNvGraphicFramePr>
+              <a:graphicFrameLocks xmlns:a="http://schemas.openxmlformats.org/drawingml/2006/main" noChangeAspect="1"/>
+            </wp:cNvGraphicFramePr>
+            <a:graphic xmlns:a="http://schemas.openxmlformats.org/drawingml/2006/main">
+              <a:graphicData uri="http://schemas.openxmlformats.org/drawingml/2006/picture">
+                <pic:pic xmlns:pic="http://schemas.openxmlformats.org/drawingml/2006/picture">
+                  <pic:nvPicPr>
+                    <pic:cNvPr id="858530394" name=""/>
+                    <pic:cNvPicPr/>
+                  </pic:nvPicPr>
+                  <pic:blipFill>
+                    <a:blip r:embed="rId18"/>
+                    <a:stretch>
+                      <a:fillRect/>
+                    </a:stretch>
+                  </pic:blipFill>
+                  <pic:spPr>
+                    <a:xfrm>
+                      <a:off x="0" y="0"/>
+                      <a:ext cx="5943600" cy="3203575"/>
+                    </a:xfrm>
+                    <a:prstGeom prst="rect">
+                      <a:avLst/>
+                    </a:prstGeom>
+                  </pic:spPr>
+                </pic:pic>
+              </a:graphicData>
+            </a:graphic>
+          </wp:inline>
+        </w:drawing>
+      </w:r>
+    </w:p>
+    <w:p>
+      <w:pPr>
+        <w:pStyle w:val="Ttulo3"/>
+        <w:rPr>
+          <w:lang w:val="es-MX"/>
+        </w:rPr>
+      </w:pPr>
+      <w:r>
+        <w:rPr>
+          <w:lang w:val="es-MX"/>
+        </w:rPr>
+        <w:lastRenderedPageBreak/>
+        <w:t>Administrar Clientes (Altas, Modificar, Consultar)</w:t>
+      </w:r>
+    </w:p>
+    <w:p>
+      <w:pPr>
+        <w:rPr>
+          <w:lang w:val="es-MX"/>
+        </w:rPr>
+      </w:pPr>
+      <w:r>
+        <w:rPr>
+          <w:lang w:val="es-MX"/>
+        </w:rPr>
+        <w:drawing>
+          <wp:inline distT="0" distB="0" distL="0" distR="0" wp14:anchorId="3AE44EA0" wp14:editId="133301A5">
+            <wp:extent cx="5943600" cy="3157220"/>
+            <wp:effectExtent l="0" t="0" r="0" b="5080"/>
+            <wp:docPr id="489835267" name="Imagen 1"/>
+            <wp:cNvGraphicFramePr>
+              <a:graphicFrameLocks xmlns:a="http://schemas.openxmlformats.org/drawingml/2006/main" noChangeAspect="1"/>
+            </wp:cNvGraphicFramePr>
+            <a:graphic xmlns:a="http://schemas.openxmlformats.org/drawingml/2006/main">
+              <a:graphicData uri="http://schemas.openxmlformats.org/drawingml/2006/picture">
+                <pic:pic xmlns:pic="http://schemas.openxmlformats.org/drawingml/2006/picture">
+                  <pic:nvPicPr>
+                    <pic:cNvPr id="489835267" name=""/>
+                    <pic:cNvPicPr/>
+                  </pic:nvPicPr>
+                  <pic:blipFill>
+                    <a:blip r:embed="rId19"/>
+                    <a:stretch>
+                      <a:fillRect/>
+                    </a:stretch>
+                  </pic:blipFill>
+                  <pic:spPr>
+                    <a:xfrm>
+                      <a:off x="0" y="0"/>
+                      <a:ext cx="5943600" cy="3157220"/>
+                    </a:xfrm>
+                    <a:prstGeom prst="rect">
+                      <a:avLst/>
+                    </a:prstGeom>
+                  </pic:spPr>
+                </pic:pic>
+              </a:graphicData>
+            </a:graphic>
+          </wp:inline>
+        </w:drawing>
+      </w:r>
+    </w:p>
+    <w:p>
+      <w:pPr>
+        <w:rPr>
+          <w:lang w:val="es-MX"/>
+        </w:rPr>
+      </w:pPr>
+      <w:r>
+        <w:rPr>
+          <w:lang w:val="es-MX"/>
+        </w:rPr>
+        <w:t xml:space="preserve"> </w:t>
+      </w:r>
+    </w:p>
+    <w:p>
+      <w:pPr>
+        <w:pStyle w:val="Ttulo1"/>
+        <w:rPr>
+          <w:lang w:val="es-MX"/>
+        </w:rPr>
+      </w:pPr>
+      <w:r>
+        <w:rPr>
           <w:lang w:val="es-MX"/>
         </w:rPr>
         <w:t>Bibliografía</w:t>
@@ -3600,7 +4212,21 @@
         <w:rPr>
           <w:lang w:val="es-MX"/>
         </w:rPr>
-        <w:t>Pearson College Division, 2012.</w:t>
+        <w:t xml:space="preserve">Pearson College </w:t>
+      </w:r>
+      <w:proofErr w:type="spellStart"/>
+      <w:r>
+        <w:rPr>
+          <w:lang w:val="es-MX"/>
+        </w:rPr>
+        <w:t>Division</w:t>
+      </w:r>
+      <w:proofErr w:type="spellEnd"/>
+      <w:r>
+        <w:rPr>
+          <w:lang w:val="es-MX"/>
+        </w:rPr>
+        <w:t>, 2012.</w:t>
       </w:r>
     </w:p>
     <w:p>
@@ -7259,6 +7885,92 @@
     </w:lvl>
   </w:abstractNum>
   <w:abstractNum w:abstractNumId="25" w15:restartNumberingAfterBreak="0">
+    <w:nsid w:val="72E32FBB"/>
+    <w:multiLevelType w:val="hybridMultilevel"/>
+    <w:tmpl w:val="A44A3E7A"/>
+    <w:lvl w:ilvl="0" w:tplc="0409000F">
+      <w:start w:val="1"/>
+      <w:numFmt w:val="decimal"/>
+      <w:lvlText w:val="%1."/>
+      <w:lvlJc w:val="left"/>
+      <w:pPr>
+        <w:ind w:left="720" w:hanging="360"/>
+      </w:pPr>
+    </w:lvl>
+    <w:lvl w:ilvl="1" w:tplc="04090019" w:tentative="1">
+      <w:start w:val="1"/>
+      <w:numFmt w:val="lowerLetter"/>
+      <w:lvlText w:val="%2."/>
+      <w:lvlJc w:val="left"/>
+      <w:pPr>
+        <w:ind w:left="1440" w:hanging="360"/>
+      </w:pPr>
+    </w:lvl>
+    <w:lvl w:ilvl="2" w:tplc="0409001B" w:tentative="1">
+      <w:start w:val="1"/>
+      <w:numFmt w:val="lowerRoman"/>
+      <w:lvlText w:val="%3."/>
+      <w:lvlJc w:val="right"/>
+      <w:pPr>
+        <w:ind w:left="2160" w:hanging="180"/>
+      </w:pPr>
+    </w:lvl>
+    <w:lvl w:ilvl="3" w:tplc="0409000F" w:tentative="1">
+      <w:start w:val="1"/>
+      <w:numFmt w:val="decimal"/>
+      <w:lvlText w:val="%4."/>
+      <w:lvlJc w:val="left"/>
+      <w:pPr>
+        <w:ind w:left="2880" w:hanging="360"/>
+      </w:pPr>
+    </w:lvl>
+    <w:lvl w:ilvl="4" w:tplc="04090019" w:tentative="1">
+      <w:start w:val="1"/>
+      <w:numFmt w:val="lowerLetter"/>
+      <w:lvlText w:val="%5."/>
+      <w:lvlJc w:val="left"/>
+      <w:pPr>
+        <w:ind w:left="3600" w:hanging="360"/>
+      </w:pPr>
+    </w:lvl>
+    <w:lvl w:ilvl="5" w:tplc="0409001B" w:tentative="1">
+      <w:start w:val="1"/>
+      <w:numFmt w:val="lowerRoman"/>
+      <w:lvlText w:val="%6."/>
+      <w:lvlJc w:val="right"/>
+      <w:pPr>
+        <w:ind w:left="4320" w:hanging="180"/>
+      </w:pPr>
+    </w:lvl>
+    <w:lvl w:ilvl="6" w:tplc="0409000F" w:tentative="1">
+      <w:start w:val="1"/>
+      <w:numFmt w:val="decimal"/>
+      <w:lvlText w:val="%7."/>
+      <w:lvlJc w:val="left"/>
+      <w:pPr>
+        <w:ind w:left="5040" w:hanging="360"/>
+      </w:pPr>
+    </w:lvl>
+    <w:lvl w:ilvl="7" w:tplc="04090019" w:tentative="1">
+      <w:start w:val="1"/>
+      <w:numFmt w:val="lowerLetter"/>
+      <w:lvlText w:val="%8."/>
+      <w:lvlJc w:val="left"/>
+      <w:pPr>
+        <w:ind w:left="5760" w:hanging="360"/>
+      </w:pPr>
+    </w:lvl>
+    <w:lvl w:ilvl="8" w:tplc="0409001B" w:tentative="1">
+      <w:start w:val="1"/>
+      <w:numFmt w:val="lowerRoman"/>
+      <w:lvlText w:val="%9."/>
+      <w:lvlJc w:val="right"/>
+      <w:pPr>
+        <w:ind w:left="6480" w:hanging="180"/>
+      </w:pPr>
+    </w:lvl>
+  </w:abstractNum>
+  <w:abstractNum w:abstractNumId="26" w15:restartNumberingAfterBreak="0">
     <w:nsid w:val="754DE27A"/>
     <w:multiLevelType w:val="hybridMultilevel"/>
     <w:tmpl w:val="17DA8730"/>
@@ -7371,7 +8083,7 @@
       </w:rPr>
     </w:lvl>
   </w:abstractNum>
-  <w:abstractNum w:abstractNumId="26" w15:restartNumberingAfterBreak="0">
+  <w:abstractNum w:abstractNumId="27" w15:restartNumberingAfterBreak="0">
     <w:nsid w:val="76015658"/>
     <w:multiLevelType w:val="multilevel"/>
     <w:tmpl w:val="77B00166"/>
@@ -7520,10 +8232,10 @@
       </w:rPr>
     </w:lvl>
   </w:abstractNum>
-  <w:abstractNum w:abstractNumId="27" w15:restartNumberingAfterBreak="0">
+  <w:abstractNum w:abstractNumId="28" w15:restartNumberingAfterBreak="0">
     <w:nsid w:val="7B7F0AB1"/>
     <w:multiLevelType w:val="multilevel"/>
-    <w:tmpl w:val="C24A0D94"/>
+    <w:tmpl w:val="1FFC86AC"/>
     <w:lvl w:ilvl="0">
       <w:start w:val="1"/>
       <w:numFmt w:val="bullet"/>
@@ -7540,20 +8252,16 @@
         <w:sz w:val="20"/>
       </w:rPr>
     </w:lvl>
-    <w:lvl w:ilvl="1" w:tentative="1">
-      <w:start w:val="1"/>
-      <w:numFmt w:val="bullet"/>
-      <w:lvlText w:val="o"/>
-      <w:lvlJc w:val="left"/>
-      <w:pPr>
-        <w:tabs>
-          <w:tab w:val="num" w:pos="1440"/>
-        </w:tabs>
+    <w:lvl w:ilvl="1">
+      <w:start w:val="1"/>
+      <w:numFmt w:val="decimal"/>
+      <w:lvlText w:val="%2."/>
+      <w:lvlJc w:val="left"/>
+      <w:pPr>
         <w:ind w:left="1440" w:hanging="360"/>
       </w:pPr>
       <w:rPr>
-        <w:rFonts w:ascii="Courier New" w:hAnsi="Courier New" w:hint="default"/>
-        <w:sz w:val="20"/>
+        <w:rFonts w:hint="default"/>
       </w:rPr>
     </w:lvl>
     <w:lvl w:ilvl="2" w:tentative="1">
@@ -7670,7 +8378,7 @@
     </w:lvl>
   </w:abstractNum>
   <w:num w:numId="1" w16cid:durableId="663239765">
-    <w:abstractNumId w:val="25"/>
+    <w:abstractNumId w:val="26"/>
   </w:num>
   <w:num w:numId="2" w16cid:durableId="1441677443">
     <w:abstractNumId w:val="10"/>
@@ -7745,13 +8453,16 @@
     <w:abstractNumId w:val="22"/>
   </w:num>
   <w:num w:numId="26" w16cid:durableId="230042505">
-    <w:abstractNumId w:val="26"/>
+    <w:abstractNumId w:val="27"/>
   </w:num>
   <w:num w:numId="27" w16cid:durableId="1955482355">
-    <w:abstractNumId w:val="27"/>
+    <w:abstractNumId w:val="28"/>
   </w:num>
   <w:num w:numId="28" w16cid:durableId="1407919635">
     <w:abstractNumId w:val="7"/>
+  </w:num>
+  <w:num w:numId="29" w16cid:durableId="1786457804">
+    <w:abstractNumId w:val="25"/>
   </w:num>
 </w:numbering>
 </file>
@@ -8216,7 +8927,6 @@
     <w:basedOn w:val="Normal"/>
     <w:next w:val="Normal"/>
     <w:uiPriority w:val="9"/>
-    <w:semiHidden/>
     <w:unhideWhenUsed/>
     <w:qFormat/>
     <w:pPr>
@@ -8271,6 +8981,7 @@
   <w:style w:type="character" w:default="1" w:styleId="Fuentedeprrafopredeter">
     <w:name w:val="Default Paragraph Font"/>
     <w:uiPriority w:val="1"/>
+    <w:semiHidden/>
     <w:unhideWhenUsed/>
   </w:style>
   <w:style w:type="table" w:default="1" w:styleId="Tablanormal">

--- a/Proyecto/docs/ADS_Tarea1Proyecto_JoshuaOsorio_AndresFabara.docx
+++ b/Proyecto/docs/ADS_Tarea1Proyecto_JoshuaOsorio_AndresFabara.docx
@@ -3735,6 +3735,7 @@
       <w:pPr>
         <w:pStyle w:val="Ttulo3"/>
         <w:rPr>
+          <w:u w:val="single"/>
           <w:lang w:val="es-MX"/>
         </w:rPr>
       </w:pPr>

--- a/Proyecto/docs/ADS_Tarea1Proyecto_JoshuaOsorio_AndresFabara.docx
+++ b/Proyecto/docs/ADS_Tarea1Proyecto_JoshuaOsorio_AndresFabara.docx
@@ -3536,126 +3536,216 @@
     </w:p>
     <w:p>
       <w:pPr>
-        <w:pStyle w:val="NormalWeb"/>
-        <w:rPr>
-          <w:rFonts w:ascii="Proxima Nova" w:hAnsi="Proxima Nova" w:cs="Arial"/>
-          <w:b/>
-          <w:bCs/>
-          <w:sz w:val="28"/>
-          <w:szCs w:val="28"/>
-          <w:lang w:val="es-MX"/>
-        </w:rPr>
-      </w:pPr>
-      <w:r>
-        <w:rPr>
-          <w:rFonts w:ascii="Proxima Nova" w:hAnsi="Proxima Nova" w:cs="Arial"/>
-          <w:b/>
-          <w:bCs/>
-          <w:sz w:val="28"/>
-          <w:szCs w:val="28"/>
-          <w:lang w:val="es-MX"/>
-        </w:rPr>
-        <w:t>Conclusión</w:t>
-      </w:r>
-    </w:p>
-    <w:p>
-      <w:pPr>
-        <w:jc w:val="both"/>
-        <w:rPr>
-          <w:rFonts w:ascii="Proxima Nova" w:hAnsi="Proxima Nova"/>
-          <w:sz w:val="24"/>
-          <w:szCs w:val="24"/>
-          <w:lang w:val="es-MX"/>
-        </w:rPr>
-      </w:pPr>
-      <w:r>
-        <w:rPr>
-          <w:rFonts w:ascii="Proxima Nova" w:hAnsi="Proxima Nova"/>
-          <w:sz w:val="24"/>
-          <w:szCs w:val="24"/>
-          <w:lang w:val="es-MX"/>
-        </w:rPr>
-        <w:t xml:space="preserve">El sistema POS tendrá como funcionalidades principales el registro de ventas, gestión de productos, generación de </w:t>
-      </w:r>
-      <w:proofErr w:type="gramStart"/>
-      <w:r>
-        <w:rPr>
-          <w:rFonts w:ascii="Proxima Nova" w:hAnsi="Proxima Nova"/>
-          <w:sz w:val="24"/>
-          <w:szCs w:val="24"/>
-          <w:lang w:val="es-MX"/>
-        </w:rPr>
-        <w:t>tickets</w:t>
-      </w:r>
-      <w:proofErr w:type="gramEnd"/>
-      <w:r>
-        <w:rPr>
-          <w:rFonts w:ascii="Proxima Nova" w:hAnsi="Proxima Nova"/>
-          <w:sz w:val="24"/>
-          <w:szCs w:val="24"/>
-          <w:lang w:val="es-MX"/>
-        </w:rPr>
-        <w:t>, control de inventario, consulta de reportes y autenticación de usuarios. Los usuarios del sistema son el cajero, que registra ventas; el administrador, que gestiona productos y reportes; el cliente, que recibe el comprobante; y la base de datos, que almacena la información.</w:t>
-      </w:r>
-    </w:p>
-    <w:p>
-      <w:pPr>
-        <w:jc w:val="both"/>
-        <w:rPr>
-          <w:rFonts w:ascii="Proxima Nova" w:hAnsi="Proxima Nova"/>
-          <w:sz w:val="24"/>
-          <w:szCs w:val="24"/>
-          <w:lang w:val="es-MX"/>
-        </w:rPr>
-      </w:pPr>
-      <w:r>
-        <w:rPr>
-          <w:rFonts w:ascii="Proxima Nova" w:hAnsi="Proxima Nova"/>
-          <w:sz w:val="24"/>
-          <w:szCs w:val="24"/>
-          <w:lang w:val="es-MX"/>
-        </w:rPr>
-        <w:t>El sistema realiza procesos internos como autenticación, cálculo automático de ventas, actualización del inventario, almacenamiento de datos y generación de reportes. Las actividades funcionales corresponden a las operaciones que el sistema ejecuta, mientras que las restricciones son las reglas y limitaciones que garantizan el correcto funcionamiento, como el uso de credenciales, el control de acceso y el uso obligatorio de una base de datos.</w:t>
-      </w:r>
-    </w:p>
-    <w:p>
-      <w:pPr>
         <w:pStyle w:val="Ttulo1"/>
-        <w:rPr>
-          <w:lang w:val="es-MX"/>
-        </w:rPr>
-      </w:pPr>
-      <w:r>
-        <w:rPr>
-          <w:lang w:val="es-MX"/>
-        </w:rPr>
-        <w:t>Diagrama De Secuencia.</w:t>
-      </w:r>
-    </w:p>
-    <w:p>
-      <w:pPr>
-        <w:rPr>
-          <w:lang w:val="es-MX"/>
-        </w:rPr>
-      </w:pPr>
+      </w:pPr>
+      <w:r>
+        <w:t>DIAGRAMAS DE CASO DE USO</w:t>
+      </w:r>
     </w:p>
     <w:p>
       <w:pPr>
         <w:pStyle w:val="Ttulo2"/>
-        <w:rPr>
-          <w:lang w:val="en-US"/>
-        </w:rPr>
-      </w:pPr>
-      <w:r>
-        <w:rPr>
-          <w:lang w:val="es-MX"/>
-        </w:rPr>
+        <w:tabs>
+          <w:tab w:val="left" w:pos="2745"/>
+        </w:tabs>
+      </w:pPr>
+      <w:r>
+        <w:t>Cajer</w:t>
+      </w:r>
+      <w:r>
+        <w:t>o</w:t>
+      </w:r>
+    </w:p>
+    <w:p>
+      <w:r>
+        <w:drawing>
+          <wp:inline distT="0" distB="0" distL="0" distR="0" wp14:anchorId="5741242D" wp14:editId="5BC13B00">
+            <wp:extent cx="5943600" cy="5958840"/>
+            <wp:effectExtent l="0" t="0" r="0" b="3810"/>
+            <wp:docPr id="1086500836" name="Imagen 1"/>
+            <wp:cNvGraphicFramePr>
+              <a:graphicFrameLocks xmlns:a="http://schemas.openxmlformats.org/drawingml/2006/main" noChangeAspect="1"/>
+            </wp:cNvGraphicFramePr>
+            <a:graphic xmlns:a="http://schemas.openxmlformats.org/drawingml/2006/main">
+              <a:graphicData uri="http://schemas.openxmlformats.org/drawingml/2006/picture">
+                <pic:pic xmlns:pic="http://schemas.openxmlformats.org/drawingml/2006/picture">
+                  <pic:nvPicPr>
+                    <pic:cNvPr id="1086500836" name=""/>
+                    <pic:cNvPicPr/>
+                  </pic:nvPicPr>
+                  <pic:blipFill>
+                    <a:blip r:embed="rId13"/>
+                    <a:stretch>
+                      <a:fillRect/>
+                    </a:stretch>
+                  </pic:blipFill>
+                  <pic:spPr>
+                    <a:xfrm>
+                      <a:off x="0" y="0"/>
+                      <a:ext cx="5943600" cy="5958840"/>
+                    </a:xfrm>
+                    <a:prstGeom prst="rect">
+                      <a:avLst/>
+                    </a:prstGeom>
+                  </pic:spPr>
+                </pic:pic>
+              </a:graphicData>
+            </a:graphic>
+          </wp:inline>
+        </w:drawing>
+      </w:r>
+    </w:p>
+    <w:p/>
+    <w:p>
+      <w:pPr>
+        <w:pStyle w:val="Ttulo2"/>
+        <w:tabs>
+          <w:tab w:val="left" w:pos="2745"/>
+        </w:tabs>
+      </w:pPr>
+      <w:r>
         <w:lastRenderedPageBreak/>
         <w:t>Administrador</w:t>
       </w:r>
-      <w:r>
-        <w:rPr>
-          <w:lang w:val="en-US"/>
+    </w:p>
+    <w:p>
+      <w:r>
+        <w:rPr>
+          <w:noProof/>
+        </w:rPr>
+        <w:drawing>
+          <wp:inline distT="0" distB="0" distL="0" distR="0" wp14:anchorId="4B673B7A" wp14:editId="142DE2D5">
+            <wp:extent cx="5943600" cy="6487160"/>
+            <wp:effectExtent l="0" t="0" r="0" b="8890"/>
+            <wp:docPr id="1089948939" name="Imagen 1"/>
+            <wp:cNvGraphicFramePr>
+              <a:graphicFrameLocks xmlns:a="http://schemas.openxmlformats.org/drawingml/2006/main" noChangeAspect="1"/>
+            </wp:cNvGraphicFramePr>
+            <a:graphic xmlns:a="http://schemas.openxmlformats.org/drawingml/2006/main">
+              <a:graphicData uri="http://schemas.openxmlformats.org/drawingml/2006/picture">
+                <pic:pic xmlns:pic="http://schemas.openxmlformats.org/drawingml/2006/picture">
+                  <pic:nvPicPr>
+                    <pic:cNvPr id="1089948939" name=""/>
+                    <pic:cNvPicPr/>
+                  </pic:nvPicPr>
+                  <pic:blipFill>
+                    <a:blip r:embed="rId14"/>
+                    <a:stretch>
+                      <a:fillRect/>
+                    </a:stretch>
+                  </pic:blipFill>
+                  <pic:spPr>
+                    <a:xfrm>
+                      <a:off x="0" y="0"/>
+                      <a:ext cx="5943600" cy="6487160"/>
+                    </a:xfrm>
+                    <a:prstGeom prst="rect">
+                      <a:avLst/>
+                    </a:prstGeom>
+                  </pic:spPr>
+                </pic:pic>
+              </a:graphicData>
+            </a:graphic>
+          </wp:inline>
+        </w:drawing>
+      </w:r>
+    </w:p>
+    <w:p>
+      <w:pPr>
+        <w:pStyle w:val="Ttulo2"/>
+      </w:pPr>
+      <w:r>
+        <w:lastRenderedPageBreak/>
+        <w:t>Cliente</w:t>
+      </w:r>
+    </w:p>
+    <w:p>
+      <w:r>
+        <w:rPr>
+          <w:noProof/>
+        </w:rPr>
+        <w:drawing>
+          <wp:inline distT="0" distB="0" distL="0" distR="0" wp14:anchorId="5D3E53B7" wp14:editId="2AE27577">
+            <wp:extent cx="5943600" cy="5763260"/>
+            <wp:effectExtent l="0" t="0" r="0" b="8890"/>
+            <wp:docPr id="1494342741" name="Imagen 1"/>
+            <wp:cNvGraphicFramePr>
+              <a:graphicFrameLocks xmlns:a="http://schemas.openxmlformats.org/drawingml/2006/main" noChangeAspect="1"/>
+            </wp:cNvGraphicFramePr>
+            <a:graphic xmlns:a="http://schemas.openxmlformats.org/drawingml/2006/main">
+              <a:graphicData uri="http://schemas.openxmlformats.org/drawingml/2006/picture">
+                <pic:pic xmlns:pic="http://schemas.openxmlformats.org/drawingml/2006/picture">
+                  <pic:nvPicPr>
+                    <pic:cNvPr id="1494342741" name=""/>
+                    <pic:cNvPicPr/>
+                  </pic:nvPicPr>
+                  <pic:blipFill>
+                    <a:blip r:embed="rId15"/>
+                    <a:stretch>
+                      <a:fillRect/>
+                    </a:stretch>
+                  </pic:blipFill>
+                  <pic:spPr>
+                    <a:xfrm>
+                      <a:off x="0" y="0"/>
+                      <a:ext cx="5943600" cy="5763260"/>
+                    </a:xfrm>
+                    <a:prstGeom prst="rect">
+                      <a:avLst/>
+                    </a:prstGeom>
+                  </pic:spPr>
+                </pic:pic>
+              </a:graphicData>
+            </a:graphic>
+          </wp:inline>
+        </w:drawing>
+      </w:r>
+      <w:r>
+        <w:rPr>
+          <w:noProof/>
+        </w:rPr>
+        <w:t xml:space="preserve"> </w:t>
+      </w:r>
+    </w:p>
+    <w:p/>
+    <w:p>
+      <w:pPr>
+        <w:pStyle w:val="Ttulo1"/>
+        <w:rPr>
+          <w:lang w:val="es-MX"/>
+        </w:rPr>
+      </w:pPr>
+      <w:r>
+        <w:rPr>
+          <w:lang w:val="es-MX"/>
+        </w:rPr>
+        <w:t>Diagrama De Secuencia.</w:t>
+      </w:r>
+    </w:p>
+    <w:p>
+      <w:pPr>
+        <w:rPr>
+          <w:lang w:val="es-MX"/>
+        </w:rPr>
+      </w:pPr>
+    </w:p>
+    <w:p>
+      <w:pPr>
+        <w:pStyle w:val="Ttulo2"/>
+        <w:rPr>
+          <w:lang w:val="es-MX"/>
+        </w:rPr>
+      </w:pPr>
+      <w:r>
+        <w:rPr>
+          <w:lang w:val="es-MX"/>
+        </w:rPr>
+        <w:lastRenderedPageBreak/>
+        <w:t>Administrador</w:t>
+      </w:r>
+      <w:r>
+        <w:rPr>
+          <w:lang w:val="es-MX"/>
         </w:rPr>
         <w:t>:</w:t>
       </w:r>
@@ -3664,23 +3754,23 @@
       <w:pPr>
         <w:pStyle w:val="Ttulo3"/>
         <w:rPr>
-          <w:lang w:val="en-US"/>
-        </w:rPr>
-      </w:pPr>
+          <w:lang w:val="es-MX"/>
+        </w:rPr>
+      </w:pPr>
+      <w:r>
+        <w:rPr>
+          <w:lang w:val="es-MX"/>
+        </w:rPr>
+        <w:t xml:space="preserve">Inicio de </w:t>
+      </w:r>
       <w:proofErr w:type="spellStart"/>
       <w:r>
         <w:rPr>
-          <w:lang w:val="en-US"/>
-        </w:rPr>
-        <w:t>Inicio</w:t>
+          <w:lang w:val="es-MX"/>
+        </w:rPr>
+        <w:t>session</w:t>
       </w:r>
       <w:proofErr w:type="spellEnd"/>
-      <w:r>
-        <w:rPr>
-          <w:lang w:val="en-US"/>
-        </w:rPr>
-        <w:t xml:space="preserve"> de session</w:t>
-      </w:r>
     </w:p>
     <w:p>
       <w:pPr>
@@ -3691,6 +3781,7 @@
       </w:pPr>
       <w:r>
         <w:rPr>
+          <w:noProof/>
           <w:u w:val="single"/>
           <w:lang w:val="en-US"/>
         </w:rPr>
@@ -3710,7 +3801,7 @@
                     <pic:cNvPicPr/>
                   </pic:nvPicPr>
                   <pic:blipFill>
-                    <a:blip r:embed="rId13"/>
+                    <a:blip r:embed="rId16"/>
                     <a:stretch>
                       <a:fillRect/>
                     </a:stretch>
@@ -3777,6 +3868,7 @@
       </w:pPr>
       <w:r>
         <w:rPr>
+          <w:noProof/>
           <w:lang w:val="es-MX"/>
         </w:rPr>
         <w:drawing>
@@ -3795,7 +3887,7 @@
                     <pic:cNvPicPr/>
                   </pic:nvPicPr>
                   <pic:blipFill>
-                    <a:blip r:embed="rId14"/>
+                    <a:blip r:embed="rId17"/>
                     <a:stretch>
                       <a:fillRect/>
                     </a:stretch>
@@ -3839,6 +3931,7 @@
       </w:pPr>
       <w:r>
         <w:rPr>
+          <w:noProof/>
           <w:lang w:val="es-MX"/>
         </w:rPr>
         <w:drawing>
@@ -3857,7 +3950,7 @@
                     <pic:cNvPicPr/>
                   </pic:nvPicPr>
                   <pic:blipFill>
-                    <a:blip r:embed="rId15"/>
+                    <a:blip r:embed="rId18"/>
                     <a:stretch>
                       <a:fillRect/>
                     </a:stretch>
@@ -3900,6 +3993,7 @@
       </w:pPr>
       <w:r>
         <w:rPr>
+          <w:noProof/>
           <w:lang w:val="es-MX"/>
         </w:rPr>
         <w:drawing>
@@ -3918,7 +4012,7 @@
                     <pic:cNvPicPr/>
                   </pic:nvPicPr>
                   <pic:blipFill>
-                    <a:blip r:embed="rId16"/>
+                    <a:blip r:embed="rId19"/>
                     <a:stretch>
                       <a:fillRect/>
                     </a:stretch>
@@ -3962,6 +4056,7 @@
       </w:pPr>
       <w:r>
         <w:rPr>
+          <w:noProof/>
           <w:lang w:val="es-MX"/>
         </w:rPr>
         <w:drawing>
@@ -3980,7 +4075,7 @@
                     <pic:cNvPicPr/>
                   </pic:nvPicPr>
                   <pic:blipFill>
-                    <a:blip r:embed="rId17"/>
+                    <a:blip r:embed="rId20"/>
                     <a:stretch>
                       <a:fillRect/>
                     </a:stretch>
@@ -4023,6 +4118,7 @@
       </w:pPr>
       <w:r>
         <w:rPr>
+          <w:noProof/>
           <w:lang w:val="es-MX"/>
         </w:rPr>
         <w:drawing>
@@ -4041,7 +4137,7 @@
                     <pic:cNvPicPr/>
                   </pic:nvPicPr>
                   <pic:blipFill>
-                    <a:blip r:embed="rId18"/>
+                    <a:blip r:embed="rId21"/>
                     <a:stretch>
                       <a:fillRect/>
                     </a:stretch>
@@ -4085,6 +4181,7 @@
       </w:pPr>
       <w:r>
         <w:rPr>
+          <w:noProof/>
           <w:lang w:val="es-MX"/>
         </w:rPr>
         <w:drawing>
@@ -4103,7 +4200,7 @@
                     <pic:cNvPicPr/>
                   </pic:nvPicPr>
                   <pic:blipFill>
-                    <a:blip r:embed="rId19"/>
+                    <a:blip r:embed="rId22"/>
                     <a:stretch>
                       <a:fillRect/>
                     </a:stretch>
@@ -4126,6 +4223,265 @@
     </w:p>
     <w:p>
       <w:pPr>
+        <w:pStyle w:val="Ttulo2"/>
+        <w:rPr>
+          <w:lang w:val="es-MX"/>
+        </w:rPr>
+      </w:pPr>
+      <w:r>
+        <w:rPr>
+          <w:lang w:val="es-MX"/>
+        </w:rPr>
+        <w:t>Cajero</w:t>
+      </w:r>
+    </w:p>
+    <w:p>
+      <w:pPr>
+        <w:pStyle w:val="Ttulo3"/>
+        <w:rPr>
+          <w:lang w:val="es-MX"/>
+        </w:rPr>
+      </w:pPr>
+      <w:r>
+        <w:rPr>
+          <w:lang w:val="es-MX"/>
+        </w:rPr>
+        <w:t xml:space="preserve">Iniciar </w:t>
+      </w:r>
+      <w:r>
+        <w:rPr>
+          <w:lang w:val="es-MX"/>
+        </w:rPr>
+        <w:t>sesión</w:t>
+      </w:r>
+    </w:p>
+    <w:p>
+      <w:pPr>
+        <w:pStyle w:val="Ttulo3"/>
+        <w:rPr>
+          <w:lang w:val="es-MX"/>
+        </w:rPr>
+      </w:pPr>
+      <w:r>
+        <w:rPr>
+          <w:lang w:val="es-MX"/>
+        </w:rPr>
+        <w:t>Registrar ventas</w:t>
+      </w:r>
+    </w:p>
+    <w:p>
+      <w:pPr>
+        <w:pStyle w:val="Ttulo3"/>
+        <w:rPr>
+          <w:lang w:val="es-MX"/>
+        </w:rPr>
+      </w:pPr>
+      <w:r>
+        <w:rPr>
+          <w:lang w:val="es-MX"/>
+        </w:rPr>
+        <w:t>Seleccionar Productos</w:t>
+      </w:r>
+    </w:p>
+    <w:p>
+      <w:pPr>
+        <w:pStyle w:val="Ttulo3"/>
+        <w:rPr>
+          <w:lang w:val="es-MX"/>
+        </w:rPr>
+      </w:pPr>
+      <w:r>
+        <w:rPr>
+          <w:lang w:val="es-MX"/>
+        </w:rPr>
+        <w:t>Consultar precios de producto</w:t>
+      </w:r>
+    </w:p>
+    <w:p>
+      <w:pPr>
+        <w:pStyle w:val="Ttulo3"/>
+        <w:rPr>
+          <w:lang w:val="es-MX"/>
+        </w:rPr>
+      </w:pPr>
+      <w:r>
+        <w:rPr>
+          <w:lang w:val="es-MX"/>
+        </w:rPr>
+        <w:t xml:space="preserve">Generar </w:t>
+      </w:r>
+      <w:proofErr w:type="gramStart"/>
+      <w:r>
+        <w:rPr>
+          <w:lang w:val="es-MX"/>
+        </w:rPr>
+        <w:t>tickets</w:t>
+      </w:r>
+      <w:proofErr w:type="gramEnd"/>
+    </w:p>
+    <w:p>
+      <w:pPr>
+        <w:pStyle w:val="Ttulo3"/>
+        <w:rPr>
+          <w:lang w:val="es-MX"/>
+        </w:rPr>
+      </w:pPr>
+      <w:r>
+        <w:rPr>
+          <w:lang w:val="es-MX"/>
+        </w:rPr>
+        <w:t>Finalizar trans</w:t>
+      </w:r>
+      <w:r>
+        <w:rPr>
+          <w:lang w:val="es-MX"/>
+        </w:rPr>
+        <w:t>acciones</w:t>
+      </w:r>
+    </w:p>
+    <w:p>
+      <w:pPr>
+        <w:rPr>
+          <w:lang w:val="es-MX"/>
+        </w:rPr>
+      </w:pPr>
+    </w:p>
+    <w:p>
+      <w:pPr>
+        <w:pStyle w:val="Ttulo2"/>
+        <w:rPr>
+          <w:lang w:val="es-MX"/>
+        </w:rPr>
+      </w:pPr>
+      <w:r>
+        <w:rPr>
+          <w:lang w:val="es-MX"/>
+        </w:rPr>
+        <w:lastRenderedPageBreak/>
+        <w:t>Cliente</w:t>
+      </w:r>
+    </w:p>
+    <w:p>
+      <w:pPr>
+        <w:pStyle w:val="Ttulo3"/>
+        <w:rPr>
+          <w:lang w:val="es-MX"/>
+        </w:rPr>
+      </w:pPr>
+      <w:r>
+        <w:rPr>
+          <w:lang w:val="es-MX"/>
+        </w:rPr>
+        <w:t>Solicitar la compra del producto</w:t>
+      </w:r>
+    </w:p>
+    <w:p>
+      <w:pPr>
+        <w:pStyle w:val="Ttulo3"/>
+        <w:rPr>
+          <w:lang w:val="es-MX"/>
+        </w:rPr>
+      </w:pPr>
+      <w:r>
+        <w:rPr>
+          <w:lang w:val="es-MX"/>
+        </w:rPr>
+        <w:t xml:space="preserve">Recibir </w:t>
+      </w:r>
+      <w:proofErr w:type="gramStart"/>
+      <w:r>
+        <w:rPr>
+          <w:lang w:val="es-MX"/>
+        </w:rPr>
+        <w:t>ticket</w:t>
+      </w:r>
+      <w:proofErr w:type="gramEnd"/>
+      <w:r>
+        <w:rPr>
+          <w:lang w:val="es-MX"/>
+        </w:rPr>
+        <w:t xml:space="preserve"> de compra</w:t>
+      </w:r>
+    </w:p>
+    <w:p>
+      <w:pPr>
+        <w:pStyle w:val="Ttulo3"/>
+        <w:rPr>
+          <w:lang w:val="es-MX"/>
+        </w:rPr>
+      </w:pPr>
+      <w:r>
+        <w:rPr>
+          <w:lang w:val="es-MX"/>
+        </w:rPr>
+        <w:t xml:space="preserve">Realizar </w:t>
+      </w:r>
+      <w:r>
+        <w:rPr>
+          <w:lang w:val="es-MX"/>
+        </w:rPr>
+        <w:t>el pago del producto</w:t>
+      </w:r>
+    </w:p>
+    <w:p>
+      <w:pPr>
+        <w:pStyle w:val="Ttulo3"/>
+        <w:rPr>
+          <w:lang w:val="es-MX"/>
+        </w:rPr>
+      </w:pPr>
+      <w:r>
+        <w:rPr>
+          <w:lang w:val="es-MX"/>
+        </w:rPr>
+        <w:t>Añadir productos al carrito</w:t>
+      </w:r>
+    </w:p>
+    <w:p>
+      <w:pPr>
+        <w:pStyle w:val="Ttulo3"/>
+        <w:rPr>
+          <w:lang w:val="es-MX"/>
+        </w:rPr>
+      </w:pPr>
+      <w:r>
+        <w:rPr>
+          <w:lang w:val="es-MX"/>
+        </w:rPr>
+        <w:t xml:space="preserve">Poder añadir </w:t>
+      </w:r>
+      <w:proofErr w:type="spellStart"/>
+      <w:r>
+        <w:rPr>
+          <w:lang w:val="es-MX"/>
+        </w:rPr>
+        <w:t>tips</w:t>
+      </w:r>
+      <w:proofErr w:type="spellEnd"/>
+      <w:r>
+        <w:rPr>
+          <w:lang w:val="es-MX"/>
+        </w:rPr>
+        <w:t xml:space="preserve"> al </w:t>
+      </w:r>
+      <w:proofErr w:type="gramStart"/>
+      <w:r>
+        <w:rPr>
+          <w:lang w:val="es-MX"/>
+        </w:rPr>
+        <w:t>ticket</w:t>
+      </w:r>
+      <w:proofErr w:type="gramEnd"/>
+    </w:p>
+    <w:p>
+      <w:pPr>
+        <w:rPr>
+          <w:lang w:val="es-MX"/>
+        </w:rPr>
+      </w:pPr>
+    </w:p>
+    <w:p>
+      <w:pPr>
         <w:rPr>
           <w:lang w:val="es-MX"/>
         </w:rPr>
@@ -4135,6 +4491,80 @@
           <w:lang w:val="es-MX"/>
         </w:rPr>
         <w:t xml:space="preserve"> </w:t>
+      </w:r>
+    </w:p>
+    <w:p>
+      <w:pPr>
+        <w:pStyle w:val="Ttulo1"/>
+        <w:rPr>
+          <w:lang w:val="es-MX"/>
+        </w:rPr>
+      </w:pPr>
+      <w:r>
+        <w:rPr>
+          <w:lang w:val="es-MX"/>
+        </w:rPr>
+        <w:t>Conclusión</w:t>
+      </w:r>
+    </w:p>
+    <w:p>
+      <w:pPr>
+        <w:jc w:val="both"/>
+        <w:rPr>
+          <w:rFonts w:ascii="Proxima Nova" w:hAnsi="Proxima Nova"/>
+          <w:sz w:val="24"/>
+          <w:szCs w:val="24"/>
+          <w:lang w:val="es-MX"/>
+        </w:rPr>
+      </w:pPr>
+      <w:r>
+        <w:rPr>
+          <w:rFonts w:ascii="Proxima Nova" w:hAnsi="Proxima Nova"/>
+          <w:sz w:val="24"/>
+          <w:szCs w:val="24"/>
+          <w:lang w:val="es-MX"/>
+        </w:rPr>
+        <w:t xml:space="preserve">El sistema POS tendrá como funcionalidades principales el registro de ventas, gestión de productos, generación de </w:t>
+      </w:r>
+      <w:proofErr w:type="gramStart"/>
+      <w:r>
+        <w:rPr>
+          <w:rFonts w:ascii="Proxima Nova" w:hAnsi="Proxima Nova"/>
+          <w:sz w:val="24"/>
+          <w:szCs w:val="24"/>
+          <w:lang w:val="es-MX"/>
+        </w:rPr>
+        <w:t>tickets</w:t>
+      </w:r>
+      <w:proofErr w:type="gramEnd"/>
+      <w:r>
+        <w:rPr>
+          <w:rFonts w:ascii="Proxima Nova" w:hAnsi="Proxima Nova"/>
+          <w:sz w:val="24"/>
+          <w:szCs w:val="24"/>
+          <w:lang w:val="es-MX"/>
+        </w:rPr>
+        <w:t>, control de inventario, consulta de reportes y autenticación de usuarios. Los usuarios del sistema son el cajero, que registra ventas; el administrador, que gestiona productos y reportes; el cliente, que recibe el comprobante; y la base de datos, que almacena la información.</w:t>
+      </w:r>
+    </w:p>
+    <w:p>
+      <w:pPr>
+        <w:jc w:val="both"/>
+        <w:rPr>
+          <w:rFonts w:ascii="Proxima Nova" w:hAnsi="Proxima Nova"/>
+          <w:sz w:val="24"/>
+          <w:szCs w:val="24"/>
+          <w:lang w:val="es-MX"/>
+        </w:rPr>
+      </w:pPr>
+      <w:r>
+        <w:rPr>
+          <w:rFonts w:ascii="Proxima Nova" w:hAnsi="Proxima Nova"/>
+          <w:sz w:val="24"/>
+          <w:szCs w:val="24"/>
+          <w:lang w:val="es-MX"/>
+        </w:rPr>
+        <w:t>El sistema realiza procesos internos como autenticación, cálculo automático de ventas, actualización del inventario, almacenamiento de datos y generación de reportes. Las actividades funcionales corresponden a las operaciones que el sistema ejecuta, mientras que las restricciones son las reglas y limitaciones que garantizan el correcto funcionamiento, como el uso de credenciales, el control de acceso y el uso obligatorio de una base de datos.</w:t>
       </w:r>
     </w:p>
     <w:p>

--- a/Proyecto/docs/ADS_Tarea1Proyecto_JoshuaOsorio_AndresFabara.docx
+++ b/Proyecto/docs/ADS_Tarea1Proyecto_JoshuaOsorio_AndresFabara.docx
@@ -399,10 +399,12 @@
           <w:szCs w:val="30"/>
         </w:rPr>
         <w:sectPr>
-          <w:headerReference w:type="default" r:id="rId9"/>
-          <w:footerReference w:type="default" r:id="rId10"/>
-          <w:headerReference w:type="first" r:id="rId11"/>
-          <w:footerReference w:type="first" r:id="rId12"/>
+          <w:headerReference w:type="even" r:id="rId9"/>
+          <w:headerReference w:type="default" r:id="rId10"/>
+          <w:footerReference w:type="even" r:id="rId11"/>
+          <w:footerReference w:type="default" r:id="rId12"/>
+          <w:headerReference w:type="first" r:id="rId13"/>
+          <w:footerReference w:type="first" r:id="rId14"/>
           <w:pgSz w:w="12240" w:h="15840" w:code="1"/>
           <w:pgMar w:top="1440" w:right="1440" w:bottom="1440" w:left="1440" w:header="720" w:footer="720" w:gutter="0"/>
           <w:pgNumType w:start="1"/>
@@ -3558,6 +3560,9 @@
     </w:p>
     <w:p>
       <w:r>
+        <w:rPr>
+          <w:noProof/>
+        </w:rPr>
         <w:drawing>
           <wp:inline distT="0" distB="0" distL="0" distR="0" wp14:anchorId="5741242D" wp14:editId="5BC13B00">
             <wp:extent cx="5943600" cy="5958840"/>
@@ -3574,7 +3579,7 @@
                     <pic:cNvPicPr/>
                   </pic:nvPicPr>
                   <pic:blipFill>
-                    <a:blip r:embed="rId13"/>
+                    <a:blip r:embed="rId15"/>
                     <a:stretch>
                       <a:fillRect/>
                     </a:stretch>
@@ -3629,7 +3634,7 @@
                     <pic:cNvPicPr/>
                   </pic:nvPicPr>
                   <pic:blipFill>
-                    <a:blip r:embed="rId14"/>
+                    <a:blip r:embed="rId16"/>
                     <a:stretch>
                       <a:fillRect/>
                     </a:stretch>
@@ -3680,7 +3685,7 @@
                     <pic:cNvPicPr/>
                   </pic:nvPicPr>
                   <pic:blipFill>
-                    <a:blip r:embed="rId15"/>
+                    <a:blip r:embed="rId17"/>
                     <a:stretch>
                       <a:fillRect/>
                     </a:stretch>
@@ -3801,7 +3806,7 @@
                     <pic:cNvPicPr/>
                   </pic:nvPicPr>
                   <pic:blipFill>
-                    <a:blip r:embed="rId16"/>
+                    <a:blip r:embed="rId18"/>
                     <a:stretch>
                       <a:fillRect/>
                     </a:stretch>
@@ -3887,7 +3892,7 @@
                     <pic:cNvPicPr/>
                   </pic:nvPicPr>
                   <pic:blipFill>
-                    <a:blip r:embed="rId17"/>
+                    <a:blip r:embed="rId19"/>
                     <a:stretch>
                       <a:fillRect/>
                     </a:stretch>
@@ -3950,7 +3955,7 @@
                     <pic:cNvPicPr/>
                   </pic:nvPicPr>
                   <pic:blipFill>
-                    <a:blip r:embed="rId18"/>
+                    <a:blip r:embed="rId20"/>
                     <a:stretch>
                       <a:fillRect/>
                     </a:stretch>
@@ -4012,7 +4017,7 @@
                     <pic:cNvPicPr/>
                   </pic:nvPicPr>
                   <pic:blipFill>
-                    <a:blip r:embed="rId19"/>
+                    <a:blip r:embed="rId21"/>
                     <a:stretch>
                       <a:fillRect/>
                     </a:stretch>
@@ -4075,7 +4080,7 @@
                     <pic:cNvPicPr/>
                   </pic:nvPicPr>
                   <pic:blipFill>
-                    <a:blip r:embed="rId20"/>
+                    <a:blip r:embed="rId22"/>
                     <a:stretch>
                       <a:fillRect/>
                     </a:stretch>
@@ -4137,7 +4142,7 @@
                     <pic:cNvPicPr/>
                   </pic:nvPicPr>
                   <pic:blipFill>
-                    <a:blip r:embed="rId21"/>
+                    <a:blip r:embed="rId23"/>
                     <a:stretch>
                       <a:fillRect/>
                     </a:stretch>
@@ -4200,7 +4205,7 @@
                     <pic:cNvPicPr/>
                   </pic:nvPicPr>
                   <pic:blipFill>
-                    <a:blip r:embed="rId22"/>
+                    <a:blip r:embed="rId24"/>
                     <a:stretch>
                       <a:fillRect/>
                     </a:stretch>
@@ -4743,6 +4748,16 @@
 </file>
 
 <file path=word/footer1.xml><?xml version="1.0" encoding="utf-8"?>
+<w:ftr xmlns:wpc="http://schemas.microsoft.com/office/word/2010/wordprocessingCanvas" xmlns:cx="http://schemas.microsoft.com/office/drawing/2014/chartex" xmlns:cx1="http://schemas.microsoft.com/office/drawing/2015/9/8/chartex" xmlns:cx2="http://schemas.microsoft.com/office/drawing/2015/10/21/chartex" xmlns:cx3="http://schemas.microsoft.com/office/drawing/2016/5/9/chartex" xmlns:cx4="http://schemas.microsoft.com/office/drawing/2016/5/10/chartex" xmlns:cx5="http://schemas.microsoft.com/office/drawing/2016/5/11/chartex" xmlns:cx6="http://schemas.microsoft.com/office/drawing/2016/5/12/chartex" xmlns:cx7="http://schemas.microsoft.com/office/drawing/2016/5/13/chartex" xmlns:cx8="http://schemas.microsoft.com/office/drawing/2016/5/14/chartex" xmlns:mc="http://schemas.openxmlformats.org/markup-compatibility/2006" xmlns:aink="http://schemas.microsoft.com/office/drawing/2016/ink" xmlns:am3d="http://schemas.microsoft.com/office/drawing/2017/model3d" xmlns:o="urn:schemas-microsoft-com:office:office" xmlns:oel="http://schemas.microsoft.com/office/2019/extlst" xmlns:r="http://schemas.openxmlformats.org/officeDocument/2006/relationships" xmlns:m="http://schemas.openxmlformats.org/officeDocument/2006/math" xmlns:v="urn:schemas-microsoft-com:vml" xmlns:wp14="http://schemas.microsoft.com/office/word/2010/wordprocessingDrawing" xmlns:wp="http://schemas.openxmlformats.org/drawingml/2006/wordprocessingDrawing" xmlns:w10="urn:schemas-microsoft-com:office:word" xmlns:w="http://schemas.openxmlformats.org/wordprocessingml/2006/main" xmlns:w14="http://schemas.microsoft.com/office/word/2010/wordml" xmlns:w15="http://schemas.microsoft.com/office/word/2012/wordml" xmlns:w16cex="http://schemas.microsoft.com/office/word/2018/wordml/cex" xmlns:w16cid="http://schemas.microsoft.com/office/word/2016/wordml/cid" xmlns:w16="http://schemas.microsoft.com/office/word/2018/wordml" xmlns:w16du="http://schemas.microsoft.com/office/word/2023/wordml/word16du" xmlns:w16sdtdh="http://schemas.microsoft.com/office/word/2020/wordml/sdtdatahash" xmlns:w16sdtfl="http://schemas.microsoft.com/office/word/2024/wordml/sdtformatlock" xmlns:w16se="http://schemas.microsoft.com/office/word/2015/wordml/symex" xmlns:wpg="http://schemas.microsoft.com/office/word/2010/wordprocessingGroup" xmlns:wpi="http://schemas.microsoft.com/office/word/2010/wordprocessingInk" xmlns:wne="http://schemas.microsoft.com/office/word/2006/wordml" xmlns:wps="http://schemas.microsoft.com/office/word/2010/wordprocessingShape" mc:Ignorable="w14 w15 w16se w16cid w16 w16cex w16sdtdh w16sdtfl w16du wp14">
+  <w:p>
+    <w:pPr>
+      <w:pStyle w:val="Piedepgina"/>
+    </w:pPr>
+  </w:p>
+</w:ftr>
+</file>
+
+<file path=word/footer2.xml><?xml version="1.0" encoding="utf-8"?>
 <w:ftr xmlns:wpc="http://schemas.microsoft.com/office/word/2010/wordprocessingCanvas" xmlns:cx="http://schemas.microsoft.com/office/drawing/2014/chartex" xmlns:cx1="http://schemas.microsoft.com/office/drawing/2015/9/8/chartex" xmlns:cx2="http://schemas.microsoft.com/office/drawing/2015/10/21/chartex" xmlns:cx3="http://schemas.microsoft.com/office/drawing/2016/5/9/chartex" xmlns:cx4="http://schemas.microsoft.com/office/drawing/2016/5/10/chartex" xmlns:cx5="http://schemas.microsoft.com/office/drawing/2016/5/11/chartex" xmlns:cx6="http://schemas.microsoft.com/office/drawing/2016/5/12/chartex" xmlns:cx7="http://schemas.microsoft.com/office/drawing/2016/5/13/chartex" xmlns:cx8="http://schemas.microsoft.com/office/drawing/2016/5/14/chartex" xmlns:mc="http://schemas.openxmlformats.org/markup-compatibility/2006" xmlns:aink="http://schemas.microsoft.com/office/drawing/2016/ink" xmlns:am3d="http://schemas.microsoft.com/office/drawing/2017/model3d" xmlns:o="urn:schemas-microsoft-com:office:office" xmlns:oel="http://schemas.microsoft.com/office/2019/extlst" xmlns:r="http://schemas.openxmlformats.org/officeDocument/2006/relationships" xmlns:m="http://schemas.openxmlformats.org/officeDocument/2006/math" xmlns:v="urn:schemas-microsoft-com:vml" xmlns:wp14="http://schemas.microsoft.com/office/word/2010/wordprocessingDrawing" xmlns:wp="http://schemas.openxmlformats.org/drawingml/2006/wordprocessingDrawing" xmlns:w10="urn:schemas-microsoft-com:office:word" xmlns:w="http://schemas.openxmlformats.org/wordprocessingml/2006/main" xmlns:w14="http://schemas.microsoft.com/office/word/2010/wordml" xmlns:w15="http://schemas.microsoft.com/office/word/2012/wordml" xmlns:w16cex="http://schemas.microsoft.com/office/word/2018/wordml/cex" xmlns:w16cid="http://schemas.microsoft.com/office/word/2016/wordml/cid" xmlns:w16="http://schemas.microsoft.com/office/word/2018/wordml" xmlns:w16du="http://schemas.microsoft.com/office/word/2023/wordml/word16du" xmlns:w16sdtdh="http://schemas.microsoft.com/office/word/2020/wordml/sdtdatahash" xmlns:w16sdtfl="http://schemas.microsoft.com/office/word/2024/wordml/sdtformatlock" xmlns:w16se="http://schemas.microsoft.com/office/word/2015/wordml/symex" xmlns:wpg="http://schemas.microsoft.com/office/word/2010/wordprocessingGroup" xmlns:wpi="http://schemas.microsoft.com/office/word/2010/wordprocessingInk" xmlns:wne="http://schemas.microsoft.com/office/word/2006/wordml" xmlns:wps="http://schemas.microsoft.com/office/word/2010/wordprocessingShape" mc:Ignorable="w14 w15 w16se w16cid w16 w16cex w16sdtdh w16sdtfl w16du wp14">
   <w:p>
     <w:pPr>
@@ -4788,7 +4803,7 @@
 </w:ftr>
 </file>
 
-<file path=word/footer2.xml><?xml version="1.0" encoding="utf-8"?>
+<file path=word/footer3.xml><?xml version="1.0" encoding="utf-8"?>
 <w:ftr xmlns:wpc="http://schemas.microsoft.com/office/word/2010/wordprocessingCanvas" xmlns:cx="http://schemas.microsoft.com/office/drawing/2014/chartex" xmlns:cx1="http://schemas.microsoft.com/office/drawing/2015/9/8/chartex" xmlns:cx2="http://schemas.microsoft.com/office/drawing/2015/10/21/chartex" xmlns:cx3="http://schemas.microsoft.com/office/drawing/2016/5/9/chartex" xmlns:cx4="http://schemas.microsoft.com/office/drawing/2016/5/10/chartex" xmlns:cx5="http://schemas.microsoft.com/office/drawing/2016/5/11/chartex" xmlns:cx6="http://schemas.microsoft.com/office/drawing/2016/5/12/chartex" xmlns:cx7="http://schemas.microsoft.com/office/drawing/2016/5/13/chartex" xmlns:cx8="http://schemas.microsoft.com/office/drawing/2016/5/14/chartex" xmlns:mc="http://schemas.openxmlformats.org/markup-compatibility/2006" xmlns:aink="http://schemas.microsoft.com/office/drawing/2016/ink" xmlns:am3d="http://schemas.microsoft.com/office/drawing/2017/model3d" xmlns:o="urn:schemas-microsoft-com:office:office" xmlns:oel="http://schemas.microsoft.com/office/2019/extlst" xmlns:r="http://schemas.openxmlformats.org/officeDocument/2006/relationships" xmlns:m="http://schemas.openxmlformats.org/officeDocument/2006/math" xmlns:v="urn:schemas-microsoft-com:vml" xmlns:wp14="http://schemas.microsoft.com/office/word/2010/wordprocessingDrawing" xmlns:wp="http://schemas.openxmlformats.org/drawingml/2006/wordprocessingDrawing" xmlns:w10="urn:schemas-microsoft-com:office:word" xmlns:w="http://schemas.openxmlformats.org/wordprocessingml/2006/main" xmlns:w14="http://schemas.microsoft.com/office/word/2010/wordml" xmlns:w15="http://schemas.microsoft.com/office/word/2012/wordml" xmlns:w16cex="http://schemas.microsoft.com/office/word/2018/wordml/cex" xmlns:w16cid="http://schemas.microsoft.com/office/word/2016/wordml/cid" xmlns:w16="http://schemas.microsoft.com/office/word/2018/wordml" xmlns:w16du="http://schemas.microsoft.com/office/word/2023/wordml/word16du" xmlns:w16sdtdh="http://schemas.microsoft.com/office/word/2020/wordml/sdtdatahash" xmlns:w16sdtfl="http://schemas.microsoft.com/office/word/2024/wordml/sdtformatlock" xmlns:w16se="http://schemas.microsoft.com/office/word/2015/wordml/symex" xmlns:wpg="http://schemas.microsoft.com/office/word/2010/wordprocessingGroup" xmlns:wpi="http://schemas.microsoft.com/office/word/2010/wordprocessingInk" xmlns:wne="http://schemas.microsoft.com/office/word/2006/wordml" xmlns:wps="http://schemas.microsoft.com/office/word/2010/wordprocessingShape" mc:Ignorable="w14 w15 w16se w16cid w16 w16cex w16sdtdh w16sdtfl w16du wp14">
   <w:p>
     <w:pPr>
@@ -4871,6 +4886,16 @@
 <w:hdr xmlns:wpc="http://schemas.microsoft.com/office/word/2010/wordprocessingCanvas" xmlns:cx="http://schemas.microsoft.com/office/drawing/2014/chartex" xmlns:cx1="http://schemas.microsoft.com/office/drawing/2015/9/8/chartex" xmlns:cx2="http://schemas.microsoft.com/office/drawing/2015/10/21/chartex" xmlns:cx3="http://schemas.microsoft.com/office/drawing/2016/5/9/chartex" xmlns:cx4="http://schemas.microsoft.com/office/drawing/2016/5/10/chartex" xmlns:cx5="http://schemas.microsoft.com/office/drawing/2016/5/11/chartex" xmlns:cx6="http://schemas.microsoft.com/office/drawing/2016/5/12/chartex" xmlns:cx7="http://schemas.microsoft.com/office/drawing/2016/5/13/chartex" xmlns:cx8="http://schemas.microsoft.com/office/drawing/2016/5/14/chartex" xmlns:mc="http://schemas.openxmlformats.org/markup-compatibility/2006" xmlns:aink="http://schemas.microsoft.com/office/drawing/2016/ink" xmlns:am3d="http://schemas.microsoft.com/office/drawing/2017/model3d" xmlns:o="urn:schemas-microsoft-com:office:office" xmlns:oel="http://schemas.microsoft.com/office/2019/extlst" xmlns:r="http://schemas.openxmlformats.org/officeDocument/2006/relationships" xmlns:m="http://schemas.openxmlformats.org/officeDocument/2006/math" xmlns:v="urn:schemas-microsoft-com:vml" xmlns:wp14="http://schemas.microsoft.com/office/word/2010/wordprocessingDrawing" xmlns:wp="http://schemas.openxmlformats.org/drawingml/2006/wordprocessingDrawing" xmlns:w10="urn:schemas-microsoft-com:office:word" xmlns:w="http://schemas.openxmlformats.org/wordprocessingml/2006/main" xmlns:w14="http://schemas.microsoft.com/office/word/2010/wordml" xmlns:w15="http://schemas.microsoft.com/office/word/2012/wordml" xmlns:w16cex="http://schemas.microsoft.com/office/word/2018/wordml/cex" xmlns:w16cid="http://schemas.microsoft.com/office/word/2016/wordml/cid" xmlns:w16="http://schemas.microsoft.com/office/word/2018/wordml" xmlns:w16du="http://schemas.microsoft.com/office/word/2023/wordml/word16du" xmlns:w16sdtdh="http://schemas.microsoft.com/office/word/2020/wordml/sdtdatahash" xmlns:w16sdtfl="http://schemas.microsoft.com/office/word/2024/wordml/sdtformatlock" xmlns:w16se="http://schemas.microsoft.com/office/word/2015/wordml/symex" xmlns:wpg="http://schemas.microsoft.com/office/word/2010/wordprocessingGroup" xmlns:wpi="http://schemas.microsoft.com/office/word/2010/wordprocessingInk" xmlns:wne="http://schemas.microsoft.com/office/word/2006/wordml" xmlns:wps="http://schemas.microsoft.com/office/word/2010/wordprocessingShape" mc:Ignorable="w14 w15 w16se w16cid w16 w16cex w16sdtdh w16sdtfl w16du wp14">
   <w:p>
     <w:pPr>
+      <w:pStyle w:val="Encabezado"/>
+    </w:pPr>
+  </w:p>
+</w:hdr>
+</file>
+
+<file path=word/header2.xml><?xml version="1.0" encoding="utf-8"?>
+<w:hdr xmlns:wpc="http://schemas.microsoft.com/office/word/2010/wordprocessingCanvas" xmlns:cx="http://schemas.microsoft.com/office/drawing/2014/chartex" xmlns:cx1="http://schemas.microsoft.com/office/drawing/2015/9/8/chartex" xmlns:cx2="http://schemas.microsoft.com/office/drawing/2015/10/21/chartex" xmlns:cx3="http://schemas.microsoft.com/office/drawing/2016/5/9/chartex" xmlns:cx4="http://schemas.microsoft.com/office/drawing/2016/5/10/chartex" xmlns:cx5="http://schemas.microsoft.com/office/drawing/2016/5/11/chartex" xmlns:cx6="http://schemas.microsoft.com/office/drawing/2016/5/12/chartex" xmlns:cx7="http://schemas.microsoft.com/office/drawing/2016/5/13/chartex" xmlns:cx8="http://schemas.microsoft.com/office/drawing/2016/5/14/chartex" xmlns:mc="http://schemas.openxmlformats.org/markup-compatibility/2006" xmlns:aink="http://schemas.microsoft.com/office/drawing/2016/ink" xmlns:am3d="http://schemas.microsoft.com/office/drawing/2017/model3d" xmlns:o="urn:schemas-microsoft-com:office:office" xmlns:oel="http://schemas.microsoft.com/office/2019/extlst" xmlns:r="http://schemas.openxmlformats.org/officeDocument/2006/relationships" xmlns:m="http://schemas.openxmlformats.org/officeDocument/2006/math" xmlns:v="urn:schemas-microsoft-com:vml" xmlns:wp14="http://schemas.microsoft.com/office/word/2010/wordprocessingDrawing" xmlns:wp="http://schemas.openxmlformats.org/drawingml/2006/wordprocessingDrawing" xmlns:w10="urn:schemas-microsoft-com:office:word" xmlns:w="http://schemas.openxmlformats.org/wordprocessingml/2006/main" xmlns:w14="http://schemas.microsoft.com/office/word/2010/wordml" xmlns:w15="http://schemas.microsoft.com/office/word/2012/wordml" xmlns:w16cex="http://schemas.microsoft.com/office/word/2018/wordml/cex" xmlns:w16cid="http://schemas.microsoft.com/office/word/2016/wordml/cid" xmlns:w16="http://schemas.microsoft.com/office/word/2018/wordml" xmlns:w16du="http://schemas.microsoft.com/office/word/2023/wordml/word16du" xmlns:w16sdtdh="http://schemas.microsoft.com/office/word/2020/wordml/sdtdatahash" xmlns:w16sdtfl="http://schemas.microsoft.com/office/word/2024/wordml/sdtformatlock" xmlns:w16se="http://schemas.microsoft.com/office/word/2015/wordml/symex" xmlns:wpg="http://schemas.microsoft.com/office/word/2010/wordprocessingGroup" xmlns:wpi="http://schemas.microsoft.com/office/word/2010/wordprocessingInk" xmlns:wne="http://schemas.microsoft.com/office/word/2006/wordml" xmlns:wps="http://schemas.microsoft.com/office/word/2010/wordprocessingShape" mc:Ignorable="w14 w15 w16se w16cid w16 w16cex w16sdtdh w16sdtfl w16du wp14">
+  <w:p>
+    <w:pPr>
       <w:spacing w:before="240" w:after="240"/>
       <w:ind w:right="360"/>
       <w:jc w:val="center"/>
@@ -4932,7 +4957,7 @@
 </w:hdr>
 </file>
 
-<file path=word/header2.xml><?xml version="1.0" encoding="utf-8"?>
+<file path=word/header3.xml><?xml version="1.0" encoding="utf-8"?>
 <w:hdr xmlns:wpc="http://schemas.microsoft.com/office/word/2010/wordprocessingCanvas" xmlns:cx="http://schemas.microsoft.com/office/drawing/2014/chartex" xmlns:cx1="http://schemas.microsoft.com/office/drawing/2015/9/8/chartex" xmlns:cx2="http://schemas.microsoft.com/office/drawing/2015/10/21/chartex" xmlns:cx3="http://schemas.microsoft.com/office/drawing/2016/5/9/chartex" xmlns:cx4="http://schemas.microsoft.com/office/drawing/2016/5/10/chartex" xmlns:cx5="http://schemas.microsoft.com/office/drawing/2016/5/11/chartex" xmlns:cx6="http://schemas.microsoft.com/office/drawing/2016/5/12/chartex" xmlns:cx7="http://schemas.microsoft.com/office/drawing/2016/5/13/chartex" xmlns:cx8="http://schemas.microsoft.com/office/drawing/2016/5/14/chartex" xmlns:mc="http://schemas.openxmlformats.org/markup-compatibility/2006" xmlns:aink="http://schemas.microsoft.com/office/drawing/2016/ink" xmlns:am3d="http://schemas.microsoft.com/office/drawing/2017/model3d" xmlns:o="urn:schemas-microsoft-com:office:office" xmlns:oel="http://schemas.microsoft.com/office/2019/extlst" xmlns:r="http://schemas.openxmlformats.org/officeDocument/2006/relationships" xmlns:m="http://schemas.openxmlformats.org/officeDocument/2006/math" xmlns:v="urn:schemas-microsoft-com:vml" xmlns:wp14="http://schemas.microsoft.com/office/word/2010/wordprocessingDrawing" xmlns:wp="http://schemas.openxmlformats.org/drawingml/2006/wordprocessingDrawing" xmlns:w10="urn:schemas-microsoft-com:office:word" xmlns:w="http://schemas.openxmlformats.org/wordprocessingml/2006/main" xmlns:w14="http://schemas.microsoft.com/office/word/2010/wordml" xmlns:w15="http://schemas.microsoft.com/office/word/2012/wordml" xmlns:w16cex="http://schemas.microsoft.com/office/word/2018/wordml/cex" xmlns:w16cid="http://schemas.microsoft.com/office/word/2016/wordml/cid" xmlns:w16="http://schemas.microsoft.com/office/word/2018/wordml" xmlns:w16du="http://schemas.microsoft.com/office/word/2023/wordml/word16du" xmlns:w16sdtdh="http://schemas.microsoft.com/office/word/2020/wordml/sdtdatahash" xmlns:w16sdtfl="http://schemas.microsoft.com/office/word/2024/wordml/sdtformatlock" xmlns:w16se="http://schemas.microsoft.com/office/word/2015/wordml/symex" xmlns:wpg="http://schemas.microsoft.com/office/word/2010/wordprocessingGroup" xmlns:wpi="http://schemas.microsoft.com/office/word/2010/wordprocessingInk" xmlns:wne="http://schemas.microsoft.com/office/word/2006/wordml" xmlns:wps="http://schemas.microsoft.com/office/word/2010/wordprocessingShape" mc:Ignorable="w14 w15 w16se w16cid w16 w16cex w16sdtdh w16sdtfl w16du wp14">
   <w:p>
     <w:pPr>

--- a/Proyecto/docs/ADS_Tarea1Proyecto_JoshuaOsorio_AndresFabara.docx
+++ b/Proyecto/docs/ADS_Tarea1Proyecto_JoshuaOsorio_AndresFabara.docx
@@ -88,25 +88,7 @@
           <w:sz w:val="52"/>
           <w:szCs w:val="52"/>
         </w:rPr>
-        <w:t xml:space="preserve">Sistema POS (Point </w:t>
-      </w:r>
-      <w:proofErr w:type="spellStart"/>
-      <w:r>
-        <w:rPr>
-          <w:rFonts w:ascii="Proxima Nova" w:eastAsia="Proxima Nova" w:hAnsi="Proxima Nova" w:cs="Proxima Nova"/>
-          <w:sz w:val="52"/>
-          <w:szCs w:val="52"/>
-        </w:rPr>
-        <w:t>of</w:t>
-      </w:r>
-      <w:proofErr w:type="spellEnd"/>
-      <w:r>
-        <w:rPr>
-          <w:rFonts w:ascii="Proxima Nova" w:eastAsia="Proxima Nova" w:hAnsi="Proxima Nova" w:cs="Proxima Nova"/>
-          <w:sz w:val="52"/>
-          <w:szCs w:val="52"/>
-        </w:rPr>
-        <w:t xml:space="preserve"> Sale)</w:t>
+        <w:t>Sistema POS (Point of Sale)</w:t>
       </w:r>
     </w:p>
     <w:p>
@@ -399,12 +381,10 @@
           <w:szCs w:val="30"/>
         </w:rPr>
         <w:sectPr>
-          <w:headerReference w:type="even" r:id="rId9"/>
-          <w:headerReference w:type="default" r:id="rId10"/>
-          <w:footerReference w:type="even" r:id="rId11"/>
-          <w:footerReference w:type="default" r:id="rId12"/>
-          <w:headerReference w:type="first" r:id="rId13"/>
-          <w:footerReference w:type="first" r:id="rId14"/>
+          <w:headerReference w:type="default" r:id="rId9"/>
+          <w:footerReference w:type="default" r:id="rId10"/>
+          <w:headerReference w:type="first" r:id="rId11"/>
+          <w:footerReference w:type="first" r:id="rId12"/>
           <w:pgSz w:w="12240" w:h="15840" w:code="1"/>
           <w:pgMar w:top="1440" w:right="1440" w:bottom="1440" w:left="1440" w:header="720" w:footer="720" w:gutter="0"/>
           <w:pgNumType w:start="1"/>
@@ -457,12 +437,6 @@
           <w:docPartUnique/>
         </w:docPartObj>
       </w:sdtPr>
-      <w:sdtEndPr>
-        <w:rPr>
-          <w:b/>
-          <w:bCs/>
-        </w:rPr>
-      </w:sdtEndPr>
       <w:sdtContent>
         <w:p>
           <w:pPr>
@@ -490,7 +464,7 @@
               <w:kern w:val="2"/>
               <w:sz w:val="24"/>
               <w:szCs w:val="24"/>
-              <w:lang w:val="es-MX" w:eastAsia="es-MX"/>
+              <w:lang w:val="en-US"/>
               <w14:ligatures w14:val="standardContextual"/>
             </w:rPr>
           </w:pPr>
@@ -503,17 +477,14 @@
           <w:r>
             <w:fldChar w:fldCharType="separate"/>
           </w:r>
-          <w:hyperlink w:anchor="_Toc222859650" w:history="1">
+          <w:hyperlink w:anchor="_Toc227703555" w:history="1">
             <w:r>
               <w:rPr>
                 <w:rStyle w:val="Hipervnculo"/>
-                <w:rFonts w:ascii="Proxima Nova" w:hAnsi="Proxima Nova"/>
-                <w:b/>
-                <w:bCs/>
-                <w:noProof/>
-                <w:lang w:val="es-MX"/>
-              </w:rPr>
-              <w:t>Funcionalidades principales del sistema</w:t>
+                <w:noProof/>
+                <w:lang w:val="es-ES"/>
+              </w:rPr>
+              <w:t>Tipo de Sistema y clasificación</w:t>
             </w:r>
             <w:r>
               <w:rPr>
@@ -534,7 +505,7 @@
                 <w:noProof/>
                 <w:webHidden/>
               </w:rPr>
-              <w:instrText xml:space="preserve"> PAGEREF _Toc222859650 \h </w:instrText>
+              <w:instrText xml:space="preserve"> PAGEREF _Toc227703555 \h </w:instrText>
             </w:r>
             <w:r>
               <w:rPr>
@@ -554,7 +525,607 @@
                 <w:noProof/>
                 <w:webHidden/>
               </w:rPr>
-              <w:t>2</w:t>
+              <w:t>3</w:t>
+            </w:r>
+            <w:r>
+              <w:rPr>
+                <w:noProof/>
+                <w:webHidden/>
+              </w:rPr>
+              <w:fldChar w:fldCharType="end"/>
+            </w:r>
+          </w:hyperlink>
+        </w:p>
+        <w:p>
+          <w:pPr>
+            <w:pStyle w:val="TDC2"/>
+            <w:tabs>
+              <w:tab w:val="right" w:leader="dot" w:pos="9350"/>
+            </w:tabs>
+            <w:rPr>
+              <w:rFonts w:asciiTheme="minorHAnsi" w:eastAsiaTheme="minorEastAsia" w:hAnsiTheme="minorHAnsi" w:cstheme="minorBidi"/>
+              <w:noProof/>
+              <w:kern w:val="2"/>
+              <w:sz w:val="24"/>
+              <w:szCs w:val="24"/>
+              <w:lang w:val="en-US"/>
+              <w14:ligatures w14:val="standardContextual"/>
+            </w:rPr>
+          </w:pPr>
+          <w:hyperlink w:anchor="_Toc227703556" w:history="1">
+            <w:r>
+              <w:rPr>
+                <w:rStyle w:val="Hipervnculo"/>
+                <w:noProof/>
+                <w:lang w:val="es-ES"/>
+              </w:rPr>
+              <w:t>Descripción general del sistema</w:t>
+            </w:r>
+            <w:r>
+              <w:rPr>
+                <w:noProof/>
+                <w:webHidden/>
+              </w:rPr>
+              <w:tab/>
+            </w:r>
+            <w:r>
+              <w:rPr>
+                <w:noProof/>
+                <w:webHidden/>
+              </w:rPr>
+              <w:fldChar w:fldCharType="begin"/>
+            </w:r>
+            <w:r>
+              <w:rPr>
+                <w:noProof/>
+                <w:webHidden/>
+              </w:rPr>
+              <w:instrText xml:space="preserve"> PAGEREF _Toc227703556 \h </w:instrText>
+            </w:r>
+            <w:r>
+              <w:rPr>
+                <w:noProof/>
+                <w:webHidden/>
+              </w:rPr>
+            </w:r>
+            <w:r>
+              <w:rPr>
+                <w:noProof/>
+                <w:webHidden/>
+              </w:rPr>
+              <w:fldChar w:fldCharType="separate"/>
+            </w:r>
+            <w:r>
+              <w:rPr>
+                <w:noProof/>
+                <w:webHidden/>
+              </w:rPr>
+              <w:t>4</w:t>
+            </w:r>
+            <w:r>
+              <w:rPr>
+                <w:noProof/>
+                <w:webHidden/>
+              </w:rPr>
+              <w:fldChar w:fldCharType="end"/>
+            </w:r>
+          </w:hyperlink>
+        </w:p>
+        <w:p>
+          <w:pPr>
+            <w:pStyle w:val="TDC2"/>
+            <w:tabs>
+              <w:tab w:val="right" w:leader="dot" w:pos="9350"/>
+            </w:tabs>
+            <w:rPr>
+              <w:rFonts w:asciiTheme="minorHAnsi" w:eastAsiaTheme="minorEastAsia" w:hAnsiTheme="minorHAnsi" w:cstheme="minorBidi"/>
+              <w:noProof/>
+              <w:kern w:val="2"/>
+              <w:sz w:val="24"/>
+              <w:szCs w:val="24"/>
+              <w:lang w:val="en-US"/>
+              <w14:ligatures w14:val="standardContextual"/>
+            </w:rPr>
+          </w:pPr>
+          <w:hyperlink w:anchor="_Toc227703557" w:history="1">
+            <w:r>
+              <w:rPr>
+                <w:rStyle w:val="Hipervnculo"/>
+                <w:noProof/>
+                <w:lang w:val="es-ES"/>
+              </w:rPr>
+              <w:t>Objetivo del sistema</w:t>
+            </w:r>
+            <w:r>
+              <w:rPr>
+                <w:noProof/>
+                <w:webHidden/>
+              </w:rPr>
+              <w:tab/>
+            </w:r>
+            <w:r>
+              <w:rPr>
+                <w:noProof/>
+                <w:webHidden/>
+              </w:rPr>
+              <w:fldChar w:fldCharType="begin"/>
+            </w:r>
+            <w:r>
+              <w:rPr>
+                <w:noProof/>
+                <w:webHidden/>
+              </w:rPr>
+              <w:instrText xml:space="preserve"> PAGEREF _Toc227703557 \h </w:instrText>
+            </w:r>
+            <w:r>
+              <w:rPr>
+                <w:noProof/>
+                <w:webHidden/>
+              </w:rPr>
+            </w:r>
+            <w:r>
+              <w:rPr>
+                <w:noProof/>
+                <w:webHidden/>
+              </w:rPr>
+              <w:fldChar w:fldCharType="separate"/>
+            </w:r>
+            <w:r>
+              <w:rPr>
+                <w:noProof/>
+                <w:webHidden/>
+              </w:rPr>
+              <w:t>4</w:t>
+            </w:r>
+            <w:r>
+              <w:rPr>
+                <w:noProof/>
+                <w:webHidden/>
+              </w:rPr>
+              <w:fldChar w:fldCharType="end"/>
+            </w:r>
+          </w:hyperlink>
+        </w:p>
+        <w:p>
+          <w:pPr>
+            <w:pStyle w:val="TDC2"/>
+            <w:tabs>
+              <w:tab w:val="right" w:leader="dot" w:pos="9350"/>
+            </w:tabs>
+            <w:rPr>
+              <w:rFonts w:asciiTheme="minorHAnsi" w:eastAsiaTheme="minorEastAsia" w:hAnsiTheme="minorHAnsi" w:cstheme="minorBidi"/>
+              <w:noProof/>
+              <w:kern w:val="2"/>
+              <w:sz w:val="24"/>
+              <w:szCs w:val="24"/>
+              <w:lang w:val="en-US"/>
+              <w14:ligatures w14:val="standardContextual"/>
+            </w:rPr>
+          </w:pPr>
+          <w:hyperlink w:anchor="_Toc227703558" w:history="1">
+            <w:r>
+              <w:rPr>
+                <w:rStyle w:val="Hipervnculo"/>
+                <w:noProof/>
+                <w:lang w:val="es-ES"/>
+              </w:rPr>
+              <w:t>Principales usuarios o actores involucrados</w:t>
+            </w:r>
+            <w:r>
+              <w:rPr>
+                <w:noProof/>
+                <w:webHidden/>
+              </w:rPr>
+              <w:tab/>
+            </w:r>
+            <w:r>
+              <w:rPr>
+                <w:noProof/>
+                <w:webHidden/>
+              </w:rPr>
+              <w:fldChar w:fldCharType="begin"/>
+            </w:r>
+            <w:r>
+              <w:rPr>
+                <w:noProof/>
+                <w:webHidden/>
+              </w:rPr>
+              <w:instrText xml:space="preserve"> PAGEREF _Toc227703558 \h </w:instrText>
+            </w:r>
+            <w:r>
+              <w:rPr>
+                <w:noProof/>
+                <w:webHidden/>
+              </w:rPr>
+            </w:r>
+            <w:r>
+              <w:rPr>
+                <w:noProof/>
+                <w:webHidden/>
+              </w:rPr>
+              <w:fldChar w:fldCharType="separate"/>
+            </w:r>
+            <w:r>
+              <w:rPr>
+                <w:noProof/>
+                <w:webHidden/>
+              </w:rPr>
+              <w:t>4</w:t>
+            </w:r>
+            <w:r>
+              <w:rPr>
+                <w:noProof/>
+                <w:webHidden/>
+              </w:rPr>
+              <w:fldChar w:fldCharType="end"/>
+            </w:r>
+          </w:hyperlink>
+        </w:p>
+        <w:p>
+          <w:pPr>
+            <w:pStyle w:val="TDC2"/>
+            <w:tabs>
+              <w:tab w:val="right" w:leader="dot" w:pos="9350"/>
+            </w:tabs>
+            <w:rPr>
+              <w:rFonts w:asciiTheme="minorHAnsi" w:eastAsiaTheme="minorEastAsia" w:hAnsiTheme="minorHAnsi" w:cstheme="minorBidi"/>
+              <w:noProof/>
+              <w:kern w:val="2"/>
+              <w:sz w:val="24"/>
+              <w:szCs w:val="24"/>
+              <w:lang w:val="en-US"/>
+              <w14:ligatures w14:val="standardContextual"/>
+            </w:rPr>
+          </w:pPr>
+          <w:hyperlink w:anchor="_Toc227703559" w:history="1">
+            <w:r>
+              <w:rPr>
+                <w:rStyle w:val="Hipervnculo"/>
+                <w:noProof/>
+                <w:lang w:val="es-ES"/>
+              </w:rPr>
+              <w:t>Principales funciones del sistema</w:t>
+            </w:r>
+            <w:r>
+              <w:rPr>
+                <w:noProof/>
+                <w:webHidden/>
+              </w:rPr>
+              <w:tab/>
+            </w:r>
+            <w:r>
+              <w:rPr>
+                <w:noProof/>
+                <w:webHidden/>
+              </w:rPr>
+              <w:fldChar w:fldCharType="begin"/>
+            </w:r>
+            <w:r>
+              <w:rPr>
+                <w:noProof/>
+                <w:webHidden/>
+              </w:rPr>
+              <w:instrText xml:space="preserve"> PAGEREF _Toc227703559 \h </w:instrText>
+            </w:r>
+            <w:r>
+              <w:rPr>
+                <w:noProof/>
+                <w:webHidden/>
+              </w:rPr>
+            </w:r>
+            <w:r>
+              <w:rPr>
+                <w:noProof/>
+                <w:webHidden/>
+              </w:rPr>
+              <w:fldChar w:fldCharType="separate"/>
+            </w:r>
+            <w:r>
+              <w:rPr>
+                <w:noProof/>
+                <w:webHidden/>
+              </w:rPr>
+              <w:t>4</w:t>
+            </w:r>
+            <w:r>
+              <w:rPr>
+                <w:noProof/>
+                <w:webHidden/>
+              </w:rPr>
+              <w:fldChar w:fldCharType="end"/>
+            </w:r>
+          </w:hyperlink>
+        </w:p>
+        <w:p>
+          <w:pPr>
+            <w:pStyle w:val="TDC2"/>
+            <w:tabs>
+              <w:tab w:val="right" w:leader="dot" w:pos="9350"/>
+            </w:tabs>
+            <w:rPr>
+              <w:rFonts w:asciiTheme="minorHAnsi" w:eastAsiaTheme="minorEastAsia" w:hAnsiTheme="minorHAnsi" w:cstheme="minorBidi"/>
+              <w:noProof/>
+              <w:kern w:val="2"/>
+              <w:sz w:val="24"/>
+              <w:szCs w:val="24"/>
+              <w:lang w:val="en-US"/>
+              <w14:ligatures w14:val="standardContextual"/>
+            </w:rPr>
+          </w:pPr>
+          <w:hyperlink w:anchor="_Toc227703560" w:history="1">
+            <w:r>
+              <w:rPr>
+                <w:rStyle w:val="Hipervnculo"/>
+                <w:noProof/>
+                <w:lang w:val="es-ES"/>
+              </w:rPr>
+              <w:t>Entorno de operación</w:t>
+            </w:r>
+            <w:r>
+              <w:rPr>
+                <w:noProof/>
+                <w:webHidden/>
+              </w:rPr>
+              <w:tab/>
+            </w:r>
+            <w:r>
+              <w:rPr>
+                <w:noProof/>
+                <w:webHidden/>
+              </w:rPr>
+              <w:fldChar w:fldCharType="begin"/>
+            </w:r>
+            <w:r>
+              <w:rPr>
+                <w:noProof/>
+                <w:webHidden/>
+              </w:rPr>
+              <w:instrText xml:space="preserve"> PAGEREF _Toc227703560 \h </w:instrText>
+            </w:r>
+            <w:r>
+              <w:rPr>
+                <w:noProof/>
+                <w:webHidden/>
+              </w:rPr>
+            </w:r>
+            <w:r>
+              <w:rPr>
+                <w:noProof/>
+                <w:webHidden/>
+              </w:rPr>
+              <w:fldChar w:fldCharType="separate"/>
+            </w:r>
+            <w:r>
+              <w:rPr>
+                <w:noProof/>
+                <w:webHidden/>
+              </w:rPr>
+              <w:t>4</w:t>
+            </w:r>
+            <w:r>
+              <w:rPr>
+                <w:noProof/>
+                <w:webHidden/>
+              </w:rPr>
+              <w:fldChar w:fldCharType="end"/>
+            </w:r>
+          </w:hyperlink>
+        </w:p>
+        <w:p>
+          <w:pPr>
+            <w:pStyle w:val="TDC2"/>
+            <w:tabs>
+              <w:tab w:val="right" w:leader="dot" w:pos="9350"/>
+            </w:tabs>
+            <w:rPr>
+              <w:rFonts w:asciiTheme="minorHAnsi" w:eastAsiaTheme="minorEastAsia" w:hAnsiTheme="minorHAnsi" w:cstheme="minorBidi"/>
+              <w:noProof/>
+              <w:kern w:val="2"/>
+              <w:sz w:val="24"/>
+              <w:szCs w:val="24"/>
+              <w:lang w:val="en-US"/>
+              <w14:ligatures w14:val="standardContextual"/>
+            </w:rPr>
+          </w:pPr>
+          <w:hyperlink w:anchor="_Toc227703561" w:history="1">
+            <w:r>
+              <w:rPr>
+                <w:rStyle w:val="Hipervnculo"/>
+                <w:noProof/>
+                <w:lang w:val="es-ES"/>
+              </w:rPr>
+              <w:t>Posibles herramientas de desarrollo</w:t>
+            </w:r>
+            <w:r>
+              <w:rPr>
+                <w:noProof/>
+                <w:webHidden/>
+              </w:rPr>
+              <w:tab/>
+            </w:r>
+            <w:r>
+              <w:rPr>
+                <w:noProof/>
+                <w:webHidden/>
+              </w:rPr>
+              <w:fldChar w:fldCharType="begin"/>
+            </w:r>
+            <w:r>
+              <w:rPr>
+                <w:noProof/>
+                <w:webHidden/>
+              </w:rPr>
+              <w:instrText xml:space="preserve"> PAGEREF _Toc227703561 \h </w:instrText>
+            </w:r>
+            <w:r>
+              <w:rPr>
+                <w:noProof/>
+                <w:webHidden/>
+              </w:rPr>
+            </w:r>
+            <w:r>
+              <w:rPr>
+                <w:noProof/>
+                <w:webHidden/>
+              </w:rPr>
+              <w:fldChar w:fldCharType="separate"/>
+            </w:r>
+            <w:r>
+              <w:rPr>
+                <w:noProof/>
+                <w:webHidden/>
+              </w:rPr>
+              <w:t>4</w:t>
+            </w:r>
+            <w:r>
+              <w:rPr>
+                <w:noProof/>
+                <w:webHidden/>
+              </w:rPr>
+              <w:fldChar w:fldCharType="end"/>
+            </w:r>
+          </w:hyperlink>
+        </w:p>
+        <w:p>
+          <w:pPr>
+            <w:pStyle w:val="TDC3"/>
+            <w:tabs>
+              <w:tab w:val="right" w:leader="dot" w:pos="9350"/>
+            </w:tabs>
+            <w:rPr>
+              <w:rFonts w:asciiTheme="minorHAnsi" w:eastAsiaTheme="minorEastAsia" w:hAnsiTheme="minorHAnsi" w:cstheme="minorBidi"/>
+              <w:noProof/>
+              <w:kern w:val="2"/>
+              <w:sz w:val="24"/>
+              <w:szCs w:val="24"/>
+              <w:lang w:val="en-US"/>
+              <w14:ligatures w14:val="standardContextual"/>
+            </w:rPr>
+          </w:pPr>
+          <w:hyperlink w:anchor="_Toc227703562" w:history="1">
+            <w:r>
+              <w:rPr>
+                <w:rStyle w:val="Hipervnculo"/>
+                <w:noProof/>
+                <w:lang w:val="es-ES"/>
+              </w:rPr>
+              <w:t>Ventajas</w:t>
+            </w:r>
+            <w:r>
+              <w:rPr>
+                <w:noProof/>
+                <w:webHidden/>
+              </w:rPr>
+              <w:tab/>
+            </w:r>
+            <w:r>
+              <w:rPr>
+                <w:noProof/>
+                <w:webHidden/>
+              </w:rPr>
+              <w:fldChar w:fldCharType="begin"/>
+            </w:r>
+            <w:r>
+              <w:rPr>
+                <w:noProof/>
+                <w:webHidden/>
+              </w:rPr>
+              <w:instrText xml:space="preserve"> PAGEREF _Toc227703562 \h </w:instrText>
+            </w:r>
+            <w:r>
+              <w:rPr>
+                <w:noProof/>
+                <w:webHidden/>
+              </w:rPr>
+            </w:r>
+            <w:r>
+              <w:rPr>
+                <w:noProof/>
+                <w:webHidden/>
+              </w:rPr>
+              <w:fldChar w:fldCharType="separate"/>
+            </w:r>
+            <w:r>
+              <w:rPr>
+                <w:noProof/>
+                <w:webHidden/>
+              </w:rPr>
+              <w:t>5</w:t>
+            </w:r>
+            <w:r>
+              <w:rPr>
+                <w:noProof/>
+                <w:webHidden/>
+              </w:rPr>
+              <w:fldChar w:fldCharType="end"/>
+            </w:r>
+          </w:hyperlink>
+        </w:p>
+        <w:p>
+          <w:pPr>
+            <w:pStyle w:val="TDC3"/>
+            <w:tabs>
+              <w:tab w:val="right" w:leader="dot" w:pos="9350"/>
+            </w:tabs>
+            <w:rPr>
+              <w:rFonts w:asciiTheme="minorHAnsi" w:eastAsiaTheme="minorEastAsia" w:hAnsiTheme="minorHAnsi" w:cstheme="minorBidi"/>
+              <w:noProof/>
+              <w:kern w:val="2"/>
+              <w:sz w:val="24"/>
+              <w:szCs w:val="24"/>
+              <w:lang w:val="en-US"/>
+              <w14:ligatures w14:val="standardContextual"/>
+            </w:rPr>
+          </w:pPr>
+          <w:hyperlink w:anchor="_Toc227703563" w:history="1">
+            <w:r>
+              <w:rPr>
+                <w:rStyle w:val="Hipervnculo"/>
+                <w:noProof/>
+                <w:lang w:val="es-ES"/>
+              </w:rPr>
+              <w:t>Desventajas</w:t>
+            </w:r>
+            <w:r>
+              <w:rPr>
+                <w:noProof/>
+                <w:webHidden/>
+              </w:rPr>
+              <w:tab/>
+            </w:r>
+            <w:r>
+              <w:rPr>
+                <w:noProof/>
+                <w:webHidden/>
+              </w:rPr>
+              <w:fldChar w:fldCharType="begin"/>
+            </w:r>
+            <w:r>
+              <w:rPr>
+                <w:noProof/>
+                <w:webHidden/>
+              </w:rPr>
+              <w:instrText xml:space="preserve"> PAGEREF _Toc227703563 \h </w:instrText>
+            </w:r>
+            <w:r>
+              <w:rPr>
+                <w:noProof/>
+                <w:webHidden/>
+              </w:rPr>
+            </w:r>
+            <w:r>
+              <w:rPr>
+                <w:noProof/>
+                <w:webHidden/>
+              </w:rPr>
+              <w:fldChar w:fldCharType="separate"/>
+            </w:r>
+            <w:r>
+              <w:rPr>
+                <w:noProof/>
+                <w:webHidden/>
+              </w:rPr>
+              <w:t>5</w:t>
             </w:r>
             <w:r>
               <w:rPr>
@@ -577,19 +1148,89 @@
               <w:kern w:val="2"/>
               <w:sz w:val="24"/>
               <w:szCs w:val="24"/>
-              <w:lang w:val="es-MX" w:eastAsia="es-MX"/>
+              <w:lang w:val="en-US"/>
               <w14:ligatures w14:val="standardContextual"/>
             </w:rPr>
           </w:pPr>
-          <w:hyperlink w:anchor="_Toc222859651" w:history="1">
+          <w:hyperlink w:anchor="_Toc227703564" w:history="1">
             <w:r>
               <w:rPr>
                 <w:rStyle w:val="Hipervnculo"/>
-                <w:rFonts w:ascii="Proxima Nova" w:hAnsi="Proxima Nova"/>
-                <w:b/>
-                <w:bCs/>
-                <w:noProof/>
-                <w:lang w:val="es-MX"/>
+                <w:noProof/>
+              </w:rPr>
+              <w:t>Funcionalidades principales del sistema</w:t>
+            </w:r>
+            <w:r>
+              <w:rPr>
+                <w:noProof/>
+                <w:webHidden/>
+              </w:rPr>
+              <w:tab/>
+            </w:r>
+            <w:r>
+              <w:rPr>
+                <w:noProof/>
+                <w:webHidden/>
+              </w:rPr>
+              <w:fldChar w:fldCharType="begin"/>
+            </w:r>
+            <w:r>
+              <w:rPr>
+                <w:noProof/>
+                <w:webHidden/>
+              </w:rPr>
+              <w:instrText xml:space="preserve"> PAGEREF _Toc227703564 \h </w:instrText>
+            </w:r>
+            <w:r>
+              <w:rPr>
+                <w:noProof/>
+                <w:webHidden/>
+              </w:rPr>
+            </w:r>
+            <w:r>
+              <w:rPr>
+                <w:noProof/>
+                <w:webHidden/>
+              </w:rPr>
+              <w:fldChar w:fldCharType="separate"/>
+            </w:r>
+            <w:r>
+              <w:rPr>
+                <w:noProof/>
+                <w:webHidden/>
+              </w:rPr>
+              <w:t>5</w:t>
+            </w:r>
+            <w:r>
+              <w:rPr>
+                <w:noProof/>
+                <w:webHidden/>
+              </w:rPr>
+              <w:fldChar w:fldCharType="end"/>
+            </w:r>
+          </w:hyperlink>
+        </w:p>
+        <w:p>
+          <w:pPr>
+            <w:pStyle w:val="TDC1"/>
+            <w:tabs>
+              <w:tab w:val="right" w:leader="dot" w:pos="9350"/>
+            </w:tabs>
+            <w:rPr>
+              <w:rFonts w:asciiTheme="minorHAnsi" w:eastAsiaTheme="minorEastAsia" w:hAnsiTheme="minorHAnsi" w:cstheme="minorBidi"/>
+              <w:noProof/>
+              <w:kern w:val="2"/>
+              <w:sz w:val="24"/>
+              <w:szCs w:val="24"/>
+              <w:lang w:val="en-US"/>
+              <w14:ligatures w14:val="standardContextual"/>
+            </w:rPr>
+          </w:pPr>
+          <w:hyperlink w:anchor="_Toc227703565" w:history="1">
+            <w:r>
+              <w:rPr>
+                <w:rStyle w:val="Hipervnculo"/>
+                <w:noProof/>
               </w:rPr>
               <w:t>Acciones que podrán ejecutar los diferentes tipos de usuarios</w:t>
             </w:r>
@@ -612,7 +1253,7 @@
                 <w:noProof/>
                 <w:webHidden/>
               </w:rPr>
-              <w:instrText xml:space="preserve"> PAGEREF _Toc222859651 \h </w:instrText>
+              <w:instrText xml:space="preserve"> PAGEREF _Toc227703565 \h </w:instrText>
             </w:r>
             <w:r>
               <w:rPr>
@@ -632,7 +1273,7 @@
                 <w:noProof/>
                 <w:webHidden/>
               </w:rPr>
-              <w:t>3</w:t>
+              <w:t>6</w:t>
             </w:r>
             <w:r>
               <w:rPr>
@@ -655,19 +1296,15 @@
               <w:kern w:val="2"/>
               <w:sz w:val="24"/>
               <w:szCs w:val="24"/>
-              <w:lang w:val="es-MX" w:eastAsia="es-MX"/>
+              <w:lang w:val="en-US"/>
               <w14:ligatures w14:val="standardContextual"/>
             </w:rPr>
           </w:pPr>
-          <w:hyperlink w:anchor="_Toc222859652" w:history="1">
+          <w:hyperlink w:anchor="_Toc227703566" w:history="1">
             <w:r>
               <w:rPr>
                 <w:rStyle w:val="Hipervnculo"/>
-                <w:rFonts w:ascii="Proxima Nova" w:hAnsi="Proxima Nova"/>
-                <w:b/>
-                <w:bCs/>
-                <w:noProof/>
-                <w:lang w:val="es-MX"/>
+                <w:noProof/>
               </w:rPr>
               <w:t>Cajero</w:t>
             </w:r>
@@ -690,7 +1327,7 @@
                 <w:noProof/>
                 <w:webHidden/>
               </w:rPr>
-              <w:instrText xml:space="preserve"> PAGEREF _Toc222859652 \h </w:instrText>
+              <w:instrText xml:space="preserve"> PAGEREF _Toc227703566 \h </w:instrText>
             </w:r>
             <w:r>
               <w:rPr>
@@ -710,7 +1347,7 @@
                 <w:noProof/>
                 <w:webHidden/>
               </w:rPr>
-              <w:t>3</w:t>
+              <w:t>6</w:t>
             </w:r>
             <w:r>
               <w:rPr>
@@ -733,19 +1370,15 @@
               <w:kern w:val="2"/>
               <w:sz w:val="24"/>
               <w:szCs w:val="24"/>
-              <w:lang w:val="es-MX" w:eastAsia="es-MX"/>
+              <w:lang w:val="en-US"/>
               <w14:ligatures w14:val="standardContextual"/>
             </w:rPr>
           </w:pPr>
-          <w:hyperlink w:anchor="_Toc222859653" w:history="1">
+          <w:hyperlink w:anchor="_Toc227703567" w:history="1">
             <w:r>
               <w:rPr>
                 <w:rStyle w:val="Hipervnculo"/>
-                <w:rFonts w:ascii="Proxima Nova" w:hAnsi="Proxima Nova"/>
-                <w:b/>
-                <w:bCs/>
-                <w:noProof/>
-                <w:lang w:val="es-MX"/>
+                <w:noProof/>
               </w:rPr>
               <w:t>Administrador</w:t>
             </w:r>
@@ -768,7 +1401,7 @@
                 <w:noProof/>
                 <w:webHidden/>
               </w:rPr>
-              <w:instrText xml:space="preserve"> PAGEREF _Toc222859653 \h </w:instrText>
+              <w:instrText xml:space="preserve"> PAGEREF _Toc227703567 \h </w:instrText>
             </w:r>
             <w:r>
               <w:rPr>
@@ -788,7 +1421,7 @@
                 <w:noProof/>
                 <w:webHidden/>
               </w:rPr>
-              <w:t>3</w:t>
+              <w:t>6</w:t>
             </w:r>
             <w:r>
               <w:rPr>
@@ -811,21 +1444,18 @@
               <w:kern w:val="2"/>
               <w:sz w:val="24"/>
               <w:szCs w:val="24"/>
-              <w:lang w:val="es-MX" w:eastAsia="es-MX"/>
+              <w:lang w:val="en-US"/>
               <w14:ligatures w14:val="standardContextual"/>
             </w:rPr>
           </w:pPr>
-          <w:hyperlink w:anchor="_Toc222859654" w:history="1">
+          <w:hyperlink w:anchor="_Toc227703568" w:history="1">
             <w:r>
               <w:rPr>
                 <w:rStyle w:val="Hipervnculo"/>
-                <w:rFonts w:ascii="Proxima Nova" w:hAnsi="Proxima Nova"/>
-                <w:b/>
-                <w:bCs/>
                 <w:noProof/>
                 <w:lang w:val="es-MX"/>
               </w:rPr>
-              <w:t>Sistema de Base de Datos</w:t>
+              <w:t>Cliente</w:t>
             </w:r>
             <w:r>
               <w:rPr>
@@ -846,7 +1476,7 @@
                 <w:noProof/>
                 <w:webHidden/>
               </w:rPr>
-              <w:instrText xml:space="preserve"> PAGEREF _Toc222859654 \h </w:instrText>
+              <w:instrText xml:space="preserve"> PAGEREF _Toc227703568 \h </w:instrText>
             </w:r>
             <w:r>
               <w:rPr>
@@ -866,7 +1496,532 @@
                 <w:noProof/>
                 <w:webHidden/>
               </w:rPr>
-              <w:t>4</w:t>
+              <w:t>7</w:t>
+            </w:r>
+            <w:r>
+              <w:rPr>
+                <w:noProof/>
+                <w:webHidden/>
+              </w:rPr>
+              <w:fldChar w:fldCharType="end"/>
+            </w:r>
+          </w:hyperlink>
+        </w:p>
+        <w:p>
+          <w:pPr>
+            <w:pStyle w:val="TDC2"/>
+            <w:tabs>
+              <w:tab w:val="right" w:leader="dot" w:pos="9350"/>
+            </w:tabs>
+            <w:rPr>
+              <w:rFonts w:asciiTheme="minorHAnsi" w:eastAsiaTheme="minorEastAsia" w:hAnsiTheme="minorHAnsi" w:cstheme="minorBidi"/>
+              <w:noProof/>
+              <w:kern w:val="2"/>
+              <w:sz w:val="24"/>
+              <w:szCs w:val="24"/>
+              <w:lang w:val="en-US"/>
+              <w14:ligatures w14:val="standardContextual"/>
+            </w:rPr>
+          </w:pPr>
+          <w:hyperlink w:anchor="_Toc227703569" w:history="1">
+            <w:r>
+              <w:rPr>
+                <w:rStyle w:val="Hipervnculo"/>
+                <w:noProof/>
+                <w:lang w:val="es-MX"/>
+              </w:rPr>
+              <w:t>Procesos internos del sistema</w:t>
+            </w:r>
+            <w:r>
+              <w:rPr>
+                <w:noProof/>
+                <w:webHidden/>
+              </w:rPr>
+              <w:tab/>
+            </w:r>
+            <w:r>
+              <w:rPr>
+                <w:noProof/>
+                <w:webHidden/>
+              </w:rPr>
+              <w:fldChar w:fldCharType="begin"/>
+            </w:r>
+            <w:r>
+              <w:rPr>
+                <w:noProof/>
+                <w:webHidden/>
+              </w:rPr>
+              <w:instrText xml:space="preserve"> PAGEREF _Toc227703569 \h </w:instrText>
+            </w:r>
+            <w:r>
+              <w:rPr>
+                <w:noProof/>
+                <w:webHidden/>
+              </w:rPr>
+            </w:r>
+            <w:r>
+              <w:rPr>
+                <w:noProof/>
+                <w:webHidden/>
+              </w:rPr>
+              <w:fldChar w:fldCharType="separate"/>
+            </w:r>
+            <w:r>
+              <w:rPr>
+                <w:noProof/>
+                <w:webHidden/>
+              </w:rPr>
+              <w:t>7</w:t>
+            </w:r>
+            <w:r>
+              <w:rPr>
+                <w:noProof/>
+                <w:webHidden/>
+              </w:rPr>
+              <w:fldChar w:fldCharType="end"/>
+            </w:r>
+          </w:hyperlink>
+        </w:p>
+        <w:p>
+          <w:pPr>
+            <w:pStyle w:val="TDC3"/>
+            <w:tabs>
+              <w:tab w:val="right" w:leader="dot" w:pos="9350"/>
+            </w:tabs>
+            <w:rPr>
+              <w:rFonts w:asciiTheme="minorHAnsi" w:eastAsiaTheme="minorEastAsia" w:hAnsiTheme="minorHAnsi" w:cstheme="minorBidi"/>
+              <w:noProof/>
+              <w:kern w:val="2"/>
+              <w:sz w:val="24"/>
+              <w:szCs w:val="24"/>
+              <w:lang w:val="en-US"/>
+              <w14:ligatures w14:val="standardContextual"/>
+            </w:rPr>
+          </w:pPr>
+          <w:hyperlink w:anchor="_Toc227703570" w:history="1">
+            <w:r>
+              <w:rPr>
+                <w:rStyle w:val="Hipervnculo"/>
+                <w:noProof/>
+                <w:lang w:val="es-MX"/>
+              </w:rPr>
+              <w:t>Proceso de autenticación</w:t>
+            </w:r>
+            <w:r>
+              <w:rPr>
+                <w:noProof/>
+                <w:webHidden/>
+              </w:rPr>
+              <w:tab/>
+            </w:r>
+            <w:r>
+              <w:rPr>
+                <w:noProof/>
+                <w:webHidden/>
+              </w:rPr>
+              <w:fldChar w:fldCharType="begin"/>
+            </w:r>
+            <w:r>
+              <w:rPr>
+                <w:noProof/>
+                <w:webHidden/>
+              </w:rPr>
+              <w:instrText xml:space="preserve"> PAGEREF _Toc227703570 \h </w:instrText>
+            </w:r>
+            <w:r>
+              <w:rPr>
+                <w:noProof/>
+                <w:webHidden/>
+              </w:rPr>
+            </w:r>
+            <w:r>
+              <w:rPr>
+                <w:noProof/>
+                <w:webHidden/>
+              </w:rPr>
+              <w:fldChar w:fldCharType="separate"/>
+            </w:r>
+            <w:r>
+              <w:rPr>
+                <w:noProof/>
+                <w:webHidden/>
+              </w:rPr>
+              <w:t>7</w:t>
+            </w:r>
+            <w:r>
+              <w:rPr>
+                <w:noProof/>
+                <w:webHidden/>
+              </w:rPr>
+              <w:fldChar w:fldCharType="end"/>
+            </w:r>
+          </w:hyperlink>
+        </w:p>
+        <w:p>
+          <w:pPr>
+            <w:pStyle w:val="TDC3"/>
+            <w:tabs>
+              <w:tab w:val="right" w:leader="dot" w:pos="9350"/>
+            </w:tabs>
+            <w:rPr>
+              <w:rFonts w:asciiTheme="minorHAnsi" w:eastAsiaTheme="minorEastAsia" w:hAnsiTheme="minorHAnsi" w:cstheme="minorBidi"/>
+              <w:noProof/>
+              <w:kern w:val="2"/>
+              <w:sz w:val="24"/>
+              <w:szCs w:val="24"/>
+              <w:lang w:val="en-US"/>
+              <w14:ligatures w14:val="standardContextual"/>
+            </w:rPr>
+          </w:pPr>
+          <w:hyperlink w:anchor="_Toc227703571" w:history="1">
+            <w:r>
+              <w:rPr>
+                <w:rStyle w:val="Hipervnculo"/>
+                <w:noProof/>
+                <w:lang w:val="es-MX"/>
+              </w:rPr>
+              <w:t>Proceso de registro de venta</w:t>
+            </w:r>
+            <w:r>
+              <w:rPr>
+                <w:noProof/>
+                <w:webHidden/>
+              </w:rPr>
+              <w:tab/>
+            </w:r>
+            <w:r>
+              <w:rPr>
+                <w:noProof/>
+                <w:webHidden/>
+              </w:rPr>
+              <w:fldChar w:fldCharType="begin"/>
+            </w:r>
+            <w:r>
+              <w:rPr>
+                <w:noProof/>
+                <w:webHidden/>
+              </w:rPr>
+              <w:instrText xml:space="preserve"> PAGEREF _Toc227703571 \h </w:instrText>
+            </w:r>
+            <w:r>
+              <w:rPr>
+                <w:noProof/>
+                <w:webHidden/>
+              </w:rPr>
+            </w:r>
+            <w:r>
+              <w:rPr>
+                <w:noProof/>
+                <w:webHidden/>
+              </w:rPr>
+              <w:fldChar w:fldCharType="separate"/>
+            </w:r>
+            <w:r>
+              <w:rPr>
+                <w:noProof/>
+                <w:webHidden/>
+              </w:rPr>
+              <w:t>7</w:t>
+            </w:r>
+            <w:r>
+              <w:rPr>
+                <w:noProof/>
+                <w:webHidden/>
+              </w:rPr>
+              <w:fldChar w:fldCharType="end"/>
+            </w:r>
+          </w:hyperlink>
+        </w:p>
+        <w:p>
+          <w:pPr>
+            <w:pStyle w:val="TDC3"/>
+            <w:tabs>
+              <w:tab w:val="right" w:leader="dot" w:pos="9350"/>
+            </w:tabs>
+            <w:rPr>
+              <w:rFonts w:asciiTheme="minorHAnsi" w:eastAsiaTheme="minorEastAsia" w:hAnsiTheme="minorHAnsi" w:cstheme="minorBidi"/>
+              <w:noProof/>
+              <w:kern w:val="2"/>
+              <w:sz w:val="24"/>
+              <w:szCs w:val="24"/>
+              <w:lang w:val="en-US"/>
+              <w14:ligatures w14:val="standardContextual"/>
+            </w:rPr>
+          </w:pPr>
+          <w:hyperlink w:anchor="_Toc227703572" w:history="1">
+            <w:r>
+              <w:rPr>
+                <w:rStyle w:val="Hipervnculo"/>
+                <w:noProof/>
+                <w:lang w:val="es-MX"/>
+              </w:rPr>
+              <w:t>Proceso de actualización de inventario</w:t>
+            </w:r>
+            <w:r>
+              <w:rPr>
+                <w:noProof/>
+                <w:webHidden/>
+              </w:rPr>
+              <w:tab/>
+            </w:r>
+            <w:r>
+              <w:rPr>
+                <w:noProof/>
+                <w:webHidden/>
+              </w:rPr>
+              <w:fldChar w:fldCharType="begin"/>
+            </w:r>
+            <w:r>
+              <w:rPr>
+                <w:noProof/>
+                <w:webHidden/>
+              </w:rPr>
+              <w:instrText xml:space="preserve"> PAGEREF _Toc227703572 \h </w:instrText>
+            </w:r>
+            <w:r>
+              <w:rPr>
+                <w:noProof/>
+                <w:webHidden/>
+              </w:rPr>
+            </w:r>
+            <w:r>
+              <w:rPr>
+                <w:noProof/>
+                <w:webHidden/>
+              </w:rPr>
+              <w:fldChar w:fldCharType="separate"/>
+            </w:r>
+            <w:r>
+              <w:rPr>
+                <w:noProof/>
+                <w:webHidden/>
+              </w:rPr>
+              <w:t>7</w:t>
+            </w:r>
+            <w:r>
+              <w:rPr>
+                <w:noProof/>
+                <w:webHidden/>
+              </w:rPr>
+              <w:fldChar w:fldCharType="end"/>
+            </w:r>
+          </w:hyperlink>
+        </w:p>
+        <w:p>
+          <w:pPr>
+            <w:pStyle w:val="TDC3"/>
+            <w:tabs>
+              <w:tab w:val="right" w:leader="dot" w:pos="9350"/>
+            </w:tabs>
+            <w:rPr>
+              <w:rFonts w:asciiTheme="minorHAnsi" w:eastAsiaTheme="minorEastAsia" w:hAnsiTheme="minorHAnsi" w:cstheme="minorBidi"/>
+              <w:noProof/>
+              <w:kern w:val="2"/>
+              <w:sz w:val="24"/>
+              <w:szCs w:val="24"/>
+              <w:lang w:val="en-US"/>
+              <w14:ligatures w14:val="standardContextual"/>
+            </w:rPr>
+          </w:pPr>
+          <w:hyperlink w:anchor="_Toc227703573" w:history="1">
+            <w:r>
+              <w:rPr>
+                <w:rStyle w:val="Hipervnculo"/>
+                <w:noProof/>
+                <w:lang w:val="es-MX"/>
+              </w:rPr>
+              <w:t>Proceso de generación de ticket</w:t>
+            </w:r>
+            <w:r>
+              <w:rPr>
+                <w:noProof/>
+                <w:webHidden/>
+              </w:rPr>
+              <w:tab/>
+            </w:r>
+            <w:r>
+              <w:rPr>
+                <w:noProof/>
+                <w:webHidden/>
+              </w:rPr>
+              <w:fldChar w:fldCharType="begin"/>
+            </w:r>
+            <w:r>
+              <w:rPr>
+                <w:noProof/>
+                <w:webHidden/>
+              </w:rPr>
+              <w:instrText xml:space="preserve"> PAGEREF _Toc227703573 \h </w:instrText>
+            </w:r>
+            <w:r>
+              <w:rPr>
+                <w:noProof/>
+                <w:webHidden/>
+              </w:rPr>
+            </w:r>
+            <w:r>
+              <w:rPr>
+                <w:noProof/>
+                <w:webHidden/>
+              </w:rPr>
+              <w:fldChar w:fldCharType="separate"/>
+            </w:r>
+            <w:r>
+              <w:rPr>
+                <w:noProof/>
+                <w:webHidden/>
+              </w:rPr>
+              <w:t>7</w:t>
+            </w:r>
+            <w:r>
+              <w:rPr>
+                <w:noProof/>
+                <w:webHidden/>
+              </w:rPr>
+              <w:fldChar w:fldCharType="end"/>
+            </w:r>
+          </w:hyperlink>
+        </w:p>
+        <w:p>
+          <w:pPr>
+            <w:pStyle w:val="TDC3"/>
+            <w:tabs>
+              <w:tab w:val="right" w:leader="dot" w:pos="9350"/>
+            </w:tabs>
+            <w:rPr>
+              <w:rFonts w:asciiTheme="minorHAnsi" w:eastAsiaTheme="minorEastAsia" w:hAnsiTheme="minorHAnsi" w:cstheme="minorBidi"/>
+              <w:noProof/>
+              <w:kern w:val="2"/>
+              <w:sz w:val="24"/>
+              <w:szCs w:val="24"/>
+              <w:lang w:val="en-US"/>
+              <w14:ligatures w14:val="standardContextual"/>
+            </w:rPr>
+          </w:pPr>
+          <w:hyperlink w:anchor="_Toc227703574" w:history="1">
+            <w:r>
+              <w:rPr>
+                <w:rStyle w:val="Hipervnculo"/>
+                <w:noProof/>
+                <w:lang w:val="es-MX"/>
+              </w:rPr>
+              <w:t>Proceso de gestión de productos</w:t>
+            </w:r>
+            <w:r>
+              <w:rPr>
+                <w:noProof/>
+                <w:webHidden/>
+              </w:rPr>
+              <w:tab/>
+            </w:r>
+            <w:r>
+              <w:rPr>
+                <w:noProof/>
+                <w:webHidden/>
+              </w:rPr>
+              <w:fldChar w:fldCharType="begin"/>
+            </w:r>
+            <w:r>
+              <w:rPr>
+                <w:noProof/>
+                <w:webHidden/>
+              </w:rPr>
+              <w:instrText xml:space="preserve"> PAGEREF _Toc227703574 \h </w:instrText>
+            </w:r>
+            <w:r>
+              <w:rPr>
+                <w:noProof/>
+                <w:webHidden/>
+              </w:rPr>
+            </w:r>
+            <w:r>
+              <w:rPr>
+                <w:noProof/>
+                <w:webHidden/>
+              </w:rPr>
+              <w:fldChar w:fldCharType="separate"/>
+            </w:r>
+            <w:r>
+              <w:rPr>
+                <w:noProof/>
+                <w:webHidden/>
+              </w:rPr>
+              <w:t>8</w:t>
+            </w:r>
+            <w:r>
+              <w:rPr>
+                <w:noProof/>
+                <w:webHidden/>
+              </w:rPr>
+              <w:fldChar w:fldCharType="end"/>
+            </w:r>
+          </w:hyperlink>
+        </w:p>
+        <w:p>
+          <w:pPr>
+            <w:pStyle w:val="TDC3"/>
+            <w:tabs>
+              <w:tab w:val="right" w:leader="dot" w:pos="9350"/>
+            </w:tabs>
+            <w:rPr>
+              <w:rFonts w:asciiTheme="minorHAnsi" w:eastAsiaTheme="minorEastAsia" w:hAnsiTheme="minorHAnsi" w:cstheme="minorBidi"/>
+              <w:noProof/>
+              <w:kern w:val="2"/>
+              <w:sz w:val="24"/>
+              <w:szCs w:val="24"/>
+              <w:lang w:val="en-US"/>
+              <w14:ligatures w14:val="standardContextual"/>
+            </w:rPr>
+          </w:pPr>
+          <w:hyperlink w:anchor="_Toc227703575" w:history="1">
+            <w:r>
+              <w:rPr>
+                <w:rStyle w:val="Hipervnculo"/>
+                <w:noProof/>
+                <w:lang w:val="es-MX"/>
+              </w:rPr>
+              <w:t>Proceso de generación de reportes</w:t>
+            </w:r>
+            <w:r>
+              <w:rPr>
+                <w:noProof/>
+                <w:webHidden/>
+              </w:rPr>
+              <w:tab/>
+            </w:r>
+            <w:r>
+              <w:rPr>
+                <w:noProof/>
+                <w:webHidden/>
+              </w:rPr>
+              <w:fldChar w:fldCharType="begin"/>
+            </w:r>
+            <w:r>
+              <w:rPr>
+                <w:noProof/>
+                <w:webHidden/>
+              </w:rPr>
+              <w:instrText xml:space="preserve"> PAGEREF _Toc227703575 \h </w:instrText>
+            </w:r>
+            <w:r>
+              <w:rPr>
+                <w:noProof/>
+                <w:webHidden/>
+              </w:rPr>
+            </w:r>
+            <w:r>
+              <w:rPr>
+                <w:noProof/>
+                <w:webHidden/>
+              </w:rPr>
+              <w:fldChar w:fldCharType="separate"/>
+            </w:r>
+            <w:r>
+              <w:rPr>
+                <w:noProof/>
+                <w:webHidden/>
+              </w:rPr>
+              <w:t>8</w:t>
             </w:r>
             <w:r>
               <w:rPr>
@@ -889,19 +2044,15 @@
               <w:kern w:val="2"/>
               <w:sz w:val="24"/>
               <w:szCs w:val="24"/>
-              <w:lang w:val="es-MX" w:eastAsia="es-MX"/>
+              <w:lang w:val="en-US"/>
               <w14:ligatures w14:val="standardContextual"/>
             </w:rPr>
           </w:pPr>
-          <w:hyperlink w:anchor="_Toc222859661" w:history="1">
+          <w:hyperlink w:anchor="_Toc227703576" w:history="1">
             <w:r>
               <w:rPr>
                 <w:rStyle w:val="Hipervnculo"/>
-                <w:rFonts w:ascii="Proxima Nova" w:hAnsi="Proxima Nova"/>
-                <w:b/>
-                <w:bCs/>
-                <w:noProof/>
-                <w:lang w:val="es-MX"/>
+                <w:noProof/>
               </w:rPr>
               <w:t>Diferencia entre actividades funcionales y restricciones del sistema</w:t>
             </w:r>
@@ -924,7 +2075,7 @@
                 <w:noProof/>
                 <w:webHidden/>
               </w:rPr>
-              <w:instrText xml:space="preserve"> PAGEREF _Toc222859661 \h </w:instrText>
+              <w:instrText xml:space="preserve"> PAGEREF _Toc227703576 \h </w:instrText>
             </w:r>
             <w:r>
               <w:rPr>
@@ -944,7 +2095,7 @@
                 <w:noProof/>
                 <w:webHidden/>
               </w:rPr>
-              <w:t>5</w:t>
+              <w:t>8</w:t>
             </w:r>
             <w:r>
               <w:rPr>
@@ -967,19 +2118,17 @@
               <w:kern w:val="2"/>
               <w:sz w:val="24"/>
               <w:szCs w:val="24"/>
-              <w:lang w:val="es-MX" w:eastAsia="es-MX"/>
+              <w:lang w:val="en-US"/>
               <w14:ligatures w14:val="standardContextual"/>
             </w:rPr>
           </w:pPr>
-          <w:hyperlink w:anchor="_Toc222859662" w:history="1">
+          <w:hyperlink w:anchor="_Toc227703577" w:history="1">
             <w:r>
               <w:rPr>
                 <w:rStyle w:val="Hipervnculo"/>
-                <w:rFonts w:ascii="Proxima Nova" w:hAnsi="Proxima Nova"/>
-                <w:noProof/>
-                <w:lang w:val="es-MX"/>
-              </w:rPr>
-              <w:t>Actividades funcionales (lo que el sistema hace)</w:t>
+                <w:noProof/>
+              </w:rPr>
+              <w:t>Actividades funcionales</w:t>
             </w:r>
             <w:r>
               <w:rPr>
@@ -1000,7 +2149,7 @@
                 <w:noProof/>
                 <w:webHidden/>
               </w:rPr>
-              <w:instrText xml:space="preserve"> PAGEREF _Toc222859662 \h </w:instrText>
+              <w:instrText xml:space="preserve"> PAGEREF _Toc227703577 \h </w:instrText>
             </w:r>
             <w:r>
               <w:rPr>
@@ -1020,7 +2169,7 @@
                 <w:noProof/>
                 <w:webHidden/>
               </w:rPr>
-              <w:t>5</w:t>
+              <w:t>8</w:t>
             </w:r>
             <w:r>
               <w:rPr>
@@ -1043,11 +2192,85 @@
               <w:kern w:val="2"/>
               <w:sz w:val="24"/>
               <w:szCs w:val="24"/>
-              <w:lang w:val="es-MX" w:eastAsia="es-MX"/>
+              <w:lang w:val="en-US"/>
               <w14:ligatures w14:val="standardContextual"/>
             </w:rPr>
           </w:pPr>
-          <w:hyperlink w:anchor="_Toc222859663" w:history="1">
+          <w:hyperlink w:anchor="_Toc227703578" w:history="1">
+            <w:r>
+              <w:rPr>
+                <w:rStyle w:val="Hipervnculo"/>
+                <w:noProof/>
+              </w:rPr>
+              <w:t>Restricciones o reglas del sistema</w:t>
+            </w:r>
+            <w:r>
+              <w:rPr>
+                <w:noProof/>
+                <w:webHidden/>
+              </w:rPr>
+              <w:tab/>
+            </w:r>
+            <w:r>
+              <w:rPr>
+                <w:noProof/>
+                <w:webHidden/>
+              </w:rPr>
+              <w:fldChar w:fldCharType="begin"/>
+            </w:r>
+            <w:r>
+              <w:rPr>
+                <w:noProof/>
+                <w:webHidden/>
+              </w:rPr>
+              <w:instrText xml:space="preserve"> PAGEREF _Toc227703578 \h </w:instrText>
+            </w:r>
+            <w:r>
+              <w:rPr>
+                <w:noProof/>
+                <w:webHidden/>
+              </w:rPr>
+            </w:r>
+            <w:r>
+              <w:rPr>
+                <w:noProof/>
+                <w:webHidden/>
+              </w:rPr>
+              <w:fldChar w:fldCharType="separate"/>
+            </w:r>
+            <w:r>
+              <w:rPr>
+                <w:noProof/>
+                <w:webHidden/>
+              </w:rPr>
+              <w:t>8</w:t>
+            </w:r>
+            <w:r>
+              <w:rPr>
+                <w:noProof/>
+                <w:webHidden/>
+              </w:rPr>
+              <w:fldChar w:fldCharType="end"/>
+            </w:r>
+          </w:hyperlink>
+        </w:p>
+        <w:p>
+          <w:pPr>
+            <w:pStyle w:val="TDC3"/>
+            <w:tabs>
+              <w:tab w:val="right" w:leader="dot" w:pos="9350"/>
+            </w:tabs>
+            <w:rPr>
+              <w:rFonts w:asciiTheme="minorHAnsi" w:eastAsiaTheme="minorEastAsia" w:hAnsiTheme="minorHAnsi" w:cstheme="minorBidi"/>
+              <w:noProof/>
+              <w:kern w:val="2"/>
+              <w:sz w:val="24"/>
+              <w:szCs w:val="24"/>
+              <w:lang w:val="en-US"/>
+              <w14:ligatures w14:val="standardContextual"/>
+            </w:rPr>
+          </w:pPr>
+          <w:hyperlink w:anchor="_Toc227703579" w:history="1">
             <w:r>
               <w:rPr>
                 <w:rStyle w:val="Hipervnculo"/>
@@ -1055,7 +2278,7 @@
                 <w:noProof/>
                 <w:lang w:val="es-MX"/>
               </w:rPr>
-              <w:t>Restricciones o reglas del sistema (condiciones que deben cumplirse)</w:t>
+              <w:t>Restricciones técnicas</w:t>
             </w:r>
             <w:r>
               <w:rPr>
@@ -1076,7 +2299,7 @@
                 <w:noProof/>
                 <w:webHidden/>
               </w:rPr>
-              <w:instrText xml:space="preserve"> PAGEREF _Toc222859663 \h </w:instrText>
+              <w:instrText xml:space="preserve"> PAGEREF _Toc227703579 \h </w:instrText>
             </w:r>
             <w:r>
               <w:rPr>
@@ -1096,7 +2319,7 @@
                 <w:noProof/>
                 <w:webHidden/>
               </w:rPr>
-              <w:t>6</w:t>
+              <w:t>9</w:t>
             </w:r>
             <w:r>
               <w:rPr>
@@ -1106,10 +2329,2195 @@
               <w:fldChar w:fldCharType="end"/>
             </w:r>
           </w:hyperlink>
+        </w:p>
+        <w:p>
+          <w:pPr>
+            <w:pStyle w:val="TDC3"/>
+            <w:tabs>
+              <w:tab w:val="right" w:leader="dot" w:pos="9350"/>
+            </w:tabs>
+            <w:rPr>
+              <w:rFonts w:asciiTheme="minorHAnsi" w:eastAsiaTheme="minorEastAsia" w:hAnsiTheme="minorHAnsi" w:cstheme="minorBidi"/>
+              <w:noProof/>
+              <w:kern w:val="2"/>
+              <w:sz w:val="24"/>
+              <w:szCs w:val="24"/>
+              <w:lang w:val="en-US"/>
+              <w14:ligatures w14:val="standardContextual"/>
+            </w:rPr>
+          </w:pPr>
+          <w:hyperlink w:anchor="_Toc227703580" w:history="1">
+            <w:r>
+              <w:rPr>
+                <w:rStyle w:val="Hipervnculo"/>
+                <w:rFonts w:ascii="Proxima Nova" w:hAnsi="Proxima Nova"/>
+                <w:noProof/>
+                <w:lang w:val="es-MX"/>
+              </w:rPr>
+              <w:t>Restricciones de seguridad</w:t>
+            </w:r>
+            <w:r>
+              <w:rPr>
+                <w:noProof/>
+                <w:webHidden/>
+              </w:rPr>
+              <w:tab/>
+            </w:r>
+            <w:r>
+              <w:rPr>
+                <w:noProof/>
+                <w:webHidden/>
+              </w:rPr>
+              <w:fldChar w:fldCharType="begin"/>
+            </w:r>
+            <w:r>
+              <w:rPr>
+                <w:noProof/>
+                <w:webHidden/>
+              </w:rPr>
+              <w:instrText xml:space="preserve"> PAGEREF _Toc227703580 \h </w:instrText>
+            </w:r>
+            <w:r>
+              <w:rPr>
+                <w:noProof/>
+                <w:webHidden/>
+              </w:rPr>
+            </w:r>
+            <w:r>
+              <w:rPr>
+                <w:noProof/>
+                <w:webHidden/>
+              </w:rPr>
+              <w:fldChar w:fldCharType="separate"/>
+            </w:r>
+            <w:r>
+              <w:rPr>
+                <w:noProof/>
+                <w:webHidden/>
+              </w:rPr>
+              <w:t>9</w:t>
+            </w:r>
+            <w:r>
+              <w:rPr>
+                <w:noProof/>
+                <w:webHidden/>
+              </w:rPr>
+              <w:fldChar w:fldCharType="end"/>
+            </w:r>
+          </w:hyperlink>
+        </w:p>
+        <w:p>
+          <w:pPr>
+            <w:pStyle w:val="TDC1"/>
+            <w:tabs>
+              <w:tab w:val="right" w:leader="dot" w:pos="9350"/>
+            </w:tabs>
+            <w:rPr>
+              <w:rFonts w:asciiTheme="minorHAnsi" w:eastAsiaTheme="minorEastAsia" w:hAnsiTheme="minorHAnsi" w:cstheme="minorBidi"/>
+              <w:noProof/>
+              <w:kern w:val="2"/>
+              <w:sz w:val="24"/>
+              <w:szCs w:val="24"/>
+              <w:lang w:val="en-US"/>
+              <w14:ligatures w14:val="standardContextual"/>
+            </w:rPr>
+          </w:pPr>
+          <w:hyperlink w:anchor="_Toc227703581" w:history="1">
+            <w:r>
+              <w:rPr>
+                <w:rStyle w:val="Hipervnculo"/>
+                <w:noProof/>
+              </w:rPr>
+              <w:t>DIAGRAMAS DE CASO DE USO</w:t>
+            </w:r>
+            <w:r>
+              <w:rPr>
+                <w:noProof/>
+                <w:webHidden/>
+              </w:rPr>
+              <w:tab/>
+            </w:r>
+            <w:r>
+              <w:rPr>
+                <w:noProof/>
+                <w:webHidden/>
+              </w:rPr>
+              <w:fldChar w:fldCharType="begin"/>
+            </w:r>
+            <w:r>
+              <w:rPr>
+                <w:noProof/>
+                <w:webHidden/>
+              </w:rPr>
+              <w:instrText xml:space="preserve"> PAGEREF _Toc227703581 \h </w:instrText>
+            </w:r>
+            <w:r>
+              <w:rPr>
+                <w:noProof/>
+                <w:webHidden/>
+              </w:rPr>
+            </w:r>
+            <w:r>
+              <w:rPr>
+                <w:noProof/>
+                <w:webHidden/>
+              </w:rPr>
+              <w:fldChar w:fldCharType="separate"/>
+            </w:r>
+            <w:r>
+              <w:rPr>
+                <w:noProof/>
+                <w:webHidden/>
+              </w:rPr>
+              <w:t>10</w:t>
+            </w:r>
+            <w:r>
+              <w:rPr>
+                <w:noProof/>
+                <w:webHidden/>
+              </w:rPr>
+              <w:fldChar w:fldCharType="end"/>
+            </w:r>
+          </w:hyperlink>
+        </w:p>
+        <w:p>
+          <w:pPr>
+            <w:pStyle w:val="TDC2"/>
+            <w:tabs>
+              <w:tab w:val="right" w:leader="dot" w:pos="9350"/>
+            </w:tabs>
+            <w:rPr>
+              <w:rFonts w:asciiTheme="minorHAnsi" w:eastAsiaTheme="minorEastAsia" w:hAnsiTheme="minorHAnsi" w:cstheme="minorBidi"/>
+              <w:noProof/>
+              <w:kern w:val="2"/>
+              <w:sz w:val="24"/>
+              <w:szCs w:val="24"/>
+              <w:lang w:val="en-US"/>
+              <w14:ligatures w14:val="standardContextual"/>
+            </w:rPr>
+          </w:pPr>
+          <w:hyperlink w:anchor="_Toc227703582" w:history="1">
+            <w:r>
+              <w:rPr>
+                <w:rStyle w:val="Hipervnculo"/>
+                <w:noProof/>
+              </w:rPr>
+              <w:t>Cajero</w:t>
+            </w:r>
+            <w:r>
+              <w:rPr>
+                <w:noProof/>
+                <w:webHidden/>
+              </w:rPr>
+              <w:tab/>
+            </w:r>
+            <w:r>
+              <w:rPr>
+                <w:noProof/>
+                <w:webHidden/>
+              </w:rPr>
+              <w:fldChar w:fldCharType="begin"/>
+            </w:r>
+            <w:r>
+              <w:rPr>
+                <w:noProof/>
+                <w:webHidden/>
+              </w:rPr>
+              <w:instrText xml:space="preserve"> PAGEREF _Toc227703582 \h </w:instrText>
+            </w:r>
+            <w:r>
+              <w:rPr>
+                <w:noProof/>
+                <w:webHidden/>
+              </w:rPr>
+            </w:r>
+            <w:r>
+              <w:rPr>
+                <w:noProof/>
+                <w:webHidden/>
+              </w:rPr>
+              <w:fldChar w:fldCharType="separate"/>
+            </w:r>
+            <w:r>
+              <w:rPr>
+                <w:noProof/>
+                <w:webHidden/>
+              </w:rPr>
+              <w:t>10</w:t>
+            </w:r>
+            <w:r>
+              <w:rPr>
+                <w:noProof/>
+                <w:webHidden/>
+              </w:rPr>
+              <w:fldChar w:fldCharType="end"/>
+            </w:r>
+          </w:hyperlink>
+        </w:p>
+        <w:p>
+          <w:pPr>
+            <w:pStyle w:val="TDC2"/>
+            <w:tabs>
+              <w:tab w:val="right" w:leader="dot" w:pos="9350"/>
+            </w:tabs>
+            <w:rPr>
+              <w:rFonts w:asciiTheme="minorHAnsi" w:eastAsiaTheme="minorEastAsia" w:hAnsiTheme="minorHAnsi" w:cstheme="minorBidi"/>
+              <w:noProof/>
+              <w:kern w:val="2"/>
+              <w:sz w:val="24"/>
+              <w:szCs w:val="24"/>
+              <w:lang w:val="en-US"/>
+              <w14:ligatures w14:val="standardContextual"/>
+            </w:rPr>
+          </w:pPr>
+          <w:hyperlink w:anchor="_Toc227703583" w:history="1">
+            <w:r>
+              <w:rPr>
+                <w:rStyle w:val="Hipervnculo"/>
+                <w:noProof/>
+              </w:rPr>
+              <w:t>Administrador</w:t>
+            </w:r>
+            <w:r>
+              <w:rPr>
+                <w:noProof/>
+                <w:webHidden/>
+              </w:rPr>
+              <w:tab/>
+            </w:r>
+            <w:r>
+              <w:rPr>
+                <w:noProof/>
+                <w:webHidden/>
+              </w:rPr>
+              <w:fldChar w:fldCharType="begin"/>
+            </w:r>
+            <w:r>
+              <w:rPr>
+                <w:noProof/>
+                <w:webHidden/>
+              </w:rPr>
+              <w:instrText xml:space="preserve"> PAGEREF _Toc227703583 \h </w:instrText>
+            </w:r>
+            <w:r>
+              <w:rPr>
+                <w:noProof/>
+                <w:webHidden/>
+              </w:rPr>
+            </w:r>
+            <w:r>
+              <w:rPr>
+                <w:noProof/>
+                <w:webHidden/>
+              </w:rPr>
+              <w:fldChar w:fldCharType="separate"/>
+            </w:r>
+            <w:r>
+              <w:rPr>
+                <w:noProof/>
+                <w:webHidden/>
+              </w:rPr>
+              <w:t>11</w:t>
+            </w:r>
+            <w:r>
+              <w:rPr>
+                <w:noProof/>
+                <w:webHidden/>
+              </w:rPr>
+              <w:fldChar w:fldCharType="end"/>
+            </w:r>
+          </w:hyperlink>
+        </w:p>
+        <w:p>
+          <w:pPr>
+            <w:pStyle w:val="TDC2"/>
+            <w:tabs>
+              <w:tab w:val="right" w:leader="dot" w:pos="9350"/>
+            </w:tabs>
+            <w:rPr>
+              <w:rFonts w:asciiTheme="minorHAnsi" w:eastAsiaTheme="minorEastAsia" w:hAnsiTheme="minorHAnsi" w:cstheme="minorBidi"/>
+              <w:noProof/>
+              <w:kern w:val="2"/>
+              <w:sz w:val="24"/>
+              <w:szCs w:val="24"/>
+              <w:lang w:val="en-US"/>
+              <w14:ligatures w14:val="standardContextual"/>
+            </w:rPr>
+          </w:pPr>
+          <w:hyperlink w:anchor="_Toc227703584" w:history="1">
+            <w:r>
+              <w:rPr>
+                <w:rStyle w:val="Hipervnculo"/>
+                <w:noProof/>
+              </w:rPr>
+              <w:t>Cliente</w:t>
+            </w:r>
+            <w:r>
+              <w:rPr>
+                <w:noProof/>
+                <w:webHidden/>
+              </w:rPr>
+              <w:tab/>
+            </w:r>
+            <w:r>
+              <w:rPr>
+                <w:noProof/>
+                <w:webHidden/>
+              </w:rPr>
+              <w:fldChar w:fldCharType="begin"/>
+            </w:r>
+            <w:r>
+              <w:rPr>
+                <w:noProof/>
+                <w:webHidden/>
+              </w:rPr>
+              <w:instrText xml:space="preserve"> PAGEREF _Toc227703584 \h </w:instrText>
+            </w:r>
+            <w:r>
+              <w:rPr>
+                <w:noProof/>
+                <w:webHidden/>
+              </w:rPr>
+            </w:r>
+            <w:r>
+              <w:rPr>
+                <w:noProof/>
+                <w:webHidden/>
+              </w:rPr>
+              <w:fldChar w:fldCharType="separate"/>
+            </w:r>
+            <w:r>
+              <w:rPr>
+                <w:noProof/>
+                <w:webHidden/>
+              </w:rPr>
+              <w:t>12</w:t>
+            </w:r>
+            <w:r>
+              <w:rPr>
+                <w:noProof/>
+                <w:webHidden/>
+              </w:rPr>
+              <w:fldChar w:fldCharType="end"/>
+            </w:r>
+          </w:hyperlink>
+        </w:p>
+        <w:p>
+          <w:pPr>
+            <w:pStyle w:val="TDC1"/>
+            <w:tabs>
+              <w:tab w:val="right" w:leader="dot" w:pos="9350"/>
+            </w:tabs>
+            <w:rPr>
+              <w:rFonts w:asciiTheme="minorHAnsi" w:eastAsiaTheme="minorEastAsia" w:hAnsiTheme="minorHAnsi" w:cstheme="minorBidi"/>
+              <w:noProof/>
+              <w:kern w:val="2"/>
+              <w:sz w:val="24"/>
+              <w:szCs w:val="24"/>
+              <w:lang w:val="en-US"/>
+              <w14:ligatures w14:val="standardContextual"/>
+            </w:rPr>
+          </w:pPr>
+          <w:hyperlink w:anchor="_Toc227703585" w:history="1">
+            <w:r>
+              <w:rPr>
+                <w:rStyle w:val="Hipervnculo"/>
+                <w:noProof/>
+                <w:lang w:val="es-MX"/>
+              </w:rPr>
+              <w:t>Diagrama De Secuencia.</w:t>
+            </w:r>
+            <w:r>
+              <w:rPr>
+                <w:noProof/>
+                <w:webHidden/>
+              </w:rPr>
+              <w:tab/>
+            </w:r>
+            <w:r>
+              <w:rPr>
+                <w:noProof/>
+                <w:webHidden/>
+              </w:rPr>
+              <w:fldChar w:fldCharType="begin"/>
+            </w:r>
+            <w:r>
+              <w:rPr>
+                <w:noProof/>
+                <w:webHidden/>
+              </w:rPr>
+              <w:instrText xml:space="preserve"> PAGEREF _Toc227703585 \h </w:instrText>
+            </w:r>
+            <w:r>
+              <w:rPr>
+                <w:noProof/>
+                <w:webHidden/>
+              </w:rPr>
+            </w:r>
+            <w:r>
+              <w:rPr>
+                <w:noProof/>
+                <w:webHidden/>
+              </w:rPr>
+              <w:fldChar w:fldCharType="separate"/>
+            </w:r>
+            <w:r>
+              <w:rPr>
+                <w:noProof/>
+                <w:webHidden/>
+              </w:rPr>
+              <w:t>12</w:t>
+            </w:r>
+            <w:r>
+              <w:rPr>
+                <w:noProof/>
+                <w:webHidden/>
+              </w:rPr>
+              <w:fldChar w:fldCharType="end"/>
+            </w:r>
+          </w:hyperlink>
+        </w:p>
+        <w:p>
+          <w:pPr>
+            <w:pStyle w:val="TDC2"/>
+            <w:tabs>
+              <w:tab w:val="right" w:leader="dot" w:pos="9350"/>
+            </w:tabs>
+            <w:rPr>
+              <w:rFonts w:asciiTheme="minorHAnsi" w:eastAsiaTheme="minorEastAsia" w:hAnsiTheme="minorHAnsi" w:cstheme="minorBidi"/>
+              <w:noProof/>
+              <w:kern w:val="2"/>
+              <w:sz w:val="24"/>
+              <w:szCs w:val="24"/>
+              <w:lang w:val="en-US"/>
+              <w14:ligatures w14:val="standardContextual"/>
+            </w:rPr>
+          </w:pPr>
+          <w:hyperlink w:anchor="_Toc227703586" w:history="1">
+            <w:r>
+              <w:rPr>
+                <w:rStyle w:val="Hipervnculo"/>
+                <w:noProof/>
+                <w:lang w:val="es-MX"/>
+              </w:rPr>
+              <w:t>Administrador:</w:t>
+            </w:r>
+            <w:r>
+              <w:rPr>
+                <w:noProof/>
+                <w:webHidden/>
+              </w:rPr>
+              <w:tab/>
+            </w:r>
+            <w:r>
+              <w:rPr>
+                <w:noProof/>
+                <w:webHidden/>
+              </w:rPr>
+              <w:fldChar w:fldCharType="begin"/>
+            </w:r>
+            <w:r>
+              <w:rPr>
+                <w:noProof/>
+                <w:webHidden/>
+              </w:rPr>
+              <w:instrText xml:space="preserve"> PAGEREF _Toc227703586 \h </w:instrText>
+            </w:r>
+            <w:r>
+              <w:rPr>
+                <w:noProof/>
+                <w:webHidden/>
+              </w:rPr>
+            </w:r>
+            <w:r>
+              <w:rPr>
+                <w:noProof/>
+                <w:webHidden/>
+              </w:rPr>
+              <w:fldChar w:fldCharType="separate"/>
+            </w:r>
+            <w:r>
+              <w:rPr>
+                <w:noProof/>
+                <w:webHidden/>
+              </w:rPr>
+              <w:t>13</w:t>
+            </w:r>
+            <w:r>
+              <w:rPr>
+                <w:noProof/>
+                <w:webHidden/>
+              </w:rPr>
+              <w:fldChar w:fldCharType="end"/>
+            </w:r>
+          </w:hyperlink>
+        </w:p>
+        <w:p>
+          <w:pPr>
+            <w:pStyle w:val="TDC3"/>
+            <w:tabs>
+              <w:tab w:val="right" w:leader="dot" w:pos="9350"/>
+            </w:tabs>
+            <w:rPr>
+              <w:rFonts w:asciiTheme="minorHAnsi" w:eastAsiaTheme="minorEastAsia" w:hAnsiTheme="minorHAnsi" w:cstheme="minorBidi"/>
+              <w:noProof/>
+              <w:kern w:val="2"/>
+              <w:sz w:val="24"/>
+              <w:szCs w:val="24"/>
+              <w:lang w:val="en-US"/>
+              <w14:ligatures w14:val="standardContextual"/>
+            </w:rPr>
+          </w:pPr>
+          <w:hyperlink w:anchor="_Toc227703587" w:history="1">
+            <w:r>
+              <w:rPr>
+                <w:rStyle w:val="Hipervnculo"/>
+                <w:noProof/>
+                <w:lang w:val="es-MX"/>
+              </w:rPr>
+              <w:t>Inicio de session</w:t>
+            </w:r>
+            <w:r>
+              <w:rPr>
+                <w:noProof/>
+                <w:webHidden/>
+              </w:rPr>
+              <w:tab/>
+            </w:r>
+            <w:r>
+              <w:rPr>
+                <w:noProof/>
+                <w:webHidden/>
+              </w:rPr>
+              <w:fldChar w:fldCharType="begin"/>
+            </w:r>
+            <w:r>
+              <w:rPr>
+                <w:noProof/>
+                <w:webHidden/>
+              </w:rPr>
+              <w:instrText xml:space="preserve"> PAGEREF _Toc227703587 \h </w:instrText>
+            </w:r>
+            <w:r>
+              <w:rPr>
+                <w:noProof/>
+                <w:webHidden/>
+              </w:rPr>
+            </w:r>
+            <w:r>
+              <w:rPr>
+                <w:noProof/>
+                <w:webHidden/>
+              </w:rPr>
+              <w:fldChar w:fldCharType="separate"/>
+            </w:r>
+            <w:r>
+              <w:rPr>
+                <w:noProof/>
+                <w:webHidden/>
+              </w:rPr>
+              <w:t>13</w:t>
+            </w:r>
+            <w:r>
+              <w:rPr>
+                <w:noProof/>
+                <w:webHidden/>
+              </w:rPr>
+              <w:fldChar w:fldCharType="end"/>
+            </w:r>
+          </w:hyperlink>
+        </w:p>
+        <w:p>
+          <w:pPr>
+            <w:pStyle w:val="TDC3"/>
+            <w:tabs>
+              <w:tab w:val="right" w:leader="dot" w:pos="9350"/>
+            </w:tabs>
+            <w:rPr>
+              <w:rFonts w:asciiTheme="minorHAnsi" w:eastAsiaTheme="minorEastAsia" w:hAnsiTheme="minorHAnsi" w:cstheme="minorBidi"/>
+              <w:noProof/>
+              <w:kern w:val="2"/>
+              <w:sz w:val="24"/>
+              <w:szCs w:val="24"/>
+              <w:lang w:val="en-US"/>
+              <w14:ligatures w14:val="standardContextual"/>
+            </w:rPr>
+          </w:pPr>
+          <w:hyperlink w:anchor="_Toc227703588" w:history="1">
+            <w:r>
+              <w:rPr>
+                <w:rStyle w:val="Hipervnculo"/>
+                <w:noProof/>
+                <w:lang w:val="en-US"/>
+              </w:rPr>
+              <w:t>Cerrar sesi</w:t>
+            </w:r>
+            <w:r>
+              <w:rPr>
+                <w:rStyle w:val="Hipervnculo"/>
+                <w:noProof/>
+                <w:lang w:val="es-MX"/>
+              </w:rPr>
+              <w:t>ón</w:t>
+            </w:r>
+            <w:r>
+              <w:rPr>
+                <w:noProof/>
+                <w:webHidden/>
+              </w:rPr>
+              <w:tab/>
+            </w:r>
+            <w:r>
+              <w:rPr>
+                <w:noProof/>
+                <w:webHidden/>
+              </w:rPr>
+              <w:fldChar w:fldCharType="begin"/>
+            </w:r>
+            <w:r>
+              <w:rPr>
+                <w:noProof/>
+                <w:webHidden/>
+              </w:rPr>
+              <w:instrText xml:space="preserve"> PAGEREF _Toc227703588 \h </w:instrText>
+            </w:r>
+            <w:r>
+              <w:rPr>
+                <w:noProof/>
+                <w:webHidden/>
+              </w:rPr>
+            </w:r>
+            <w:r>
+              <w:rPr>
+                <w:noProof/>
+                <w:webHidden/>
+              </w:rPr>
+              <w:fldChar w:fldCharType="separate"/>
+            </w:r>
+            <w:r>
+              <w:rPr>
+                <w:noProof/>
+                <w:webHidden/>
+              </w:rPr>
+              <w:t>14</w:t>
+            </w:r>
+            <w:r>
+              <w:rPr>
+                <w:noProof/>
+                <w:webHidden/>
+              </w:rPr>
+              <w:fldChar w:fldCharType="end"/>
+            </w:r>
+          </w:hyperlink>
+        </w:p>
+        <w:p>
+          <w:pPr>
+            <w:pStyle w:val="TDC3"/>
+            <w:tabs>
+              <w:tab w:val="right" w:leader="dot" w:pos="9350"/>
+            </w:tabs>
+            <w:rPr>
+              <w:rFonts w:asciiTheme="minorHAnsi" w:eastAsiaTheme="minorEastAsia" w:hAnsiTheme="minorHAnsi" w:cstheme="minorBidi"/>
+              <w:noProof/>
+              <w:kern w:val="2"/>
+              <w:sz w:val="24"/>
+              <w:szCs w:val="24"/>
+              <w:lang w:val="en-US"/>
+              <w14:ligatures w14:val="standardContextual"/>
+            </w:rPr>
+          </w:pPr>
+          <w:hyperlink w:anchor="_Toc227703589" w:history="1">
+            <w:r>
+              <w:rPr>
+                <w:rStyle w:val="Hipervnculo"/>
+                <w:noProof/>
+                <w:lang w:val="es-MX"/>
+              </w:rPr>
+              <w:t>Administrar Productos (Altas, Modificar, Consulta)</w:t>
+            </w:r>
+            <w:r>
+              <w:rPr>
+                <w:noProof/>
+                <w:webHidden/>
+              </w:rPr>
+              <w:tab/>
+            </w:r>
+            <w:r>
+              <w:rPr>
+                <w:noProof/>
+                <w:webHidden/>
+              </w:rPr>
+              <w:fldChar w:fldCharType="begin"/>
+            </w:r>
+            <w:r>
+              <w:rPr>
+                <w:noProof/>
+                <w:webHidden/>
+              </w:rPr>
+              <w:instrText xml:space="preserve"> PAGEREF _Toc227703589 \h </w:instrText>
+            </w:r>
+            <w:r>
+              <w:rPr>
+                <w:noProof/>
+                <w:webHidden/>
+              </w:rPr>
+            </w:r>
+            <w:r>
+              <w:rPr>
+                <w:noProof/>
+                <w:webHidden/>
+              </w:rPr>
+              <w:fldChar w:fldCharType="separate"/>
+            </w:r>
+            <w:r>
+              <w:rPr>
+                <w:noProof/>
+                <w:webHidden/>
+              </w:rPr>
+              <w:t>15</w:t>
+            </w:r>
+            <w:r>
+              <w:rPr>
+                <w:noProof/>
+                <w:webHidden/>
+              </w:rPr>
+              <w:fldChar w:fldCharType="end"/>
+            </w:r>
+          </w:hyperlink>
+        </w:p>
+        <w:p>
+          <w:pPr>
+            <w:pStyle w:val="TDC3"/>
+            <w:tabs>
+              <w:tab w:val="right" w:leader="dot" w:pos="9350"/>
+            </w:tabs>
+            <w:rPr>
+              <w:rFonts w:asciiTheme="minorHAnsi" w:eastAsiaTheme="minorEastAsia" w:hAnsiTheme="minorHAnsi" w:cstheme="minorBidi"/>
+              <w:noProof/>
+              <w:kern w:val="2"/>
+              <w:sz w:val="24"/>
+              <w:szCs w:val="24"/>
+              <w:lang w:val="en-US"/>
+              <w14:ligatures w14:val="standardContextual"/>
+            </w:rPr>
+          </w:pPr>
+          <w:hyperlink w:anchor="_Toc227703590" w:history="1">
+            <w:r>
+              <w:rPr>
+                <w:rStyle w:val="Hipervnculo"/>
+                <w:noProof/>
+                <w:lang w:val="es-MX"/>
+              </w:rPr>
+              <w:t>Administrar Usuarios (Altas, Modificar, Consulta)</w:t>
+            </w:r>
+            <w:r>
+              <w:rPr>
+                <w:noProof/>
+                <w:webHidden/>
+              </w:rPr>
+              <w:tab/>
+            </w:r>
+            <w:r>
+              <w:rPr>
+                <w:noProof/>
+                <w:webHidden/>
+              </w:rPr>
+              <w:fldChar w:fldCharType="begin"/>
+            </w:r>
+            <w:r>
+              <w:rPr>
+                <w:noProof/>
+                <w:webHidden/>
+              </w:rPr>
+              <w:instrText xml:space="preserve"> PAGEREF _Toc227703590 \h </w:instrText>
+            </w:r>
+            <w:r>
+              <w:rPr>
+                <w:noProof/>
+                <w:webHidden/>
+              </w:rPr>
+            </w:r>
+            <w:r>
+              <w:rPr>
+                <w:noProof/>
+                <w:webHidden/>
+              </w:rPr>
+              <w:fldChar w:fldCharType="separate"/>
+            </w:r>
+            <w:r>
+              <w:rPr>
+                <w:noProof/>
+                <w:webHidden/>
+              </w:rPr>
+              <w:t>15</w:t>
+            </w:r>
+            <w:r>
+              <w:rPr>
+                <w:noProof/>
+                <w:webHidden/>
+              </w:rPr>
+              <w:fldChar w:fldCharType="end"/>
+            </w:r>
+          </w:hyperlink>
+        </w:p>
+        <w:p>
+          <w:pPr>
+            <w:pStyle w:val="TDC3"/>
+            <w:tabs>
+              <w:tab w:val="right" w:leader="dot" w:pos="9350"/>
+            </w:tabs>
+            <w:rPr>
+              <w:rFonts w:asciiTheme="minorHAnsi" w:eastAsiaTheme="minorEastAsia" w:hAnsiTheme="minorHAnsi" w:cstheme="minorBidi"/>
+              <w:noProof/>
+              <w:kern w:val="2"/>
+              <w:sz w:val="24"/>
+              <w:szCs w:val="24"/>
+              <w:lang w:val="en-US"/>
+              <w14:ligatures w14:val="standardContextual"/>
+            </w:rPr>
+          </w:pPr>
+          <w:hyperlink w:anchor="_Toc227703591" w:history="1">
+            <w:r>
+              <w:rPr>
+                <w:rStyle w:val="Hipervnculo"/>
+                <w:noProof/>
+                <w:lang w:val="es-MX"/>
+              </w:rPr>
+              <w:t>Consulta de reportes</w:t>
+            </w:r>
+            <w:r>
+              <w:rPr>
+                <w:noProof/>
+                <w:webHidden/>
+              </w:rPr>
+              <w:tab/>
+            </w:r>
+            <w:r>
+              <w:rPr>
+                <w:noProof/>
+                <w:webHidden/>
+              </w:rPr>
+              <w:fldChar w:fldCharType="begin"/>
+            </w:r>
+            <w:r>
+              <w:rPr>
+                <w:noProof/>
+                <w:webHidden/>
+              </w:rPr>
+              <w:instrText xml:space="preserve"> PAGEREF _Toc227703591 \h </w:instrText>
+            </w:r>
+            <w:r>
+              <w:rPr>
+                <w:noProof/>
+                <w:webHidden/>
+              </w:rPr>
+            </w:r>
+            <w:r>
+              <w:rPr>
+                <w:noProof/>
+                <w:webHidden/>
+              </w:rPr>
+              <w:fldChar w:fldCharType="separate"/>
+            </w:r>
+            <w:r>
+              <w:rPr>
+                <w:noProof/>
+                <w:webHidden/>
+              </w:rPr>
+              <w:t>16</w:t>
+            </w:r>
+            <w:r>
+              <w:rPr>
+                <w:noProof/>
+                <w:webHidden/>
+              </w:rPr>
+              <w:fldChar w:fldCharType="end"/>
+            </w:r>
+          </w:hyperlink>
+        </w:p>
+        <w:p>
+          <w:pPr>
+            <w:pStyle w:val="TDC3"/>
+            <w:tabs>
+              <w:tab w:val="right" w:leader="dot" w:pos="9350"/>
+            </w:tabs>
+            <w:rPr>
+              <w:rFonts w:asciiTheme="minorHAnsi" w:eastAsiaTheme="minorEastAsia" w:hAnsiTheme="minorHAnsi" w:cstheme="minorBidi"/>
+              <w:noProof/>
+              <w:kern w:val="2"/>
+              <w:sz w:val="24"/>
+              <w:szCs w:val="24"/>
+              <w:lang w:val="en-US"/>
+              <w14:ligatures w14:val="standardContextual"/>
+            </w:rPr>
+          </w:pPr>
+          <w:hyperlink w:anchor="_Toc227703592" w:history="1">
+            <w:r>
+              <w:rPr>
+                <w:rStyle w:val="Hipervnculo"/>
+                <w:noProof/>
+                <w:lang w:val="es-MX"/>
+              </w:rPr>
+              <w:t>Administrar Inventario (Altas, Modificar, Consultar)</w:t>
+            </w:r>
+            <w:r>
+              <w:rPr>
+                <w:noProof/>
+                <w:webHidden/>
+              </w:rPr>
+              <w:tab/>
+            </w:r>
+            <w:r>
+              <w:rPr>
+                <w:noProof/>
+                <w:webHidden/>
+              </w:rPr>
+              <w:fldChar w:fldCharType="begin"/>
+            </w:r>
+            <w:r>
+              <w:rPr>
+                <w:noProof/>
+                <w:webHidden/>
+              </w:rPr>
+              <w:instrText xml:space="preserve"> PAGEREF _Toc227703592 \h </w:instrText>
+            </w:r>
+            <w:r>
+              <w:rPr>
+                <w:noProof/>
+                <w:webHidden/>
+              </w:rPr>
+            </w:r>
+            <w:r>
+              <w:rPr>
+                <w:noProof/>
+                <w:webHidden/>
+              </w:rPr>
+              <w:fldChar w:fldCharType="separate"/>
+            </w:r>
+            <w:r>
+              <w:rPr>
+                <w:noProof/>
+                <w:webHidden/>
+              </w:rPr>
+              <w:t>16</w:t>
+            </w:r>
+            <w:r>
+              <w:rPr>
+                <w:noProof/>
+                <w:webHidden/>
+              </w:rPr>
+              <w:fldChar w:fldCharType="end"/>
+            </w:r>
+          </w:hyperlink>
+        </w:p>
+        <w:p>
+          <w:pPr>
+            <w:pStyle w:val="TDC3"/>
+            <w:tabs>
+              <w:tab w:val="right" w:leader="dot" w:pos="9350"/>
+            </w:tabs>
+            <w:rPr>
+              <w:rFonts w:asciiTheme="minorHAnsi" w:eastAsiaTheme="minorEastAsia" w:hAnsiTheme="minorHAnsi" w:cstheme="minorBidi"/>
+              <w:noProof/>
+              <w:kern w:val="2"/>
+              <w:sz w:val="24"/>
+              <w:szCs w:val="24"/>
+              <w:lang w:val="en-US"/>
+              <w14:ligatures w14:val="standardContextual"/>
+            </w:rPr>
+          </w:pPr>
+          <w:hyperlink w:anchor="_Toc227703593" w:history="1">
+            <w:r>
+              <w:rPr>
+                <w:rStyle w:val="Hipervnculo"/>
+                <w:noProof/>
+                <w:lang w:val="es-MX"/>
+              </w:rPr>
+              <w:t>Administrar Clientes (Altas, Modificar, Consultar)</w:t>
+            </w:r>
+            <w:r>
+              <w:rPr>
+                <w:noProof/>
+                <w:webHidden/>
+              </w:rPr>
+              <w:tab/>
+            </w:r>
+            <w:r>
+              <w:rPr>
+                <w:noProof/>
+                <w:webHidden/>
+              </w:rPr>
+              <w:fldChar w:fldCharType="begin"/>
+            </w:r>
+            <w:r>
+              <w:rPr>
+                <w:noProof/>
+                <w:webHidden/>
+              </w:rPr>
+              <w:instrText xml:space="preserve"> PAGEREF _Toc227703593 \h </w:instrText>
+            </w:r>
+            <w:r>
+              <w:rPr>
+                <w:noProof/>
+                <w:webHidden/>
+              </w:rPr>
+            </w:r>
+            <w:r>
+              <w:rPr>
+                <w:noProof/>
+                <w:webHidden/>
+              </w:rPr>
+              <w:fldChar w:fldCharType="separate"/>
+            </w:r>
+            <w:r>
+              <w:rPr>
+                <w:noProof/>
+                <w:webHidden/>
+              </w:rPr>
+              <w:t>17</w:t>
+            </w:r>
+            <w:r>
+              <w:rPr>
+                <w:noProof/>
+                <w:webHidden/>
+              </w:rPr>
+              <w:fldChar w:fldCharType="end"/>
+            </w:r>
+          </w:hyperlink>
+        </w:p>
+        <w:p>
+          <w:pPr>
+            <w:pStyle w:val="TDC2"/>
+            <w:tabs>
+              <w:tab w:val="right" w:leader="dot" w:pos="9350"/>
+            </w:tabs>
+            <w:rPr>
+              <w:rFonts w:asciiTheme="minorHAnsi" w:eastAsiaTheme="minorEastAsia" w:hAnsiTheme="minorHAnsi" w:cstheme="minorBidi"/>
+              <w:noProof/>
+              <w:kern w:val="2"/>
+              <w:sz w:val="24"/>
+              <w:szCs w:val="24"/>
+              <w:lang w:val="en-US"/>
+              <w14:ligatures w14:val="standardContextual"/>
+            </w:rPr>
+          </w:pPr>
+          <w:hyperlink w:anchor="_Toc227703594" w:history="1">
+            <w:r>
+              <w:rPr>
+                <w:rStyle w:val="Hipervnculo"/>
+                <w:noProof/>
+                <w:lang w:val="es-MX"/>
+              </w:rPr>
+              <w:t>Cajero</w:t>
+            </w:r>
+            <w:r>
+              <w:rPr>
+                <w:noProof/>
+                <w:webHidden/>
+              </w:rPr>
+              <w:tab/>
+            </w:r>
+            <w:r>
+              <w:rPr>
+                <w:noProof/>
+                <w:webHidden/>
+              </w:rPr>
+              <w:fldChar w:fldCharType="begin"/>
+            </w:r>
+            <w:r>
+              <w:rPr>
+                <w:noProof/>
+                <w:webHidden/>
+              </w:rPr>
+              <w:instrText xml:space="preserve"> PAGEREF _Toc227703594 \h </w:instrText>
+            </w:r>
+            <w:r>
+              <w:rPr>
+                <w:noProof/>
+                <w:webHidden/>
+              </w:rPr>
+            </w:r>
+            <w:r>
+              <w:rPr>
+                <w:noProof/>
+                <w:webHidden/>
+              </w:rPr>
+              <w:fldChar w:fldCharType="separate"/>
+            </w:r>
+            <w:r>
+              <w:rPr>
+                <w:noProof/>
+                <w:webHidden/>
+              </w:rPr>
+              <w:t>17</w:t>
+            </w:r>
+            <w:r>
+              <w:rPr>
+                <w:noProof/>
+                <w:webHidden/>
+              </w:rPr>
+              <w:fldChar w:fldCharType="end"/>
+            </w:r>
+          </w:hyperlink>
+        </w:p>
+        <w:p>
+          <w:pPr>
+            <w:pStyle w:val="TDC3"/>
+            <w:tabs>
+              <w:tab w:val="right" w:leader="dot" w:pos="9350"/>
+            </w:tabs>
+            <w:rPr>
+              <w:rFonts w:asciiTheme="minorHAnsi" w:eastAsiaTheme="minorEastAsia" w:hAnsiTheme="minorHAnsi" w:cstheme="minorBidi"/>
+              <w:noProof/>
+              <w:kern w:val="2"/>
+              <w:sz w:val="24"/>
+              <w:szCs w:val="24"/>
+              <w:lang w:val="en-US"/>
+              <w14:ligatures w14:val="standardContextual"/>
+            </w:rPr>
+          </w:pPr>
+          <w:hyperlink w:anchor="_Toc227703595" w:history="1">
+            <w:r>
+              <w:rPr>
+                <w:rStyle w:val="Hipervnculo"/>
+                <w:noProof/>
+                <w:lang w:val="es-MX"/>
+              </w:rPr>
+              <w:t>Iniciar sesión</w:t>
+            </w:r>
+            <w:r>
+              <w:rPr>
+                <w:noProof/>
+                <w:webHidden/>
+              </w:rPr>
+              <w:tab/>
+            </w:r>
+            <w:r>
+              <w:rPr>
+                <w:noProof/>
+                <w:webHidden/>
+              </w:rPr>
+              <w:fldChar w:fldCharType="begin"/>
+            </w:r>
+            <w:r>
+              <w:rPr>
+                <w:noProof/>
+                <w:webHidden/>
+              </w:rPr>
+              <w:instrText xml:space="preserve"> PAGEREF _Toc227703595 \h </w:instrText>
+            </w:r>
+            <w:r>
+              <w:rPr>
+                <w:noProof/>
+                <w:webHidden/>
+              </w:rPr>
+            </w:r>
+            <w:r>
+              <w:rPr>
+                <w:noProof/>
+                <w:webHidden/>
+              </w:rPr>
+              <w:fldChar w:fldCharType="separate"/>
+            </w:r>
+            <w:r>
+              <w:rPr>
+                <w:noProof/>
+                <w:webHidden/>
+              </w:rPr>
+              <w:t>17</w:t>
+            </w:r>
+            <w:r>
+              <w:rPr>
+                <w:noProof/>
+                <w:webHidden/>
+              </w:rPr>
+              <w:fldChar w:fldCharType="end"/>
+            </w:r>
+          </w:hyperlink>
+        </w:p>
+        <w:p>
+          <w:pPr>
+            <w:pStyle w:val="TDC3"/>
+            <w:tabs>
+              <w:tab w:val="right" w:leader="dot" w:pos="9350"/>
+            </w:tabs>
+            <w:rPr>
+              <w:rFonts w:asciiTheme="minorHAnsi" w:eastAsiaTheme="minorEastAsia" w:hAnsiTheme="minorHAnsi" w:cstheme="minorBidi"/>
+              <w:noProof/>
+              <w:kern w:val="2"/>
+              <w:sz w:val="24"/>
+              <w:szCs w:val="24"/>
+              <w:lang w:val="en-US"/>
+              <w14:ligatures w14:val="standardContextual"/>
+            </w:rPr>
+          </w:pPr>
+          <w:hyperlink w:anchor="_Toc227703596" w:history="1">
+            <w:r>
+              <w:rPr>
+                <w:rStyle w:val="Hipervnculo"/>
+                <w:noProof/>
+                <w:lang w:val="es-MX"/>
+              </w:rPr>
+              <w:t>Registrar ventas</w:t>
+            </w:r>
+            <w:r>
+              <w:rPr>
+                <w:noProof/>
+                <w:webHidden/>
+              </w:rPr>
+              <w:tab/>
+            </w:r>
+            <w:r>
+              <w:rPr>
+                <w:noProof/>
+                <w:webHidden/>
+              </w:rPr>
+              <w:fldChar w:fldCharType="begin"/>
+            </w:r>
+            <w:r>
+              <w:rPr>
+                <w:noProof/>
+                <w:webHidden/>
+              </w:rPr>
+              <w:instrText xml:space="preserve"> PAGEREF _Toc227703596 \h </w:instrText>
+            </w:r>
+            <w:r>
+              <w:rPr>
+                <w:noProof/>
+                <w:webHidden/>
+              </w:rPr>
+            </w:r>
+            <w:r>
+              <w:rPr>
+                <w:noProof/>
+                <w:webHidden/>
+              </w:rPr>
+              <w:fldChar w:fldCharType="separate"/>
+            </w:r>
+            <w:r>
+              <w:rPr>
+                <w:noProof/>
+                <w:webHidden/>
+              </w:rPr>
+              <w:t>17</w:t>
+            </w:r>
+            <w:r>
+              <w:rPr>
+                <w:noProof/>
+                <w:webHidden/>
+              </w:rPr>
+              <w:fldChar w:fldCharType="end"/>
+            </w:r>
+          </w:hyperlink>
+        </w:p>
+        <w:p>
+          <w:pPr>
+            <w:pStyle w:val="TDC3"/>
+            <w:tabs>
+              <w:tab w:val="right" w:leader="dot" w:pos="9350"/>
+            </w:tabs>
+            <w:rPr>
+              <w:rFonts w:asciiTheme="minorHAnsi" w:eastAsiaTheme="minorEastAsia" w:hAnsiTheme="minorHAnsi" w:cstheme="minorBidi"/>
+              <w:noProof/>
+              <w:kern w:val="2"/>
+              <w:sz w:val="24"/>
+              <w:szCs w:val="24"/>
+              <w:lang w:val="en-US"/>
+              <w14:ligatures w14:val="standardContextual"/>
+            </w:rPr>
+          </w:pPr>
+          <w:hyperlink w:anchor="_Toc227703597" w:history="1">
+            <w:r>
+              <w:rPr>
+                <w:rStyle w:val="Hipervnculo"/>
+                <w:noProof/>
+                <w:lang w:val="es-MX"/>
+              </w:rPr>
+              <w:t>Seleccionar Productos</w:t>
+            </w:r>
+            <w:r>
+              <w:rPr>
+                <w:noProof/>
+                <w:webHidden/>
+              </w:rPr>
+              <w:tab/>
+            </w:r>
+            <w:r>
+              <w:rPr>
+                <w:noProof/>
+                <w:webHidden/>
+              </w:rPr>
+              <w:fldChar w:fldCharType="begin"/>
+            </w:r>
+            <w:r>
+              <w:rPr>
+                <w:noProof/>
+                <w:webHidden/>
+              </w:rPr>
+              <w:instrText xml:space="preserve"> PAGEREF _Toc227703597 \h </w:instrText>
+            </w:r>
+            <w:r>
+              <w:rPr>
+                <w:noProof/>
+                <w:webHidden/>
+              </w:rPr>
+            </w:r>
+            <w:r>
+              <w:rPr>
+                <w:noProof/>
+                <w:webHidden/>
+              </w:rPr>
+              <w:fldChar w:fldCharType="separate"/>
+            </w:r>
+            <w:r>
+              <w:rPr>
+                <w:noProof/>
+                <w:webHidden/>
+              </w:rPr>
+              <w:t>17</w:t>
+            </w:r>
+            <w:r>
+              <w:rPr>
+                <w:noProof/>
+                <w:webHidden/>
+              </w:rPr>
+              <w:fldChar w:fldCharType="end"/>
+            </w:r>
+          </w:hyperlink>
+        </w:p>
+        <w:p>
+          <w:pPr>
+            <w:pStyle w:val="TDC3"/>
+            <w:tabs>
+              <w:tab w:val="right" w:leader="dot" w:pos="9350"/>
+            </w:tabs>
+            <w:rPr>
+              <w:rFonts w:asciiTheme="minorHAnsi" w:eastAsiaTheme="minorEastAsia" w:hAnsiTheme="minorHAnsi" w:cstheme="minorBidi"/>
+              <w:noProof/>
+              <w:kern w:val="2"/>
+              <w:sz w:val="24"/>
+              <w:szCs w:val="24"/>
+              <w:lang w:val="en-US"/>
+              <w14:ligatures w14:val="standardContextual"/>
+            </w:rPr>
+          </w:pPr>
+          <w:hyperlink w:anchor="_Toc227703598" w:history="1">
+            <w:r>
+              <w:rPr>
+                <w:rStyle w:val="Hipervnculo"/>
+                <w:noProof/>
+                <w:lang w:val="es-MX"/>
+              </w:rPr>
+              <w:t>Consultar precios de producto</w:t>
+            </w:r>
+            <w:r>
+              <w:rPr>
+                <w:noProof/>
+                <w:webHidden/>
+              </w:rPr>
+              <w:tab/>
+            </w:r>
+            <w:r>
+              <w:rPr>
+                <w:noProof/>
+                <w:webHidden/>
+              </w:rPr>
+              <w:fldChar w:fldCharType="begin"/>
+            </w:r>
+            <w:r>
+              <w:rPr>
+                <w:noProof/>
+                <w:webHidden/>
+              </w:rPr>
+              <w:instrText xml:space="preserve"> PAGEREF _Toc227703598 \h </w:instrText>
+            </w:r>
+            <w:r>
+              <w:rPr>
+                <w:noProof/>
+                <w:webHidden/>
+              </w:rPr>
+            </w:r>
+            <w:r>
+              <w:rPr>
+                <w:noProof/>
+                <w:webHidden/>
+              </w:rPr>
+              <w:fldChar w:fldCharType="separate"/>
+            </w:r>
+            <w:r>
+              <w:rPr>
+                <w:noProof/>
+                <w:webHidden/>
+              </w:rPr>
+              <w:t>17</w:t>
+            </w:r>
+            <w:r>
+              <w:rPr>
+                <w:noProof/>
+                <w:webHidden/>
+              </w:rPr>
+              <w:fldChar w:fldCharType="end"/>
+            </w:r>
+          </w:hyperlink>
+        </w:p>
+        <w:p>
+          <w:pPr>
+            <w:pStyle w:val="TDC3"/>
+            <w:tabs>
+              <w:tab w:val="right" w:leader="dot" w:pos="9350"/>
+            </w:tabs>
+            <w:rPr>
+              <w:rFonts w:asciiTheme="minorHAnsi" w:eastAsiaTheme="minorEastAsia" w:hAnsiTheme="minorHAnsi" w:cstheme="minorBidi"/>
+              <w:noProof/>
+              <w:kern w:val="2"/>
+              <w:sz w:val="24"/>
+              <w:szCs w:val="24"/>
+              <w:lang w:val="en-US"/>
+              <w14:ligatures w14:val="standardContextual"/>
+            </w:rPr>
+          </w:pPr>
+          <w:hyperlink w:anchor="_Toc227703599" w:history="1">
+            <w:r>
+              <w:rPr>
+                <w:rStyle w:val="Hipervnculo"/>
+                <w:noProof/>
+                <w:lang w:val="es-MX"/>
+              </w:rPr>
+              <w:t>Generar tickets</w:t>
+            </w:r>
+            <w:r>
+              <w:rPr>
+                <w:noProof/>
+                <w:webHidden/>
+              </w:rPr>
+              <w:tab/>
+            </w:r>
+            <w:r>
+              <w:rPr>
+                <w:noProof/>
+                <w:webHidden/>
+              </w:rPr>
+              <w:fldChar w:fldCharType="begin"/>
+            </w:r>
+            <w:r>
+              <w:rPr>
+                <w:noProof/>
+                <w:webHidden/>
+              </w:rPr>
+              <w:instrText xml:space="preserve"> PAGEREF _Toc227703599 \h </w:instrText>
+            </w:r>
+            <w:r>
+              <w:rPr>
+                <w:noProof/>
+                <w:webHidden/>
+              </w:rPr>
+            </w:r>
+            <w:r>
+              <w:rPr>
+                <w:noProof/>
+                <w:webHidden/>
+              </w:rPr>
+              <w:fldChar w:fldCharType="separate"/>
+            </w:r>
+            <w:r>
+              <w:rPr>
+                <w:noProof/>
+                <w:webHidden/>
+              </w:rPr>
+              <w:t>17</w:t>
+            </w:r>
+            <w:r>
+              <w:rPr>
+                <w:noProof/>
+                <w:webHidden/>
+              </w:rPr>
+              <w:fldChar w:fldCharType="end"/>
+            </w:r>
+          </w:hyperlink>
+        </w:p>
+        <w:p>
+          <w:pPr>
+            <w:pStyle w:val="TDC3"/>
+            <w:tabs>
+              <w:tab w:val="right" w:leader="dot" w:pos="9350"/>
+            </w:tabs>
+            <w:rPr>
+              <w:rFonts w:asciiTheme="minorHAnsi" w:eastAsiaTheme="minorEastAsia" w:hAnsiTheme="minorHAnsi" w:cstheme="minorBidi"/>
+              <w:noProof/>
+              <w:kern w:val="2"/>
+              <w:sz w:val="24"/>
+              <w:szCs w:val="24"/>
+              <w:lang w:val="en-US"/>
+              <w14:ligatures w14:val="standardContextual"/>
+            </w:rPr>
+          </w:pPr>
+          <w:hyperlink w:anchor="_Toc227703600" w:history="1">
+            <w:r>
+              <w:rPr>
+                <w:rStyle w:val="Hipervnculo"/>
+                <w:noProof/>
+                <w:lang w:val="es-MX"/>
+              </w:rPr>
+              <w:t>Finalizar transacciones</w:t>
+            </w:r>
+            <w:r>
+              <w:rPr>
+                <w:noProof/>
+                <w:webHidden/>
+              </w:rPr>
+              <w:tab/>
+            </w:r>
+            <w:r>
+              <w:rPr>
+                <w:noProof/>
+                <w:webHidden/>
+              </w:rPr>
+              <w:fldChar w:fldCharType="begin"/>
+            </w:r>
+            <w:r>
+              <w:rPr>
+                <w:noProof/>
+                <w:webHidden/>
+              </w:rPr>
+              <w:instrText xml:space="preserve"> PAGEREF _Toc227703600 \h </w:instrText>
+            </w:r>
+            <w:r>
+              <w:rPr>
+                <w:noProof/>
+                <w:webHidden/>
+              </w:rPr>
+            </w:r>
+            <w:r>
+              <w:rPr>
+                <w:noProof/>
+                <w:webHidden/>
+              </w:rPr>
+              <w:fldChar w:fldCharType="separate"/>
+            </w:r>
+            <w:r>
+              <w:rPr>
+                <w:noProof/>
+                <w:webHidden/>
+              </w:rPr>
+              <w:t>17</w:t>
+            </w:r>
+            <w:r>
+              <w:rPr>
+                <w:noProof/>
+                <w:webHidden/>
+              </w:rPr>
+              <w:fldChar w:fldCharType="end"/>
+            </w:r>
+          </w:hyperlink>
+        </w:p>
+        <w:p>
+          <w:pPr>
+            <w:pStyle w:val="TDC2"/>
+            <w:tabs>
+              <w:tab w:val="right" w:leader="dot" w:pos="9350"/>
+            </w:tabs>
+            <w:rPr>
+              <w:rFonts w:asciiTheme="minorHAnsi" w:eastAsiaTheme="minorEastAsia" w:hAnsiTheme="minorHAnsi" w:cstheme="minorBidi"/>
+              <w:noProof/>
+              <w:kern w:val="2"/>
+              <w:sz w:val="24"/>
+              <w:szCs w:val="24"/>
+              <w:lang w:val="en-US"/>
+              <w14:ligatures w14:val="standardContextual"/>
+            </w:rPr>
+          </w:pPr>
+          <w:hyperlink w:anchor="_Toc227703601" w:history="1">
+            <w:r>
+              <w:rPr>
+                <w:rStyle w:val="Hipervnculo"/>
+                <w:noProof/>
+                <w:lang w:val="es-MX"/>
+              </w:rPr>
+              <w:t>Cliente</w:t>
+            </w:r>
+            <w:r>
+              <w:rPr>
+                <w:noProof/>
+                <w:webHidden/>
+              </w:rPr>
+              <w:tab/>
+            </w:r>
+            <w:r>
+              <w:rPr>
+                <w:noProof/>
+                <w:webHidden/>
+              </w:rPr>
+              <w:fldChar w:fldCharType="begin"/>
+            </w:r>
+            <w:r>
+              <w:rPr>
+                <w:noProof/>
+                <w:webHidden/>
+              </w:rPr>
+              <w:instrText xml:space="preserve"> PAGEREF _Toc227703601 \h </w:instrText>
+            </w:r>
+            <w:r>
+              <w:rPr>
+                <w:noProof/>
+                <w:webHidden/>
+              </w:rPr>
+            </w:r>
+            <w:r>
+              <w:rPr>
+                <w:noProof/>
+                <w:webHidden/>
+              </w:rPr>
+              <w:fldChar w:fldCharType="separate"/>
+            </w:r>
+            <w:r>
+              <w:rPr>
+                <w:noProof/>
+                <w:webHidden/>
+              </w:rPr>
+              <w:t>18</w:t>
+            </w:r>
+            <w:r>
+              <w:rPr>
+                <w:noProof/>
+                <w:webHidden/>
+              </w:rPr>
+              <w:fldChar w:fldCharType="end"/>
+            </w:r>
+          </w:hyperlink>
+        </w:p>
+        <w:p>
+          <w:pPr>
+            <w:pStyle w:val="TDC3"/>
+            <w:tabs>
+              <w:tab w:val="right" w:leader="dot" w:pos="9350"/>
+            </w:tabs>
+            <w:rPr>
+              <w:rFonts w:asciiTheme="minorHAnsi" w:eastAsiaTheme="minorEastAsia" w:hAnsiTheme="minorHAnsi" w:cstheme="minorBidi"/>
+              <w:noProof/>
+              <w:kern w:val="2"/>
+              <w:sz w:val="24"/>
+              <w:szCs w:val="24"/>
+              <w:lang w:val="en-US"/>
+              <w14:ligatures w14:val="standardContextual"/>
+            </w:rPr>
+          </w:pPr>
+          <w:hyperlink w:anchor="_Toc227703602" w:history="1">
+            <w:r>
+              <w:rPr>
+                <w:rStyle w:val="Hipervnculo"/>
+                <w:noProof/>
+                <w:lang w:val="es-MX"/>
+              </w:rPr>
+              <w:t>Solicitar la compra del producto</w:t>
+            </w:r>
+            <w:r>
+              <w:rPr>
+                <w:noProof/>
+                <w:webHidden/>
+              </w:rPr>
+              <w:tab/>
+            </w:r>
+            <w:r>
+              <w:rPr>
+                <w:noProof/>
+                <w:webHidden/>
+              </w:rPr>
+              <w:fldChar w:fldCharType="begin"/>
+            </w:r>
+            <w:r>
+              <w:rPr>
+                <w:noProof/>
+                <w:webHidden/>
+              </w:rPr>
+              <w:instrText xml:space="preserve"> PAGEREF _Toc227703602 \h </w:instrText>
+            </w:r>
+            <w:r>
+              <w:rPr>
+                <w:noProof/>
+                <w:webHidden/>
+              </w:rPr>
+            </w:r>
+            <w:r>
+              <w:rPr>
+                <w:noProof/>
+                <w:webHidden/>
+              </w:rPr>
+              <w:fldChar w:fldCharType="separate"/>
+            </w:r>
+            <w:r>
+              <w:rPr>
+                <w:noProof/>
+                <w:webHidden/>
+              </w:rPr>
+              <w:t>18</w:t>
+            </w:r>
+            <w:r>
+              <w:rPr>
+                <w:noProof/>
+                <w:webHidden/>
+              </w:rPr>
+              <w:fldChar w:fldCharType="end"/>
+            </w:r>
+          </w:hyperlink>
+        </w:p>
+        <w:p>
+          <w:pPr>
+            <w:pStyle w:val="TDC3"/>
+            <w:tabs>
+              <w:tab w:val="right" w:leader="dot" w:pos="9350"/>
+            </w:tabs>
+            <w:rPr>
+              <w:rFonts w:asciiTheme="minorHAnsi" w:eastAsiaTheme="minorEastAsia" w:hAnsiTheme="minorHAnsi" w:cstheme="minorBidi"/>
+              <w:noProof/>
+              <w:kern w:val="2"/>
+              <w:sz w:val="24"/>
+              <w:szCs w:val="24"/>
+              <w:lang w:val="en-US"/>
+              <w14:ligatures w14:val="standardContextual"/>
+            </w:rPr>
+          </w:pPr>
+          <w:hyperlink w:anchor="_Toc227703603" w:history="1">
+            <w:r>
+              <w:rPr>
+                <w:rStyle w:val="Hipervnculo"/>
+                <w:noProof/>
+                <w:lang w:val="es-MX"/>
+              </w:rPr>
+              <w:t>Recibir ticket de compra</w:t>
+            </w:r>
+            <w:r>
+              <w:rPr>
+                <w:noProof/>
+                <w:webHidden/>
+              </w:rPr>
+              <w:tab/>
+            </w:r>
+            <w:r>
+              <w:rPr>
+                <w:noProof/>
+                <w:webHidden/>
+              </w:rPr>
+              <w:fldChar w:fldCharType="begin"/>
+            </w:r>
+            <w:r>
+              <w:rPr>
+                <w:noProof/>
+                <w:webHidden/>
+              </w:rPr>
+              <w:instrText xml:space="preserve"> PAGEREF _Toc227703603 \h </w:instrText>
+            </w:r>
+            <w:r>
+              <w:rPr>
+                <w:noProof/>
+                <w:webHidden/>
+              </w:rPr>
+            </w:r>
+            <w:r>
+              <w:rPr>
+                <w:noProof/>
+                <w:webHidden/>
+              </w:rPr>
+              <w:fldChar w:fldCharType="separate"/>
+            </w:r>
+            <w:r>
+              <w:rPr>
+                <w:noProof/>
+                <w:webHidden/>
+              </w:rPr>
+              <w:t>18</w:t>
+            </w:r>
+            <w:r>
+              <w:rPr>
+                <w:noProof/>
+                <w:webHidden/>
+              </w:rPr>
+              <w:fldChar w:fldCharType="end"/>
+            </w:r>
+          </w:hyperlink>
+        </w:p>
+        <w:p>
+          <w:pPr>
+            <w:pStyle w:val="TDC3"/>
+            <w:tabs>
+              <w:tab w:val="right" w:leader="dot" w:pos="9350"/>
+            </w:tabs>
+            <w:rPr>
+              <w:rFonts w:asciiTheme="minorHAnsi" w:eastAsiaTheme="minorEastAsia" w:hAnsiTheme="minorHAnsi" w:cstheme="minorBidi"/>
+              <w:noProof/>
+              <w:kern w:val="2"/>
+              <w:sz w:val="24"/>
+              <w:szCs w:val="24"/>
+              <w:lang w:val="en-US"/>
+              <w14:ligatures w14:val="standardContextual"/>
+            </w:rPr>
+          </w:pPr>
+          <w:hyperlink w:anchor="_Toc227703604" w:history="1">
+            <w:r>
+              <w:rPr>
+                <w:rStyle w:val="Hipervnculo"/>
+                <w:noProof/>
+                <w:lang w:val="es-MX"/>
+              </w:rPr>
+              <w:t>Realizar el pago del producto</w:t>
+            </w:r>
+            <w:r>
+              <w:rPr>
+                <w:noProof/>
+                <w:webHidden/>
+              </w:rPr>
+              <w:tab/>
+            </w:r>
+            <w:r>
+              <w:rPr>
+                <w:noProof/>
+                <w:webHidden/>
+              </w:rPr>
+              <w:fldChar w:fldCharType="begin"/>
+            </w:r>
+            <w:r>
+              <w:rPr>
+                <w:noProof/>
+                <w:webHidden/>
+              </w:rPr>
+              <w:instrText xml:space="preserve"> PAGEREF _Toc227703604 \h </w:instrText>
+            </w:r>
+            <w:r>
+              <w:rPr>
+                <w:noProof/>
+                <w:webHidden/>
+              </w:rPr>
+            </w:r>
+            <w:r>
+              <w:rPr>
+                <w:noProof/>
+                <w:webHidden/>
+              </w:rPr>
+              <w:fldChar w:fldCharType="separate"/>
+            </w:r>
+            <w:r>
+              <w:rPr>
+                <w:noProof/>
+                <w:webHidden/>
+              </w:rPr>
+              <w:t>18</w:t>
+            </w:r>
+            <w:r>
+              <w:rPr>
+                <w:noProof/>
+                <w:webHidden/>
+              </w:rPr>
+              <w:fldChar w:fldCharType="end"/>
+            </w:r>
+          </w:hyperlink>
+        </w:p>
+        <w:p>
+          <w:pPr>
+            <w:pStyle w:val="TDC3"/>
+            <w:tabs>
+              <w:tab w:val="right" w:leader="dot" w:pos="9350"/>
+            </w:tabs>
+            <w:rPr>
+              <w:rFonts w:asciiTheme="minorHAnsi" w:eastAsiaTheme="minorEastAsia" w:hAnsiTheme="minorHAnsi" w:cstheme="minorBidi"/>
+              <w:noProof/>
+              <w:kern w:val="2"/>
+              <w:sz w:val="24"/>
+              <w:szCs w:val="24"/>
+              <w:lang w:val="en-US"/>
+              <w14:ligatures w14:val="standardContextual"/>
+            </w:rPr>
+          </w:pPr>
+          <w:hyperlink w:anchor="_Toc227703605" w:history="1">
+            <w:r>
+              <w:rPr>
+                <w:rStyle w:val="Hipervnculo"/>
+                <w:noProof/>
+                <w:lang w:val="es-MX"/>
+              </w:rPr>
+              <w:t>Añadir productos al carrito</w:t>
+            </w:r>
+            <w:r>
+              <w:rPr>
+                <w:noProof/>
+                <w:webHidden/>
+              </w:rPr>
+              <w:tab/>
+            </w:r>
+            <w:r>
+              <w:rPr>
+                <w:noProof/>
+                <w:webHidden/>
+              </w:rPr>
+              <w:fldChar w:fldCharType="begin"/>
+            </w:r>
+            <w:r>
+              <w:rPr>
+                <w:noProof/>
+                <w:webHidden/>
+              </w:rPr>
+              <w:instrText xml:space="preserve"> PAGEREF _Toc227703605 \h </w:instrText>
+            </w:r>
+            <w:r>
+              <w:rPr>
+                <w:noProof/>
+                <w:webHidden/>
+              </w:rPr>
+            </w:r>
+            <w:r>
+              <w:rPr>
+                <w:noProof/>
+                <w:webHidden/>
+              </w:rPr>
+              <w:fldChar w:fldCharType="separate"/>
+            </w:r>
+            <w:r>
+              <w:rPr>
+                <w:noProof/>
+                <w:webHidden/>
+              </w:rPr>
+              <w:t>18</w:t>
+            </w:r>
+            <w:r>
+              <w:rPr>
+                <w:noProof/>
+                <w:webHidden/>
+              </w:rPr>
+              <w:fldChar w:fldCharType="end"/>
+            </w:r>
+          </w:hyperlink>
+        </w:p>
+        <w:p>
+          <w:pPr>
+            <w:pStyle w:val="TDC3"/>
+            <w:tabs>
+              <w:tab w:val="right" w:leader="dot" w:pos="9350"/>
+            </w:tabs>
+            <w:rPr>
+              <w:rFonts w:asciiTheme="minorHAnsi" w:eastAsiaTheme="minorEastAsia" w:hAnsiTheme="minorHAnsi" w:cstheme="minorBidi"/>
+              <w:noProof/>
+              <w:kern w:val="2"/>
+              <w:sz w:val="24"/>
+              <w:szCs w:val="24"/>
+              <w:lang w:val="en-US"/>
+              <w14:ligatures w14:val="standardContextual"/>
+            </w:rPr>
+          </w:pPr>
+          <w:hyperlink w:anchor="_Toc227703606" w:history="1">
+            <w:r>
+              <w:rPr>
+                <w:rStyle w:val="Hipervnculo"/>
+                <w:noProof/>
+                <w:lang w:val="es-MX"/>
+              </w:rPr>
+              <w:t>Poder añadir tips al ticket</w:t>
+            </w:r>
+            <w:r>
+              <w:rPr>
+                <w:noProof/>
+                <w:webHidden/>
+              </w:rPr>
+              <w:tab/>
+            </w:r>
+            <w:r>
+              <w:rPr>
+                <w:noProof/>
+                <w:webHidden/>
+              </w:rPr>
+              <w:fldChar w:fldCharType="begin"/>
+            </w:r>
+            <w:r>
+              <w:rPr>
+                <w:noProof/>
+                <w:webHidden/>
+              </w:rPr>
+              <w:instrText xml:space="preserve"> PAGEREF _Toc227703606 \h </w:instrText>
+            </w:r>
+            <w:r>
+              <w:rPr>
+                <w:noProof/>
+                <w:webHidden/>
+              </w:rPr>
+            </w:r>
+            <w:r>
+              <w:rPr>
+                <w:noProof/>
+                <w:webHidden/>
+              </w:rPr>
+              <w:fldChar w:fldCharType="separate"/>
+            </w:r>
+            <w:r>
+              <w:rPr>
+                <w:noProof/>
+                <w:webHidden/>
+              </w:rPr>
+              <w:t>18</w:t>
+            </w:r>
+            <w:r>
+              <w:rPr>
+                <w:noProof/>
+                <w:webHidden/>
+              </w:rPr>
+              <w:fldChar w:fldCharType="end"/>
+            </w:r>
+          </w:hyperlink>
+        </w:p>
+        <w:p>
+          <w:pPr>
+            <w:pStyle w:val="TDC1"/>
+            <w:tabs>
+              <w:tab w:val="right" w:leader="dot" w:pos="9350"/>
+            </w:tabs>
+            <w:rPr>
+              <w:rFonts w:asciiTheme="minorHAnsi" w:eastAsiaTheme="minorEastAsia" w:hAnsiTheme="minorHAnsi" w:cstheme="minorBidi"/>
+              <w:noProof/>
+              <w:kern w:val="2"/>
+              <w:sz w:val="24"/>
+              <w:szCs w:val="24"/>
+              <w:lang w:val="en-US"/>
+              <w14:ligatures w14:val="standardContextual"/>
+            </w:rPr>
+          </w:pPr>
+          <w:hyperlink w:anchor="_Toc227703607" w:history="1">
+            <w:r>
+              <w:rPr>
+                <w:rStyle w:val="Hipervnculo"/>
+                <w:noProof/>
+                <w:lang w:val="es-MX"/>
+              </w:rPr>
+              <w:t>Conclusión</w:t>
+            </w:r>
+            <w:r>
+              <w:rPr>
+                <w:noProof/>
+                <w:webHidden/>
+              </w:rPr>
+              <w:tab/>
+            </w:r>
+            <w:r>
+              <w:rPr>
+                <w:noProof/>
+                <w:webHidden/>
+              </w:rPr>
+              <w:fldChar w:fldCharType="begin"/>
+            </w:r>
+            <w:r>
+              <w:rPr>
+                <w:noProof/>
+                <w:webHidden/>
+              </w:rPr>
+              <w:instrText xml:space="preserve"> PAGEREF _Toc227703607 \h </w:instrText>
+            </w:r>
+            <w:r>
+              <w:rPr>
+                <w:noProof/>
+                <w:webHidden/>
+              </w:rPr>
+            </w:r>
+            <w:r>
+              <w:rPr>
+                <w:noProof/>
+                <w:webHidden/>
+              </w:rPr>
+              <w:fldChar w:fldCharType="separate"/>
+            </w:r>
+            <w:r>
+              <w:rPr>
+                <w:noProof/>
+                <w:webHidden/>
+              </w:rPr>
+              <w:t>18</w:t>
+            </w:r>
+            <w:r>
+              <w:rPr>
+                <w:noProof/>
+                <w:webHidden/>
+              </w:rPr>
+              <w:fldChar w:fldCharType="end"/>
+            </w:r>
+          </w:hyperlink>
+        </w:p>
+        <w:p>
+          <w:pPr>
+            <w:pStyle w:val="TDC1"/>
+            <w:tabs>
+              <w:tab w:val="right" w:leader="dot" w:pos="9350"/>
+            </w:tabs>
+            <w:rPr>
+              <w:rFonts w:asciiTheme="minorHAnsi" w:eastAsiaTheme="minorEastAsia" w:hAnsiTheme="minorHAnsi" w:cstheme="minorBidi"/>
+              <w:noProof/>
+              <w:kern w:val="2"/>
+              <w:sz w:val="24"/>
+              <w:szCs w:val="24"/>
+              <w:lang w:val="en-US"/>
+              <w14:ligatures w14:val="standardContextual"/>
+            </w:rPr>
+          </w:pPr>
+          <w:hyperlink w:anchor="_Toc227703608" w:history="1">
+            <w:r>
+              <w:rPr>
+                <w:rStyle w:val="Hipervnculo"/>
+                <w:noProof/>
+                <w:lang w:val="es-MX"/>
+              </w:rPr>
+              <w:t>Bibliografía</w:t>
+            </w:r>
+            <w:r>
+              <w:rPr>
+                <w:noProof/>
+                <w:webHidden/>
+              </w:rPr>
+              <w:tab/>
+            </w:r>
+            <w:r>
+              <w:rPr>
+                <w:noProof/>
+                <w:webHidden/>
+              </w:rPr>
+              <w:fldChar w:fldCharType="begin"/>
+            </w:r>
+            <w:r>
+              <w:rPr>
+                <w:noProof/>
+                <w:webHidden/>
+              </w:rPr>
+              <w:instrText xml:space="preserve"> PAGEREF _Toc227703608 \h </w:instrText>
+            </w:r>
+            <w:r>
+              <w:rPr>
+                <w:noProof/>
+                <w:webHidden/>
+              </w:rPr>
+            </w:r>
+            <w:r>
+              <w:rPr>
+                <w:noProof/>
+                <w:webHidden/>
+              </w:rPr>
+              <w:fldChar w:fldCharType="separate"/>
+            </w:r>
+            <w:r>
+              <w:rPr>
+                <w:noProof/>
+                <w:webHidden/>
+              </w:rPr>
+              <w:t>18</w:t>
+            </w:r>
+            <w:r>
+              <w:rPr>
+                <w:noProof/>
+                <w:webHidden/>
+              </w:rPr>
+              <w:fldChar w:fldCharType="end"/>
+            </w:r>
+          </w:hyperlink>
+        </w:p>
+        <w:p>
+          <w:pPr>
+            <w:rPr>
+              <w:lang w:val="es-ES"/>
+            </w:rPr>
+          </w:pPr>
           <w:r>
             <w:rPr>
-              <w:b/>
-              <w:bCs/>
               <w:lang w:val="es-ES"/>
             </w:rPr>
             <w:fldChar w:fldCharType="end"/>
@@ -1138,28 +4546,860 @@
     <w:p>
       <w:pPr>
         <w:pStyle w:val="Ttulo1"/>
-        <w:rPr>
-          <w:rFonts w:ascii="Proxima Nova" w:hAnsi="Proxima Nova"/>
-          <w:b/>
-          <w:bCs/>
-          <w:sz w:val="28"/>
-          <w:szCs w:val="28"/>
-          <w:lang w:val="es-MX"/>
-        </w:rPr>
-      </w:pPr>
-      <w:bookmarkStart w:id="9" w:name="_Toc222859650"/>
-      <w:r>
-        <w:rPr>
-          <w:rFonts w:ascii="Proxima Nova" w:hAnsi="Proxima Nova"/>
-          <w:b/>
-          <w:bCs/>
-          <w:sz w:val="28"/>
-          <w:szCs w:val="28"/>
-          <w:lang w:val="es-MX"/>
-        </w:rPr>
+      </w:pPr>
+      <w:bookmarkStart w:id="9" w:name="_Toc227703555"/>
+      <w:r>
+        <w:rPr>
+          <w:lang w:val="es-ES"/>
+        </w:rPr>
+        <w:t>Tipo de Sistema y clasificación</w:t>
+      </w:r>
+      <w:bookmarkEnd w:id="9"/>
+    </w:p>
+    <w:p>
+      <w:r>
+        <w:t>Es un Sistema de Tipo Transaccional</w:t>
+      </w:r>
+    </w:p>
+    <w:p>
+      <w:pPr>
+        <w:rPr>
+          <w:lang w:val="es-ES"/>
+        </w:rPr>
+      </w:pPr>
+      <w:r>
+        <w:rPr>
+          <w:lang w:val="es-ES"/>
+        </w:rPr>
+        <w:t>Y clasificación de: Sistema de información, Sistema administrativo y Sistema orientado a procesos de negocio</w:t>
+      </w:r>
+    </w:p>
+    <w:p>
+      <w:pPr>
+        <w:pStyle w:val="Ttulo2"/>
+      </w:pPr>
+      <w:bookmarkStart w:id="10" w:name="_Toc227702928"/>
+      <w:bookmarkStart w:id="11" w:name="_Toc227703556"/>
+      <w:r>
+        <w:rPr>
+          <w:lang w:val="es-ES"/>
+        </w:rPr>
+        <w:lastRenderedPageBreak/>
+        <w:t>Descripción general del sistema</w:t>
+      </w:r>
+      <w:bookmarkEnd w:id="10"/>
+      <w:bookmarkEnd w:id="11"/>
+    </w:p>
+    <w:p>
+      <w:pPr>
+        <w:jc w:val="both"/>
+        <w:rPr>
+          <w:lang w:val="es-ES"/>
+        </w:rPr>
+      </w:pPr>
+      <w:r>
+        <w:rPr>
+          <w:lang w:val="es-ES"/>
+        </w:rPr>
+        <w:t>El sistema POS permitirá registrar y gestionar las ventas de un comercio, así como administrar productos, precios y reportes básicos. Está dirigido a pequeños y medianos negocios que requieren automatizar su proceso de ventas de manera eficiente y confiable.</w:t>
+      </w:r>
+      <w:r>
+        <w:rPr>
+          <w:lang w:val="es-ES"/>
+        </w:rPr>
+        <w:t xml:space="preserve"> </w:t>
+      </w:r>
+      <w:r>
+        <w:rPr>
+          <w:lang w:val="es-ES"/>
+        </w:rPr>
+        <w:t xml:space="preserve">Es la </w:t>
+      </w:r>
+      <w:r>
+        <w:rPr>
+          <w:lang w:val="es-ES"/>
+        </w:rPr>
+        <w:t>combinación</w:t>
+      </w:r>
+      <w:r>
+        <w:rPr>
+          <w:lang w:val="es-ES"/>
+        </w:rPr>
+        <w:t xml:space="preserve"> de software y hardware que ayuda a </w:t>
+      </w:r>
+      <w:r>
+        <w:rPr>
+          <w:lang w:val="es-ES"/>
+        </w:rPr>
+        <w:t xml:space="preserve">cobrar, registrar ventas y controlar </w:t>
+      </w:r>
+      <w:r>
+        <w:rPr>
+          <w:lang w:val="es-ES"/>
+        </w:rPr>
+        <w:t>el negocio.</w:t>
+      </w:r>
+    </w:p>
+    <w:p>
+      <w:pPr>
+        <w:pStyle w:val="Ttulo2"/>
+      </w:pPr>
+      <w:bookmarkStart w:id="12" w:name="_Toc227702929"/>
+      <w:bookmarkStart w:id="13" w:name="_Toc227703557"/>
+      <w:r>
+        <w:rPr>
+          <w:lang w:val="es-ES"/>
+        </w:rPr>
+        <w:t xml:space="preserve">Objetivo </w:t>
+      </w:r>
+      <w:r>
+        <w:rPr>
+          <w:lang w:val="es-ES"/>
+        </w:rPr>
+        <w:t>del sistema</w:t>
+      </w:r>
+      <w:bookmarkEnd w:id="12"/>
+      <w:bookmarkEnd w:id="13"/>
+    </w:p>
+    <w:p>
+      <w:r>
+        <w:rPr>
+          <w:lang w:val="es-ES"/>
+        </w:rPr>
+        <w:t>Desarrollar un sistema POS que facilite el registro de ventas, el control de productos y la generación de reportes, mejorando la organización, precisión y rapidez en las operaciones comerciales.</w:t>
+      </w:r>
+      <w:r>
+        <w:rPr>
+          <w:lang w:val="es-ES"/>
+        </w:rPr>
+        <w:t xml:space="preserve"> </w:t>
+      </w:r>
+    </w:p>
+    <w:p>
+      <w:pPr>
+        <w:pStyle w:val="Ttulo2"/>
+      </w:pPr>
+      <w:bookmarkStart w:id="14" w:name="_Toc227702930"/>
+      <w:bookmarkStart w:id="15" w:name="_Toc227703558"/>
+      <w:r>
+        <w:rPr>
+          <w:lang w:val="es-ES"/>
+        </w:rPr>
+        <w:t>Principales usuarios o actores involucrados</w:t>
+      </w:r>
+      <w:bookmarkEnd w:id="14"/>
+      <w:bookmarkEnd w:id="15"/>
+    </w:p>
+    <w:p>
+      <w:pPr>
+        <w:pStyle w:val="Prrafodelista"/>
+        <w:numPr>
+          <w:ilvl w:val="0"/>
+          <w:numId w:val="8"/>
+        </w:numPr>
+        <w:jc w:val="both"/>
+      </w:pPr>
+      <w:r>
+        <w:t>Cajero</w:t>
+      </w:r>
+    </w:p>
+    <w:p>
+      <w:pPr>
+        <w:pStyle w:val="Prrafodelista"/>
+        <w:numPr>
+          <w:ilvl w:val="0"/>
+          <w:numId w:val="8"/>
+        </w:numPr>
+        <w:jc w:val="both"/>
+        <w:rPr>
+          <w:lang w:val="es-ES"/>
+        </w:rPr>
+      </w:pPr>
+      <w:r>
+        <w:rPr>
+          <w:lang w:val="es-ES"/>
+        </w:rPr>
+        <w:t>Administrador</w:t>
+      </w:r>
+      <w:r>
+        <w:rPr>
+          <w:lang w:val="es-ES"/>
+        </w:rPr>
+        <w:t xml:space="preserve"> del sistema </w:t>
+      </w:r>
+    </w:p>
+    <w:p>
+      <w:pPr>
+        <w:pStyle w:val="Prrafodelista"/>
+        <w:numPr>
+          <w:ilvl w:val="0"/>
+          <w:numId w:val="8"/>
+        </w:numPr>
+        <w:jc w:val="both"/>
+      </w:pPr>
+      <w:r>
+        <w:t xml:space="preserve">Cliente </w:t>
+      </w:r>
+    </w:p>
+    <w:p>
+      <w:pPr>
+        <w:pStyle w:val="Prrafodelista"/>
+        <w:numPr>
+          <w:ilvl w:val="0"/>
+          <w:numId w:val="8"/>
+        </w:numPr>
+        <w:jc w:val="both"/>
+        <w:rPr>
+          <w:lang w:val="es-ES"/>
+        </w:rPr>
+      </w:pPr>
+      <w:r>
+        <w:t>Sistema de base de datos</w:t>
+      </w:r>
+    </w:p>
+    <w:p>
+      <w:pPr>
+        <w:pStyle w:val="Ttulo2"/>
+      </w:pPr>
+      <w:bookmarkStart w:id="16" w:name="_Toc227702931"/>
+      <w:bookmarkStart w:id="17" w:name="_Toc227703559"/>
+      <w:r>
+        <w:rPr>
+          <w:lang w:val="es-ES"/>
+        </w:rPr>
+        <w:t>Principales funciones del sistema</w:t>
+      </w:r>
+      <w:bookmarkEnd w:id="16"/>
+      <w:bookmarkEnd w:id="17"/>
+    </w:p>
+    <w:p>
+      <w:pPr>
+        <w:pStyle w:val="Prrafodelista"/>
+        <w:numPr>
+          <w:ilvl w:val="0"/>
+          <w:numId w:val="9"/>
+        </w:numPr>
+        <w:spacing w:before="240" w:after="240"/>
+        <w:rPr>
+          <w:lang w:val="es-ES"/>
+        </w:rPr>
+      </w:pPr>
+      <w:r>
+        <w:rPr>
+          <w:lang w:val="es-ES"/>
+        </w:rPr>
+        <w:t>Inicio de sesión de usuarios</w:t>
+      </w:r>
+    </w:p>
+    <w:p>
+      <w:pPr>
+        <w:pStyle w:val="Prrafodelista"/>
+        <w:numPr>
+          <w:ilvl w:val="0"/>
+          <w:numId w:val="9"/>
+        </w:numPr>
+        <w:spacing w:before="240" w:after="240"/>
+        <w:rPr>
+          <w:lang w:val="es-ES"/>
+        </w:rPr>
+      </w:pPr>
+      <w:r>
+        <w:rPr>
+          <w:lang w:val="es-ES"/>
+        </w:rPr>
+        <w:t>Registro de ventas</w:t>
+      </w:r>
+    </w:p>
+    <w:p>
+      <w:pPr>
+        <w:pStyle w:val="Prrafodelista"/>
+        <w:numPr>
+          <w:ilvl w:val="0"/>
+          <w:numId w:val="9"/>
+        </w:numPr>
+        <w:spacing w:before="240" w:after="240"/>
+        <w:rPr>
+          <w:lang w:val="es-ES"/>
+        </w:rPr>
+      </w:pPr>
+      <w:r>
+        <w:rPr>
+          <w:lang w:val="es-ES"/>
+        </w:rPr>
+        <w:t>Gestión de productos (alta, baja y modificación)</w:t>
+      </w:r>
+    </w:p>
+    <w:p>
+      <w:pPr>
+        <w:pStyle w:val="Prrafodelista"/>
+        <w:numPr>
+          <w:ilvl w:val="0"/>
+          <w:numId w:val="9"/>
+        </w:numPr>
+        <w:spacing w:before="240" w:after="240"/>
+        <w:rPr>
+          <w:lang w:val="es-ES"/>
+        </w:rPr>
+      </w:pPr>
+      <w:r>
+        <w:rPr>
+          <w:lang w:val="es-ES"/>
+        </w:rPr>
+        <w:t>Cálculo automático del total de la venta</w:t>
+      </w:r>
+    </w:p>
+    <w:p>
+      <w:pPr>
+        <w:pStyle w:val="Prrafodelista"/>
+        <w:numPr>
+          <w:ilvl w:val="0"/>
+          <w:numId w:val="9"/>
+        </w:numPr>
+        <w:spacing w:before="240" w:after="240"/>
+        <w:rPr>
+          <w:lang w:val="es-ES"/>
+        </w:rPr>
+      </w:pPr>
+      <w:r>
+        <w:rPr>
+          <w:lang w:val="es-ES"/>
+        </w:rPr>
+        <w:t>Generación de tickets o comprobantes</w:t>
+      </w:r>
+    </w:p>
+    <w:p>
+      <w:pPr>
+        <w:pStyle w:val="Prrafodelista"/>
+        <w:numPr>
+          <w:ilvl w:val="0"/>
+          <w:numId w:val="9"/>
+        </w:numPr>
+        <w:spacing w:before="240" w:after="240"/>
+        <w:rPr>
+          <w:lang w:val="es-ES"/>
+        </w:rPr>
+      </w:pPr>
+      <w:r>
+        <w:rPr>
+          <w:lang w:val="es-ES"/>
+        </w:rPr>
+        <w:t>Consulta de reportes de ventas</w:t>
+      </w:r>
+    </w:p>
+    <w:p>
+      <w:pPr>
+        <w:pStyle w:val="Prrafodelista"/>
+        <w:numPr>
+          <w:ilvl w:val="0"/>
+          <w:numId w:val="9"/>
+        </w:numPr>
+        <w:spacing w:before="240" w:after="240"/>
+        <w:rPr>
+          <w:lang w:val="es-ES"/>
+        </w:rPr>
+      </w:pPr>
+      <w:r>
+        <w:rPr>
+          <w:lang w:val="es-ES"/>
+        </w:rPr>
+        <w:t>Control básico de inventario</w:t>
+      </w:r>
+    </w:p>
+    <w:p>
+      <w:pPr>
+        <w:pStyle w:val="Ttulo2"/>
+        <w:rPr>
+          <w:lang w:val="es-ES"/>
+        </w:rPr>
+      </w:pPr>
+      <w:bookmarkStart w:id="18" w:name="_Toc227702932"/>
+      <w:bookmarkStart w:id="19" w:name="_Toc227703560"/>
+      <w:r>
+        <w:rPr>
+          <w:lang w:val="es-ES"/>
+        </w:rPr>
+        <w:t xml:space="preserve">Entorno de </w:t>
+      </w:r>
+      <w:r>
+        <w:rPr>
+          <w:lang w:val="es-ES"/>
+        </w:rPr>
+        <w:t>operación</w:t>
+      </w:r>
+      <w:bookmarkEnd w:id="18"/>
+      <w:bookmarkEnd w:id="19"/>
+    </w:p>
+    <w:p>
+      <w:pPr>
+        <w:pStyle w:val="Prrafodelista"/>
+        <w:numPr>
+          <w:ilvl w:val="0"/>
+          <w:numId w:val="8"/>
+        </w:numPr>
+        <w:spacing w:before="240" w:after="240"/>
+        <w:rPr>
+          <w:lang w:val="es-ES"/>
+        </w:rPr>
+      </w:pPr>
+      <w:r>
+        <w:rPr>
+          <w:lang w:val="es-ES"/>
+        </w:rPr>
+        <w:t>Aplicación de escritorio</w:t>
+      </w:r>
+    </w:p>
+    <w:p>
+      <w:pPr>
+        <w:pStyle w:val="Prrafodelista"/>
+        <w:numPr>
+          <w:ilvl w:val="0"/>
+          <w:numId w:val="8"/>
+        </w:numPr>
+        <w:spacing w:before="240" w:after="240"/>
+        <w:rPr>
+          <w:lang w:val="es-ES"/>
+        </w:rPr>
+      </w:pPr>
+      <w:r>
+        <w:rPr>
+          <w:lang w:val="es-ES"/>
+        </w:rPr>
+        <w:t>Sistema desarrollado en Java</w:t>
+      </w:r>
+    </w:p>
+    <w:p>
+      <w:pPr>
+        <w:pStyle w:val="Prrafodelista"/>
+        <w:numPr>
+          <w:ilvl w:val="0"/>
+          <w:numId w:val="8"/>
+        </w:numPr>
+        <w:spacing w:before="240" w:after="240"/>
+        <w:rPr>
+          <w:lang w:val="es-ES"/>
+        </w:rPr>
+      </w:pPr>
+      <w:r>
+        <w:rPr>
+          <w:lang w:val="es-ES"/>
+        </w:rPr>
+        <w:t>Uso de base de datos local o remota</w:t>
+      </w:r>
+    </w:p>
+    <w:p>
+      <w:pPr>
+        <w:pStyle w:val="Ttulo2"/>
+        <w:rPr>
+          <w:lang w:val="es-ES"/>
+        </w:rPr>
+      </w:pPr>
+      <w:bookmarkStart w:id="20" w:name="_Toc227702933"/>
+      <w:bookmarkStart w:id="21" w:name="_Toc227703561"/>
+      <w:r>
+        <w:rPr>
+          <w:lang w:val="es-ES"/>
+        </w:rPr>
+        <w:t>Posibles herramientas de desarrollo</w:t>
+      </w:r>
+      <w:bookmarkEnd w:id="20"/>
+      <w:bookmarkEnd w:id="21"/>
+    </w:p>
+    <w:p>
+      <w:pPr>
+        <w:pStyle w:val="Prrafodelista"/>
+        <w:numPr>
+          <w:ilvl w:val="0"/>
+          <w:numId w:val="10"/>
+        </w:numPr>
+        <w:rPr>
+          <w:lang w:val="es-ES"/>
+        </w:rPr>
+      </w:pPr>
+      <w:r>
+        <w:rPr>
+          <w:lang w:val="es-ES"/>
+        </w:rPr>
+        <w:t>Lenguaje de programación: Java</w:t>
+      </w:r>
+    </w:p>
+    <w:p>
+      <w:pPr>
+        <w:pStyle w:val="Prrafodelista"/>
+        <w:numPr>
+          <w:ilvl w:val="0"/>
+          <w:numId w:val="10"/>
+        </w:numPr>
+        <w:rPr>
+          <w:lang w:val="es-ES"/>
+        </w:rPr>
+      </w:pPr>
+      <w:r>
+        <w:rPr>
+          <w:lang w:val="es-ES"/>
+        </w:rPr>
+        <w:t xml:space="preserve">IDE: </w:t>
+      </w:r>
+      <w:r>
+        <w:rPr>
+          <w:lang w:val="es-ES"/>
+        </w:rPr>
+        <w:t>VSCode</w:t>
+      </w:r>
+    </w:p>
+    <w:p>
+      <w:pPr>
+        <w:pStyle w:val="Prrafodelista"/>
+        <w:numPr>
+          <w:ilvl w:val="0"/>
+          <w:numId w:val="10"/>
+        </w:numPr>
+        <w:rPr>
+          <w:lang w:val="es-ES"/>
+        </w:rPr>
+      </w:pPr>
+      <w:r>
+        <w:rPr>
+          <w:lang w:val="es-ES"/>
+        </w:rPr>
+        <w:t>Base de datos: MySQL o SQLite</w:t>
+      </w:r>
+    </w:p>
+    <w:p>
+      <w:pPr>
+        <w:pStyle w:val="Prrafodelista"/>
+        <w:numPr>
+          <w:ilvl w:val="0"/>
+          <w:numId w:val="10"/>
+        </w:numPr>
+        <w:rPr>
+          <w:lang w:val="es-ES"/>
+        </w:rPr>
+      </w:pPr>
+      <w:r>
+        <w:rPr>
+          <w:lang w:val="es-ES"/>
+        </w:rPr>
+        <w:t>Interfaz gráfica: Swing</w:t>
+      </w:r>
+    </w:p>
+    <w:p>
+      <w:pPr>
+        <w:pStyle w:val="Prrafodelista"/>
+        <w:numPr>
+          <w:ilvl w:val="0"/>
+          <w:numId w:val="10"/>
+        </w:numPr>
+        <w:rPr>
+          <w:lang w:val="es-ES"/>
+        </w:rPr>
+      </w:pPr>
+      <w:r>
+        <w:rPr>
+          <w:lang w:val="es-ES"/>
+        </w:rPr>
+        <w:lastRenderedPageBreak/>
+        <w:t>Modelado: UML (casos de uso, diagramas de clases)</w:t>
+      </w:r>
+    </w:p>
+    <w:p>
+      <w:pPr>
+        <w:pStyle w:val="Ttulo3"/>
+        <w:rPr>
+          <w:lang w:val="es-ES"/>
+        </w:rPr>
+      </w:pPr>
+      <w:bookmarkStart w:id="22" w:name="_Toc227702934"/>
+      <w:bookmarkStart w:id="23" w:name="_Toc227703562"/>
+      <w:r>
+        <w:rPr>
+          <w:lang w:val="es-ES"/>
+        </w:rPr>
+        <w:t>Ventajas</w:t>
+      </w:r>
+      <w:bookmarkEnd w:id="22"/>
+      <w:bookmarkEnd w:id="23"/>
+    </w:p>
+    <w:p>
+      <w:pPr>
+        <w:pStyle w:val="Prrafodelista"/>
+        <w:numPr>
+          <w:ilvl w:val="0"/>
+          <w:numId w:val="12"/>
+        </w:numPr>
+        <w:rPr>
+          <w:lang w:val="es-ES"/>
+        </w:rPr>
+      </w:pPr>
+      <w:r>
+        <w:rPr>
+          <w:lang w:val="es-ES"/>
+        </w:rPr>
+        <w:t>Automatizaci</w:t>
+      </w:r>
+      <w:r>
+        <w:rPr>
+          <w:lang w:val="es-MX"/>
+        </w:rPr>
+        <w:t>ón</w:t>
+      </w:r>
+      <w:r>
+        <w:rPr>
+          <w:lang w:val="es-ES"/>
+        </w:rPr>
+        <w:t xml:space="preserve"> de los procesos de ventas</w:t>
+      </w:r>
+    </w:p>
+    <w:p>
+      <w:pPr>
+        <w:pStyle w:val="Prrafodelista"/>
+        <w:numPr>
+          <w:ilvl w:val="0"/>
+          <w:numId w:val="12"/>
+        </w:numPr>
+        <w:rPr>
+          <w:lang w:val="es-ES"/>
+        </w:rPr>
+      </w:pPr>
+      <w:r>
+        <w:rPr>
+          <w:lang w:val="es-ES"/>
+        </w:rPr>
+        <w:t>Registro y control de transacciones.</w:t>
+      </w:r>
+    </w:p>
+    <w:p>
+      <w:pPr>
+        <w:pStyle w:val="Prrafodelista"/>
+        <w:numPr>
+          <w:ilvl w:val="0"/>
+          <w:numId w:val="12"/>
+        </w:numPr>
+        <w:rPr>
+          <w:lang w:val="es-ES"/>
+        </w:rPr>
+      </w:pPr>
+      <w:r>
+        <w:rPr>
+          <w:lang w:val="es-ES"/>
+        </w:rPr>
+        <w:t>Mejor control de inventario.</w:t>
+      </w:r>
+    </w:p>
+    <w:p>
+      <w:pPr>
+        <w:pStyle w:val="Prrafodelista"/>
+        <w:numPr>
+          <w:ilvl w:val="0"/>
+          <w:numId w:val="12"/>
+        </w:numPr>
+        <w:rPr>
+          <w:lang w:val="es-ES"/>
+        </w:rPr>
+      </w:pPr>
+      <w:r>
+        <w:rPr>
+          <w:lang w:val="es-ES"/>
+        </w:rPr>
+        <w:t>Generación de reporte rápidos.</w:t>
+      </w:r>
+    </w:p>
+    <w:p>
+      <w:pPr>
+        <w:pStyle w:val="Prrafodelista"/>
+        <w:numPr>
+          <w:ilvl w:val="0"/>
+          <w:numId w:val="12"/>
+        </w:numPr>
+        <w:rPr>
+          <w:lang w:val="es-ES"/>
+        </w:rPr>
+      </w:pPr>
+      <w:r>
+        <w:rPr>
+          <w:lang w:val="es-ES"/>
+        </w:rPr>
+        <w:t>Facilidad de uso</w:t>
+      </w:r>
+    </w:p>
+    <w:p>
+      <w:pPr>
+        <w:pStyle w:val="Prrafodelista"/>
+        <w:numPr>
+          <w:ilvl w:val="0"/>
+          <w:numId w:val="12"/>
+        </w:numPr>
+        <w:rPr>
+          <w:lang w:val="es-ES"/>
+        </w:rPr>
+      </w:pPr>
+      <w:r>
+        <w:rPr>
+          <w:lang w:val="es-ES"/>
+        </w:rPr>
+        <w:t>Integraci</w:t>
+      </w:r>
+      <w:r>
+        <w:rPr>
+          <w:lang w:val="es-MX"/>
+        </w:rPr>
+        <w:t xml:space="preserve">ón </w:t>
+      </w:r>
+      <w:r>
+        <w:rPr>
+          <w:lang w:val="es-ES"/>
+        </w:rPr>
+        <w:t>con tecnologías modernas de pago.</w:t>
+      </w:r>
+    </w:p>
+    <w:p>
+      <w:pPr>
+        <w:pStyle w:val="Ttulo3"/>
+        <w:rPr>
+          <w:lang w:val="es-ES"/>
+        </w:rPr>
+      </w:pPr>
+      <w:bookmarkStart w:id="24" w:name="_Toc227702935"/>
+      <w:bookmarkStart w:id="25" w:name="_Toc227703563"/>
+      <w:r>
+        <w:rPr>
+          <w:lang w:val="es-ES"/>
+        </w:rPr>
+        <w:t>Desventajas</w:t>
+      </w:r>
+      <w:bookmarkEnd w:id="24"/>
+      <w:bookmarkEnd w:id="25"/>
+    </w:p>
+    <w:p>
+      <w:pPr>
+        <w:pStyle w:val="Prrafodelista"/>
+        <w:numPr>
+          <w:ilvl w:val="0"/>
+          <w:numId w:val="13"/>
+        </w:numPr>
+        <w:rPr>
+          <w:lang w:val="es-ES"/>
+        </w:rPr>
+      </w:pPr>
+      <w:r>
+        <w:rPr>
+          <w:lang w:val="es-ES"/>
+        </w:rPr>
+        <w:t>Dependencia de tecnologías</w:t>
+      </w:r>
+    </w:p>
+    <w:p>
+      <w:pPr>
+        <w:pStyle w:val="Prrafodelista"/>
+        <w:numPr>
+          <w:ilvl w:val="0"/>
+          <w:numId w:val="13"/>
+        </w:numPr>
+        <w:rPr>
+          <w:lang w:val="es-ES"/>
+        </w:rPr>
+      </w:pPr>
+      <w:r>
+        <w:rPr>
+          <w:lang w:val="es-ES"/>
+        </w:rPr>
+        <w:t>Costo de implementación inicial</w:t>
+      </w:r>
+    </w:p>
+    <w:p>
+      <w:pPr>
+        <w:pStyle w:val="Prrafodelista"/>
+        <w:numPr>
+          <w:ilvl w:val="0"/>
+          <w:numId w:val="13"/>
+        </w:numPr>
+        <w:rPr>
+          <w:lang w:val="es-ES"/>
+        </w:rPr>
+      </w:pPr>
+      <w:r>
+        <w:rPr>
+          <w:lang w:val="es-ES"/>
+        </w:rPr>
+        <w:t>Necesidad de mantenimiento</w:t>
+      </w:r>
+    </w:p>
+    <w:p>
+      <w:pPr>
+        <w:pStyle w:val="Prrafodelista"/>
+        <w:numPr>
+          <w:ilvl w:val="0"/>
+          <w:numId w:val="13"/>
+        </w:numPr>
+        <w:rPr>
+          <w:lang w:val="es-ES"/>
+        </w:rPr>
+      </w:pPr>
+      <w:r>
+        <w:rPr>
+          <w:lang w:val="es-ES"/>
+        </w:rPr>
+        <w:t>Curva de aprendizaje</w:t>
+      </w:r>
+    </w:p>
+    <w:p>
+      <w:pPr>
+        <w:pStyle w:val="Prrafodelista"/>
+        <w:numPr>
+          <w:ilvl w:val="0"/>
+          <w:numId w:val="13"/>
+        </w:numPr>
+        <w:rPr>
+          <w:lang w:val="es-ES"/>
+        </w:rPr>
+      </w:pPr>
+      <w:r>
+        <w:rPr>
+          <w:lang w:val="es-ES"/>
+        </w:rPr>
+        <w:t>Riego de seguridad</w:t>
+      </w:r>
+    </w:p>
+    <w:p>
+      <w:pPr>
+        <w:pStyle w:val="Prrafodelista"/>
+        <w:numPr>
+          <w:ilvl w:val="0"/>
+          <w:numId w:val="13"/>
+        </w:numPr>
+        <w:rPr>
+          <w:lang w:val="es-ES"/>
+        </w:rPr>
+      </w:pPr>
+      <w:r>
+        <w:rPr>
+          <w:lang w:val="es-ES"/>
+        </w:rPr>
+        <w:t>Dependencia de sistemas</w:t>
+      </w:r>
+    </w:p>
+    <w:p>
+      <w:pPr>
+        <w:pStyle w:val="Ttulo1"/>
+        <w:rPr>
+          <w:rFonts w:asciiTheme="minorHAnsi" w:eastAsiaTheme="minorEastAsia" w:hAnsiTheme="minorHAnsi" w:cstheme="minorBidi"/>
+          <w:noProof/>
+          <w:kern w:val="2"/>
+          <w:sz w:val="24"/>
+          <w:szCs w:val="24"/>
+          <w:lang w:val="es-MX" w:eastAsia="es-MX"/>
+          <w14:ligatures w14:val="standardContextual"/>
+        </w:rPr>
+      </w:pPr>
+    </w:p>
+    <w:p>
+      <w:pPr>
+        <w:pStyle w:val="Ttulo1"/>
+      </w:pPr>
+      <w:bookmarkStart w:id="26" w:name="_Toc227703564"/>
+      <w:r>
         <w:t>Funcionalidades principales del sistema</w:t>
       </w:r>
-      <w:bookmarkEnd w:id="9"/>
+      <w:bookmarkEnd w:id="26"/>
     </w:p>
     <w:p>
       <w:pPr>
@@ -1459,18 +5699,8 @@
           <w:rFonts w:ascii="Proxima Nova" w:hAnsi="Proxima Nova" w:cs="Arial"/>
           <w:lang w:val="es-MX"/>
         </w:rPr>
-        <w:t xml:space="preserve">Generación de </w:t>
-      </w:r>
-      <w:proofErr w:type="gramStart"/>
-      <w:r>
-        <w:rPr>
-          <w:rStyle w:val="Fuerte"/>
-          <w:rFonts w:ascii="Proxima Nova" w:hAnsi="Proxima Nova" w:cs="Arial"/>
-          <w:lang w:val="es-MX"/>
-        </w:rPr>
-        <w:t>tickets</w:t>
-      </w:r>
-      <w:proofErr w:type="gramEnd"/>
+        <w:t>Generación de tickets</w:t>
+      </w:r>
     </w:p>
     <w:p>
       <w:pPr>
@@ -1509,6 +5739,7 @@
           <w:rFonts w:ascii="Proxima Nova" w:hAnsi="Proxima Nova" w:cs="Arial"/>
           <w:lang w:val="es-MX"/>
         </w:rPr>
+        <w:lastRenderedPageBreak/>
         <w:t>Incluye detalles como productos, precios y total.</w:t>
       </w:r>
     </w:p>
@@ -1637,55 +5868,22 @@
     <w:p>
       <w:pPr>
         <w:pStyle w:val="Ttulo1"/>
-        <w:rPr>
-          <w:rFonts w:ascii="Proxima Nova" w:hAnsi="Proxima Nova"/>
-          <w:b/>
-          <w:bCs/>
-          <w:sz w:val="28"/>
-          <w:szCs w:val="28"/>
-          <w:lang w:val="es-MX"/>
-        </w:rPr>
-      </w:pPr>
-      <w:bookmarkStart w:id="10" w:name="_Toc222859651"/>
-      <w:r>
-        <w:rPr>
-          <w:rFonts w:ascii="Proxima Nova" w:hAnsi="Proxima Nova"/>
-          <w:b/>
-          <w:bCs/>
-          <w:sz w:val="28"/>
-          <w:szCs w:val="28"/>
-          <w:lang w:val="es-MX"/>
-        </w:rPr>
-        <w:lastRenderedPageBreak/>
+      </w:pPr>
+      <w:bookmarkStart w:id="27" w:name="_Toc227703565"/>
+      <w:r>
         <w:t>Acciones que podrán ejecutar los diferentes tipos de usuarios</w:t>
       </w:r>
-      <w:bookmarkEnd w:id="10"/>
+      <w:bookmarkEnd w:id="27"/>
     </w:p>
     <w:p>
       <w:pPr>
         <w:pStyle w:val="Ttulo2"/>
-        <w:rPr>
-          <w:rFonts w:ascii="Proxima Nova" w:hAnsi="Proxima Nova"/>
-          <w:b/>
-          <w:bCs/>
-          <w:sz w:val="24"/>
-          <w:szCs w:val="24"/>
-          <w:lang w:val="es-MX"/>
-        </w:rPr>
-      </w:pPr>
-      <w:bookmarkStart w:id="11" w:name="_Toc222859652"/>
-      <w:r>
-        <w:rPr>
-          <w:rFonts w:ascii="Proxima Nova" w:hAnsi="Proxima Nova"/>
-          <w:b/>
-          <w:bCs/>
-          <w:sz w:val="24"/>
-          <w:szCs w:val="24"/>
-          <w:lang w:val="es-MX"/>
-        </w:rPr>
+      </w:pPr>
+      <w:bookmarkStart w:id="28" w:name="_Toc227703566"/>
+      <w:r>
         <w:t>Cajero</w:t>
       </w:r>
-      <w:bookmarkEnd w:id="11"/>
+      <w:bookmarkEnd w:id="28"/>
     </w:p>
     <w:p>
       <w:pPr>
@@ -1836,23 +6034,7 @@
           <w:rFonts w:ascii="Proxima Nova" w:hAnsi="Proxima Nova" w:cs="Arial"/>
           <w:lang w:val="es-MX"/>
         </w:rPr>
-        <w:t xml:space="preserve">Generar </w:t>
-      </w:r>
-      <w:proofErr w:type="gramStart"/>
-      <w:r>
-        <w:rPr>
-          <w:rFonts w:ascii="Proxima Nova" w:hAnsi="Proxima Nova" w:cs="Arial"/>
-          <w:lang w:val="es-MX"/>
-        </w:rPr>
-        <w:t>tickets</w:t>
-      </w:r>
-      <w:proofErr w:type="gramEnd"/>
-      <w:r>
-        <w:rPr>
-          <w:rFonts w:ascii="Proxima Nova" w:hAnsi="Proxima Nova" w:cs="Arial"/>
-          <w:lang w:val="es-MX"/>
-        </w:rPr>
-        <w:t xml:space="preserve"> de compra.</w:t>
+        <w:t>Generar tickets de compra.</w:t>
       </w:r>
     </w:p>
     <w:p>
@@ -1914,28 +6096,12 @@
     <w:p>
       <w:pPr>
         <w:pStyle w:val="Ttulo2"/>
-        <w:rPr>
-          <w:rFonts w:ascii="Proxima Nova" w:hAnsi="Proxima Nova"/>
-          <w:b/>
-          <w:bCs/>
-          <w:sz w:val="24"/>
-          <w:szCs w:val="24"/>
-          <w:lang w:val="es-MX"/>
-        </w:rPr>
-      </w:pPr>
-      <w:bookmarkStart w:id="12" w:name="_Toc222859653"/>
-      <w:r>
-        <w:rPr>
-          <w:rFonts w:ascii="Proxima Nova" w:hAnsi="Proxima Nova"/>
-          <w:b/>
-          <w:bCs/>
-          <w:sz w:val="24"/>
-          <w:szCs w:val="24"/>
-          <w:lang w:val="es-MX"/>
-        </w:rPr>
+      </w:pPr>
+      <w:bookmarkStart w:id="29" w:name="_Toc227703567"/>
+      <w:r>
         <w:t>Administrador</w:t>
       </w:r>
-      <w:bookmarkEnd w:id="12"/>
+      <w:bookmarkEnd w:id="29"/>
     </w:p>
     <w:p>
       <w:pPr>
@@ -2182,6 +6348,7 @@
           <w:rFonts w:ascii="Proxima Nova" w:hAnsi="Proxima Nova" w:cs="Arial"/>
           <w:lang w:val="es-MX"/>
         </w:rPr>
+        <w:lastRenderedPageBreak/>
         <w:t>Supervisar operaciones.</w:t>
       </w:r>
     </w:p>
@@ -2211,21 +6378,19 @@
     </w:p>
     <w:p>
       <w:pPr>
-        <w:pStyle w:val="NormalWeb"/>
-        <w:rPr>
-          <w:rFonts w:ascii="Proxima Nova" w:hAnsi="Proxima Nova" w:cs="Arial"/>
-          <w:lang w:val="es-MX"/>
-        </w:rPr>
-      </w:pPr>
-      <w:r>
-        <w:rPr>
-          <w:rFonts w:ascii="Proxima Nova" w:hAnsi="Proxima Nova"/>
-          <w:b/>
-          <w:bCs/>
+        <w:pStyle w:val="Ttulo2"/>
+        <w:rPr>
+          <w:lang w:val="es-MX"/>
+        </w:rPr>
+      </w:pPr>
+      <w:bookmarkStart w:id="30" w:name="_Toc227703568"/>
+      <w:r>
+        <w:rPr>
           <w:lang w:val="es-MX"/>
         </w:rPr>
         <w:t>Cliente</w:t>
       </w:r>
+      <w:bookmarkEnd w:id="30"/>
     </w:p>
     <w:p>
       <w:pPr>
@@ -2296,7 +6461,6 @@
           <w:rFonts w:ascii="Proxima Nova" w:hAnsi="Proxima Nova" w:cs="Arial"/>
           <w:lang w:val="es-MX"/>
         </w:rPr>
-        <w:lastRenderedPageBreak/>
         <w:t>Solicitar la compra de productos.</w:t>
       </w:r>
     </w:p>
@@ -2317,23 +6481,7 @@
           <w:rFonts w:ascii="Proxima Nova" w:hAnsi="Proxima Nova" w:cs="Arial"/>
           <w:lang w:val="es-MX"/>
         </w:rPr>
-        <w:t xml:space="preserve">Recibir </w:t>
-      </w:r>
-      <w:proofErr w:type="gramStart"/>
-      <w:r>
-        <w:rPr>
-          <w:rFonts w:ascii="Proxima Nova" w:hAnsi="Proxima Nova" w:cs="Arial"/>
-          <w:lang w:val="es-MX"/>
-        </w:rPr>
-        <w:t>ticket</w:t>
-      </w:r>
-      <w:proofErr w:type="gramEnd"/>
-      <w:r>
-        <w:rPr>
-          <w:rFonts w:ascii="Proxima Nova" w:hAnsi="Proxima Nova" w:cs="Arial"/>
-          <w:lang w:val="es-MX"/>
-        </w:rPr>
-        <w:t xml:space="preserve"> de compra.</w:t>
+        <w:t>Recibir ticket de compra.</w:t>
       </w:r>
     </w:p>
     <w:p>
@@ -2405,59 +6553,45 @@
     </w:p>
     <w:p>
       <w:pPr>
-        <w:rPr>
-          <w:rFonts w:ascii="Proxima Nova" w:hAnsi="Proxima Nova"/>
-          <w:b/>
-          <w:bCs/>
+        <w:pStyle w:val="Ttulo2"/>
+        <w:rPr>
           <w:sz w:val="24"/>
           <w:szCs w:val="24"/>
           <w:lang w:val="es-MX"/>
         </w:rPr>
       </w:pPr>
-      <w:r>
-        <w:rPr>
-          <w:rFonts w:ascii="Proxima Nova" w:hAnsi="Proxima Nova"/>
-          <w:b/>
-          <w:bCs/>
-          <w:sz w:val="28"/>
-          <w:szCs w:val="28"/>
+      <w:bookmarkStart w:id="31" w:name="_Toc227703569"/>
+      <w:r>
+        <w:rPr>
           <w:lang w:val="es-MX"/>
         </w:rPr>
         <w:t xml:space="preserve">Procesos internos </w:t>
       </w:r>
       <w:r>
         <w:rPr>
-          <w:rFonts w:ascii="Proxima Nova" w:hAnsi="Proxima Nova"/>
-          <w:b/>
-          <w:bCs/>
-          <w:sz w:val="28"/>
-          <w:szCs w:val="28"/>
           <w:lang w:val="es-MX"/>
         </w:rPr>
         <w:t>del sistema</w:t>
       </w:r>
-    </w:p>
-    <w:p>
-      <w:pPr>
-        <w:pStyle w:val="Ttulo2"/>
-        <w:rPr>
-          <w:rFonts w:ascii="Proxima Nova" w:hAnsi="Proxima Nova"/>
-          <w:sz w:val="24"/>
-          <w:szCs w:val="24"/>
-          <w:lang w:val="es-MX"/>
-        </w:rPr>
-      </w:pPr>
-      <w:bookmarkStart w:id="13" w:name="_Toc222859655"/>
-      <w:r>
-        <w:rPr>
-          <w:rFonts w:ascii="Proxima Nova" w:hAnsi="Proxima Nova"/>
-          <w:sz w:val="24"/>
-          <w:szCs w:val="24"/>
+      <w:bookmarkEnd w:id="31"/>
+    </w:p>
+    <w:p>
+      <w:pPr>
+        <w:pStyle w:val="Ttulo3"/>
+        <w:rPr>
+          <w:lang w:val="es-MX"/>
+        </w:rPr>
+      </w:pPr>
+      <w:bookmarkStart w:id="32" w:name="_Toc222859655"/>
+      <w:bookmarkStart w:id="33" w:name="_Toc227703570"/>
+      <w:r>
+        <w:rPr>
           <w:lang w:val="es-MX"/>
         </w:rPr>
         <w:t>Proceso de autenticación</w:t>
       </w:r>
-      <w:bookmarkEnd w:id="13"/>
+      <w:bookmarkEnd w:id="32"/>
+      <w:bookmarkEnd w:id="33"/>
     </w:p>
     <w:p>
       <w:pPr>
@@ -2521,25 +6655,21 @@
     </w:p>
     <w:p>
       <w:pPr>
-        <w:pStyle w:val="Ttulo2"/>
-        <w:rPr>
-          <w:rFonts w:ascii="Proxima Nova" w:hAnsi="Proxima Nova"/>
-          <w:sz w:val="24"/>
-          <w:szCs w:val="24"/>
-          <w:lang w:val="es-MX"/>
-        </w:rPr>
-      </w:pPr>
-      <w:bookmarkStart w:id="14" w:name="_Toc222859656"/>
-      <w:r>
-        <w:rPr>
-          <w:rFonts w:ascii="Proxima Nova" w:hAnsi="Proxima Nova"/>
-          <w:sz w:val="24"/>
-          <w:szCs w:val="24"/>
+        <w:pStyle w:val="Ttulo3"/>
+        <w:rPr>
+          <w:lang w:val="es-MX"/>
+        </w:rPr>
+      </w:pPr>
+      <w:bookmarkStart w:id="34" w:name="_Toc222859656"/>
+      <w:bookmarkStart w:id="35" w:name="_Toc227703571"/>
+      <w:r>
+        <w:rPr>
           <w:lang w:val="es-MX"/>
         </w:rPr>
         <w:t>Proceso de registro de venta</w:t>
       </w:r>
-      <w:bookmarkEnd w:id="14"/>
+      <w:bookmarkEnd w:id="34"/>
+      <w:bookmarkEnd w:id="35"/>
     </w:p>
     <w:p>
       <w:pPr>
@@ -2643,25 +6773,21 @@
     </w:p>
     <w:p>
       <w:pPr>
-        <w:pStyle w:val="Ttulo2"/>
-        <w:rPr>
-          <w:rFonts w:ascii="Proxima Nova" w:hAnsi="Proxima Nova"/>
-          <w:sz w:val="24"/>
-          <w:szCs w:val="24"/>
-          <w:lang w:val="es-MX"/>
-        </w:rPr>
-      </w:pPr>
-      <w:bookmarkStart w:id="15" w:name="_Toc222859657"/>
-      <w:r>
-        <w:rPr>
-          <w:rFonts w:ascii="Proxima Nova" w:hAnsi="Proxima Nova"/>
-          <w:sz w:val="24"/>
-          <w:szCs w:val="24"/>
+        <w:pStyle w:val="Ttulo3"/>
+        <w:rPr>
+          <w:lang w:val="es-MX"/>
+        </w:rPr>
+      </w:pPr>
+      <w:bookmarkStart w:id="36" w:name="_Toc222859657"/>
+      <w:bookmarkStart w:id="37" w:name="_Toc227703572"/>
+      <w:r>
+        <w:rPr>
           <w:lang w:val="es-MX"/>
         </w:rPr>
         <w:t>Proceso de actualización de inventario</w:t>
       </w:r>
-      <w:bookmarkEnd w:id="15"/>
+      <w:bookmarkEnd w:id="36"/>
+      <w:bookmarkEnd w:id="37"/>
     </w:p>
     <w:p>
       <w:pPr>
@@ -2705,36 +6831,21 @@
     </w:p>
     <w:p>
       <w:pPr>
-        <w:pStyle w:val="Ttulo2"/>
-        <w:rPr>
-          <w:rFonts w:ascii="Proxima Nova" w:hAnsi="Proxima Nova"/>
-          <w:sz w:val="24"/>
-          <w:szCs w:val="24"/>
-          <w:lang w:val="es-MX"/>
-        </w:rPr>
-      </w:pPr>
-      <w:bookmarkStart w:id="16" w:name="_Toc222859658"/>
-      <w:r>
-        <w:rPr>
-          <w:rFonts w:ascii="Proxima Nova" w:hAnsi="Proxima Nova"/>
-          <w:sz w:val="24"/>
-          <w:szCs w:val="24"/>
-          <w:lang w:val="es-MX"/>
-        </w:rPr>
-        <w:t xml:space="preserve">Proceso de generación de </w:t>
-      </w:r>
-      <w:proofErr w:type="gramStart"/>
-      <w:r>
-        <w:rPr>
-          <w:rFonts w:ascii="Proxima Nova" w:hAnsi="Proxima Nova"/>
-          <w:sz w:val="24"/>
-          <w:szCs w:val="24"/>
-          <w:lang w:val="es-MX"/>
-        </w:rPr>
-        <w:t>ticket</w:t>
-      </w:r>
-      <w:bookmarkEnd w:id="16"/>
-      <w:proofErr w:type="gramEnd"/>
+        <w:pStyle w:val="Ttulo3"/>
+        <w:rPr>
+          <w:lang w:val="es-MX"/>
+        </w:rPr>
+      </w:pPr>
+      <w:bookmarkStart w:id="38" w:name="_Toc222859658"/>
+      <w:bookmarkStart w:id="39" w:name="_Toc227703573"/>
+      <w:r>
+        <w:rPr>
+          <w:lang w:val="es-MX"/>
+        </w:rPr>
+        <w:t>Proceso de generación de ticket</w:t>
+      </w:r>
+      <w:bookmarkEnd w:id="38"/>
+      <w:bookmarkEnd w:id="39"/>
     </w:p>
     <w:p>
       <w:pPr>
@@ -2773,6 +6884,7 @@
           <w:rFonts w:ascii="Proxima Nova" w:hAnsi="Proxima Nova" w:cs="Arial"/>
           <w:lang w:val="es-MX"/>
         </w:rPr>
+        <w:lastRenderedPageBreak/>
         <w:t>Generar comprobante.</w:t>
       </w:r>
     </w:p>
@@ -2793,46 +6905,26 @@
           <w:rFonts w:ascii="Proxima Nova" w:hAnsi="Proxima Nova" w:cs="Arial"/>
           <w:lang w:val="es-MX"/>
         </w:rPr>
-        <w:t xml:space="preserve">Mostrar o imprimir </w:t>
-      </w:r>
-      <w:proofErr w:type="gramStart"/>
-      <w:r>
-        <w:rPr>
-          <w:rFonts w:ascii="Proxima Nova" w:hAnsi="Proxima Nova" w:cs="Arial"/>
-          <w:lang w:val="es-MX"/>
-        </w:rPr>
-        <w:t>ticket</w:t>
-      </w:r>
-      <w:proofErr w:type="gramEnd"/>
-      <w:r>
-        <w:rPr>
-          <w:rFonts w:ascii="Proxima Nova" w:hAnsi="Proxima Nova" w:cs="Arial"/>
-          <w:lang w:val="es-MX"/>
-        </w:rPr>
-        <w:t>.</w:t>
-      </w:r>
-    </w:p>
-    <w:p>
-      <w:pPr>
-        <w:pStyle w:val="Ttulo2"/>
-        <w:rPr>
-          <w:rFonts w:ascii="Proxima Nova" w:hAnsi="Proxima Nova"/>
-          <w:sz w:val="24"/>
-          <w:szCs w:val="24"/>
-          <w:lang w:val="es-MX"/>
-        </w:rPr>
-      </w:pPr>
-      <w:bookmarkStart w:id="17" w:name="_Toc222859659"/>
-      <w:r>
-        <w:rPr>
-          <w:rFonts w:ascii="Proxima Nova" w:hAnsi="Proxima Nova"/>
-          <w:sz w:val="24"/>
-          <w:szCs w:val="24"/>
+        <w:t>Mostrar o imprimir ticket.</w:t>
+      </w:r>
+    </w:p>
+    <w:p>
+      <w:pPr>
+        <w:pStyle w:val="Ttulo3"/>
+        <w:rPr>
+          <w:lang w:val="es-MX"/>
+        </w:rPr>
+      </w:pPr>
+      <w:bookmarkStart w:id="40" w:name="_Toc222859659"/>
+      <w:bookmarkStart w:id="41" w:name="_Toc227703574"/>
+      <w:r>
+        <w:rPr>
           <w:lang w:val="es-MX"/>
         </w:rPr>
         <w:t>Proceso de gestión de productos</w:t>
       </w:r>
-      <w:bookmarkEnd w:id="17"/>
+      <w:bookmarkEnd w:id="40"/>
+      <w:bookmarkEnd w:id="41"/>
     </w:p>
     <w:p>
       <w:pPr>
@@ -2896,26 +6988,21 @@
     </w:p>
     <w:p>
       <w:pPr>
-        <w:pStyle w:val="Ttulo2"/>
-        <w:rPr>
-          <w:rFonts w:ascii="Proxima Nova" w:hAnsi="Proxima Nova"/>
-          <w:sz w:val="24"/>
-          <w:szCs w:val="24"/>
-          <w:lang w:val="es-MX"/>
-        </w:rPr>
-      </w:pPr>
-      <w:bookmarkStart w:id="18" w:name="_Toc222859660"/>
-      <w:r>
-        <w:rPr>
-          <w:rFonts w:ascii="Proxima Nova" w:hAnsi="Proxima Nova"/>
-          <w:sz w:val="24"/>
-          <w:szCs w:val="24"/>
-          <w:lang w:val="es-MX"/>
-        </w:rPr>
-        <w:lastRenderedPageBreak/>
+        <w:pStyle w:val="Ttulo3"/>
+        <w:rPr>
+          <w:lang w:val="es-MX"/>
+        </w:rPr>
+      </w:pPr>
+      <w:bookmarkStart w:id="42" w:name="_Toc222859660"/>
+      <w:bookmarkStart w:id="43" w:name="_Toc227703575"/>
+      <w:r>
+        <w:rPr>
+          <w:lang w:val="es-MX"/>
+        </w:rPr>
         <w:t>Proceso de generación de reportes</w:t>
       </w:r>
-      <w:bookmarkEnd w:id="18"/>
+      <w:bookmarkEnd w:id="42"/>
+      <w:bookmarkEnd w:id="43"/>
     </w:p>
     <w:p>
       <w:pPr>
@@ -2980,50 +7067,25 @@
     <w:p>
       <w:pPr>
         <w:pStyle w:val="Ttulo1"/>
-        <w:rPr>
-          <w:rFonts w:ascii="Proxima Nova" w:hAnsi="Proxima Nova"/>
-          <w:b/>
-          <w:bCs/>
-          <w:sz w:val="24"/>
-          <w:szCs w:val="24"/>
-          <w:lang w:val="es-MX"/>
-        </w:rPr>
-      </w:pPr>
-      <w:bookmarkStart w:id="19" w:name="_Toc222859661"/>
-      <w:r>
-        <w:rPr>
-          <w:rFonts w:ascii="Proxima Nova" w:hAnsi="Proxima Nova"/>
-          <w:b/>
-          <w:bCs/>
-          <w:sz w:val="28"/>
-          <w:szCs w:val="28"/>
-          <w:lang w:val="es-MX"/>
-        </w:rPr>
+      </w:pPr>
+      <w:bookmarkStart w:id="44" w:name="_Toc227703576"/>
+      <w:r>
         <w:t>Diferencia entre actividades funcionales y restricciones del sistema</w:t>
       </w:r>
-      <w:bookmarkEnd w:id="19"/>
+      <w:bookmarkEnd w:id="44"/>
     </w:p>
     <w:p>
       <w:pPr>
         <w:pStyle w:val="Ttulo2"/>
-        <w:rPr>
-          <w:rFonts w:ascii="Proxima Nova" w:hAnsi="Proxima Nova"/>
-          <w:sz w:val="24"/>
-          <w:szCs w:val="24"/>
-          <w:lang w:val="es-MX"/>
-        </w:rPr>
-      </w:pPr>
-      <w:bookmarkStart w:id="20" w:name="_Toc222859662"/>
-      <w:r>
-        <w:rPr>
-          <w:rFonts w:ascii="Proxima Nova" w:hAnsi="Proxima Nova"/>
-          <w:sz w:val="24"/>
-          <w:szCs w:val="24"/>
-          <w:lang w:val="es-MX"/>
-        </w:rPr>
-        <w:t xml:space="preserve">Actividades funcionales </w:t>
-      </w:r>
-      <w:bookmarkEnd w:id="20"/>
+      </w:pPr>
+      <w:bookmarkStart w:id="45" w:name="_Toc227703577"/>
+      <w:r>
+        <w:t>Actividades funcionales</w:t>
+      </w:r>
+      <w:bookmarkEnd w:id="45"/>
+      <w:r>
+        <w:t xml:space="preserve"> </w:t>
+      </w:r>
     </w:p>
     <w:p>
       <w:pPr>
@@ -3078,23 +7140,7 @@
           <w:rFonts w:ascii="Proxima Nova" w:hAnsi="Proxima Nova" w:cs="Arial"/>
           <w:lang w:val="es-MX"/>
         </w:rPr>
-        <w:t xml:space="preserve">Generar </w:t>
-      </w:r>
-      <w:proofErr w:type="gramStart"/>
-      <w:r>
-        <w:rPr>
-          <w:rFonts w:ascii="Proxima Nova" w:hAnsi="Proxima Nova" w:cs="Arial"/>
-          <w:lang w:val="es-MX"/>
-        </w:rPr>
-        <w:t>tickets</w:t>
-      </w:r>
-      <w:proofErr w:type="gramEnd"/>
-      <w:r>
-        <w:rPr>
-          <w:rFonts w:ascii="Proxima Nova" w:hAnsi="Proxima Nova" w:cs="Arial"/>
-          <w:lang w:val="es-MX"/>
-        </w:rPr>
-        <w:t>.</w:t>
+        <w:t>Generar tickets.</w:t>
       </w:r>
     </w:p>
     <w:p>
@@ -3200,24 +7246,12 @@
     <w:p>
       <w:pPr>
         <w:pStyle w:val="Ttulo2"/>
-        <w:rPr>
-          <w:rFonts w:ascii="Proxima Nova" w:hAnsi="Proxima Nova"/>
-          <w:sz w:val="24"/>
-          <w:szCs w:val="24"/>
-          <w:lang w:val="es-MX"/>
-        </w:rPr>
-      </w:pPr>
-      <w:bookmarkStart w:id="21" w:name="_Toc222859663"/>
-      <w:r>
-        <w:rPr>
-          <w:rFonts w:ascii="Proxima Nova" w:hAnsi="Proxima Nova"/>
-          <w:sz w:val="24"/>
-          <w:szCs w:val="24"/>
-          <w:lang w:val="es-MX"/>
-        </w:rPr>
+      </w:pPr>
+      <w:bookmarkStart w:id="46" w:name="_Toc227703578"/>
+      <w:r>
         <w:t>Restricciones o reglas del sistema</w:t>
       </w:r>
-      <w:bookmarkEnd w:id="21"/>
+      <w:bookmarkEnd w:id="46"/>
     </w:p>
     <w:p>
       <w:pPr>
@@ -3372,6 +7406,7 @@
           <w:rFonts w:ascii="Proxima Nova" w:hAnsi="Proxima Nova" w:cs="Arial"/>
           <w:lang w:val="es-MX"/>
         </w:rPr>
+        <w:lastRenderedPageBreak/>
         <w:t>Cada venta debe registrarse obligatoriamente.</w:t>
       </w:r>
     </w:p>
@@ -3401,7 +7436,8 @@
           <w:lang w:val="es-MX"/>
         </w:rPr>
       </w:pPr>
-      <w:bookmarkStart w:id="22" w:name="_Toc222859664"/>
+      <w:bookmarkStart w:id="47" w:name="_Toc222859664"/>
+      <w:bookmarkStart w:id="48" w:name="_Toc227703579"/>
       <w:r>
         <w:rPr>
           <w:rFonts w:ascii="Proxima Nova" w:hAnsi="Proxima Nova"/>
@@ -3411,7 +7447,8 @@
         </w:rPr>
         <w:t>Restricciones técnicas</w:t>
       </w:r>
-      <w:bookmarkEnd w:id="22"/>
+      <w:bookmarkEnd w:id="47"/>
+      <w:bookmarkEnd w:id="48"/>
     </w:p>
     <w:p>
       <w:pPr>
@@ -3483,7 +7520,8 @@
           <w:lang w:val="es-MX"/>
         </w:rPr>
       </w:pPr>
-      <w:bookmarkStart w:id="23" w:name="_Toc222859665"/>
+      <w:bookmarkStart w:id="49" w:name="_Toc222859665"/>
+      <w:bookmarkStart w:id="50" w:name="_Toc227703580"/>
       <w:r>
         <w:rPr>
           <w:rFonts w:ascii="Proxima Nova" w:hAnsi="Proxima Nova"/>
@@ -3491,10 +7529,10 @@
           <w:szCs w:val="24"/>
           <w:lang w:val="es-MX"/>
         </w:rPr>
-        <w:lastRenderedPageBreak/>
         <w:t>Restricciones de seguridad</w:t>
       </w:r>
-      <w:bookmarkEnd w:id="23"/>
+      <w:bookmarkEnd w:id="49"/>
+      <w:bookmarkEnd w:id="50"/>
     </w:p>
     <w:p>
       <w:pPr>
@@ -3540,9 +7578,12 @@
       <w:pPr>
         <w:pStyle w:val="Ttulo1"/>
       </w:pPr>
-      <w:r>
+      <w:bookmarkStart w:id="51" w:name="_Toc227703581"/>
+      <w:r>
+        <w:lastRenderedPageBreak/>
         <w:t>DIAGRAMAS DE CASO DE USO</w:t>
       </w:r>
+      <w:bookmarkEnd w:id="51"/>
     </w:p>
     <w:p>
       <w:pPr>
@@ -3551,12 +7592,14 @@
           <w:tab w:val="left" w:pos="2745"/>
         </w:tabs>
       </w:pPr>
+      <w:bookmarkStart w:id="52" w:name="_Toc227703582"/>
       <w:r>
         <w:t>Cajer</w:t>
       </w:r>
       <w:r>
         <w:t>o</w:t>
       </w:r>
+      <w:bookmarkEnd w:id="52"/>
     </w:p>
     <w:p>
       <w:r>
@@ -3579,7 +7622,7 @@
                     <pic:cNvPicPr/>
                   </pic:nvPicPr>
                   <pic:blipFill>
-                    <a:blip r:embed="rId15"/>
+                    <a:blip r:embed="rId13"/>
                     <a:stretch>
                       <a:fillRect/>
                     </a:stretch>
@@ -3608,10 +7651,12 @@
           <w:tab w:val="left" w:pos="2745"/>
         </w:tabs>
       </w:pPr>
+      <w:bookmarkStart w:id="53" w:name="_Toc227703583"/>
       <w:r>
         <w:lastRenderedPageBreak/>
         <w:t>Administrador</w:t>
       </w:r>
+      <w:bookmarkEnd w:id="53"/>
     </w:p>
     <w:p>
       <w:r>
@@ -3634,7 +7679,7 @@
                     <pic:cNvPicPr/>
                   </pic:nvPicPr>
                   <pic:blipFill>
-                    <a:blip r:embed="rId16"/>
+                    <a:blip r:embed="rId14"/>
                     <a:stretch>
                       <a:fillRect/>
                     </a:stretch>
@@ -3659,10 +7704,12 @@
       <w:pPr>
         <w:pStyle w:val="Ttulo2"/>
       </w:pPr>
+      <w:bookmarkStart w:id="54" w:name="_Toc227703584"/>
       <w:r>
         <w:lastRenderedPageBreak/>
         <w:t>Cliente</w:t>
       </w:r>
+      <w:bookmarkEnd w:id="54"/>
     </w:p>
     <w:p>
       <w:r>
@@ -3685,7 +7732,7 @@
                     <pic:cNvPicPr/>
                   </pic:nvPicPr>
                   <pic:blipFill>
-                    <a:blip r:embed="rId17"/>
+                    <a:blip r:embed="rId15"/>
                     <a:stretch>
                       <a:fillRect/>
                     </a:stretch>
@@ -3720,12 +7767,14 @@
           <w:lang w:val="es-MX"/>
         </w:rPr>
       </w:pPr>
+      <w:bookmarkStart w:id="55" w:name="_Toc227703585"/>
       <w:r>
         <w:rPr>
           <w:lang w:val="es-MX"/>
         </w:rPr>
         <w:t>Diagrama De Secuencia.</w:t>
       </w:r>
+      <w:bookmarkEnd w:id="55"/>
     </w:p>
     <w:p>
       <w:pPr>
@@ -3741,6 +7790,7 @@
           <w:lang w:val="es-MX"/>
         </w:rPr>
       </w:pPr>
+      <w:bookmarkStart w:id="56" w:name="_Toc227703586"/>
       <w:r>
         <w:rPr>
           <w:lang w:val="es-MX"/>
@@ -3754,6 +7804,7 @@
         </w:rPr>
         <w:t>:</w:t>
       </w:r>
+      <w:bookmarkEnd w:id="56"/>
     </w:p>
     <w:p>
       <w:pPr>
@@ -3762,20 +7813,14 @@
           <w:lang w:val="es-MX"/>
         </w:rPr>
       </w:pPr>
-      <w:r>
-        <w:rPr>
-          <w:lang w:val="es-MX"/>
-        </w:rPr>
-        <w:t xml:space="preserve">Inicio de </w:t>
-      </w:r>
-      <w:proofErr w:type="spellStart"/>
-      <w:r>
-        <w:rPr>
-          <w:lang w:val="es-MX"/>
-        </w:rPr>
-        <w:t>session</w:t>
-      </w:r>
-      <w:proofErr w:type="spellEnd"/>
+      <w:bookmarkStart w:id="57" w:name="_Toc227703587"/>
+      <w:r>
+        <w:rPr>
+          <w:lang w:val="es-MX"/>
+        </w:rPr>
+        <w:t>Inicio de session</w:t>
+      </w:r>
+      <w:bookmarkEnd w:id="57"/>
     </w:p>
     <w:p>
       <w:pPr>
@@ -3806,7 +7851,7 @@
                     <pic:cNvPicPr/>
                   </pic:nvPicPr>
                   <pic:blipFill>
-                    <a:blip r:embed="rId18"/>
+                    <a:blip r:embed="rId16"/>
                     <a:stretch>
                       <a:fillRect/>
                     </a:stretch>
@@ -3835,27 +7880,13 @@
           <w:lang w:val="es-MX"/>
         </w:rPr>
       </w:pPr>
-      <w:proofErr w:type="spellStart"/>
+      <w:bookmarkStart w:id="58" w:name="_Toc227703588"/>
       <w:r>
         <w:rPr>
           <w:lang w:val="en-US"/>
         </w:rPr>
         <w:lastRenderedPageBreak/>
-        <w:t>Cerrar</w:t>
-      </w:r>
-      <w:proofErr w:type="spellEnd"/>
-      <w:r>
-        <w:rPr>
-          <w:lang w:val="en-US"/>
-        </w:rPr>
-        <w:t xml:space="preserve"> </w:t>
-      </w:r>
-      <w:proofErr w:type="spellStart"/>
-      <w:r>
-        <w:rPr>
-          <w:lang w:val="en-US"/>
-        </w:rPr>
-        <w:t>sesi</w:t>
+        <w:t>Cerrar sesi</w:t>
       </w:r>
       <w:r>
         <w:rPr>
@@ -3863,7 +7894,7 @@
         </w:rPr>
         <w:t>ón</w:t>
       </w:r>
-      <w:proofErr w:type="spellEnd"/>
+      <w:bookmarkEnd w:id="58"/>
     </w:p>
     <w:p>
       <w:pPr>
@@ -3892,7 +7923,7 @@
                     <pic:cNvPicPr/>
                   </pic:nvPicPr>
                   <pic:blipFill>
-                    <a:blip r:embed="rId19"/>
+                    <a:blip r:embed="rId17"/>
                     <a:stretch>
                       <a:fillRect/>
                     </a:stretch>
@@ -3920,6 +7951,7 @@
           <w:lang w:val="es-MX"/>
         </w:rPr>
       </w:pPr>
+      <w:bookmarkStart w:id="59" w:name="_Toc227703589"/>
       <w:r>
         <w:rPr>
           <w:lang w:val="es-MX"/>
@@ -3927,6 +7959,7 @@
         <w:lastRenderedPageBreak/>
         <w:t>Administrar Productos (Altas, Modificar, Consulta)</w:t>
       </w:r>
+      <w:bookmarkEnd w:id="59"/>
     </w:p>
     <w:p>
       <w:pPr>
@@ -3955,7 +7988,7 @@
                     <pic:cNvPicPr/>
                   </pic:nvPicPr>
                   <pic:blipFill>
-                    <a:blip r:embed="rId20"/>
+                    <a:blip r:embed="rId18"/>
                     <a:stretch>
                       <a:fillRect/>
                     </a:stretch>
@@ -3983,12 +8016,14 @@
           <w:lang w:val="es-MX"/>
         </w:rPr>
       </w:pPr>
+      <w:bookmarkStart w:id="60" w:name="_Toc227703590"/>
       <w:r>
         <w:rPr>
           <w:lang w:val="es-MX"/>
         </w:rPr>
         <w:t>Administrar Usuarios (Altas, Modificar, Consulta)</w:t>
       </w:r>
+      <w:bookmarkEnd w:id="60"/>
     </w:p>
     <w:p>
       <w:pPr>
@@ -4017,7 +8052,7 @@
                     <pic:cNvPicPr/>
                   </pic:nvPicPr>
                   <pic:blipFill>
-                    <a:blip r:embed="rId21"/>
+                    <a:blip r:embed="rId19"/>
                     <a:stretch>
                       <a:fillRect/>
                     </a:stretch>
@@ -4045,6 +8080,7 @@
           <w:lang w:val="es-MX"/>
         </w:rPr>
       </w:pPr>
+      <w:bookmarkStart w:id="61" w:name="_Toc227703591"/>
       <w:r>
         <w:rPr>
           <w:lang w:val="es-MX"/>
@@ -4052,6 +8088,7 @@
         <w:lastRenderedPageBreak/>
         <w:t>Consulta de reportes</w:t>
       </w:r>
+      <w:bookmarkEnd w:id="61"/>
     </w:p>
     <w:p>
       <w:pPr>
@@ -4080,7 +8117,7 @@
                     <pic:cNvPicPr/>
                   </pic:nvPicPr>
                   <pic:blipFill>
-                    <a:blip r:embed="rId22"/>
+                    <a:blip r:embed="rId20"/>
                     <a:stretch>
                       <a:fillRect/>
                     </a:stretch>
@@ -4108,12 +8145,14 @@
           <w:lang w:val="es-MX"/>
         </w:rPr>
       </w:pPr>
+      <w:bookmarkStart w:id="62" w:name="_Toc227703592"/>
       <w:r>
         <w:rPr>
           <w:lang w:val="es-MX"/>
         </w:rPr>
         <w:t>Administrar Inventario (Altas, Modificar, Consultar)</w:t>
       </w:r>
+      <w:bookmarkEnd w:id="62"/>
     </w:p>
     <w:p>
       <w:pPr>
@@ -4142,7 +8181,7 @@
                     <pic:cNvPicPr/>
                   </pic:nvPicPr>
                   <pic:blipFill>
-                    <a:blip r:embed="rId23"/>
+                    <a:blip r:embed="rId21"/>
                     <a:stretch>
                       <a:fillRect/>
                     </a:stretch>
@@ -4170,6 +8209,7 @@
           <w:lang w:val="es-MX"/>
         </w:rPr>
       </w:pPr>
+      <w:bookmarkStart w:id="63" w:name="_Toc227703593"/>
       <w:r>
         <w:rPr>
           <w:lang w:val="es-MX"/>
@@ -4177,6 +8217,7 @@
         <w:lastRenderedPageBreak/>
         <w:t>Administrar Clientes (Altas, Modificar, Consultar)</w:t>
       </w:r>
+      <w:bookmarkEnd w:id="63"/>
     </w:p>
     <w:p>
       <w:pPr>
@@ -4205,7 +8246,7 @@
                     <pic:cNvPicPr/>
                   </pic:nvPicPr>
                   <pic:blipFill>
-                    <a:blip r:embed="rId24"/>
+                    <a:blip r:embed="rId22"/>
                     <a:stretch>
                       <a:fillRect/>
                     </a:stretch>
@@ -4233,12 +8274,14 @@
           <w:lang w:val="es-MX"/>
         </w:rPr>
       </w:pPr>
+      <w:bookmarkStart w:id="64" w:name="_Toc227703594"/>
       <w:r>
         <w:rPr>
           <w:lang w:val="es-MX"/>
         </w:rPr>
         <w:t>Cajero</w:t>
       </w:r>
+      <w:bookmarkEnd w:id="64"/>
     </w:p>
     <w:p>
       <w:pPr>
@@ -4247,6 +8290,7 @@
           <w:lang w:val="es-MX"/>
         </w:rPr>
       </w:pPr>
+      <w:bookmarkStart w:id="65" w:name="_Toc227703595"/>
       <w:r>
         <w:rPr>
           <w:lang w:val="es-MX"/>
@@ -4259,6 +8303,7 @@
         </w:rPr>
         <w:t>sesión</w:t>
       </w:r>
+      <w:bookmarkEnd w:id="65"/>
     </w:p>
     <w:p>
       <w:pPr>
@@ -4267,12 +8312,14 @@
           <w:lang w:val="es-MX"/>
         </w:rPr>
       </w:pPr>
+      <w:bookmarkStart w:id="66" w:name="_Toc227703596"/>
       <w:r>
         <w:rPr>
           <w:lang w:val="es-MX"/>
         </w:rPr>
         <w:t>Registrar ventas</w:t>
       </w:r>
+      <w:bookmarkEnd w:id="66"/>
     </w:p>
     <w:p>
       <w:pPr>
@@ -4281,12 +8328,14 @@
           <w:lang w:val="es-MX"/>
         </w:rPr>
       </w:pPr>
+      <w:bookmarkStart w:id="67" w:name="_Toc227703597"/>
       <w:r>
         <w:rPr>
           <w:lang w:val="es-MX"/>
         </w:rPr>
         <w:t>Seleccionar Productos</w:t>
       </w:r>
+      <w:bookmarkEnd w:id="67"/>
     </w:p>
     <w:p>
       <w:pPr>
@@ -4295,12 +8344,14 @@
           <w:lang w:val="es-MX"/>
         </w:rPr>
       </w:pPr>
+      <w:bookmarkStart w:id="68" w:name="_Toc227703598"/>
       <w:r>
         <w:rPr>
           <w:lang w:val="es-MX"/>
         </w:rPr>
         <w:t>Consultar precios de producto</w:t>
       </w:r>
+      <w:bookmarkEnd w:id="68"/>
     </w:p>
     <w:p>
       <w:pPr>
@@ -4309,20 +8360,14 @@
           <w:lang w:val="es-MX"/>
         </w:rPr>
       </w:pPr>
-      <w:r>
-        <w:rPr>
-          <w:lang w:val="es-MX"/>
-        </w:rPr>
-        <w:t xml:space="preserve">Generar </w:t>
-      </w:r>
-      <w:proofErr w:type="gramStart"/>
-      <w:r>
-        <w:rPr>
-          <w:lang w:val="es-MX"/>
-        </w:rPr>
-        <w:t>tickets</w:t>
-      </w:r>
-      <w:proofErr w:type="gramEnd"/>
+      <w:bookmarkStart w:id="69" w:name="_Toc227703599"/>
+      <w:r>
+        <w:rPr>
+          <w:lang w:val="es-MX"/>
+        </w:rPr>
+        <w:t>Generar tickets</w:t>
+      </w:r>
+      <w:bookmarkEnd w:id="69"/>
     </w:p>
     <w:p>
       <w:pPr>
@@ -4331,6 +8376,7 @@
           <w:lang w:val="es-MX"/>
         </w:rPr>
       </w:pPr>
+      <w:bookmarkStart w:id="70" w:name="_Toc227703600"/>
       <w:r>
         <w:rPr>
           <w:lang w:val="es-MX"/>
@@ -4343,6 +8389,7 @@
         </w:rPr>
         <w:t>acciones</w:t>
       </w:r>
+      <w:bookmarkEnd w:id="70"/>
     </w:p>
     <w:p>
       <w:pPr>
@@ -4358,6 +8405,7 @@
           <w:lang w:val="es-MX"/>
         </w:rPr>
       </w:pPr>
+      <w:bookmarkStart w:id="71" w:name="_Toc227703601"/>
       <w:r>
         <w:rPr>
           <w:lang w:val="es-MX"/>
@@ -4365,6 +8413,7 @@
         <w:lastRenderedPageBreak/>
         <w:t>Cliente</w:t>
       </w:r>
+      <w:bookmarkEnd w:id="71"/>
     </w:p>
     <w:p>
       <w:pPr>
@@ -4373,12 +8422,14 @@
           <w:lang w:val="es-MX"/>
         </w:rPr>
       </w:pPr>
+      <w:bookmarkStart w:id="72" w:name="_Toc227703602"/>
       <w:r>
         <w:rPr>
           <w:lang w:val="es-MX"/>
         </w:rPr>
         <w:t>Solicitar la compra del producto</w:t>
       </w:r>
+      <w:bookmarkEnd w:id="72"/>
     </w:p>
     <w:p>
       <w:pPr>
@@ -4387,26 +8438,14 @@
           <w:lang w:val="es-MX"/>
         </w:rPr>
       </w:pPr>
-      <w:r>
-        <w:rPr>
-          <w:lang w:val="es-MX"/>
-        </w:rPr>
-        <w:t xml:space="preserve">Recibir </w:t>
-      </w:r>
-      <w:proofErr w:type="gramStart"/>
-      <w:r>
-        <w:rPr>
-          <w:lang w:val="es-MX"/>
-        </w:rPr>
-        <w:t>ticket</w:t>
-      </w:r>
-      <w:proofErr w:type="gramEnd"/>
-      <w:r>
-        <w:rPr>
-          <w:lang w:val="es-MX"/>
-        </w:rPr>
-        <w:t xml:space="preserve"> de compra</w:t>
-      </w:r>
+      <w:bookmarkStart w:id="73" w:name="_Toc227703603"/>
+      <w:r>
+        <w:rPr>
+          <w:lang w:val="es-MX"/>
+        </w:rPr>
+        <w:t>Recibir ticket de compra</w:t>
+      </w:r>
+      <w:bookmarkEnd w:id="73"/>
     </w:p>
     <w:p>
       <w:pPr>
@@ -4415,6 +8454,7 @@
           <w:lang w:val="es-MX"/>
         </w:rPr>
       </w:pPr>
+      <w:bookmarkStart w:id="74" w:name="_Toc227703604"/>
       <w:r>
         <w:rPr>
           <w:lang w:val="es-MX"/>
@@ -4427,6 +8467,7 @@
         </w:rPr>
         <w:t>el pago del producto</w:t>
       </w:r>
+      <w:bookmarkEnd w:id="74"/>
     </w:p>
     <w:p>
       <w:pPr>
@@ -4435,12 +8476,14 @@
           <w:lang w:val="es-MX"/>
         </w:rPr>
       </w:pPr>
+      <w:bookmarkStart w:id="75" w:name="_Toc227703605"/>
       <w:r>
         <w:rPr>
           <w:lang w:val="es-MX"/>
         </w:rPr>
         <w:t>Añadir productos al carrito</w:t>
       </w:r>
+      <w:bookmarkEnd w:id="75"/>
     </w:p>
     <w:p>
       <w:pPr>
@@ -4449,68 +8492,1978 @@
           <w:lang w:val="es-MX"/>
         </w:rPr>
       </w:pPr>
-      <w:r>
-        <w:rPr>
-          <w:lang w:val="es-MX"/>
-        </w:rPr>
-        <w:t xml:space="preserve">Poder añadir </w:t>
-      </w:r>
-      <w:proofErr w:type="spellStart"/>
-      <w:r>
-        <w:rPr>
-          <w:lang w:val="es-MX"/>
-        </w:rPr>
-        <w:t>tips</w:t>
-      </w:r>
-      <w:proofErr w:type="spellEnd"/>
-      <w:r>
-        <w:rPr>
-          <w:lang w:val="es-MX"/>
-        </w:rPr>
-        <w:t xml:space="preserve"> al </w:t>
-      </w:r>
-      <w:proofErr w:type="gramStart"/>
-      <w:r>
-        <w:rPr>
-          <w:lang w:val="es-MX"/>
-        </w:rPr>
-        <w:t>ticket</w:t>
-      </w:r>
-      <w:proofErr w:type="gramEnd"/>
-    </w:p>
-    <w:p>
-      <w:pPr>
-        <w:rPr>
-          <w:lang w:val="es-MX"/>
-        </w:rPr>
-      </w:pPr>
-    </w:p>
-    <w:p>
-      <w:pPr>
-        <w:rPr>
-          <w:lang w:val="es-MX"/>
-        </w:rPr>
-      </w:pPr>
-      <w:r>
-        <w:rPr>
-          <w:lang w:val="es-MX"/>
-        </w:rPr>
+      <w:bookmarkStart w:id="76" w:name="_Toc227703606"/>
+      <w:r>
+        <w:rPr>
+          <w:lang w:val="es-MX"/>
+        </w:rPr>
+        <w:t>Poder añadir tips al ticket</w:t>
+      </w:r>
+      <w:bookmarkEnd w:id="76"/>
+    </w:p>
+    <w:p>
+      <w:pPr>
+        <w:rPr>
+          <w:lang w:val="es-MX"/>
+        </w:rPr>
+      </w:pPr>
+    </w:p>
+    <w:p>
+      <w:pPr>
+        <w:pStyle w:val="Ttulo2"/>
+      </w:pPr>
+      <w:r>
         <w:t xml:space="preserve"> </w:t>
       </w:r>
+      <w:bookmarkStart w:id="77" w:name="_Toc227703637"/>
+      <w:r>
+        <w:t>Descripción general del sistema</w:t>
+      </w:r>
+      <w:bookmarkEnd w:id="77"/>
+    </w:p>
+    <w:p>
+      <w:pPr>
+        <w:jc w:val="both"/>
+        <w:rPr>
+          <w:sz w:val="24"/>
+          <w:szCs w:val="24"/>
+          <w:lang w:val="es-ES"/>
+        </w:rPr>
+      </w:pPr>
+      <w:r>
+        <w:rPr>
+          <w:sz w:val="24"/>
+          <w:szCs w:val="24"/>
+          <w:lang w:val="es-ES"/>
+        </w:rPr>
+        <w:t>El sistema POS permitirá registrar y gestionar las ventas de un comercio, así como administrar productos, precios y reportes básicos. Está dirigido a pequeños y medianos negocios que requieren automatizar su proceso de ventas de manera eficiente y confiable.</w:t>
+      </w:r>
+    </w:p>
+    <w:p>
+      <w:pPr>
+        <w:jc w:val="both"/>
+        <w:rPr>
+          <w:sz w:val="24"/>
+          <w:szCs w:val="24"/>
+          <w:lang w:val="es-ES"/>
+        </w:rPr>
+      </w:pPr>
+      <w:r>
+        <w:rPr>
+          <w:sz w:val="24"/>
+          <w:szCs w:val="24"/>
+          <w:lang w:val="es-ES"/>
+        </w:rPr>
+        <w:t xml:space="preserve">Es la combinación de software y hardware que ayuda a cobrar, registrar ventas y controlar el negocio. </w:t>
+      </w:r>
+      <w:r>
+        <w:rPr>
+          <w:rStyle w:val="citation-64"/>
+          <w:sz w:val="24"/>
+          <w:szCs w:val="24"/>
+        </w:rPr>
+        <w:t>El objetivo es facilitar el registro de ventas, el control de productos y la generación de reportes, mejorando la organización, precisión y rapidez en las operaciones comerciales</w:t>
+      </w:r>
+      <w:r>
+        <w:rPr>
+          <w:sz w:val="24"/>
+          <w:szCs w:val="24"/>
+        </w:rPr>
+        <w:t>.</w:t>
+      </w:r>
+    </w:p>
+    <w:p>
+      <w:pPr>
+        <w:pStyle w:val="Ttulo2"/>
+      </w:pPr>
+      <w:bookmarkStart w:id="78" w:name="_Toc227703638"/>
+      <w:r>
+        <w:t>Arquitectura Seleccionada</w:t>
+      </w:r>
+      <w:bookmarkEnd w:id="78"/>
+    </w:p>
+    <w:p>
+      <w:pPr>
+        <w:jc w:val="both"/>
+      </w:pPr>
+      <w:r>
+        <w:rPr>
+          <w:b/>
+          <w:bCs/>
+        </w:rPr>
+        <w:t>Arquitectura Monolítica</w:t>
+      </w:r>
+      <w:r>
+        <w:t xml:space="preserve">: </w:t>
+      </w:r>
+      <w:r>
+        <w:t>El sistema se construirá como una aplicación autónoma e integrada donde la capa de presentación (interfaz de usuario), la lógica de negocio y la capa de acceso a datos coexisten dentro de la misma base de código. Dependiendo de la implementación de la base de datos, funcionará de manera local o como un sistema Cliente-Servidor clásico conectándose directamente al gestor de base de datos.</w:t>
+      </w:r>
+    </w:p>
+    <w:p>
+      <w:pPr>
+        <w:pStyle w:val="Ttulo3"/>
+      </w:pPr>
+      <w:bookmarkStart w:id="79" w:name="_Toc227703639"/>
+      <w:r>
+        <w:t>Justificación de la elección</w:t>
+      </w:r>
+      <w:bookmarkEnd w:id="79"/>
+    </w:p>
+    <w:p>
+      <w:pPr>
+        <w:pStyle w:val="NormalWeb"/>
+        <w:numPr>
+          <w:ilvl w:val="0"/>
+          <w:numId w:val="30"/>
+        </w:numPr>
+        <w:rPr>
+          <w:rFonts w:ascii="Arial" w:hAnsi="Arial" w:cs="Arial"/>
+          <w:lang w:val="es-MX"/>
+        </w:rPr>
+      </w:pPr>
+      <w:r>
+        <w:rPr>
+          <w:rStyle w:val="citation-62"/>
+          <w:rFonts w:ascii="Arial" w:hAnsi="Arial" w:cs="Arial"/>
+          <w:b/>
+          <w:bCs/>
+          <w:lang w:val="es-MX"/>
+        </w:rPr>
+        <w:t>Naturaleza del proyecto:</w:t>
+      </w:r>
+      <w:r>
+        <w:rPr>
+          <w:rStyle w:val="citation-62"/>
+          <w:rFonts w:ascii="Arial" w:hAnsi="Arial" w:cs="Arial"/>
+          <w:lang w:val="es-MX"/>
+        </w:rPr>
+        <w:t xml:space="preserve"> Al ser un sistema de tipo transaccional enfocado en una aplicación de escritorio</w:t>
+      </w:r>
+      <w:r>
+        <w:rPr>
+          <w:rFonts w:ascii="Arial" w:hAnsi="Arial" w:cs="Arial"/>
+          <w:lang w:val="es-MX"/>
+        </w:rPr>
+        <w:t>, una arquitectura monolítica es el estándar más eficiente, evitando la sobrecarga innecesaria que tendrían las arquitecturas distribuidas.</w:t>
+      </w:r>
+    </w:p>
+    <w:p>
+      <w:pPr>
+        <w:pStyle w:val="NormalWeb"/>
+        <w:numPr>
+          <w:ilvl w:val="0"/>
+          <w:numId w:val="30"/>
+        </w:numPr>
+        <w:rPr>
+          <w:rFonts w:ascii="Arial" w:hAnsi="Arial" w:cs="Arial"/>
+          <w:lang w:val="es-MX"/>
+        </w:rPr>
+      </w:pPr>
+      <w:r>
+        <w:rPr>
+          <w:rStyle w:val="citation-61"/>
+          <w:rFonts w:ascii="Arial" w:hAnsi="Arial" w:cs="Arial"/>
+          <w:b/>
+          <w:bCs/>
+          <w:lang w:val="es-MX"/>
+        </w:rPr>
+        <w:lastRenderedPageBreak/>
+        <w:t>Herramientas de desarrollo:</w:t>
+      </w:r>
+      <w:r>
+        <w:rPr>
+          <w:rStyle w:val="citation-61"/>
+          <w:rFonts w:ascii="Arial" w:hAnsi="Arial" w:cs="Arial"/>
+          <w:lang w:val="es-MX"/>
+        </w:rPr>
+        <w:t xml:space="preserve"> El uso del lenguaje Java en conjunto con la biblioteca de interfaz gráfica Swing </w:t>
+      </w:r>
+      <w:r>
+        <w:rPr>
+          <w:rFonts w:ascii="Arial" w:hAnsi="Arial" w:cs="Arial"/>
+          <w:lang w:val="es-MX"/>
+        </w:rPr>
+        <w:t>se adapta naturalmente a la creación de ejecutables monolíticos.</w:t>
+      </w:r>
+    </w:p>
+    <w:p>
+      <w:pPr>
+        <w:pStyle w:val="NormalWeb"/>
+        <w:numPr>
+          <w:ilvl w:val="0"/>
+          <w:numId w:val="30"/>
+        </w:numPr>
+        <w:rPr>
+          <w:rFonts w:ascii="Arial" w:hAnsi="Arial" w:cs="Arial"/>
+          <w:lang w:val="es-MX"/>
+        </w:rPr>
+      </w:pPr>
+      <w:r>
+        <w:rPr>
+          <w:rStyle w:val="citation-60"/>
+          <w:rFonts w:ascii="Arial" w:hAnsi="Arial" w:cs="Arial"/>
+          <w:b/>
+          <w:bCs/>
+          <w:lang w:val="es-MX"/>
+        </w:rPr>
+        <w:t>Escalabilidad y usuarios:</w:t>
+      </w:r>
+      <w:r>
+        <w:rPr>
+          <w:rStyle w:val="citation-60"/>
+          <w:rFonts w:ascii="Arial" w:hAnsi="Arial" w:cs="Arial"/>
+          <w:lang w:val="es-MX"/>
+        </w:rPr>
+        <w:t xml:space="preserve"> Está pensado para negocios pequeños y medianos </w:t>
+      </w:r>
+      <w:r>
+        <w:rPr>
+          <w:rStyle w:val="citation-59"/>
+          <w:rFonts w:ascii="Arial" w:hAnsi="Arial" w:cs="Arial"/>
+          <w:lang w:val="es-MX"/>
+        </w:rPr>
+        <w:t>con roles centralizados (cajero, administrador del sistema)</w:t>
+      </w:r>
+      <w:r>
+        <w:rPr>
+          <w:rFonts w:ascii="Arial" w:hAnsi="Arial" w:cs="Arial"/>
+          <w:lang w:val="es-MX"/>
+        </w:rPr>
+        <w:t>. Un monolít</w:t>
+      </w:r>
+      <w:r>
+        <w:rPr>
+          <w:rFonts w:ascii="Arial" w:hAnsi="Arial" w:cs="Arial"/>
+          <w:lang w:val="es-MX"/>
+        </w:rPr>
+        <w:t>ico</w:t>
+      </w:r>
+      <w:r>
+        <w:rPr>
+          <w:rFonts w:ascii="Arial" w:hAnsi="Arial" w:cs="Arial"/>
+          <w:lang w:val="es-MX"/>
+        </w:rPr>
+        <w:t xml:space="preserve"> facilita la instalación y el despliegue directo en los equipos de estos comercios.</w:t>
+      </w:r>
+    </w:p>
+    <w:p>
+      <w:pPr>
+        <w:pStyle w:val="NormalWeb"/>
+        <w:numPr>
+          <w:ilvl w:val="0"/>
+          <w:numId w:val="30"/>
+        </w:numPr>
+        <w:rPr>
+          <w:rFonts w:ascii="Arial" w:hAnsi="Arial" w:cs="Arial"/>
+          <w:lang w:val="es-MX"/>
+        </w:rPr>
+      </w:pPr>
+      <w:r>
+        <w:rPr>
+          <w:rStyle w:val="citation-58"/>
+          <w:rFonts w:ascii="Arial" w:hAnsi="Arial" w:cs="Arial"/>
+          <w:b/>
+          <w:bCs/>
+          <w:lang w:val="es-MX"/>
+        </w:rPr>
+        <w:t>Gestión de la información:</w:t>
+      </w:r>
+      <w:r>
+        <w:rPr>
+          <w:rStyle w:val="citation-58"/>
+          <w:rFonts w:ascii="Arial" w:hAnsi="Arial" w:cs="Arial"/>
+          <w:lang w:val="es-MX"/>
+        </w:rPr>
+        <w:t xml:space="preserve"> La integración con una base de datos, ya sea local (SQLite) o remota (MySQL) </w:t>
+      </w:r>
+      <w:r>
+        <w:rPr>
+          <w:rStyle w:val="citation-57"/>
+          <w:rFonts w:ascii="Arial" w:hAnsi="Arial" w:cs="Arial"/>
+          <w:lang w:val="es-MX"/>
+        </w:rPr>
+        <w:t>, es directa y robusta dentro de esta arquitectura, permitiendo un manejo rápido para el registro de ventas y el control básico de inventario</w:t>
+      </w:r>
     </w:p>
     <w:p>
       <w:pPr>
         <w:pStyle w:val="Ttulo1"/>
         <w:rPr>
-          <w:lang w:val="es-MX"/>
-        </w:rPr>
-      </w:pPr>
-      <w:r>
-        <w:rPr>
-          <w:lang w:val="es-MX"/>
-        </w:rPr>
+          <w:rFonts w:ascii="Proxima Nova" w:hAnsi="Proxima Nova"/>
+          <w:b/>
+          <w:bCs/>
+          <w:sz w:val="28"/>
+          <w:szCs w:val="28"/>
+          <w:lang w:val="es-MX"/>
+        </w:rPr>
+      </w:pPr>
+      <w:bookmarkStart w:id="80" w:name="_Toc227703684"/>
+      <w:r>
+        <w:rPr>
+          <w:rFonts w:ascii="Proxima Nova" w:hAnsi="Proxima Nova"/>
+          <w:b/>
+          <w:bCs/>
+          <w:sz w:val="28"/>
+          <w:szCs w:val="28"/>
+          <w:lang w:val="es-MX"/>
+        </w:rPr>
+        <w:t>Consultas Solicitadas por el Profesor:</w:t>
+      </w:r>
+      <w:bookmarkEnd w:id="80"/>
+    </w:p>
+    <w:p>
+      <w:pPr>
+        <w:rPr>
+          <w:lang w:val="es-MX"/>
+        </w:rPr>
+      </w:pPr>
+    </w:p>
+    <w:p>
+      <w:pPr>
+        <w:pStyle w:val="Prrafodelista"/>
+        <w:numPr>
+          <w:ilvl w:val="0"/>
+          <w:numId w:val="31"/>
+        </w:numPr>
+        <w:rPr>
+          <w:sz w:val="24"/>
+          <w:szCs w:val="24"/>
+          <w:lang w:val="es-MX"/>
+        </w:rPr>
+      </w:pPr>
+      <w:r>
+        <w:rPr>
+          <w:sz w:val="24"/>
+          <w:szCs w:val="24"/>
+          <w:lang w:val="es-MX"/>
+        </w:rPr>
+        <w:t>CONSULTA TODOS LOS USUARIOS Y QUE TIPO DE USUARIO SON</w:t>
+      </w:r>
+    </w:p>
+    <w:p>
+      <w:pPr>
+        <w:pStyle w:val="Prrafodelista"/>
+        <w:numPr>
+          <w:ilvl w:val="0"/>
+          <w:numId w:val="31"/>
+        </w:numPr>
+        <w:rPr>
+          <w:sz w:val="24"/>
+          <w:szCs w:val="24"/>
+          <w:lang w:val="es-MX"/>
+        </w:rPr>
+      </w:pPr>
+      <w:r>
+        <w:rPr>
+          <w:sz w:val="24"/>
+          <w:szCs w:val="24"/>
+          <w:lang w:val="es-MX"/>
+        </w:rPr>
+        <w:t>CONSULTA TODOS LOS PRODUCTOS</w:t>
+      </w:r>
+    </w:p>
+    <w:p>
+      <w:pPr>
+        <w:pStyle w:val="Prrafodelista"/>
+        <w:numPr>
+          <w:ilvl w:val="0"/>
+          <w:numId w:val="31"/>
+        </w:numPr>
+        <w:rPr>
+          <w:sz w:val="24"/>
+          <w:szCs w:val="24"/>
+          <w:lang w:val="es-MX"/>
+        </w:rPr>
+      </w:pPr>
+      <w:r>
+        <w:rPr>
+          <w:sz w:val="24"/>
+          <w:szCs w:val="24"/>
+          <w:lang w:val="es-MX"/>
+        </w:rPr>
+        <w:t>CONSULTA TODOS LOS DETALLES DE VENTA Y QUE PRODUCTOS CORRESPONDEN AL DETALLE DE LA VENTA</w:t>
+      </w:r>
+    </w:p>
+    <w:p>
+      <w:pPr>
+        <w:pStyle w:val="Prrafodelista"/>
+        <w:numPr>
+          <w:ilvl w:val="0"/>
+          <w:numId w:val="31"/>
+        </w:numPr>
+        <w:rPr>
+          <w:sz w:val="24"/>
+          <w:szCs w:val="24"/>
+          <w:lang w:val="es-MX"/>
+        </w:rPr>
+      </w:pPr>
+      <w:r>
+        <w:rPr>
+          <w:sz w:val="24"/>
+          <w:szCs w:val="24"/>
+          <w:lang w:val="es-MX"/>
+        </w:rPr>
+        <w:t>CONSULTA TODAS LAS VENTAS QUE CORRESPONDEN A UN CLIENTE EN PARTICULAR Y QUE CAJERO LO ATENDIO</w:t>
+      </w:r>
+    </w:p>
+    <w:p>
+      <w:pPr>
+        <w:pStyle w:val="Prrafodelista"/>
+        <w:numPr>
+          <w:ilvl w:val="0"/>
+          <w:numId w:val="31"/>
+        </w:numPr>
+        <w:rPr>
+          <w:sz w:val="24"/>
+          <w:szCs w:val="24"/>
+          <w:lang w:val="es-MX"/>
+        </w:rPr>
+      </w:pPr>
+      <w:r>
+        <w:rPr>
+          <w:sz w:val="24"/>
+          <w:szCs w:val="24"/>
+          <w:lang w:val="es-MX"/>
+        </w:rPr>
+        <w:t>CONSULTA TODOS LOS CLIENTES QUE FUERON ATENDIDOS POR UN CAJERO</w:t>
+      </w:r>
+    </w:p>
+    <w:p>
+      <w:pPr>
+        <w:pStyle w:val="Ttulo1"/>
+        <w:numPr>
+          <w:ilvl w:val="0"/>
+          <w:numId w:val="32"/>
+        </w:numPr>
+        <w:rPr>
+          <w:rFonts w:ascii="Proxima Nova" w:hAnsi="Proxima Nova"/>
+          <w:b/>
+          <w:bCs/>
+          <w:sz w:val="28"/>
+          <w:szCs w:val="28"/>
+          <w:lang w:val="es-MX"/>
+        </w:rPr>
+      </w:pPr>
+      <w:bookmarkStart w:id="81" w:name="_Toc227703685"/>
+      <w:r>
+        <w:rPr>
+          <w:rFonts w:ascii="Proxima Nova" w:hAnsi="Proxima Nova"/>
+          <w:b/>
+          <w:bCs/>
+          <w:sz w:val="28"/>
+          <w:szCs w:val="28"/>
+          <w:lang w:val="es-MX"/>
+        </w:rPr>
+        <w:t>Consulta todos los usuarios y que tipo de usuario son.</w:t>
+      </w:r>
+      <w:bookmarkEnd w:id="81"/>
+    </w:p>
+    <w:p>
+      <w:pPr>
+        <w:ind w:left="720"/>
+        <w:rPr>
+          <w:sz w:val="24"/>
+          <w:szCs w:val="24"/>
+          <w:lang w:val="es-MX"/>
+        </w:rPr>
+      </w:pPr>
+      <w:r>
+        <w:rPr>
+          <w:sz w:val="24"/>
+          <w:szCs w:val="24"/>
+          <w:lang w:val="es-MX"/>
+        </w:rPr>
+        <w:t>Sentencia / Comando utilizada/o:</w:t>
+      </w:r>
+    </w:p>
+    <w:p>
+      <w:pPr>
+        <w:ind w:left="720"/>
+        <w:rPr>
+          <w:sz w:val="24"/>
+          <w:szCs w:val="24"/>
+        </w:rPr>
+      </w:pPr>
+      <w:hyperlink r:id="rId23" w:tgtFrame="mysql_doc" w:history="1">
+        <w:r>
+          <w:rPr>
+            <w:rStyle w:val="Hipervnculo"/>
+            <w:color w:val="auto"/>
+            <w:sz w:val="24"/>
+            <w:szCs w:val="24"/>
+            <w:u w:val="none"/>
+          </w:rPr>
+          <w:t>SELECT</w:t>
+        </w:r>
+      </w:hyperlink>
+      <w:r>
+        <w:rPr>
+          <w:sz w:val="24"/>
+          <w:szCs w:val="24"/>
+        </w:rPr>
+        <w:t> Usuario.Nombre, tipousuario.NombreTipo </w:t>
+      </w:r>
+    </w:p>
+    <w:p>
+      <w:pPr>
+        <w:ind w:left="720"/>
+        <w:rPr>
+          <w:sz w:val="24"/>
+          <w:szCs w:val="24"/>
+        </w:rPr>
+      </w:pPr>
+      <w:r>
+        <w:rPr>
+          <w:sz w:val="24"/>
+          <w:szCs w:val="24"/>
+        </w:rPr>
+        <w:t>from Usuario INNER JOIN tipousuario </w:t>
+      </w:r>
+    </w:p>
+    <w:p>
+      <w:pPr>
+        <w:ind w:left="720"/>
+        <w:rPr>
+          <w:sz w:val="24"/>
+          <w:szCs w:val="24"/>
+        </w:rPr>
+      </w:pPr>
+      <w:r>
+        <w:rPr>
+          <w:sz w:val="24"/>
+          <w:szCs w:val="24"/>
+        </w:rPr>
+        <w:t>ON Usuario.idTipoUsuario=tipousuario.idTipoUsuario;</w:t>
+      </w:r>
+    </w:p>
+    <w:p>
+      <w:pPr>
+        <w:ind w:firstLine="720"/>
+        <w:rPr>
+          <w:rFonts w:ascii="Proxima Nova" w:hAnsi="Proxima Nova"/>
+          <w:b/>
+          <w:bCs/>
+          <w:sz w:val="28"/>
+          <w:szCs w:val="28"/>
+          <w:lang w:val="es-MX"/>
+        </w:rPr>
+      </w:pPr>
+    </w:p>
+    <w:p>
+      <w:pPr>
+        <w:ind w:firstLine="720"/>
+        <w:rPr>
+          <w:rFonts w:ascii="Proxima Nova" w:hAnsi="Proxima Nova"/>
+          <w:b/>
+          <w:bCs/>
+          <w:sz w:val="28"/>
+          <w:szCs w:val="28"/>
+          <w:lang w:val="es-MX"/>
+        </w:rPr>
+      </w:pPr>
+    </w:p>
+    <w:p>
+      <w:pPr>
+        <w:ind w:firstLine="720"/>
+        <w:rPr>
+          <w:rFonts w:ascii="Proxima Nova" w:hAnsi="Proxima Nova"/>
+          <w:b/>
+          <w:bCs/>
+          <w:sz w:val="28"/>
+          <w:szCs w:val="28"/>
+          <w:lang w:val="es-MX"/>
+        </w:rPr>
+      </w:pPr>
+    </w:p>
+    <w:p>
+      <w:pPr>
+        <w:ind w:firstLine="720"/>
+        <w:rPr>
+          <w:rFonts w:ascii="Proxima Nova" w:hAnsi="Proxima Nova"/>
+          <w:b/>
+          <w:bCs/>
+          <w:sz w:val="28"/>
+          <w:szCs w:val="28"/>
+          <w:lang w:val="es-MX"/>
+        </w:rPr>
+      </w:pPr>
+    </w:p>
+    <w:p>
+      <w:pPr>
+        <w:ind w:firstLine="720"/>
+        <w:rPr>
+          <w:rFonts w:ascii="Proxima Nova" w:hAnsi="Proxima Nova"/>
+          <w:b/>
+          <w:bCs/>
+          <w:sz w:val="28"/>
+          <w:szCs w:val="28"/>
+          <w:lang w:val="es-MX"/>
+        </w:rPr>
+      </w:pPr>
+    </w:p>
+    <w:p>
+      <w:pPr>
+        <w:ind w:firstLine="720"/>
+        <w:rPr>
+          <w:rFonts w:ascii="Proxima Nova" w:hAnsi="Proxima Nova"/>
+          <w:b/>
+          <w:bCs/>
+          <w:sz w:val="28"/>
+          <w:szCs w:val="28"/>
+          <w:lang w:val="es-MX"/>
+        </w:rPr>
+      </w:pPr>
+    </w:p>
+    <w:p>
+      <w:pPr>
+        <w:ind w:firstLine="720"/>
+        <w:rPr>
+          <w:rFonts w:ascii="Proxima Nova" w:hAnsi="Proxima Nova"/>
+          <w:b/>
+          <w:bCs/>
+          <w:sz w:val="28"/>
+          <w:szCs w:val="28"/>
+          <w:lang w:val="es-MX"/>
+        </w:rPr>
+      </w:pPr>
+    </w:p>
+    <w:p>
+      <w:pPr>
+        <w:ind w:firstLine="720"/>
+        <w:rPr>
+          <w:rFonts w:ascii="Proxima Nova" w:hAnsi="Proxima Nova"/>
+          <w:b/>
+          <w:bCs/>
+          <w:sz w:val="28"/>
+          <w:szCs w:val="28"/>
+          <w:lang w:val="es-MX"/>
+        </w:rPr>
+      </w:pPr>
+    </w:p>
+    <w:p>
+      <w:pPr>
+        <w:ind w:firstLine="720"/>
+        <w:rPr>
+          <w:rFonts w:ascii="Proxima Nova" w:hAnsi="Proxima Nova"/>
+          <w:b/>
+          <w:bCs/>
+          <w:sz w:val="28"/>
+          <w:szCs w:val="28"/>
+          <w:lang w:val="es-MX"/>
+        </w:rPr>
+      </w:pPr>
+    </w:p>
+    <w:p>
+      <w:pPr>
+        <w:ind w:firstLine="720"/>
+        <w:rPr>
+          <w:rFonts w:ascii="Proxima Nova" w:hAnsi="Proxima Nova"/>
+          <w:b/>
+          <w:bCs/>
+          <w:sz w:val="28"/>
+          <w:szCs w:val="28"/>
+          <w:lang w:val="es-MX"/>
+        </w:rPr>
+      </w:pPr>
+    </w:p>
+    <w:p>
+      <w:pPr>
+        <w:ind w:firstLine="720"/>
+        <w:rPr>
+          <w:rFonts w:ascii="Proxima Nova" w:hAnsi="Proxima Nova"/>
+          <w:b/>
+          <w:bCs/>
+          <w:sz w:val="28"/>
+          <w:szCs w:val="28"/>
+          <w:lang w:val="es-MX"/>
+        </w:rPr>
+      </w:pPr>
+      <w:r>
+        <w:rPr>
+          <w:rFonts w:ascii="Proxima Nova" w:hAnsi="Proxima Nova"/>
+          <w:b/>
+          <w:bCs/>
+          <w:sz w:val="28"/>
+          <w:szCs w:val="28"/>
+          <w:lang w:val="es-MX"/>
+        </w:rPr>
+        <w:lastRenderedPageBreak/>
+        <w:t>Resultado:</w:t>
+      </w:r>
+    </w:p>
+    <w:p>
+      <w:pPr>
+        <w:ind w:firstLine="720"/>
+        <w:rPr>
+          <w:sz w:val="24"/>
+          <w:szCs w:val="24"/>
+        </w:rPr>
+      </w:pPr>
+      <w:r>
+        <w:rPr>
+          <w:noProof/>
+          <w:sz w:val="24"/>
+          <w:szCs w:val="24"/>
+        </w:rPr>
+        <w:drawing>
+          <wp:inline distT="0" distB="0" distL="0" distR="0" wp14:anchorId="0432E2A5" wp14:editId="2F2D95BB">
+            <wp:extent cx="3324689" cy="3067478"/>
+            <wp:effectExtent l="0" t="0" r="9525" b="0"/>
+            <wp:docPr id="1525570000" name="Imagen 1"/>
+            <wp:cNvGraphicFramePr>
+              <a:graphicFrameLocks xmlns:a="http://schemas.openxmlformats.org/drawingml/2006/main" noChangeAspect="1"/>
+            </wp:cNvGraphicFramePr>
+            <a:graphic xmlns:a="http://schemas.openxmlformats.org/drawingml/2006/main">
+              <a:graphicData uri="http://schemas.openxmlformats.org/drawingml/2006/picture">
+                <pic:pic xmlns:pic="http://schemas.openxmlformats.org/drawingml/2006/picture">
+                  <pic:nvPicPr>
+                    <pic:cNvPr id="1525570000" name=""/>
+                    <pic:cNvPicPr/>
+                  </pic:nvPicPr>
+                  <pic:blipFill>
+                    <a:blip r:embed="rId24"/>
+                    <a:stretch>
+                      <a:fillRect/>
+                    </a:stretch>
+                  </pic:blipFill>
+                  <pic:spPr>
+                    <a:xfrm>
+                      <a:off x="0" y="0"/>
+                      <a:ext cx="3324689" cy="3067478"/>
+                    </a:xfrm>
+                    <a:prstGeom prst="rect">
+                      <a:avLst/>
+                    </a:prstGeom>
+                  </pic:spPr>
+                </pic:pic>
+              </a:graphicData>
+            </a:graphic>
+          </wp:inline>
+        </w:drawing>
+      </w:r>
+    </w:p>
+    <w:p>
+      <w:pPr>
+        <w:pStyle w:val="Ttulo1"/>
+        <w:numPr>
+          <w:ilvl w:val="0"/>
+          <w:numId w:val="32"/>
+        </w:numPr>
+        <w:rPr>
+          <w:rFonts w:ascii="Proxima Nova" w:hAnsi="Proxima Nova"/>
+          <w:b/>
+          <w:bCs/>
+          <w:sz w:val="28"/>
+          <w:szCs w:val="28"/>
+          <w:lang w:val="es-MX"/>
+        </w:rPr>
+      </w:pPr>
+      <w:bookmarkStart w:id="82" w:name="_Toc227703686"/>
+      <w:r>
+        <w:rPr>
+          <w:rFonts w:ascii="Proxima Nova" w:hAnsi="Proxima Nova"/>
+          <w:b/>
+          <w:bCs/>
+          <w:sz w:val="28"/>
+          <w:szCs w:val="28"/>
+          <w:lang w:val="es-MX"/>
+        </w:rPr>
+        <w:t>Consulta todos los usuarios y que tipo de usuario son.</w:t>
+      </w:r>
+      <w:bookmarkEnd w:id="82"/>
+    </w:p>
+    <w:p>
+      <w:pPr>
+        <w:ind w:left="720"/>
+        <w:rPr>
+          <w:sz w:val="24"/>
+          <w:szCs w:val="24"/>
+          <w:lang w:val="es-MX"/>
+        </w:rPr>
+      </w:pPr>
+      <w:r>
+        <w:rPr>
+          <w:sz w:val="24"/>
+          <w:szCs w:val="24"/>
+          <w:lang w:val="es-MX"/>
+        </w:rPr>
+        <w:t xml:space="preserve">Sentencia </w:t>
+      </w:r>
+      <w:r>
+        <w:rPr>
+          <w:sz w:val="24"/>
+          <w:szCs w:val="24"/>
+          <w:lang w:val="es-MX"/>
+        </w:rPr>
+        <w:t xml:space="preserve">o </w:t>
+      </w:r>
+      <w:r>
+        <w:rPr>
+          <w:sz w:val="24"/>
+          <w:szCs w:val="24"/>
+          <w:lang w:val="es-MX"/>
+        </w:rPr>
+        <w:t>Comando utilizad</w:t>
+      </w:r>
+      <w:r>
+        <w:rPr>
+          <w:sz w:val="24"/>
+          <w:szCs w:val="24"/>
+          <w:lang w:val="es-MX"/>
+        </w:rPr>
+        <w:t>o/a</w:t>
+      </w:r>
+      <w:r>
+        <w:rPr>
+          <w:sz w:val="24"/>
+          <w:szCs w:val="24"/>
+          <w:lang w:val="es-MX"/>
+        </w:rPr>
+        <w:t>:</w:t>
+      </w:r>
+    </w:p>
+    <w:p>
+      <w:pPr>
+        <w:ind w:left="720"/>
+        <w:rPr>
+          <w:sz w:val="24"/>
+          <w:szCs w:val="24"/>
+        </w:rPr>
+      </w:pPr>
+      <w:hyperlink r:id="rId25" w:tgtFrame="mysql_doc" w:history="1">
+        <w:r>
+          <w:rPr>
+            <w:rStyle w:val="Hipervnculo"/>
+            <w:color w:val="auto"/>
+            <w:sz w:val="24"/>
+            <w:szCs w:val="24"/>
+            <w:u w:val="none"/>
+          </w:rPr>
+          <w:t>SELECT</w:t>
+        </w:r>
+      </w:hyperlink>
+      <w:r>
+        <w:rPr>
+          <w:sz w:val="24"/>
+          <w:szCs w:val="24"/>
+        </w:rPr>
+        <w:t> </w:t>
+      </w:r>
+      <w:r>
+        <w:rPr>
+          <w:sz w:val="24"/>
+          <w:szCs w:val="24"/>
+        </w:rPr>
+        <w:t>* FROM producto;</w:t>
+      </w:r>
+    </w:p>
+    <w:p>
+      <w:pPr>
+        <w:ind w:left="720"/>
+        <w:rPr>
+          <w:sz w:val="24"/>
+          <w:szCs w:val="24"/>
+        </w:rPr>
+      </w:pPr>
+    </w:p>
+    <w:p>
+      <w:pPr>
+        <w:ind w:firstLine="720"/>
+        <w:rPr>
+          <w:rFonts w:ascii="Proxima Nova" w:hAnsi="Proxima Nova"/>
+          <w:b/>
+          <w:bCs/>
+          <w:sz w:val="28"/>
+          <w:szCs w:val="28"/>
+          <w:lang w:val="es-MX"/>
+        </w:rPr>
+      </w:pPr>
+      <w:r>
+        <w:rPr>
+          <w:rFonts w:ascii="Proxima Nova" w:hAnsi="Proxima Nova"/>
+          <w:b/>
+          <w:bCs/>
+          <w:sz w:val="28"/>
+          <w:szCs w:val="28"/>
+          <w:lang w:val="es-MX"/>
+        </w:rPr>
+        <w:t>Resultado:</w:t>
+      </w:r>
+    </w:p>
+    <w:p>
+      <w:pPr>
+        <w:rPr>
+          <w:sz w:val="24"/>
+          <w:szCs w:val="24"/>
+        </w:rPr>
+      </w:pPr>
+    </w:p>
+    <w:p>
+      <w:pPr>
+        <w:ind w:firstLine="720"/>
+        <w:rPr>
+          <w:sz w:val="24"/>
+          <w:szCs w:val="24"/>
+        </w:rPr>
+      </w:pPr>
+      <w:r>
+        <w:rPr>
+          <w:noProof/>
+          <w:sz w:val="24"/>
+          <w:szCs w:val="24"/>
+        </w:rPr>
+        <w:drawing>
+          <wp:inline distT="0" distB="0" distL="0" distR="0" wp14:anchorId="02D5ECD9" wp14:editId="63EBE000">
+            <wp:extent cx="5943600" cy="2484120"/>
+            <wp:effectExtent l="0" t="0" r="0" b="0"/>
+            <wp:docPr id="1546456389" name="Imagen 1"/>
+            <wp:cNvGraphicFramePr>
+              <a:graphicFrameLocks xmlns:a="http://schemas.openxmlformats.org/drawingml/2006/main" noChangeAspect="1"/>
+            </wp:cNvGraphicFramePr>
+            <a:graphic xmlns:a="http://schemas.openxmlformats.org/drawingml/2006/main">
+              <a:graphicData uri="http://schemas.openxmlformats.org/drawingml/2006/picture">
+                <pic:pic xmlns:pic="http://schemas.openxmlformats.org/drawingml/2006/picture">
+                  <pic:nvPicPr>
+                    <pic:cNvPr id="1546456389" name=""/>
+                    <pic:cNvPicPr/>
+                  </pic:nvPicPr>
+                  <pic:blipFill>
+                    <a:blip r:embed="rId26"/>
+                    <a:stretch>
+                      <a:fillRect/>
+                    </a:stretch>
+                  </pic:blipFill>
+                  <pic:spPr>
+                    <a:xfrm>
+                      <a:off x="0" y="0"/>
+                      <a:ext cx="5943600" cy="2484120"/>
+                    </a:xfrm>
+                    <a:prstGeom prst="rect">
+                      <a:avLst/>
+                    </a:prstGeom>
+                  </pic:spPr>
+                </pic:pic>
+              </a:graphicData>
+            </a:graphic>
+          </wp:inline>
+        </w:drawing>
+      </w:r>
+    </w:p>
+    <w:p>
+      <w:pPr>
+        <w:pStyle w:val="Ttulo1"/>
+        <w:numPr>
+          <w:ilvl w:val="0"/>
+          <w:numId w:val="32"/>
+        </w:numPr>
+        <w:rPr>
+          <w:rFonts w:ascii="Proxima Nova" w:hAnsi="Proxima Nova"/>
+          <w:b/>
+          <w:bCs/>
+          <w:sz w:val="28"/>
+          <w:szCs w:val="28"/>
+          <w:lang w:val="es-MX"/>
+        </w:rPr>
+      </w:pPr>
+      <w:bookmarkStart w:id="83" w:name="_Toc227703687"/>
+      <w:r>
+        <w:rPr>
+          <w:rFonts w:ascii="Proxima Nova" w:hAnsi="Proxima Nova"/>
+          <w:b/>
+          <w:bCs/>
+          <w:sz w:val="28"/>
+          <w:szCs w:val="28"/>
+          <w:lang w:val="es-MX"/>
+        </w:rPr>
+        <w:lastRenderedPageBreak/>
+        <w:t>Consulta todos los detalles de venta y que productos corresponden al detalle de la venta.</w:t>
+      </w:r>
+      <w:bookmarkEnd w:id="83"/>
+    </w:p>
+    <w:p>
+      <w:pPr>
+        <w:ind w:left="720"/>
+        <w:rPr>
+          <w:sz w:val="24"/>
+          <w:szCs w:val="24"/>
+          <w:lang w:val="es-MX"/>
+        </w:rPr>
+      </w:pPr>
+      <w:r>
+        <w:rPr>
+          <w:sz w:val="24"/>
+          <w:szCs w:val="24"/>
+          <w:lang w:val="es-MX"/>
+        </w:rPr>
+        <w:t xml:space="preserve">Sentencia </w:t>
+      </w:r>
+      <w:r>
+        <w:rPr>
+          <w:sz w:val="24"/>
+          <w:szCs w:val="24"/>
+          <w:lang w:val="es-MX"/>
+        </w:rPr>
+        <w:t xml:space="preserve">o </w:t>
+      </w:r>
+      <w:r>
+        <w:rPr>
+          <w:sz w:val="24"/>
+          <w:szCs w:val="24"/>
+          <w:lang w:val="es-MX"/>
+        </w:rPr>
+        <w:t>Comando utilizad</w:t>
+      </w:r>
+      <w:r>
+        <w:rPr>
+          <w:sz w:val="24"/>
+          <w:szCs w:val="24"/>
+          <w:lang w:val="es-MX"/>
+        </w:rPr>
+        <w:t>o/a</w:t>
+      </w:r>
+      <w:r>
+        <w:rPr>
+          <w:sz w:val="24"/>
+          <w:szCs w:val="24"/>
+          <w:lang w:val="es-MX"/>
+        </w:rPr>
+        <w:t>:</w:t>
+      </w:r>
+    </w:p>
+    <w:p>
+      <w:pPr>
+        <w:ind w:left="720"/>
+        <w:rPr>
+          <w:sz w:val="24"/>
+          <w:szCs w:val="24"/>
+          <w:lang w:val="es-MX"/>
+        </w:rPr>
+      </w:pPr>
+    </w:p>
+    <w:p>
+      <w:pPr>
+        <w:ind w:left="720"/>
+        <w:rPr>
+          <w:sz w:val="24"/>
+          <w:szCs w:val="24"/>
+        </w:rPr>
+      </w:pPr>
+      <w:hyperlink r:id="rId27" w:tgtFrame="mysql_doc" w:history="1">
+        <w:r>
+          <w:rPr>
+            <w:rStyle w:val="Hipervnculo"/>
+            <w:color w:val="auto"/>
+            <w:sz w:val="24"/>
+            <w:szCs w:val="24"/>
+            <w:u w:val="none"/>
+          </w:rPr>
+          <w:t>SELECT</w:t>
+        </w:r>
+      </w:hyperlink>
+      <w:r>
+        <w:rPr>
+          <w:sz w:val="24"/>
+          <w:szCs w:val="24"/>
+        </w:rPr>
+        <w:t> DetalleVenta.idVenta, Producto.Nombre, DetalleVenta.Cantidad, DetalleVenta.SubTotal </w:t>
+      </w:r>
+    </w:p>
+    <w:p>
+      <w:pPr>
+        <w:ind w:left="720"/>
+        <w:rPr>
+          <w:sz w:val="24"/>
+          <w:szCs w:val="24"/>
+        </w:rPr>
+      </w:pPr>
+      <w:r>
+        <w:rPr>
+          <w:sz w:val="24"/>
+          <w:szCs w:val="24"/>
+        </w:rPr>
+        <w:t>FROM DetalleVenta INNER JOIN Producto </w:t>
+      </w:r>
+    </w:p>
+    <w:p>
+      <w:pPr>
+        <w:ind w:left="720"/>
+        <w:rPr>
+          <w:sz w:val="24"/>
+          <w:szCs w:val="24"/>
+        </w:rPr>
+      </w:pPr>
+      <w:r>
+        <w:rPr>
+          <w:sz w:val="24"/>
+          <w:szCs w:val="24"/>
+        </w:rPr>
+        <w:t>ON DetalleVenta.idProducto=Producto.idProducto;</w:t>
+      </w:r>
+    </w:p>
+    <w:p>
+      <w:pPr>
+        <w:ind w:left="720"/>
+        <w:rPr>
+          <w:sz w:val="24"/>
+          <w:szCs w:val="24"/>
+          <w:lang w:val="es-MX"/>
+        </w:rPr>
+      </w:pPr>
+    </w:p>
+    <w:p>
+      <w:pPr>
+        <w:ind w:firstLine="720"/>
+        <w:rPr>
+          <w:rFonts w:ascii="Proxima Nova" w:hAnsi="Proxima Nova"/>
+          <w:b/>
+          <w:bCs/>
+          <w:sz w:val="28"/>
+          <w:szCs w:val="28"/>
+          <w:lang w:val="es-MX"/>
+        </w:rPr>
+      </w:pPr>
+      <w:r>
+        <w:rPr>
+          <w:rFonts w:ascii="Proxima Nova" w:hAnsi="Proxima Nova"/>
+          <w:b/>
+          <w:bCs/>
+          <w:sz w:val="28"/>
+          <w:szCs w:val="28"/>
+          <w:lang w:val="es-MX"/>
+        </w:rPr>
+        <w:t>Resultado:</w:t>
+      </w:r>
+    </w:p>
+    <w:p>
+      <w:pPr>
+        <w:ind w:firstLine="720"/>
+        <w:rPr>
+          <w:rFonts w:ascii="Proxima Nova" w:hAnsi="Proxima Nova"/>
+          <w:b/>
+          <w:bCs/>
+          <w:sz w:val="28"/>
+          <w:szCs w:val="28"/>
+          <w:lang w:val="es-MX"/>
+        </w:rPr>
+      </w:pPr>
+      <w:r>
+        <w:rPr>
+          <w:rFonts w:ascii="Proxima Nova" w:hAnsi="Proxima Nova"/>
+          <w:b/>
+          <w:bCs/>
+          <w:noProof/>
+          <w:sz w:val="28"/>
+          <w:szCs w:val="28"/>
+          <w:lang w:val="es-MX"/>
+        </w:rPr>
+        <w:drawing>
+          <wp:inline distT="0" distB="0" distL="0" distR="0" wp14:anchorId="6AFD4F6B" wp14:editId="12DCB08A">
+            <wp:extent cx="4322341" cy="5543550"/>
+            <wp:effectExtent l="0" t="0" r="2540" b="0"/>
+            <wp:docPr id="1238668271" name="Imagen 1"/>
+            <wp:cNvGraphicFramePr>
+              <a:graphicFrameLocks xmlns:a="http://schemas.openxmlformats.org/drawingml/2006/main" noChangeAspect="1"/>
+            </wp:cNvGraphicFramePr>
+            <a:graphic xmlns:a="http://schemas.openxmlformats.org/drawingml/2006/main">
+              <a:graphicData uri="http://schemas.openxmlformats.org/drawingml/2006/picture">
+                <pic:pic xmlns:pic="http://schemas.openxmlformats.org/drawingml/2006/picture">
+                  <pic:nvPicPr>
+                    <pic:cNvPr id="1238668271" name=""/>
+                    <pic:cNvPicPr/>
+                  </pic:nvPicPr>
+                  <pic:blipFill>
+                    <a:blip r:embed="rId28"/>
+                    <a:stretch>
+                      <a:fillRect/>
+                    </a:stretch>
+                  </pic:blipFill>
+                  <pic:spPr>
+                    <a:xfrm>
+                      <a:off x="0" y="0"/>
+                      <a:ext cx="4342339" cy="5569199"/>
+                    </a:xfrm>
+                    <a:prstGeom prst="rect">
+                      <a:avLst/>
+                    </a:prstGeom>
+                  </pic:spPr>
+                </pic:pic>
+              </a:graphicData>
+            </a:graphic>
+          </wp:inline>
+        </w:drawing>
+      </w:r>
+    </w:p>
+    <w:p>
+      <w:pPr>
+        <w:pStyle w:val="Ttulo1"/>
+        <w:numPr>
+          <w:ilvl w:val="0"/>
+          <w:numId w:val="32"/>
+        </w:numPr>
+        <w:rPr>
+          <w:rFonts w:ascii="Proxima Nova" w:hAnsi="Proxima Nova"/>
+          <w:b/>
+          <w:bCs/>
+          <w:sz w:val="28"/>
+          <w:szCs w:val="28"/>
+          <w:lang w:val="es-MX"/>
+        </w:rPr>
+      </w:pPr>
+      <w:bookmarkStart w:id="84" w:name="_Toc227703688"/>
+      <w:r>
+        <w:rPr>
+          <w:rFonts w:ascii="Proxima Nova" w:hAnsi="Proxima Nova"/>
+          <w:b/>
+          <w:bCs/>
+          <w:sz w:val="28"/>
+          <w:szCs w:val="28"/>
+          <w:lang w:val="es-MX"/>
+        </w:rPr>
+        <w:lastRenderedPageBreak/>
+        <w:t>Consulta todos los pagos y a qué venta corresponde.</w:t>
+      </w:r>
+      <w:bookmarkEnd w:id="84"/>
+    </w:p>
+    <w:p>
+      <w:pPr>
+        <w:ind w:left="720"/>
+        <w:rPr>
+          <w:sz w:val="24"/>
+          <w:szCs w:val="24"/>
+          <w:lang w:val="es-MX"/>
+        </w:rPr>
+      </w:pPr>
+      <w:r>
+        <w:rPr>
+          <w:sz w:val="24"/>
+          <w:szCs w:val="24"/>
+          <w:lang w:val="es-MX"/>
+        </w:rPr>
+        <w:t xml:space="preserve">Sentencia </w:t>
+      </w:r>
+      <w:r>
+        <w:rPr>
+          <w:sz w:val="24"/>
+          <w:szCs w:val="24"/>
+          <w:lang w:val="es-MX"/>
+        </w:rPr>
+        <w:t xml:space="preserve">o </w:t>
+      </w:r>
+      <w:r>
+        <w:rPr>
+          <w:sz w:val="24"/>
+          <w:szCs w:val="24"/>
+          <w:lang w:val="es-MX"/>
+        </w:rPr>
+        <w:t>Comando utilizad</w:t>
+      </w:r>
+      <w:r>
+        <w:rPr>
+          <w:sz w:val="24"/>
+          <w:szCs w:val="24"/>
+          <w:lang w:val="es-MX"/>
+        </w:rPr>
+        <w:t>o/a</w:t>
+      </w:r>
+      <w:r>
+        <w:rPr>
+          <w:sz w:val="24"/>
+          <w:szCs w:val="24"/>
+          <w:lang w:val="es-MX"/>
+        </w:rPr>
+        <w:t>:</w:t>
+      </w:r>
+    </w:p>
+    <w:p>
+      <w:pPr>
+        <w:ind w:left="720"/>
+        <w:rPr>
+          <w:sz w:val="24"/>
+          <w:szCs w:val="24"/>
+          <w:lang w:val="es-MX"/>
+        </w:rPr>
+      </w:pPr>
+    </w:p>
+    <w:p>
+      <w:pPr>
+        <w:ind w:left="720"/>
+        <w:rPr>
+          <w:sz w:val="24"/>
+          <w:szCs w:val="24"/>
+        </w:rPr>
+      </w:pPr>
+      <w:r>
+        <w:rPr>
+          <w:sz w:val="24"/>
+          <w:szCs w:val="24"/>
+        </w:rPr>
+        <w:t>SELECT Venta.idVenta, MetodoPago.NombreMetodo, Venta.Total</w:t>
+      </w:r>
+    </w:p>
+    <w:p>
+      <w:pPr>
+        <w:ind w:left="720"/>
+        <w:rPr>
+          <w:sz w:val="24"/>
+          <w:szCs w:val="24"/>
+        </w:rPr>
+      </w:pPr>
+      <w:r>
+        <w:rPr>
+          <w:sz w:val="24"/>
+          <w:szCs w:val="24"/>
+        </w:rPr>
+        <w:t xml:space="preserve">FROM Venta INNER JOIN MetodoPago </w:t>
+      </w:r>
+    </w:p>
+    <w:p>
+      <w:pPr>
+        <w:ind w:left="720"/>
+        <w:rPr>
+          <w:sz w:val="24"/>
+          <w:szCs w:val="24"/>
+        </w:rPr>
+      </w:pPr>
+      <w:r>
+        <w:rPr>
+          <w:sz w:val="24"/>
+          <w:szCs w:val="24"/>
+        </w:rPr>
+        <w:t>ON Venta.idMetodoPago=MetodoPago.idMetodoPago;</w:t>
+      </w:r>
+    </w:p>
+    <w:p>
+      <w:pPr>
+        <w:ind w:left="720"/>
+        <w:rPr>
+          <w:sz w:val="24"/>
+          <w:szCs w:val="24"/>
+          <w:lang w:val="es-MX"/>
+        </w:rPr>
+      </w:pPr>
+    </w:p>
+    <w:p>
+      <w:pPr>
+        <w:ind w:firstLine="720"/>
+        <w:rPr>
+          <w:rFonts w:ascii="Proxima Nova" w:hAnsi="Proxima Nova"/>
+          <w:b/>
+          <w:bCs/>
+          <w:sz w:val="28"/>
+          <w:szCs w:val="28"/>
+          <w:lang w:val="es-MX"/>
+        </w:rPr>
+      </w:pPr>
+      <w:r>
+        <w:rPr>
+          <w:rFonts w:ascii="Proxima Nova" w:hAnsi="Proxima Nova"/>
+          <w:b/>
+          <w:bCs/>
+          <w:sz w:val="28"/>
+          <w:szCs w:val="28"/>
+          <w:lang w:val="es-MX"/>
+        </w:rPr>
+        <w:t>Resultado:</w:t>
+      </w:r>
+    </w:p>
+    <w:p>
+      <w:pPr>
+        <w:ind w:firstLine="720"/>
+        <w:rPr>
+          <w:rFonts w:ascii="Proxima Nova" w:hAnsi="Proxima Nova"/>
+          <w:b/>
+          <w:bCs/>
+          <w:sz w:val="28"/>
+          <w:szCs w:val="28"/>
+          <w:lang w:val="es-MX"/>
+        </w:rPr>
+      </w:pPr>
+      <w:r>
+        <w:rPr>
+          <w:rFonts w:ascii="Proxima Nova" w:hAnsi="Proxima Nova"/>
+          <w:b/>
+          <w:bCs/>
+          <w:noProof/>
+          <w:sz w:val="28"/>
+          <w:szCs w:val="28"/>
+          <w:lang w:val="es-MX"/>
+        </w:rPr>
+        <w:drawing>
+          <wp:inline distT="0" distB="0" distL="0" distR="0" wp14:anchorId="376D4A91" wp14:editId="76D26B7F">
+            <wp:extent cx="2276475" cy="4528339"/>
+            <wp:effectExtent l="0" t="0" r="0" b="5715"/>
+            <wp:docPr id="229328769" name="Imagen 1"/>
+            <wp:cNvGraphicFramePr>
+              <a:graphicFrameLocks xmlns:a="http://schemas.openxmlformats.org/drawingml/2006/main" noChangeAspect="1"/>
+            </wp:cNvGraphicFramePr>
+            <a:graphic xmlns:a="http://schemas.openxmlformats.org/drawingml/2006/main">
+              <a:graphicData uri="http://schemas.openxmlformats.org/drawingml/2006/picture">
+                <pic:pic xmlns:pic="http://schemas.openxmlformats.org/drawingml/2006/picture">
+                  <pic:nvPicPr>
+                    <pic:cNvPr id="229328769" name=""/>
+                    <pic:cNvPicPr/>
+                  </pic:nvPicPr>
+                  <pic:blipFill>
+                    <a:blip r:embed="rId29"/>
+                    <a:stretch>
+                      <a:fillRect/>
+                    </a:stretch>
+                  </pic:blipFill>
+                  <pic:spPr>
+                    <a:xfrm>
+                      <a:off x="0" y="0"/>
+                      <a:ext cx="2277079" cy="4529541"/>
+                    </a:xfrm>
+                    <a:prstGeom prst="rect">
+                      <a:avLst/>
+                    </a:prstGeom>
+                  </pic:spPr>
+                </pic:pic>
+              </a:graphicData>
+            </a:graphic>
+          </wp:inline>
+        </w:drawing>
+      </w:r>
+    </w:p>
+    <w:p>
+      <w:pPr>
+        <w:pStyle w:val="Ttulo1"/>
+        <w:numPr>
+          <w:ilvl w:val="0"/>
+          <w:numId w:val="32"/>
+        </w:numPr>
+        <w:rPr>
+          <w:rFonts w:ascii="Proxima Nova" w:hAnsi="Proxima Nova"/>
+          <w:b/>
+          <w:bCs/>
+          <w:sz w:val="28"/>
+          <w:szCs w:val="28"/>
+          <w:lang w:val="es-MX"/>
+        </w:rPr>
+      </w:pPr>
+      <w:bookmarkStart w:id="85" w:name="_Toc227703689"/>
+      <w:r>
+        <w:rPr>
+          <w:rFonts w:ascii="Proxima Nova" w:hAnsi="Proxima Nova"/>
+          <w:b/>
+          <w:bCs/>
+          <w:sz w:val="28"/>
+          <w:szCs w:val="28"/>
+          <w:lang w:val="es-MX"/>
+        </w:rPr>
+        <w:t>Consulta todas las ventas que corresponden a un cliente en particular y que cajero lo atendió.</w:t>
+      </w:r>
+      <w:bookmarkEnd w:id="85"/>
+    </w:p>
+    <w:p>
+      <w:pPr>
+        <w:ind w:left="720"/>
+        <w:rPr>
+          <w:sz w:val="24"/>
+          <w:szCs w:val="24"/>
+          <w:lang w:val="es-MX"/>
+        </w:rPr>
+      </w:pPr>
+      <w:r>
+        <w:rPr>
+          <w:sz w:val="24"/>
+          <w:szCs w:val="24"/>
+          <w:lang w:val="es-MX"/>
+        </w:rPr>
+        <w:t xml:space="preserve">Sentencia </w:t>
+      </w:r>
+      <w:r>
+        <w:rPr>
+          <w:sz w:val="24"/>
+          <w:szCs w:val="24"/>
+          <w:lang w:val="es-MX"/>
+        </w:rPr>
+        <w:t xml:space="preserve">o </w:t>
+      </w:r>
+      <w:r>
+        <w:rPr>
+          <w:sz w:val="24"/>
+          <w:szCs w:val="24"/>
+          <w:lang w:val="es-MX"/>
+        </w:rPr>
+        <w:t>Comando utilizad</w:t>
+      </w:r>
+      <w:r>
+        <w:rPr>
+          <w:sz w:val="24"/>
+          <w:szCs w:val="24"/>
+          <w:lang w:val="es-MX"/>
+        </w:rPr>
+        <w:t>o/a</w:t>
+      </w:r>
+      <w:r>
+        <w:rPr>
+          <w:sz w:val="24"/>
+          <w:szCs w:val="24"/>
+          <w:lang w:val="es-MX"/>
+        </w:rPr>
+        <w:t>:</w:t>
+      </w:r>
+    </w:p>
+    <w:p>
+      <w:pPr>
+        <w:ind w:left="720"/>
+        <w:rPr>
+          <w:sz w:val="24"/>
+          <w:szCs w:val="24"/>
+          <w:lang w:val="es-MX"/>
+        </w:rPr>
+      </w:pPr>
+    </w:p>
+    <w:p>
+      <w:pPr>
+        <w:ind w:left="720"/>
+        <w:rPr>
+          <w:sz w:val="24"/>
+          <w:szCs w:val="24"/>
+        </w:rPr>
+      </w:pPr>
+      <w:hyperlink r:id="rId30" w:tgtFrame="mysql_doc" w:history="1">
+        <w:r>
+          <w:rPr>
+            <w:rStyle w:val="Hipervnculo"/>
+            <w:color w:val="auto"/>
+            <w:sz w:val="24"/>
+            <w:szCs w:val="24"/>
+            <w:u w:val="none"/>
+          </w:rPr>
+          <w:t>SELECT</w:t>
+        </w:r>
+      </w:hyperlink>
+      <w:r>
+        <w:rPr>
+          <w:sz w:val="24"/>
+          <w:szCs w:val="24"/>
+        </w:rPr>
+        <w:t> Venta.idVenta, Cliente.Nombre, Usuario.Nombre FROM Venta INNER JOIN Cliente ON Venta.idCliente = Cliente.idCliente </w:t>
+      </w:r>
+    </w:p>
+    <w:p>
+      <w:pPr>
+        <w:ind w:left="720"/>
+        <w:rPr>
+          <w:sz w:val="24"/>
+          <w:szCs w:val="24"/>
+        </w:rPr>
+      </w:pPr>
+      <w:r>
+        <w:rPr>
+          <w:sz w:val="24"/>
+          <w:szCs w:val="24"/>
+        </w:rPr>
+        <w:t>INNER JOIN Usuario ON Venta.idUsuario = Usuario.idUsuario </w:t>
+      </w:r>
+    </w:p>
+    <w:p>
+      <w:pPr>
+        <w:ind w:left="720"/>
+        <w:rPr>
+          <w:rFonts w:ascii="Proxima Nova" w:hAnsi="Proxima Nova"/>
+          <w:b/>
+          <w:bCs/>
+          <w:sz w:val="28"/>
+          <w:szCs w:val="28"/>
+          <w:lang w:val="es-MX"/>
+        </w:rPr>
+      </w:pPr>
+      <w:r>
+        <w:rPr>
+          <w:sz w:val="24"/>
+          <w:szCs w:val="24"/>
+        </w:rPr>
+        <w:lastRenderedPageBreak/>
+        <w:t>WHERE Cliente.idCliente = 2;</w:t>
+      </w:r>
+    </w:p>
+    <w:p>
+      <w:pPr>
+        <w:ind w:firstLine="720"/>
+        <w:rPr>
+          <w:rFonts w:ascii="Proxima Nova" w:hAnsi="Proxima Nova"/>
+          <w:b/>
+          <w:bCs/>
+          <w:sz w:val="28"/>
+          <w:szCs w:val="28"/>
+          <w:lang w:val="es-MX"/>
+        </w:rPr>
+      </w:pPr>
+    </w:p>
+    <w:p>
+      <w:pPr>
+        <w:ind w:firstLine="720"/>
+        <w:rPr>
+          <w:rFonts w:ascii="Proxima Nova" w:hAnsi="Proxima Nova"/>
+          <w:b/>
+          <w:bCs/>
+          <w:sz w:val="28"/>
+          <w:szCs w:val="28"/>
+          <w:lang w:val="es-MX"/>
+        </w:rPr>
+      </w:pPr>
+      <w:r>
+        <w:rPr>
+          <w:rFonts w:ascii="Proxima Nova" w:hAnsi="Proxima Nova"/>
+          <w:b/>
+          <w:bCs/>
+          <w:sz w:val="28"/>
+          <w:szCs w:val="28"/>
+          <w:lang w:val="es-MX"/>
+        </w:rPr>
+        <w:t>Resultado:</w:t>
+      </w:r>
+    </w:p>
+    <w:p>
+      <w:pPr>
+        <w:rPr>
+          <w:rFonts w:ascii="Proxima Nova" w:hAnsi="Proxima Nova"/>
+          <w:b/>
+          <w:bCs/>
+          <w:sz w:val="28"/>
+          <w:szCs w:val="28"/>
+          <w:lang w:val="es-MX"/>
+        </w:rPr>
+      </w:pPr>
+    </w:p>
+    <w:p>
+      <w:pPr>
+        <w:ind w:firstLine="720"/>
+        <w:rPr>
+          <w:rFonts w:ascii="Proxima Nova" w:hAnsi="Proxima Nova"/>
+          <w:b/>
+          <w:bCs/>
+          <w:sz w:val="28"/>
+          <w:szCs w:val="28"/>
+          <w:lang w:val="es-MX"/>
+        </w:rPr>
+      </w:pPr>
+      <w:r>
+        <w:rPr>
+          <w:rFonts w:ascii="Proxima Nova" w:hAnsi="Proxima Nova"/>
+          <w:b/>
+          <w:bCs/>
+          <w:noProof/>
+          <w:sz w:val="28"/>
+          <w:szCs w:val="28"/>
+          <w:lang w:val="es-MX"/>
+        </w:rPr>
+        <w:drawing>
+          <wp:inline distT="0" distB="0" distL="0" distR="0" wp14:anchorId="0172EAA4" wp14:editId="30A040AA">
+            <wp:extent cx="2657846" cy="1181265"/>
+            <wp:effectExtent l="0" t="0" r="9525" b="0"/>
+            <wp:docPr id="662992939" name="Imagen 1"/>
+            <wp:cNvGraphicFramePr>
+              <a:graphicFrameLocks xmlns:a="http://schemas.openxmlformats.org/drawingml/2006/main" noChangeAspect="1"/>
+            </wp:cNvGraphicFramePr>
+            <a:graphic xmlns:a="http://schemas.openxmlformats.org/drawingml/2006/main">
+              <a:graphicData uri="http://schemas.openxmlformats.org/drawingml/2006/picture">
+                <pic:pic xmlns:pic="http://schemas.openxmlformats.org/drawingml/2006/picture">
+                  <pic:nvPicPr>
+                    <pic:cNvPr id="662992939" name=""/>
+                    <pic:cNvPicPr/>
+                  </pic:nvPicPr>
+                  <pic:blipFill>
+                    <a:blip r:embed="rId31"/>
+                    <a:stretch>
+                      <a:fillRect/>
+                    </a:stretch>
+                  </pic:blipFill>
+                  <pic:spPr>
+                    <a:xfrm>
+                      <a:off x="0" y="0"/>
+                      <a:ext cx="2657846" cy="1181265"/>
+                    </a:xfrm>
+                    <a:prstGeom prst="rect">
+                      <a:avLst/>
+                    </a:prstGeom>
+                  </pic:spPr>
+                </pic:pic>
+              </a:graphicData>
+            </a:graphic>
+          </wp:inline>
+        </w:drawing>
+      </w:r>
+    </w:p>
+    <w:p>
+      <w:pPr>
+        <w:pStyle w:val="Ttulo1"/>
+        <w:numPr>
+          <w:ilvl w:val="0"/>
+          <w:numId w:val="32"/>
+        </w:numPr>
+        <w:rPr>
+          <w:rFonts w:ascii="Proxima Nova" w:hAnsi="Proxima Nova"/>
+          <w:b/>
+          <w:bCs/>
+          <w:sz w:val="28"/>
+          <w:szCs w:val="28"/>
+          <w:lang w:val="es-MX"/>
+        </w:rPr>
+      </w:pPr>
+      <w:bookmarkStart w:id="86" w:name="_Toc227703690"/>
+      <w:r>
+        <w:rPr>
+          <w:rFonts w:ascii="Proxima Nova" w:hAnsi="Proxima Nova"/>
+          <w:b/>
+          <w:bCs/>
+          <w:sz w:val="28"/>
+          <w:szCs w:val="28"/>
+          <w:lang w:val="es-MX"/>
+        </w:rPr>
+        <w:t>Consulta todos los clientes que fueron atendidos por un cajero.</w:t>
+      </w:r>
+      <w:bookmarkEnd w:id="86"/>
+    </w:p>
+    <w:p>
+      <w:pPr>
+        <w:ind w:left="720"/>
+        <w:rPr>
+          <w:sz w:val="24"/>
+          <w:szCs w:val="24"/>
+          <w:lang w:val="es-MX"/>
+        </w:rPr>
+      </w:pPr>
+      <w:r>
+        <w:rPr>
+          <w:sz w:val="24"/>
+          <w:szCs w:val="24"/>
+          <w:lang w:val="es-MX"/>
+        </w:rPr>
+        <w:t xml:space="preserve">Sentencia </w:t>
+      </w:r>
+      <w:r>
+        <w:rPr>
+          <w:sz w:val="24"/>
+          <w:szCs w:val="24"/>
+          <w:lang w:val="es-MX"/>
+        </w:rPr>
+        <w:t xml:space="preserve">o </w:t>
+      </w:r>
+      <w:r>
+        <w:rPr>
+          <w:sz w:val="24"/>
+          <w:szCs w:val="24"/>
+          <w:lang w:val="es-MX"/>
+        </w:rPr>
+        <w:t>Comando utilizad</w:t>
+      </w:r>
+      <w:r>
+        <w:rPr>
+          <w:sz w:val="24"/>
+          <w:szCs w:val="24"/>
+          <w:lang w:val="es-MX"/>
+        </w:rPr>
+        <w:t>o/a</w:t>
+      </w:r>
+      <w:r>
+        <w:rPr>
+          <w:sz w:val="24"/>
+          <w:szCs w:val="24"/>
+          <w:lang w:val="es-MX"/>
+        </w:rPr>
+        <w:t>:</w:t>
+      </w:r>
+    </w:p>
+    <w:p>
+      <w:pPr>
+        <w:ind w:left="720"/>
+        <w:rPr>
+          <w:sz w:val="24"/>
+          <w:szCs w:val="24"/>
+          <w:lang w:val="es-MX"/>
+        </w:rPr>
+      </w:pPr>
+    </w:p>
+    <w:p>
+      <w:pPr>
+        <w:ind w:left="720"/>
+        <w:rPr>
+          <w:sz w:val="24"/>
+          <w:szCs w:val="24"/>
+        </w:rPr>
+      </w:pPr>
+      <w:hyperlink r:id="rId32" w:tgtFrame="mysql_doc" w:history="1">
+        <w:r>
+          <w:rPr>
+            <w:rStyle w:val="Hipervnculo"/>
+            <w:color w:val="auto"/>
+            <w:sz w:val="24"/>
+            <w:szCs w:val="24"/>
+            <w:u w:val="none"/>
+          </w:rPr>
+          <w:t>SELECT</w:t>
+        </w:r>
+      </w:hyperlink>
+      <w:r>
+        <w:rPr>
+          <w:sz w:val="24"/>
+          <w:szCs w:val="24"/>
+        </w:rPr>
+        <w:t> Venta.idVenta, Cliente.Nombre, Usuario.Nombre FROM Venta INNER JOIN Cliente ON Venta.idCliente = Cliente.idCliente </w:t>
+      </w:r>
+    </w:p>
+    <w:p>
+      <w:pPr>
+        <w:ind w:left="720"/>
+        <w:rPr>
+          <w:sz w:val="24"/>
+          <w:szCs w:val="24"/>
+        </w:rPr>
+      </w:pPr>
+      <w:r>
+        <w:rPr>
+          <w:sz w:val="24"/>
+          <w:szCs w:val="24"/>
+        </w:rPr>
+        <w:t>INNER JOIN Usuario ON Venta.idUsuario = Usuario.idUsuario </w:t>
+      </w:r>
+    </w:p>
+    <w:p>
+      <w:pPr>
+        <w:ind w:left="720"/>
+        <w:rPr>
+          <w:sz w:val="24"/>
+          <w:szCs w:val="24"/>
+        </w:rPr>
+      </w:pPr>
+      <w:r>
+        <w:rPr>
+          <w:sz w:val="24"/>
+          <w:szCs w:val="24"/>
+        </w:rPr>
+        <w:t>WHERE Cliente.idCliente = 2;</w:t>
+      </w:r>
+    </w:p>
+    <w:p>
+      <w:pPr>
+        <w:ind w:left="720"/>
+        <w:rPr>
+          <w:sz w:val="24"/>
+          <w:szCs w:val="24"/>
+        </w:rPr>
+      </w:pPr>
+    </w:p>
+    <w:p>
+      <w:pPr>
+        <w:ind w:firstLine="720"/>
+        <w:rPr>
+          <w:rFonts w:ascii="Proxima Nova" w:hAnsi="Proxima Nova"/>
+          <w:b/>
+          <w:bCs/>
+          <w:sz w:val="28"/>
+          <w:szCs w:val="28"/>
+          <w:lang w:val="es-MX"/>
+        </w:rPr>
+      </w:pPr>
+      <w:r>
+        <w:rPr>
+          <w:rFonts w:ascii="Proxima Nova" w:hAnsi="Proxima Nova"/>
+          <w:b/>
+          <w:bCs/>
+          <w:sz w:val="28"/>
+          <w:szCs w:val="28"/>
+          <w:lang w:val="es-MX"/>
+        </w:rPr>
+        <w:t>Resultado:</w:t>
+      </w:r>
+    </w:p>
+    <w:p>
+      <w:pPr>
+        <w:ind w:left="720"/>
+        <w:rPr>
+          <w:sz w:val="24"/>
+          <w:szCs w:val="24"/>
+        </w:rPr>
+      </w:pPr>
+    </w:p>
+    <w:p>
+      <w:pPr>
+        <w:ind w:left="720"/>
+        <w:rPr>
+          <w:rFonts w:ascii="Proxima Nova" w:hAnsi="Proxima Nova"/>
+          <w:b/>
+          <w:bCs/>
+          <w:sz w:val="28"/>
+          <w:szCs w:val="28"/>
+          <w:lang w:val="es-MX"/>
+        </w:rPr>
+      </w:pPr>
+      <w:r>
+        <w:rPr>
+          <w:rFonts w:ascii="Proxima Nova" w:hAnsi="Proxima Nova"/>
+          <w:b/>
+          <w:bCs/>
+          <w:noProof/>
+          <w:sz w:val="28"/>
+          <w:szCs w:val="28"/>
+          <w:lang w:val="es-MX"/>
+        </w:rPr>
+        <w:drawing>
+          <wp:inline distT="0" distB="0" distL="0" distR="0" wp14:anchorId="0EDD7E3F" wp14:editId="6240F69D">
+            <wp:extent cx="2800741" cy="2572109"/>
+            <wp:effectExtent l="0" t="0" r="0" b="0"/>
+            <wp:docPr id="1647631460" name="Imagen 1"/>
+            <wp:cNvGraphicFramePr>
+              <a:graphicFrameLocks xmlns:a="http://schemas.openxmlformats.org/drawingml/2006/main" noChangeAspect="1"/>
+            </wp:cNvGraphicFramePr>
+            <a:graphic xmlns:a="http://schemas.openxmlformats.org/drawingml/2006/main">
+              <a:graphicData uri="http://schemas.openxmlformats.org/drawingml/2006/picture">
+                <pic:pic xmlns:pic="http://schemas.openxmlformats.org/drawingml/2006/picture">
+                  <pic:nvPicPr>
+                    <pic:cNvPr id="1647631460" name=""/>
+                    <pic:cNvPicPr/>
+                  </pic:nvPicPr>
+                  <pic:blipFill>
+                    <a:blip r:embed="rId33"/>
+                    <a:stretch>
+                      <a:fillRect/>
+                    </a:stretch>
+                  </pic:blipFill>
+                  <pic:spPr>
+                    <a:xfrm>
+                      <a:off x="0" y="0"/>
+                      <a:ext cx="2800741" cy="2572109"/>
+                    </a:xfrm>
+                    <a:prstGeom prst="rect">
+                      <a:avLst/>
+                    </a:prstGeom>
+                  </pic:spPr>
+                </pic:pic>
+              </a:graphicData>
+            </a:graphic>
+          </wp:inline>
+        </w:drawing>
+      </w:r>
+    </w:p>
+    <w:p>
+      <w:pPr>
+        <w:rPr>
+          <w:u w:val="single"/>
+          <w:lang w:val="es-MX"/>
+        </w:rPr>
+      </w:pPr>
+    </w:p>
+    <w:p>
+      <w:pPr>
+        <w:pStyle w:val="Ttulo1"/>
+        <w:rPr>
+          <w:lang w:val="es-MX"/>
+        </w:rPr>
+      </w:pPr>
+      <w:bookmarkStart w:id="87" w:name="_Toc227703607"/>
+      <w:r>
+        <w:rPr>
+          <w:lang w:val="es-MX"/>
+        </w:rPr>
+        <w:lastRenderedPageBreak/>
         <w:t>Conclusión</w:t>
       </w:r>
+      <w:bookmarkEnd w:id="87"/>
     </w:p>
     <w:p>
       <w:pPr>
@@ -4529,19 +10482,19 @@
           <w:szCs w:val="24"/>
           <w:lang w:val="es-MX"/>
         </w:rPr>
-        <w:t xml:space="preserve">El sistema POS tendrá como funcionalidades principales el registro de ventas, gestión de productos, generación de </w:t>
-      </w:r>
-      <w:proofErr w:type="gramStart"/>
-      <w:r>
+        <w:t>El sistema POS tendrá como funcionalidades principales el registro de ventas, gestión de productos, generación de tickets, control de inventario, consulta de reportes y autenticación de usuarios. Los usuarios del sistema son el cajero, que registra ventas; el administrador, que gestiona productos y reportes; el cliente, que recibe el comprobante; y la base de datos, que almacena la información.</w:t>
+      </w:r>
+    </w:p>
+    <w:p>
+      <w:pPr>
+        <w:jc w:val="both"/>
         <w:rPr>
           <w:rFonts w:ascii="Proxima Nova" w:hAnsi="Proxima Nova"/>
           <w:sz w:val="24"/>
           <w:szCs w:val="24"/>
           <w:lang w:val="es-MX"/>
         </w:rPr>
-        <w:t>tickets</w:t>
-      </w:r>
-      <w:proofErr w:type="gramEnd"/>
+      </w:pPr>
       <w:r>
         <w:rPr>
           <w:rFonts w:ascii="Proxima Nova" w:hAnsi="Proxima Nova"/>
@@ -4549,7 +10502,7 @@
           <w:szCs w:val="24"/>
           <w:lang w:val="es-MX"/>
         </w:rPr>
-        <w:t>, control de inventario, consulta de reportes y autenticación de usuarios. Los usuarios del sistema son el cajero, que registra ventas; el administrador, que gestiona productos y reportes; el cliente, que recibe el comprobante; y la base de datos, que almacena la información.</w:t>
+        <w:t>El sistema realiza procesos internos como autenticación, cálculo automático de ventas, actualización del inventario, almacenamiento de datos y generación de reportes. Las actividades funcionales corresponden a las operaciones que el sistema ejecuta, mientras que las restricciones son las reglas y limitaciones que garantizan el correcto funcionamiento, como el uso de credenciales, el control de acceso y el uso obligatorio de una base de datos.</w:t>
       </w:r>
     </w:p>
     <w:p>
@@ -4562,15 +10515,28 @@
           <w:lang w:val="es-MX"/>
         </w:rPr>
       </w:pPr>
-      <w:r>
+    </w:p>
+    <w:p>
+      <w:pPr>
+        <w:jc w:val="both"/>
         <w:rPr>
           <w:rFonts w:ascii="Proxima Nova" w:hAnsi="Proxima Nova"/>
           <w:sz w:val="24"/>
           <w:szCs w:val="24"/>
           <w:lang w:val="es-MX"/>
         </w:rPr>
-        <w:t>El sistema realiza procesos internos como autenticación, cálculo automático de ventas, actualización del inventario, almacenamiento de datos y generación de reportes. Las actividades funcionales corresponden a las operaciones que el sistema ejecuta, mientras que las restricciones son las reglas y limitaciones que garantizan el correcto funcionamiento, como el uso de credenciales, el control de acceso y el uso obligatorio de una base de datos.</w:t>
-      </w:r>
+      </w:pPr>
+    </w:p>
+    <w:p>
+      <w:pPr>
+        <w:jc w:val="both"/>
+        <w:rPr>
+          <w:rFonts w:ascii="Proxima Nova" w:hAnsi="Proxima Nova"/>
+          <w:sz w:val="24"/>
+          <w:szCs w:val="24"/>
+          <w:lang w:val="es-MX"/>
+        </w:rPr>
+      </w:pPr>
     </w:p>
     <w:p>
       <w:pPr>
@@ -4579,12 +10545,14 @@
           <w:lang w:val="es-MX"/>
         </w:rPr>
       </w:pPr>
+      <w:bookmarkStart w:id="88" w:name="_Toc227703608"/>
       <w:r>
         <w:rPr>
           <w:lang w:val="es-MX"/>
         </w:rPr>
         <w:t>Bibliografía</w:t>
       </w:r>
+      <w:bookmarkEnd w:id="88"/>
     </w:p>
     <w:p>
       <w:pPr>
@@ -4648,21 +10616,7 @@
         <w:rPr>
           <w:lang w:val="es-MX"/>
         </w:rPr>
-        <w:t xml:space="preserve">Pearson College </w:t>
-      </w:r>
-      <w:proofErr w:type="spellStart"/>
-      <w:r>
-        <w:rPr>
-          <w:lang w:val="es-MX"/>
-        </w:rPr>
-        <w:t>Division</w:t>
-      </w:r>
-      <w:proofErr w:type="spellEnd"/>
-      <w:r>
-        <w:rPr>
-          <w:lang w:val="es-MX"/>
-        </w:rPr>
-        <w:t>, 2012.</w:t>
+        <w:t>Pearson College Division, 2012.</w:t>
       </w:r>
     </w:p>
     <w:p>
@@ -4674,6 +10628,7 @@
         </w:numPr>
         <w:spacing w:before="0" w:beforeAutospacing="0" w:after="0" w:afterAutospacing="0" w:line="480" w:lineRule="auto"/>
         <w:rPr>
+          <w:rStyle w:val="url"/>
           <w:lang w:val="es-MX"/>
         </w:rPr>
       </w:pPr>
@@ -4696,20 +10651,114 @@
         </w:rPr>
         <w:t xml:space="preserve">Available: </w:t>
       </w:r>
-      <w:r>
-        <w:rPr>
-          <w:rStyle w:val="url"/>
-          <w:lang w:val="es-MX"/>
-        </w:rPr>
-        <w:t>https://docs.oracle.com/en/java/</w:t>
-      </w:r>
-    </w:p>
-    <w:p>
-      <w:pPr>
-        <w:rPr>
-          <w:lang w:val="es-MX"/>
-        </w:rPr>
-      </w:pPr>
+      <w:hyperlink r:id="rId34" w:history="1">
+        <w:r>
+          <w:rPr>
+            <w:rStyle w:val="Hipervnculo"/>
+            <w:lang w:val="es-MX"/>
+          </w:rPr>
+          <w:t>https://docs.oracle.com/en/java/</w:t>
+        </w:r>
+      </w:hyperlink>
+    </w:p>
+    <w:p>
+      <w:pPr>
+        <w:pStyle w:val="NormalWeb"/>
+        <w:numPr>
+          <w:ilvl w:val="0"/>
+          <w:numId w:val="11"/>
+        </w:numPr>
+        <w:spacing w:before="0" w:beforeAutospacing="0" w:after="0" w:afterAutospacing="0" w:line="480" w:lineRule="auto"/>
+        <w:rPr>
+          <w:lang w:val="es-MX"/>
+        </w:rPr>
+      </w:pPr>
+      <w:r>
+        <w:rPr>
+          <w:lang w:val="es"/>
+        </w:rPr>
+        <w:t>T. Babic, “20 ejemplos de consultas SQL básicas para principiantes: Una visión completa,” </w:t>
+      </w:r>
+      <w:r>
+        <w:rPr>
+          <w:i/>
+          <w:iCs/>
+          <w:lang w:val="es"/>
+        </w:rPr>
+        <w:t>LearnSQL.es</w:t>
+      </w:r>
+      <w:r>
+        <w:rPr>
+          <w:lang w:val="es"/>
+        </w:rPr>
+        <w:t>, Sep. 20, 2023. https://learnsql.es/blog/20-ejemplos-de-consultas-sql-basicas-para-principiantes-una-vision-completa/</w:t>
+      </w:r>
+      <w:r>
+        <w:rPr>
+          <w:lang w:val="es-MX"/>
+        </w:rPr>
+        <w:t xml:space="preserve">P. J. Deitel and H. M. Deitel, </w:t>
+      </w:r>
+      <w:r>
+        <w:rPr>
+          <w:i/>
+          <w:iCs/>
+          <w:lang w:val="es-MX"/>
+        </w:rPr>
+        <w:t>Java: How to Program</w:t>
+      </w:r>
+      <w:r>
+        <w:rPr>
+          <w:lang w:val="es-MX"/>
+        </w:rPr>
+        <w:t xml:space="preserve">. </w:t>
+      </w:r>
+      <w:r>
+        <w:rPr>
+          <w:lang w:val="es-MX"/>
+        </w:rPr>
+        <w:t>Pearson College Division, 2012.</w:t>
+      </w:r>
+    </w:p>
+    <w:p>
+      <w:pPr>
+        <w:pStyle w:val="NormalWeb"/>
+        <w:numPr>
+          <w:ilvl w:val="0"/>
+          <w:numId w:val="11"/>
+        </w:numPr>
+        <w:spacing w:before="0" w:beforeAutospacing="0" w:after="0" w:afterAutospacing="0" w:line="480" w:lineRule="auto"/>
+        <w:rPr>
+          <w:lang w:val="es-MX"/>
+        </w:rPr>
+      </w:pPr>
+      <w:r>
+        <w:rPr>
+          <w:lang w:val="es-MX"/>
+        </w:rPr>
+        <w:t>J. M. Alarcón, “TUTORIAL SQL #3: Consultas SELECT multi-tabla básicas - JOIN - campusMVP.es,” </w:t>
+      </w:r>
+      <w:r>
+        <w:rPr>
+          <w:i/>
+          <w:iCs/>
+          <w:lang w:val="es-MX"/>
+        </w:rPr>
+        <w:t>campusMVP.es</w:t>
+      </w:r>
+      <w:r>
+        <w:rPr>
+          <w:lang w:val="es-MX"/>
+        </w:rPr>
+        <w:t>, Nov. 08, 2021. https://www.campusmvp.es/recursos/post/Fundamentos-de-SQL-Consultas-SELECT-multi-tabla-</w:t>
+      </w:r>
+      <w:r>
+        <w:rPr>
+          <w:lang w:val="es-MX"/>
+        </w:rPr>
+        <w:lastRenderedPageBreak/>
+        <w:t>JOIN.aspx?srsltid=AfmBOopskdiflcUrK1YPlKBgu3YU_Pp8I4vbFXceZg4CPHaEj1YiFixS</w:t>
+      </w:r>
     </w:p>
     <w:sectPr>
       <w:pgSz w:w="12240" w:h="15840" w:code="1"/>
@@ -4748,16 +10797,6 @@
 </file>
 
 <file path=word/footer1.xml><?xml version="1.0" encoding="utf-8"?>
-<w:ftr xmlns:wpc="http://schemas.microsoft.com/office/word/2010/wordprocessingCanvas" xmlns:cx="http://schemas.microsoft.com/office/drawing/2014/chartex" xmlns:cx1="http://schemas.microsoft.com/office/drawing/2015/9/8/chartex" xmlns:cx2="http://schemas.microsoft.com/office/drawing/2015/10/21/chartex" xmlns:cx3="http://schemas.microsoft.com/office/drawing/2016/5/9/chartex" xmlns:cx4="http://schemas.microsoft.com/office/drawing/2016/5/10/chartex" xmlns:cx5="http://schemas.microsoft.com/office/drawing/2016/5/11/chartex" xmlns:cx6="http://schemas.microsoft.com/office/drawing/2016/5/12/chartex" xmlns:cx7="http://schemas.microsoft.com/office/drawing/2016/5/13/chartex" xmlns:cx8="http://schemas.microsoft.com/office/drawing/2016/5/14/chartex" xmlns:mc="http://schemas.openxmlformats.org/markup-compatibility/2006" xmlns:aink="http://schemas.microsoft.com/office/drawing/2016/ink" xmlns:am3d="http://schemas.microsoft.com/office/drawing/2017/model3d" xmlns:o="urn:schemas-microsoft-com:office:office" xmlns:oel="http://schemas.microsoft.com/office/2019/extlst" xmlns:r="http://schemas.openxmlformats.org/officeDocument/2006/relationships" xmlns:m="http://schemas.openxmlformats.org/officeDocument/2006/math" xmlns:v="urn:schemas-microsoft-com:vml" xmlns:wp14="http://schemas.microsoft.com/office/word/2010/wordprocessingDrawing" xmlns:wp="http://schemas.openxmlformats.org/drawingml/2006/wordprocessingDrawing" xmlns:w10="urn:schemas-microsoft-com:office:word" xmlns:w="http://schemas.openxmlformats.org/wordprocessingml/2006/main" xmlns:w14="http://schemas.microsoft.com/office/word/2010/wordml" xmlns:w15="http://schemas.microsoft.com/office/word/2012/wordml" xmlns:w16cex="http://schemas.microsoft.com/office/word/2018/wordml/cex" xmlns:w16cid="http://schemas.microsoft.com/office/word/2016/wordml/cid" xmlns:w16="http://schemas.microsoft.com/office/word/2018/wordml" xmlns:w16du="http://schemas.microsoft.com/office/word/2023/wordml/word16du" xmlns:w16sdtdh="http://schemas.microsoft.com/office/word/2020/wordml/sdtdatahash" xmlns:w16sdtfl="http://schemas.microsoft.com/office/word/2024/wordml/sdtformatlock" xmlns:w16se="http://schemas.microsoft.com/office/word/2015/wordml/symex" xmlns:wpg="http://schemas.microsoft.com/office/word/2010/wordprocessingGroup" xmlns:wpi="http://schemas.microsoft.com/office/word/2010/wordprocessingInk" xmlns:wne="http://schemas.microsoft.com/office/word/2006/wordml" xmlns:wps="http://schemas.microsoft.com/office/word/2010/wordprocessingShape" mc:Ignorable="w14 w15 w16se w16cid w16 w16cex w16sdtdh w16sdtfl w16du wp14">
-  <w:p>
-    <w:pPr>
-      <w:pStyle w:val="Piedepgina"/>
-    </w:pPr>
-  </w:p>
-</w:ftr>
-</file>
-
-<file path=word/footer2.xml><?xml version="1.0" encoding="utf-8"?>
 <w:ftr xmlns:wpc="http://schemas.microsoft.com/office/word/2010/wordprocessingCanvas" xmlns:cx="http://schemas.microsoft.com/office/drawing/2014/chartex" xmlns:cx1="http://schemas.microsoft.com/office/drawing/2015/9/8/chartex" xmlns:cx2="http://schemas.microsoft.com/office/drawing/2015/10/21/chartex" xmlns:cx3="http://schemas.microsoft.com/office/drawing/2016/5/9/chartex" xmlns:cx4="http://schemas.microsoft.com/office/drawing/2016/5/10/chartex" xmlns:cx5="http://schemas.microsoft.com/office/drawing/2016/5/11/chartex" xmlns:cx6="http://schemas.microsoft.com/office/drawing/2016/5/12/chartex" xmlns:cx7="http://schemas.microsoft.com/office/drawing/2016/5/13/chartex" xmlns:cx8="http://schemas.microsoft.com/office/drawing/2016/5/14/chartex" xmlns:mc="http://schemas.openxmlformats.org/markup-compatibility/2006" xmlns:aink="http://schemas.microsoft.com/office/drawing/2016/ink" xmlns:am3d="http://schemas.microsoft.com/office/drawing/2017/model3d" xmlns:o="urn:schemas-microsoft-com:office:office" xmlns:oel="http://schemas.microsoft.com/office/2019/extlst" xmlns:r="http://schemas.openxmlformats.org/officeDocument/2006/relationships" xmlns:m="http://schemas.openxmlformats.org/officeDocument/2006/math" xmlns:v="urn:schemas-microsoft-com:vml" xmlns:wp14="http://schemas.microsoft.com/office/word/2010/wordprocessingDrawing" xmlns:wp="http://schemas.openxmlformats.org/drawingml/2006/wordprocessingDrawing" xmlns:w10="urn:schemas-microsoft-com:office:word" xmlns:w="http://schemas.openxmlformats.org/wordprocessingml/2006/main" xmlns:w14="http://schemas.microsoft.com/office/word/2010/wordml" xmlns:w15="http://schemas.microsoft.com/office/word/2012/wordml" xmlns:w16cex="http://schemas.microsoft.com/office/word/2018/wordml/cex" xmlns:w16cid="http://schemas.microsoft.com/office/word/2016/wordml/cid" xmlns:w16="http://schemas.microsoft.com/office/word/2018/wordml" xmlns:w16du="http://schemas.microsoft.com/office/word/2023/wordml/word16du" xmlns:w16sdtdh="http://schemas.microsoft.com/office/word/2020/wordml/sdtdatahash" xmlns:w16sdtfl="http://schemas.microsoft.com/office/word/2024/wordml/sdtformatlock" xmlns:w16se="http://schemas.microsoft.com/office/word/2015/wordml/symex" xmlns:wpg="http://schemas.microsoft.com/office/word/2010/wordprocessingGroup" xmlns:wpi="http://schemas.microsoft.com/office/word/2010/wordprocessingInk" xmlns:wne="http://schemas.microsoft.com/office/word/2006/wordml" xmlns:wps="http://schemas.microsoft.com/office/word/2010/wordprocessingShape" mc:Ignorable="w14 w15 w16se w16cid w16 w16cex w16sdtdh w16sdtfl w16du wp14">
   <w:p>
     <w:pPr>
@@ -4803,7 +10842,7 @@
 </w:ftr>
 </file>
 
-<file path=word/footer3.xml><?xml version="1.0" encoding="utf-8"?>
+<file path=word/footer2.xml><?xml version="1.0" encoding="utf-8"?>
 <w:ftr xmlns:wpc="http://schemas.microsoft.com/office/word/2010/wordprocessingCanvas" xmlns:cx="http://schemas.microsoft.com/office/drawing/2014/chartex" xmlns:cx1="http://schemas.microsoft.com/office/drawing/2015/9/8/chartex" xmlns:cx2="http://schemas.microsoft.com/office/drawing/2015/10/21/chartex" xmlns:cx3="http://schemas.microsoft.com/office/drawing/2016/5/9/chartex" xmlns:cx4="http://schemas.microsoft.com/office/drawing/2016/5/10/chartex" xmlns:cx5="http://schemas.microsoft.com/office/drawing/2016/5/11/chartex" xmlns:cx6="http://schemas.microsoft.com/office/drawing/2016/5/12/chartex" xmlns:cx7="http://schemas.microsoft.com/office/drawing/2016/5/13/chartex" xmlns:cx8="http://schemas.microsoft.com/office/drawing/2016/5/14/chartex" xmlns:mc="http://schemas.openxmlformats.org/markup-compatibility/2006" xmlns:aink="http://schemas.microsoft.com/office/drawing/2016/ink" xmlns:am3d="http://schemas.microsoft.com/office/drawing/2017/model3d" xmlns:o="urn:schemas-microsoft-com:office:office" xmlns:oel="http://schemas.microsoft.com/office/2019/extlst" xmlns:r="http://schemas.openxmlformats.org/officeDocument/2006/relationships" xmlns:m="http://schemas.openxmlformats.org/officeDocument/2006/math" xmlns:v="urn:schemas-microsoft-com:vml" xmlns:wp14="http://schemas.microsoft.com/office/word/2010/wordprocessingDrawing" xmlns:wp="http://schemas.openxmlformats.org/drawingml/2006/wordprocessingDrawing" xmlns:w10="urn:schemas-microsoft-com:office:word" xmlns:w="http://schemas.openxmlformats.org/wordprocessingml/2006/main" xmlns:w14="http://schemas.microsoft.com/office/word/2010/wordml" xmlns:w15="http://schemas.microsoft.com/office/word/2012/wordml" xmlns:w16cex="http://schemas.microsoft.com/office/word/2018/wordml/cex" xmlns:w16cid="http://schemas.microsoft.com/office/word/2016/wordml/cid" xmlns:w16="http://schemas.microsoft.com/office/word/2018/wordml" xmlns:w16du="http://schemas.microsoft.com/office/word/2023/wordml/word16du" xmlns:w16sdtdh="http://schemas.microsoft.com/office/word/2020/wordml/sdtdatahash" xmlns:w16sdtfl="http://schemas.microsoft.com/office/word/2024/wordml/sdtformatlock" xmlns:w16se="http://schemas.microsoft.com/office/word/2015/wordml/symex" xmlns:wpg="http://schemas.microsoft.com/office/word/2010/wordprocessingGroup" xmlns:wpi="http://schemas.microsoft.com/office/word/2010/wordprocessingInk" xmlns:wne="http://schemas.microsoft.com/office/word/2006/wordml" xmlns:wps="http://schemas.microsoft.com/office/word/2010/wordprocessingShape" mc:Ignorable="w14 w15 w16se w16cid w16 w16cex w16sdtdh w16sdtfl w16du wp14">
   <w:p>
     <w:pPr>
@@ -4886,16 +10925,6 @@
 <w:hdr xmlns:wpc="http://schemas.microsoft.com/office/word/2010/wordprocessingCanvas" xmlns:cx="http://schemas.microsoft.com/office/drawing/2014/chartex" xmlns:cx1="http://schemas.microsoft.com/office/drawing/2015/9/8/chartex" xmlns:cx2="http://schemas.microsoft.com/office/drawing/2015/10/21/chartex" xmlns:cx3="http://schemas.microsoft.com/office/drawing/2016/5/9/chartex" xmlns:cx4="http://schemas.microsoft.com/office/drawing/2016/5/10/chartex" xmlns:cx5="http://schemas.microsoft.com/office/drawing/2016/5/11/chartex" xmlns:cx6="http://schemas.microsoft.com/office/drawing/2016/5/12/chartex" xmlns:cx7="http://schemas.microsoft.com/office/drawing/2016/5/13/chartex" xmlns:cx8="http://schemas.microsoft.com/office/drawing/2016/5/14/chartex" xmlns:mc="http://schemas.openxmlformats.org/markup-compatibility/2006" xmlns:aink="http://schemas.microsoft.com/office/drawing/2016/ink" xmlns:am3d="http://schemas.microsoft.com/office/drawing/2017/model3d" xmlns:o="urn:schemas-microsoft-com:office:office" xmlns:oel="http://schemas.microsoft.com/office/2019/extlst" xmlns:r="http://schemas.openxmlformats.org/officeDocument/2006/relationships" xmlns:m="http://schemas.openxmlformats.org/officeDocument/2006/math" xmlns:v="urn:schemas-microsoft-com:vml" xmlns:wp14="http://schemas.microsoft.com/office/word/2010/wordprocessingDrawing" xmlns:wp="http://schemas.openxmlformats.org/drawingml/2006/wordprocessingDrawing" xmlns:w10="urn:schemas-microsoft-com:office:word" xmlns:w="http://schemas.openxmlformats.org/wordprocessingml/2006/main" xmlns:w14="http://schemas.microsoft.com/office/word/2010/wordml" xmlns:w15="http://schemas.microsoft.com/office/word/2012/wordml" xmlns:w16cex="http://schemas.microsoft.com/office/word/2018/wordml/cex" xmlns:w16cid="http://schemas.microsoft.com/office/word/2016/wordml/cid" xmlns:w16="http://schemas.microsoft.com/office/word/2018/wordml" xmlns:w16du="http://schemas.microsoft.com/office/word/2023/wordml/word16du" xmlns:w16sdtdh="http://schemas.microsoft.com/office/word/2020/wordml/sdtdatahash" xmlns:w16sdtfl="http://schemas.microsoft.com/office/word/2024/wordml/sdtformatlock" xmlns:w16se="http://schemas.microsoft.com/office/word/2015/wordml/symex" xmlns:wpg="http://schemas.microsoft.com/office/word/2010/wordprocessingGroup" xmlns:wpi="http://schemas.microsoft.com/office/word/2010/wordprocessingInk" xmlns:wne="http://schemas.microsoft.com/office/word/2006/wordml" xmlns:wps="http://schemas.microsoft.com/office/word/2010/wordprocessingShape" mc:Ignorable="w14 w15 w16se w16cid w16 w16cex w16sdtdh w16sdtfl w16du wp14">
   <w:p>
     <w:pPr>
-      <w:pStyle w:val="Encabezado"/>
-    </w:pPr>
-  </w:p>
-</w:hdr>
-</file>
-
-<file path=word/header2.xml><?xml version="1.0" encoding="utf-8"?>
-<w:hdr xmlns:wpc="http://schemas.microsoft.com/office/word/2010/wordprocessingCanvas" xmlns:cx="http://schemas.microsoft.com/office/drawing/2014/chartex" xmlns:cx1="http://schemas.microsoft.com/office/drawing/2015/9/8/chartex" xmlns:cx2="http://schemas.microsoft.com/office/drawing/2015/10/21/chartex" xmlns:cx3="http://schemas.microsoft.com/office/drawing/2016/5/9/chartex" xmlns:cx4="http://schemas.microsoft.com/office/drawing/2016/5/10/chartex" xmlns:cx5="http://schemas.microsoft.com/office/drawing/2016/5/11/chartex" xmlns:cx6="http://schemas.microsoft.com/office/drawing/2016/5/12/chartex" xmlns:cx7="http://schemas.microsoft.com/office/drawing/2016/5/13/chartex" xmlns:cx8="http://schemas.microsoft.com/office/drawing/2016/5/14/chartex" xmlns:mc="http://schemas.openxmlformats.org/markup-compatibility/2006" xmlns:aink="http://schemas.microsoft.com/office/drawing/2016/ink" xmlns:am3d="http://schemas.microsoft.com/office/drawing/2017/model3d" xmlns:o="urn:schemas-microsoft-com:office:office" xmlns:oel="http://schemas.microsoft.com/office/2019/extlst" xmlns:r="http://schemas.openxmlformats.org/officeDocument/2006/relationships" xmlns:m="http://schemas.openxmlformats.org/officeDocument/2006/math" xmlns:v="urn:schemas-microsoft-com:vml" xmlns:wp14="http://schemas.microsoft.com/office/word/2010/wordprocessingDrawing" xmlns:wp="http://schemas.openxmlformats.org/drawingml/2006/wordprocessingDrawing" xmlns:w10="urn:schemas-microsoft-com:office:word" xmlns:w="http://schemas.openxmlformats.org/wordprocessingml/2006/main" xmlns:w14="http://schemas.microsoft.com/office/word/2010/wordml" xmlns:w15="http://schemas.microsoft.com/office/word/2012/wordml" xmlns:w16cex="http://schemas.microsoft.com/office/word/2018/wordml/cex" xmlns:w16cid="http://schemas.microsoft.com/office/word/2016/wordml/cid" xmlns:w16="http://schemas.microsoft.com/office/word/2018/wordml" xmlns:w16du="http://schemas.microsoft.com/office/word/2023/wordml/word16du" xmlns:w16sdtdh="http://schemas.microsoft.com/office/word/2020/wordml/sdtdatahash" xmlns:w16sdtfl="http://schemas.microsoft.com/office/word/2024/wordml/sdtformatlock" xmlns:w16se="http://schemas.microsoft.com/office/word/2015/wordml/symex" xmlns:wpg="http://schemas.microsoft.com/office/word/2010/wordprocessingGroup" xmlns:wpi="http://schemas.microsoft.com/office/word/2010/wordprocessingInk" xmlns:wne="http://schemas.microsoft.com/office/word/2006/wordml" xmlns:wps="http://schemas.microsoft.com/office/word/2010/wordprocessingShape" mc:Ignorable="w14 w15 w16se w16cid w16 w16cex w16sdtdh w16sdtfl w16du wp14">
-  <w:p>
-    <w:pPr>
       <w:spacing w:before="240" w:after="240"/>
       <w:ind w:right="360"/>
       <w:jc w:val="center"/>
@@ -4957,7 +10986,7 @@
 </w:hdr>
 </file>
 
-<file path=word/header3.xml><?xml version="1.0" encoding="utf-8"?>
+<file path=word/header2.xml><?xml version="1.0" encoding="utf-8"?>
 <w:hdr xmlns:wpc="http://schemas.microsoft.com/office/word/2010/wordprocessingCanvas" xmlns:cx="http://schemas.microsoft.com/office/drawing/2014/chartex" xmlns:cx1="http://schemas.microsoft.com/office/drawing/2015/9/8/chartex" xmlns:cx2="http://schemas.microsoft.com/office/drawing/2015/10/21/chartex" xmlns:cx3="http://schemas.microsoft.com/office/drawing/2016/5/9/chartex" xmlns:cx4="http://schemas.microsoft.com/office/drawing/2016/5/10/chartex" xmlns:cx5="http://schemas.microsoft.com/office/drawing/2016/5/11/chartex" xmlns:cx6="http://schemas.microsoft.com/office/drawing/2016/5/12/chartex" xmlns:cx7="http://schemas.microsoft.com/office/drawing/2016/5/13/chartex" xmlns:cx8="http://schemas.microsoft.com/office/drawing/2016/5/14/chartex" xmlns:mc="http://schemas.openxmlformats.org/markup-compatibility/2006" xmlns:aink="http://schemas.microsoft.com/office/drawing/2016/ink" xmlns:am3d="http://schemas.microsoft.com/office/drawing/2017/model3d" xmlns:o="urn:schemas-microsoft-com:office:office" xmlns:oel="http://schemas.microsoft.com/office/2019/extlst" xmlns:r="http://schemas.openxmlformats.org/officeDocument/2006/relationships" xmlns:m="http://schemas.openxmlformats.org/officeDocument/2006/math" xmlns:v="urn:schemas-microsoft-com:vml" xmlns:wp14="http://schemas.microsoft.com/office/word/2010/wordprocessingDrawing" xmlns:wp="http://schemas.openxmlformats.org/drawingml/2006/wordprocessingDrawing" xmlns:w10="urn:schemas-microsoft-com:office:word" xmlns:w="http://schemas.openxmlformats.org/wordprocessingml/2006/main" xmlns:w14="http://schemas.microsoft.com/office/word/2010/wordml" xmlns:w15="http://schemas.microsoft.com/office/word/2012/wordml" xmlns:w16cex="http://schemas.microsoft.com/office/word/2018/wordml/cex" xmlns:w16cid="http://schemas.microsoft.com/office/word/2016/wordml/cid" xmlns:w16="http://schemas.microsoft.com/office/word/2018/wordml" xmlns:w16du="http://schemas.microsoft.com/office/word/2023/wordml/word16du" xmlns:w16sdtdh="http://schemas.microsoft.com/office/word/2020/wordml/sdtdatahash" xmlns:w16sdtfl="http://schemas.microsoft.com/office/word/2024/wordml/sdtformatlock" xmlns:w16se="http://schemas.microsoft.com/office/word/2015/wordml/symex" xmlns:wpg="http://schemas.microsoft.com/office/word/2010/wordprocessingGroup" xmlns:wpi="http://schemas.microsoft.com/office/word/2010/wordprocessingInk" xmlns:wne="http://schemas.microsoft.com/office/word/2006/wordml" xmlns:wps="http://schemas.microsoft.com/office/word/2010/wordprocessingShape" mc:Ignorable="w14 w15 w16se w16cid w16 w16cex w16sdtdh w16sdtfl w16du wp14">
   <w:p>
     <w:pPr>
@@ -5543,6 +11572,244 @@
     </w:lvl>
   </w:abstractNum>
   <w:abstractNum w:abstractNumId="3" w15:restartNumberingAfterBreak="0">
+    <w:nsid w:val="16667DE6"/>
+    <w:multiLevelType w:val="multilevel"/>
+    <w:tmpl w:val="8556C716"/>
+    <w:lvl w:ilvl="0">
+      <w:start w:val="1"/>
+      <w:numFmt w:val="bullet"/>
+      <w:lvlText w:val=""/>
+      <w:lvlJc w:val="left"/>
+      <w:pPr>
+        <w:tabs>
+          <w:tab w:val="num" w:pos="720"/>
+        </w:tabs>
+        <w:ind w:left="720" w:hanging="360"/>
+      </w:pPr>
+      <w:rPr>
+        <w:rFonts w:ascii="Symbol" w:hAnsi="Symbol" w:hint="default"/>
+        <w:sz w:val="20"/>
+      </w:rPr>
+    </w:lvl>
+    <w:lvl w:ilvl="1" w:tentative="1">
+      <w:start w:val="1"/>
+      <w:numFmt w:val="bullet"/>
+      <w:lvlText w:val="o"/>
+      <w:lvlJc w:val="left"/>
+      <w:pPr>
+        <w:tabs>
+          <w:tab w:val="num" w:pos="1440"/>
+        </w:tabs>
+        <w:ind w:left="1440" w:hanging="360"/>
+      </w:pPr>
+      <w:rPr>
+        <w:rFonts w:ascii="Courier New" w:hAnsi="Courier New" w:hint="default"/>
+        <w:sz w:val="20"/>
+      </w:rPr>
+    </w:lvl>
+    <w:lvl w:ilvl="2" w:tentative="1">
+      <w:start w:val="1"/>
+      <w:numFmt w:val="bullet"/>
+      <w:lvlText w:val=""/>
+      <w:lvlJc w:val="left"/>
+      <w:pPr>
+        <w:tabs>
+          <w:tab w:val="num" w:pos="2160"/>
+        </w:tabs>
+        <w:ind w:left="2160" w:hanging="360"/>
+      </w:pPr>
+      <w:rPr>
+        <w:rFonts w:ascii="Wingdings" w:hAnsi="Wingdings" w:hint="default"/>
+        <w:sz w:val="20"/>
+      </w:rPr>
+    </w:lvl>
+    <w:lvl w:ilvl="3" w:tentative="1">
+      <w:start w:val="1"/>
+      <w:numFmt w:val="bullet"/>
+      <w:lvlText w:val=""/>
+      <w:lvlJc w:val="left"/>
+      <w:pPr>
+        <w:tabs>
+          <w:tab w:val="num" w:pos="2880"/>
+        </w:tabs>
+        <w:ind w:left="2880" w:hanging="360"/>
+      </w:pPr>
+      <w:rPr>
+        <w:rFonts w:ascii="Wingdings" w:hAnsi="Wingdings" w:hint="default"/>
+        <w:sz w:val="20"/>
+      </w:rPr>
+    </w:lvl>
+    <w:lvl w:ilvl="4" w:tentative="1">
+      <w:start w:val="1"/>
+      <w:numFmt w:val="bullet"/>
+      <w:lvlText w:val=""/>
+      <w:lvlJc w:val="left"/>
+      <w:pPr>
+        <w:tabs>
+          <w:tab w:val="num" w:pos="3600"/>
+        </w:tabs>
+        <w:ind w:left="3600" w:hanging="360"/>
+      </w:pPr>
+      <w:rPr>
+        <w:rFonts w:ascii="Wingdings" w:hAnsi="Wingdings" w:hint="default"/>
+        <w:sz w:val="20"/>
+      </w:rPr>
+    </w:lvl>
+    <w:lvl w:ilvl="5" w:tentative="1">
+      <w:start w:val="1"/>
+      <w:numFmt w:val="bullet"/>
+      <w:lvlText w:val=""/>
+      <w:lvlJc w:val="left"/>
+      <w:pPr>
+        <w:tabs>
+          <w:tab w:val="num" w:pos="4320"/>
+        </w:tabs>
+        <w:ind w:left="4320" w:hanging="360"/>
+      </w:pPr>
+      <w:rPr>
+        <w:rFonts w:ascii="Wingdings" w:hAnsi="Wingdings" w:hint="default"/>
+        <w:sz w:val="20"/>
+      </w:rPr>
+    </w:lvl>
+    <w:lvl w:ilvl="6" w:tentative="1">
+      <w:start w:val="1"/>
+      <w:numFmt w:val="bullet"/>
+      <w:lvlText w:val=""/>
+      <w:lvlJc w:val="left"/>
+      <w:pPr>
+        <w:tabs>
+          <w:tab w:val="num" w:pos="5040"/>
+        </w:tabs>
+        <w:ind w:left="5040" w:hanging="360"/>
+      </w:pPr>
+      <w:rPr>
+        <w:rFonts w:ascii="Wingdings" w:hAnsi="Wingdings" w:hint="default"/>
+        <w:sz w:val="20"/>
+      </w:rPr>
+    </w:lvl>
+    <w:lvl w:ilvl="7" w:tentative="1">
+      <w:start w:val="1"/>
+      <w:numFmt w:val="bullet"/>
+      <w:lvlText w:val=""/>
+      <w:lvlJc w:val="left"/>
+      <w:pPr>
+        <w:tabs>
+          <w:tab w:val="num" w:pos="5760"/>
+        </w:tabs>
+        <w:ind w:left="5760" w:hanging="360"/>
+      </w:pPr>
+      <w:rPr>
+        <w:rFonts w:ascii="Wingdings" w:hAnsi="Wingdings" w:hint="default"/>
+        <w:sz w:val="20"/>
+      </w:rPr>
+    </w:lvl>
+    <w:lvl w:ilvl="8" w:tentative="1">
+      <w:start w:val="1"/>
+      <w:numFmt w:val="bullet"/>
+      <w:lvlText w:val=""/>
+      <w:lvlJc w:val="left"/>
+      <w:pPr>
+        <w:tabs>
+          <w:tab w:val="num" w:pos="6480"/>
+        </w:tabs>
+        <w:ind w:left="6480" w:hanging="360"/>
+      </w:pPr>
+      <w:rPr>
+        <w:rFonts w:ascii="Wingdings" w:hAnsi="Wingdings" w:hint="default"/>
+        <w:sz w:val="20"/>
+      </w:rPr>
+    </w:lvl>
+  </w:abstractNum>
+  <w:abstractNum w:abstractNumId="4" w15:restartNumberingAfterBreak="0">
+    <w:nsid w:val="19D36E1B"/>
+    <w:multiLevelType w:val="hybridMultilevel"/>
+    <w:tmpl w:val="B832EB36"/>
+    <w:lvl w:ilvl="0" w:tplc="080A000F">
+      <w:start w:val="1"/>
+      <w:numFmt w:val="decimal"/>
+      <w:lvlText w:val="%1."/>
+      <w:lvlJc w:val="left"/>
+      <w:pPr>
+        <w:ind w:left="720" w:hanging="360"/>
+      </w:pPr>
+      <w:rPr>
+        <w:rFonts w:hint="default"/>
+      </w:rPr>
+    </w:lvl>
+    <w:lvl w:ilvl="1" w:tplc="080A0019" w:tentative="1">
+      <w:start w:val="1"/>
+      <w:numFmt w:val="lowerLetter"/>
+      <w:lvlText w:val="%2."/>
+      <w:lvlJc w:val="left"/>
+      <w:pPr>
+        <w:ind w:left="1440" w:hanging="360"/>
+      </w:pPr>
+    </w:lvl>
+    <w:lvl w:ilvl="2" w:tplc="080A001B" w:tentative="1">
+      <w:start w:val="1"/>
+      <w:numFmt w:val="lowerRoman"/>
+      <w:lvlText w:val="%3."/>
+      <w:lvlJc w:val="right"/>
+      <w:pPr>
+        <w:ind w:left="2160" w:hanging="180"/>
+      </w:pPr>
+    </w:lvl>
+    <w:lvl w:ilvl="3" w:tplc="080A000F" w:tentative="1">
+      <w:start w:val="1"/>
+      <w:numFmt w:val="decimal"/>
+      <w:lvlText w:val="%4."/>
+      <w:lvlJc w:val="left"/>
+      <w:pPr>
+        <w:ind w:left="2880" w:hanging="360"/>
+      </w:pPr>
+    </w:lvl>
+    <w:lvl w:ilvl="4" w:tplc="080A0019" w:tentative="1">
+      <w:start w:val="1"/>
+      <w:numFmt w:val="lowerLetter"/>
+      <w:lvlText w:val="%5."/>
+      <w:lvlJc w:val="left"/>
+      <w:pPr>
+        <w:ind w:left="3600" w:hanging="360"/>
+      </w:pPr>
+    </w:lvl>
+    <w:lvl w:ilvl="5" w:tplc="080A001B" w:tentative="1">
+      <w:start w:val="1"/>
+      <w:numFmt w:val="lowerRoman"/>
+      <w:lvlText w:val="%6."/>
+      <w:lvlJc w:val="right"/>
+      <w:pPr>
+        <w:ind w:left="4320" w:hanging="180"/>
+      </w:pPr>
+    </w:lvl>
+    <w:lvl w:ilvl="6" w:tplc="080A000F" w:tentative="1">
+      <w:start w:val="1"/>
+      <w:numFmt w:val="decimal"/>
+      <w:lvlText w:val="%7."/>
+      <w:lvlJc w:val="left"/>
+      <w:pPr>
+        <w:ind w:left="5040" w:hanging="360"/>
+      </w:pPr>
+    </w:lvl>
+    <w:lvl w:ilvl="7" w:tplc="080A0019" w:tentative="1">
+      <w:start w:val="1"/>
+      <w:numFmt w:val="lowerLetter"/>
+      <w:lvlText w:val="%8."/>
+      <w:lvlJc w:val="left"/>
+      <w:pPr>
+        <w:ind w:left="5760" w:hanging="360"/>
+      </w:pPr>
+    </w:lvl>
+    <w:lvl w:ilvl="8" w:tplc="080A001B" w:tentative="1">
+      <w:start w:val="1"/>
+      <w:numFmt w:val="lowerRoman"/>
+      <w:lvlText w:val="%9."/>
+      <w:lvlJc w:val="right"/>
+      <w:pPr>
+        <w:ind w:left="6480" w:hanging="180"/>
+      </w:pPr>
+    </w:lvl>
+  </w:abstractNum>
+  <w:abstractNum w:abstractNumId="5" w15:restartNumberingAfterBreak="0">
     <w:nsid w:val="1C80070B"/>
     <w:multiLevelType w:val="hybridMultilevel"/>
     <w:tmpl w:val="ACDC15C2"/>
@@ -5655,7 +11922,7 @@
       </w:rPr>
     </w:lvl>
   </w:abstractNum>
-  <w:abstractNum w:abstractNumId="4" w15:restartNumberingAfterBreak="0">
+  <w:abstractNum w:abstractNumId="6" w15:restartNumberingAfterBreak="0">
     <w:nsid w:val="211D1601"/>
     <w:multiLevelType w:val="multilevel"/>
     <w:tmpl w:val="96DE6338"/>
@@ -5804,7 +12071,7 @@
       </w:rPr>
     </w:lvl>
   </w:abstractNum>
-  <w:abstractNum w:abstractNumId="5" w15:restartNumberingAfterBreak="0">
+  <w:abstractNum w:abstractNumId="7" w15:restartNumberingAfterBreak="0">
     <w:nsid w:val="24D6544F"/>
     <w:multiLevelType w:val="hybridMultilevel"/>
     <w:tmpl w:val="5278200C"/>
@@ -5917,7 +12184,7 @@
       </w:rPr>
     </w:lvl>
   </w:abstractNum>
-  <w:abstractNum w:abstractNumId="6" w15:restartNumberingAfterBreak="0">
+  <w:abstractNum w:abstractNumId="8" w15:restartNumberingAfterBreak="0">
     <w:nsid w:val="2DBB28C9"/>
     <w:multiLevelType w:val="hybridMultilevel"/>
     <w:tmpl w:val="96C6B5A2"/>
@@ -6006,7 +12273,96 @@
       </w:pPr>
     </w:lvl>
   </w:abstractNum>
-  <w:abstractNum w:abstractNumId="7" w15:restartNumberingAfterBreak="0">
+  <w:abstractNum w:abstractNumId="9" w15:restartNumberingAfterBreak="0">
+    <w:nsid w:val="2EA40209"/>
+    <w:multiLevelType w:val="hybridMultilevel"/>
+    <w:tmpl w:val="EDD83E86"/>
+    <w:lvl w:ilvl="0" w:tplc="080A000F">
+      <w:start w:val="1"/>
+      <w:numFmt w:val="decimal"/>
+      <w:lvlText w:val="%1."/>
+      <w:lvlJc w:val="left"/>
+      <w:pPr>
+        <w:ind w:left="720" w:hanging="360"/>
+      </w:pPr>
+      <w:rPr>
+        <w:rFonts w:hint="default"/>
+      </w:rPr>
+    </w:lvl>
+    <w:lvl w:ilvl="1" w:tplc="080A0019" w:tentative="1">
+      <w:start w:val="1"/>
+      <w:numFmt w:val="lowerLetter"/>
+      <w:lvlText w:val="%2."/>
+      <w:lvlJc w:val="left"/>
+      <w:pPr>
+        <w:ind w:left="1440" w:hanging="360"/>
+      </w:pPr>
+    </w:lvl>
+    <w:lvl w:ilvl="2" w:tplc="080A001B" w:tentative="1">
+      <w:start w:val="1"/>
+      <w:numFmt w:val="lowerRoman"/>
+      <w:lvlText w:val="%3."/>
+      <w:lvlJc w:val="right"/>
+      <w:pPr>
+        <w:ind w:left="2160" w:hanging="180"/>
+      </w:pPr>
+    </w:lvl>
+    <w:lvl w:ilvl="3" w:tplc="080A000F" w:tentative="1">
+      <w:start w:val="1"/>
+      <w:numFmt w:val="decimal"/>
+      <w:lvlText w:val="%4."/>
+      <w:lvlJc w:val="left"/>
+      <w:pPr>
+        <w:ind w:left="2880" w:hanging="360"/>
+      </w:pPr>
+    </w:lvl>
+    <w:lvl w:ilvl="4" w:tplc="080A0019" w:tentative="1">
+      <w:start w:val="1"/>
+      <w:numFmt w:val="lowerLetter"/>
+      <w:lvlText w:val="%5."/>
+      <w:lvlJc w:val="left"/>
+      <w:pPr>
+        <w:ind w:left="3600" w:hanging="360"/>
+      </w:pPr>
+    </w:lvl>
+    <w:lvl w:ilvl="5" w:tplc="080A001B" w:tentative="1">
+      <w:start w:val="1"/>
+      <w:numFmt w:val="lowerRoman"/>
+      <w:lvlText w:val="%6."/>
+      <w:lvlJc w:val="right"/>
+      <w:pPr>
+        <w:ind w:left="4320" w:hanging="180"/>
+      </w:pPr>
+    </w:lvl>
+    <w:lvl w:ilvl="6" w:tplc="080A000F" w:tentative="1">
+      <w:start w:val="1"/>
+      <w:numFmt w:val="decimal"/>
+      <w:lvlText w:val="%7."/>
+      <w:lvlJc w:val="left"/>
+      <w:pPr>
+        <w:ind w:left="5040" w:hanging="360"/>
+      </w:pPr>
+    </w:lvl>
+    <w:lvl w:ilvl="7" w:tplc="080A0019" w:tentative="1">
+      <w:start w:val="1"/>
+      <w:numFmt w:val="lowerLetter"/>
+      <w:lvlText w:val="%8."/>
+      <w:lvlJc w:val="left"/>
+      <w:pPr>
+        <w:ind w:left="5760" w:hanging="360"/>
+      </w:pPr>
+    </w:lvl>
+    <w:lvl w:ilvl="8" w:tplc="080A001B" w:tentative="1">
+      <w:start w:val="1"/>
+      <w:numFmt w:val="lowerRoman"/>
+      <w:lvlText w:val="%9."/>
+      <w:lvlJc w:val="right"/>
+      <w:pPr>
+        <w:ind w:left="6480" w:hanging="180"/>
+      </w:pPr>
+    </w:lvl>
+  </w:abstractNum>
+  <w:abstractNum w:abstractNumId="10" w15:restartNumberingAfterBreak="0">
     <w:nsid w:val="2F5D3740"/>
     <w:multiLevelType w:val="multilevel"/>
     <w:tmpl w:val="AD5E62A8"/>
@@ -6155,7 +12511,7 @@
       </w:rPr>
     </w:lvl>
   </w:abstractNum>
-  <w:abstractNum w:abstractNumId="8" w15:restartNumberingAfterBreak="0">
+  <w:abstractNum w:abstractNumId="11" w15:restartNumberingAfterBreak="0">
     <w:nsid w:val="322D15D4"/>
     <w:multiLevelType w:val="hybridMultilevel"/>
     <w:tmpl w:val="333E1C76"/>
@@ -6268,7 +12624,7 @@
       </w:rPr>
     </w:lvl>
   </w:abstractNum>
-  <w:abstractNum w:abstractNumId="9" w15:restartNumberingAfterBreak="0">
+  <w:abstractNum w:abstractNumId="12" w15:restartNumberingAfterBreak="0">
     <w:nsid w:val="334D59E5"/>
     <w:multiLevelType w:val="multilevel"/>
     <w:tmpl w:val="DD103852"/>
@@ -6417,7 +12773,7 @@
       </w:rPr>
     </w:lvl>
   </w:abstractNum>
-  <w:abstractNum w:abstractNumId="10" w15:restartNumberingAfterBreak="0">
+  <w:abstractNum w:abstractNumId="13" w15:restartNumberingAfterBreak="0">
     <w:nsid w:val="3D496BA5"/>
     <w:multiLevelType w:val="multilevel"/>
     <w:tmpl w:val="8A205DA0"/>
@@ -6530,7 +12886,7 @@
       </w:rPr>
     </w:lvl>
   </w:abstractNum>
-  <w:abstractNum w:abstractNumId="11" w15:restartNumberingAfterBreak="0">
+  <w:abstractNum w:abstractNumId="14" w15:restartNumberingAfterBreak="0">
     <w:nsid w:val="3EC121B3"/>
     <w:multiLevelType w:val="multilevel"/>
     <w:tmpl w:val="024C6218"/>
@@ -6679,7 +13035,7 @@
       </w:rPr>
     </w:lvl>
   </w:abstractNum>
-  <w:abstractNum w:abstractNumId="12" w15:restartNumberingAfterBreak="0">
+  <w:abstractNum w:abstractNumId="15" w15:restartNumberingAfterBreak="0">
     <w:nsid w:val="4D464AE9"/>
     <w:multiLevelType w:val="hybridMultilevel"/>
     <w:tmpl w:val="367243C0"/>
@@ -6792,7 +13148,7 @@
       </w:rPr>
     </w:lvl>
   </w:abstractNum>
-  <w:abstractNum w:abstractNumId="13" w15:restartNumberingAfterBreak="0">
+  <w:abstractNum w:abstractNumId="16" w15:restartNumberingAfterBreak="0">
     <w:nsid w:val="4DF275F1"/>
     <w:multiLevelType w:val="multilevel"/>
     <w:tmpl w:val="E48ED508"/>
@@ -6941,7 +13297,7 @@
       </w:rPr>
     </w:lvl>
   </w:abstractNum>
-  <w:abstractNum w:abstractNumId="14" w15:restartNumberingAfterBreak="0">
+  <w:abstractNum w:abstractNumId="17" w15:restartNumberingAfterBreak="0">
     <w:nsid w:val="4FD92DB0"/>
     <w:multiLevelType w:val="hybridMultilevel"/>
     <w:tmpl w:val="FFFFFFFF"/>
@@ -7054,7 +13410,7 @@
       </w:rPr>
     </w:lvl>
   </w:abstractNum>
-  <w:abstractNum w:abstractNumId="15" w15:restartNumberingAfterBreak="0">
+  <w:abstractNum w:abstractNumId="18" w15:restartNumberingAfterBreak="0">
     <w:nsid w:val="5729757A"/>
     <w:multiLevelType w:val="hybridMultilevel"/>
     <w:tmpl w:val="2D30050E"/>
@@ -7167,7 +13523,7 @@
       </w:rPr>
     </w:lvl>
   </w:abstractNum>
-  <w:abstractNum w:abstractNumId="16" w15:restartNumberingAfterBreak="0">
+  <w:abstractNum w:abstractNumId="19" w15:restartNumberingAfterBreak="0">
     <w:nsid w:val="58CAF887"/>
     <w:multiLevelType w:val="hybridMultilevel"/>
     <w:tmpl w:val="FFFFFFFF"/>
@@ -7280,7 +13636,7 @@
       </w:rPr>
     </w:lvl>
   </w:abstractNum>
-  <w:abstractNum w:abstractNumId="17" w15:restartNumberingAfterBreak="0">
+  <w:abstractNum w:abstractNumId="20" w15:restartNumberingAfterBreak="0">
     <w:nsid w:val="58F44FCA"/>
     <w:multiLevelType w:val="hybridMultilevel"/>
     <w:tmpl w:val="81646128"/>
@@ -7369,7 +13725,7 @@
       </w:pPr>
     </w:lvl>
   </w:abstractNum>
-  <w:abstractNum w:abstractNumId="18" w15:restartNumberingAfterBreak="0">
+  <w:abstractNum w:abstractNumId="21" w15:restartNumberingAfterBreak="0">
     <w:nsid w:val="59EE50BA"/>
     <w:multiLevelType w:val="multilevel"/>
     <w:tmpl w:val="47143C08"/>
@@ -7518,7 +13874,7 @@
       </w:rPr>
     </w:lvl>
   </w:abstractNum>
-  <w:abstractNum w:abstractNumId="19" w15:restartNumberingAfterBreak="0">
+  <w:abstractNum w:abstractNumId="22" w15:restartNumberingAfterBreak="0">
     <w:nsid w:val="5DCB097F"/>
     <w:multiLevelType w:val="multilevel"/>
     <w:tmpl w:val="FBE2BC94"/>
@@ -7667,7 +14023,7 @@
       </w:rPr>
     </w:lvl>
   </w:abstractNum>
-  <w:abstractNum w:abstractNumId="20" w15:restartNumberingAfterBreak="0">
+  <w:abstractNum w:abstractNumId="23" w15:restartNumberingAfterBreak="0">
     <w:nsid w:val="66811E5D"/>
     <w:multiLevelType w:val="hybridMultilevel"/>
     <w:tmpl w:val="3F3676F4"/>
@@ -7780,7 +14136,7 @@
       </w:rPr>
     </w:lvl>
   </w:abstractNum>
-  <w:abstractNum w:abstractNumId="21" w15:restartNumberingAfterBreak="0">
+  <w:abstractNum w:abstractNumId="24" w15:restartNumberingAfterBreak="0">
     <w:nsid w:val="66B61D79"/>
     <w:multiLevelType w:val="multilevel"/>
     <w:tmpl w:val="DD8243AE"/>
@@ -7929,7 +14285,7 @@
       </w:rPr>
     </w:lvl>
   </w:abstractNum>
-  <w:abstractNum w:abstractNumId="22" w15:restartNumberingAfterBreak="0">
+  <w:abstractNum w:abstractNumId="25" w15:restartNumberingAfterBreak="0">
     <w:nsid w:val="66BF7B0D"/>
     <w:multiLevelType w:val="multilevel"/>
     <w:tmpl w:val="D4D0CAFE"/>
@@ -8078,7 +14434,7 @@
       </w:rPr>
     </w:lvl>
   </w:abstractNum>
-  <w:abstractNum w:abstractNumId="23" w15:restartNumberingAfterBreak="0">
+  <w:abstractNum w:abstractNumId="26" w15:restartNumberingAfterBreak="0">
     <w:nsid w:val="6B894852"/>
     <w:multiLevelType w:val="hybridMultilevel"/>
     <w:tmpl w:val="52C00470"/>
@@ -8191,7 +14547,7 @@
       </w:rPr>
     </w:lvl>
   </w:abstractNum>
-  <w:abstractNum w:abstractNumId="24" w15:restartNumberingAfterBreak="0">
+  <w:abstractNum w:abstractNumId="27" w15:restartNumberingAfterBreak="0">
     <w:nsid w:val="72270D89"/>
     <w:multiLevelType w:val="multilevel"/>
     <w:tmpl w:val="06DEB1F6"/>
@@ -8340,7 +14696,7 @@
       </w:rPr>
     </w:lvl>
   </w:abstractNum>
-  <w:abstractNum w:abstractNumId="25" w15:restartNumberingAfterBreak="0">
+  <w:abstractNum w:abstractNumId="28" w15:restartNumberingAfterBreak="0">
     <w:nsid w:val="72E32FBB"/>
     <w:multiLevelType w:val="hybridMultilevel"/>
     <w:tmpl w:val="A44A3E7A"/>
@@ -8426,7 +14782,7 @@
       </w:pPr>
     </w:lvl>
   </w:abstractNum>
-  <w:abstractNum w:abstractNumId="26" w15:restartNumberingAfterBreak="0">
+  <w:abstractNum w:abstractNumId="29" w15:restartNumberingAfterBreak="0">
     <w:nsid w:val="754DE27A"/>
     <w:multiLevelType w:val="hybridMultilevel"/>
     <w:tmpl w:val="17DA8730"/>
@@ -8539,7 +14895,7 @@
       </w:rPr>
     </w:lvl>
   </w:abstractNum>
-  <w:abstractNum w:abstractNumId="27" w15:restartNumberingAfterBreak="0">
+  <w:abstractNum w:abstractNumId="30" w15:restartNumberingAfterBreak="0">
     <w:nsid w:val="76015658"/>
     <w:multiLevelType w:val="multilevel"/>
     <w:tmpl w:val="77B00166"/>
@@ -8688,7 +15044,7 @@
       </w:rPr>
     </w:lvl>
   </w:abstractNum>
-  <w:abstractNum w:abstractNumId="28" w15:restartNumberingAfterBreak="0">
+  <w:abstractNum w:abstractNumId="31" w15:restartNumberingAfterBreak="0">
     <w:nsid w:val="7B7F0AB1"/>
     <w:multiLevelType w:val="multilevel"/>
     <w:tmpl w:val="1FFC86AC"/>
@@ -8834,49 +15190,49 @@
     </w:lvl>
   </w:abstractNum>
   <w:num w:numId="1" w16cid:durableId="663239765">
+    <w:abstractNumId w:val="29"/>
+  </w:num>
+  <w:num w:numId="2" w16cid:durableId="1441677443">
+    <w:abstractNumId w:val="13"/>
+  </w:num>
+  <w:num w:numId="3" w16cid:durableId="1985424797">
+    <w:abstractNumId w:val="23"/>
+  </w:num>
+  <w:num w:numId="4" w16cid:durableId="1675721017">
+    <w:abstractNumId w:val="5"/>
+  </w:num>
+  <w:num w:numId="5" w16cid:durableId="1135416958">
+    <w:abstractNumId w:val="15"/>
+  </w:num>
+  <w:num w:numId="6" w16cid:durableId="1466578746">
+    <w:abstractNumId w:val="11"/>
+  </w:num>
+  <w:num w:numId="7" w16cid:durableId="722682578">
+    <w:abstractNumId w:val="8"/>
+  </w:num>
+  <w:num w:numId="8" w16cid:durableId="1852135835">
+    <w:abstractNumId w:val="17"/>
+  </w:num>
+  <w:num w:numId="9" w16cid:durableId="172112256">
+    <w:abstractNumId w:val="19"/>
+  </w:num>
+  <w:num w:numId="10" w16cid:durableId="837161724">
+    <w:abstractNumId w:val="7"/>
+  </w:num>
+  <w:num w:numId="11" w16cid:durableId="1375811216">
+    <w:abstractNumId w:val="20"/>
+  </w:num>
+  <w:num w:numId="12" w16cid:durableId="604071572">
+    <w:abstractNumId w:val="18"/>
+  </w:num>
+  <w:num w:numId="13" w16cid:durableId="1685789416">
     <w:abstractNumId w:val="26"/>
   </w:num>
-  <w:num w:numId="2" w16cid:durableId="1441677443">
-    <w:abstractNumId w:val="10"/>
-  </w:num>
-  <w:num w:numId="3" w16cid:durableId="1985424797">
-    <w:abstractNumId w:val="20"/>
-  </w:num>
-  <w:num w:numId="4" w16cid:durableId="1675721017">
-    <w:abstractNumId w:val="3"/>
-  </w:num>
-  <w:num w:numId="5" w16cid:durableId="1135416958">
-    <w:abstractNumId w:val="12"/>
-  </w:num>
-  <w:num w:numId="6" w16cid:durableId="1466578746">
-    <w:abstractNumId w:val="8"/>
-  </w:num>
-  <w:num w:numId="7" w16cid:durableId="722682578">
-    <w:abstractNumId w:val="6"/>
-  </w:num>
-  <w:num w:numId="8" w16cid:durableId="1852135835">
-    <w:abstractNumId w:val="14"/>
-  </w:num>
-  <w:num w:numId="9" w16cid:durableId="172112256">
-    <w:abstractNumId w:val="16"/>
-  </w:num>
-  <w:num w:numId="10" w16cid:durableId="837161724">
-    <w:abstractNumId w:val="5"/>
-  </w:num>
-  <w:num w:numId="11" w16cid:durableId="1375811216">
-    <w:abstractNumId w:val="17"/>
-  </w:num>
-  <w:num w:numId="12" w16cid:durableId="604071572">
-    <w:abstractNumId w:val="15"/>
-  </w:num>
-  <w:num w:numId="13" w16cid:durableId="1685789416">
-    <w:abstractNumId w:val="23"/>
-  </w:num>
   <w:num w:numId="14" w16cid:durableId="1630748004">
-    <w:abstractNumId w:val="21"/>
+    <w:abstractNumId w:val="24"/>
   </w:num>
   <w:num w:numId="15" w16cid:durableId="1731465916">
-    <w:abstractNumId w:val="19"/>
+    <w:abstractNumId w:val="22"/>
   </w:num>
   <w:num w:numId="16" w16cid:durableId="374935230">
     <w:abstractNumId w:val="2"/>
@@ -8885,40 +15241,49 @@
     <w:abstractNumId w:val="1"/>
   </w:num>
   <w:num w:numId="18" w16cid:durableId="458837355">
-    <w:abstractNumId w:val="11"/>
+    <w:abstractNumId w:val="14"/>
   </w:num>
   <w:num w:numId="19" w16cid:durableId="1183276431">
-    <w:abstractNumId w:val="13"/>
+    <w:abstractNumId w:val="16"/>
   </w:num>
   <w:num w:numId="20" w16cid:durableId="1854176499">
-    <w:abstractNumId w:val="4"/>
+    <w:abstractNumId w:val="6"/>
   </w:num>
   <w:num w:numId="21" w16cid:durableId="1901751326">
-    <w:abstractNumId w:val="24"/>
+    <w:abstractNumId w:val="27"/>
   </w:num>
   <w:num w:numId="22" w16cid:durableId="1276324558">
-    <w:abstractNumId w:val="18"/>
+    <w:abstractNumId w:val="21"/>
   </w:num>
   <w:num w:numId="23" w16cid:durableId="457145433">
-    <w:abstractNumId w:val="9"/>
+    <w:abstractNumId w:val="12"/>
   </w:num>
   <w:num w:numId="24" w16cid:durableId="2054380092">
     <w:abstractNumId w:val="0"/>
   </w:num>
   <w:num w:numId="25" w16cid:durableId="900487079">
-    <w:abstractNumId w:val="22"/>
+    <w:abstractNumId w:val="25"/>
   </w:num>
   <w:num w:numId="26" w16cid:durableId="230042505">
-    <w:abstractNumId w:val="27"/>
+    <w:abstractNumId w:val="30"/>
   </w:num>
   <w:num w:numId="27" w16cid:durableId="1955482355">
+    <w:abstractNumId w:val="31"/>
+  </w:num>
+  <w:num w:numId="28" w16cid:durableId="1407919635">
+    <w:abstractNumId w:val="10"/>
+  </w:num>
+  <w:num w:numId="29" w16cid:durableId="1786457804">
     <w:abstractNumId w:val="28"/>
   </w:num>
-  <w:num w:numId="28" w16cid:durableId="1407919635">
-    <w:abstractNumId w:val="7"/>
+  <w:num w:numId="30" w16cid:durableId="1022975971">
+    <w:abstractNumId w:val="3"/>
   </w:num>
-  <w:num w:numId="29" w16cid:durableId="1786457804">
-    <w:abstractNumId w:val="25"/>
+  <w:num w:numId="31" w16cid:durableId="940452806">
+    <w:abstractNumId w:val="9"/>
+  </w:num>
+  <w:num w:numId="32" w16cid:durableId="1587693054">
+    <w:abstractNumId w:val="4"/>
   </w:num>
 </w:numbering>
 </file>
@@ -9327,6 +15692,7 @@
     <w:name w:val="heading 1"/>
     <w:basedOn w:val="Normal"/>
     <w:next w:val="Normal"/>
+    <w:link w:val="Ttulo1Car"/>
     <w:uiPriority w:val="9"/>
     <w:qFormat/>
     <w:pPr>
@@ -9363,6 +15729,7 @@
     <w:name w:val="heading 3"/>
     <w:basedOn w:val="Normal"/>
     <w:next w:val="Normal"/>
+    <w:link w:val="Ttulo3Car"/>
     <w:uiPriority w:val="9"/>
     <w:unhideWhenUsed/>
     <w:qFormat/>
@@ -9829,6 +16196,76 @@
       <w:bCs/>
     </w:rPr>
   </w:style>
+  <w:style w:type="character" w:customStyle="1" w:styleId="Ttulo3Car">
+    <w:name w:val="Título 3 Car"/>
+    <w:basedOn w:val="Fuentedeprrafopredeter"/>
+    <w:link w:val="Ttulo3"/>
+    <w:uiPriority w:val="9"/>
+    <w:rsid w:val="00837DA7"/>
+    <w:rPr>
+      <w:color w:val="434343"/>
+      <w:sz w:val="28"/>
+      <w:szCs w:val="28"/>
+    </w:rPr>
+  </w:style>
+  <w:style w:type="character" w:customStyle="1" w:styleId="citation-64">
+    <w:name w:val="citation-64"/>
+    <w:basedOn w:val="Fuentedeprrafopredeter"/>
+    <w:rsid w:val="00685457"/>
+  </w:style>
+  <w:style w:type="character" w:customStyle="1" w:styleId="citation-62">
+    <w:name w:val="citation-62"/>
+    <w:basedOn w:val="Fuentedeprrafopredeter"/>
+    <w:rsid w:val="00685457"/>
+  </w:style>
+  <w:style w:type="character" w:customStyle="1" w:styleId="citation-61">
+    <w:name w:val="citation-61"/>
+    <w:basedOn w:val="Fuentedeprrafopredeter"/>
+    <w:rsid w:val="00685457"/>
+  </w:style>
+  <w:style w:type="character" w:customStyle="1" w:styleId="citation-60">
+    <w:name w:val="citation-60"/>
+    <w:basedOn w:val="Fuentedeprrafopredeter"/>
+    <w:rsid w:val="00685457"/>
+  </w:style>
+  <w:style w:type="character" w:customStyle="1" w:styleId="citation-59">
+    <w:name w:val="citation-59"/>
+    <w:basedOn w:val="Fuentedeprrafopredeter"/>
+    <w:rsid w:val="00685457"/>
+  </w:style>
+  <w:style w:type="character" w:customStyle="1" w:styleId="citation-58">
+    <w:name w:val="citation-58"/>
+    <w:basedOn w:val="Fuentedeprrafopredeter"/>
+    <w:rsid w:val="00685457"/>
+  </w:style>
+  <w:style w:type="character" w:customStyle="1" w:styleId="citation-57">
+    <w:name w:val="citation-57"/>
+    <w:basedOn w:val="Fuentedeprrafopredeter"/>
+    <w:rsid w:val="00685457"/>
+  </w:style>
+  <w:style w:type="character" w:customStyle="1" w:styleId="Ttulo1Car">
+    <w:name w:val="Título 1 Car"/>
+    <w:basedOn w:val="Fuentedeprrafopredeter"/>
+    <w:link w:val="Ttulo1"/>
+    <w:uiPriority w:val="9"/>
+    <w:rsid w:val="005421AD"/>
+    <w:rPr>
+      <w:sz w:val="40"/>
+      <w:szCs w:val="40"/>
+    </w:rPr>
+  </w:style>
+  <w:style w:type="character" w:styleId="Mencinsinresolver">
+    <w:name w:val="Unresolved Mention"/>
+    <w:basedOn w:val="Fuentedeprrafopredeter"/>
+    <w:uiPriority w:val="99"/>
+    <w:semiHidden/>
+    <w:unhideWhenUsed/>
+    <w:rsid w:val="00946FFD"/>
+    <w:rPr>
+      <w:color w:val="605E5C"/>
+      <w:shd w:val="clear" w:color="auto" w:fill="E1DFDD"/>
+    </w:rPr>
+  </w:style>
 </w:styles>
 </file>
 
